--- a/Demanda CETRAN/templates/template_parecer.docx
+++ b/Demanda CETRAN/templates/template_parecer.docx
@@ -1,6 +1,6 @@
 
 <file path=word/document.xml><?xml version="1.0" encoding="utf-8"?>
-<w:document xmlns:wpc="http://schemas.microsoft.com/office/word/2010/wordprocessingCanvas" xmlns:cx="http://schemas.microsoft.com/office/drawing/2014/chartex" xmlns:cx1="http://schemas.microsoft.com/office/drawing/2015/9/8/chartex" xmlns:cx2="http://schemas.microsoft.com/office/drawing/2015/10/21/chartex" xmlns:cx3="http://schemas.microsoft.com/office/drawing/2016/5/9/chartex" xmlns:cx4="http://schemas.microsoft.com/office/drawing/2016/5/10/chartex" xmlns:cx5="http://schemas.microsoft.com/office/drawing/2016/5/11/chartex" xmlns:cx6="http://schemas.microsoft.com/office/drawing/2016/5/12/chartex" xmlns:cx7="http://schemas.microsoft.com/office/drawing/2016/5/13/chartex" xmlns:cx8="http://schemas.microsoft.com/office/drawing/2016/5/14/chartex" xmlns:mc="http://schemas.openxmlformats.org/markup-compatibility/2006" xmlns:aink="http://schemas.microsoft.com/office/drawing/2016/ink" xmlns:am3d="http://schemas.microsoft.com/office/drawing/2017/model3d" xmlns:o="urn:schemas-microsoft-com:office:office" xmlns:oel="http://schemas.microsoft.com/office/2019/extlst" xmlns:r="http://schemas.openxmlformats.org/officeDocument/2006/relationships" xmlns:m="http://schemas.openxmlformats.org/officeDocument/2006/math" xmlns:v="urn:schemas-microsoft-com:vml" xmlns:wp14="http://schemas.microsoft.com/office/word/2010/wordprocessingDrawing" xmlns:wp="http://schemas.openxmlformats.org/drawingml/2006/wordprocessingDrawing" xmlns:w10="urn:schemas-microsoft-com:office:word" xmlns:w="http://schemas.openxmlformats.org/wordprocessingml/2006/main" xmlns:w14="http://schemas.microsoft.com/office/word/2010/wordml" xmlns:w15="http://schemas.microsoft.com/office/word/2012/wordml" xmlns:w16cex="http://schemas.microsoft.com/office/word/2018/wordml/cex" xmlns:w16cid="http://schemas.microsoft.com/office/word/2016/wordml/cid" xmlns:w16="http://schemas.microsoft.com/office/word/2018/wordml" xmlns:w16du="http://schemas.microsoft.com/office/word/2023/wordml/word16du" xmlns:w16sdtdh="http://schemas.microsoft.com/office/word/2020/wordml/sdtdatahash" xmlns:w16sdtfl="http://schemas.microsoft.com/office/word/2024/wordml/sdtformatlock" xmlns:w16se="http://schemas.microsoft.com/office/word/2015/wordml/symex" xmlns:wpg="http://schemas.microsoft.com/office/word/2010/wordprocessingGroup" xmlns:wpi="http://schemas.microsoft.com/office/word/2010/wordprocessingInk" xmlns:wne="http://schemas.microsoft.com/office/word/2006/wordml" xmlns:wps="http://schemas.microsoft.com/office/word/2010/wordprocessingShape" mc:Ignorable="w14 w15 w16se w16cid w16 w16cex w16sdtdh w16sdtfl w16du wp14">
+<w:document xmlns:wpc="http://schemas.microsoft.com/office/word/2010/wordprocessingCanvas" xmlns:cx="http://schemas.microsoft.com/office/drawing/2014/chartex" xmlns:cx1="http://schemas.microsoft.com/office/drawing/2015/9/8/chartex" xmlns:mc="http://schemas.openxmlformats.org/markup-compatibility/2006" xmlns:o="urn:schemas-microsoft-com:office:office" xmlns:r="http://schemas.openxmlformats.org/officeDocument/2006/relationships" xmlns:m="http://schemas.openxmlformats.org/officeDocument/2006/math" xmlns:v="urn:schemas-microsoft-com:vml" xmlns:wp14="http://schemas.microsoft.com/office/word/2010/wordprocessingDrawing" xmlns:wp="http://schemas.openxmlformats.org/drawingml/2006/wordprocessingDrawing" xmlns:w10="urn:schemas-microsoft-com:office:word" xmlns:w="http://schemas.openxmlformats.org/wordprocessingml/2006/main" xmlns:w14="http://schemas.microsoft.com/office/word/2010/wordml" xmlns:w15="http://schemas.microsoft.com/office/word/2012/wordml" xmlns:w16se="http://schemas.microsoft.com/office/word/2015/wordml/symex" xmlns:wpg="http://schemas.microsoft.com/office/word/2010/wordprocessingGroup" xmlns:wpi="http://schemas.microsoft.com/office/word/2010/wordprocessingInk" xmlns:wne="http://schemas.microsoft.com/office/word/2006/wordml" xmlns:wps="http://schemas.microsoft.com/office/word/2010/wordprocessingShape" mc:Ignorable="w14 w15 w16se wp14">
   <w:body>
     <w:p>
       <w:pPr>
@@ -7199,6 +7199,7 @@
           <w:i/>
           <w:noProof/>
           <w:sz w:val="24"/>
+          <w:lang w:val="pt-BR" w:eastAsia="pt-BR"/>
         </w:rPr>
         <mc:AlternateContent>
           <mc:Choice Requires="wps">
@@ -7272,7 +7273,7 @@
               </wp:anchor>
             </w:drawing>
           </mc:Choice>
-          <mc:Fallback>
+          <mc:Fallback xmlns:w16sdtfl="http://schemas.microsoft.com/office/word/2024/wordml/sdtformatlock" xmlns:w16sdtdh="http://schemas.microsoft.com/office/word/2020/wordml/sdtdatahash" xmlns:w16du="http://schemas.microsoft.com/office/word/2023/wordml/word16du" xmlns:w16="http://schemas.microsoft.com/office/word/2018/wordml" xmlns:w16cid="http://schemas.microsoft.com/office/word/2016/wordml/cid" xmlns:w16cex="http://schemas.microsoft.com/office/word/2018/wordml/cex" xmlns:oel="http://schemas.microsoft.com/office/2019/extlst" xmlns:am3d="http://schemas.microsoft.com/office/drawing/2017/model3d" xmlns:aink="http://schemas.microsoft.com/office/drawing/2016/ink" xmlns:cx8="http://schemas.microsoft.com/office/drawing/2016/5/14/chartex" xmlns:cx7="http://schemas.microsoft.com/office/drawing/2016/5/13/chartex" xmlns:cx6="http://schemas.microsoft.com/office/drawing/2016/5/12/chartex" xmlns:cx5="http://schemas.microsoft.com/office/drawing/2016/5/11/chartex" xmlns:cx4="http://schemas.microsoft.com/office/drawing/2016/5/10/chartex" xmlns:cx3="http://schemas.microsoft.com/office/drawing/2016/5/9/chartex" xmlns:cx2="http://schemas.microsoft.com/office/drawing/2015/10/21/chartex">
             <w:pict>
               <v:shape w14:anchorId="702393A6" id="Graphic 5" o:spid="_x0000_s1026" style="position:absolute;margin-left:198.5pt;margin-top:12.5pt;width:3pt;height:.6pt;z-index:15728640;visibility:visible;mso-wrap-style:square;mso-wrap-distance-left:0;mso-wrap-distance-top:0;mso-wrap-distance-right:0;mso-wrap-distance-bottom:0;mso-position-horizontal:absolute;mso-position-horizontal-relative:page;mso-position-vertical:absolute;mso-position-vertical-relative:text;v-text-anchor:top" coordsize="38100,7620" o:gfxdata="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" path="m38100,l,,,7620r38100,l38100,xe" fillcolor="blue" stroked="f">
                 <v:path arrowok="t"/>
@@ -7287,6 +7288,7 @@
           <w:i/>
           <w:noProof/>
           <w:sz w:val="24"/>
+          <w:lang w:val="pt-BR" w:eastAsia="pt-BR"/>
         </w:rPr>
         <mc:AlternateContent>
           <mc:Choice Requires="wps">
@@ -7360,7 +7362,7 @@
               </wp:anchor>
             </w:drawing>
           </mc:Choice>
-          <mc:Fallback>
+          <mc:Fallback xmlns:w16sdtfl="http://schemas.microsoft.com/office/word/2024/wordml/sdtformatlock" xmlns:w16sdtdh="http://schemas.microsoft.com/office/word/2020/wordml/sdtdatahash" xmlns:w16du="http://schemas.microsoft.com/office/word/2023/wordml/word16du" xmlns:w16="http://schemas.microsoft.com/office/word/2018/wordml" xmlns:w16cid="http://schemas.microsoft.com/office/word/2016/wordml/cid" xmlns:w16cex="http://schemas.microsoft.com/office/word/2018/wordml/cex" xmlns:oel="http://schemas.microsoft.com/office/2019/extlst" xmlns:am3d="http://schemas.microsoft.com/office/drawing/2017/model3d" xmlns:aink="http://schemas.microsoft.com/office/drawing/2016/ink" xmlns:cx8="http://schemas.microsoft.com/office/drawing/2016/5/14/chartex" xmlns:cx7="http://schemas.microsoft.com/office/drawing/2016/5/13/chartex" xmlns:cx6="http://schemas.microsoft.com/office/drawing/2016/5/12/chartex" xmlns:cx5="http://schemas.microsoft.com/office/drawing/2016/5/11/chartex" xmlns:cx4="http://schemas.microsoft.com/office/drawing/2016/5/10/chartex" xmlns:cx3="http://schemas.microsoft.com/office/drawing/2016/5/9/chartex" xmlns:cx2="http://schemas.microsoft.com/office/drawing/2015/10/21/chartex">
             <w:pict>
               <v:shape w14:anchorId="16735A9A" id="Graphic 6" o:spid="_x0000_s1026" style="position:absolute;margin-left:261.15pt;margin-top:26.3pt;width:3pt;height:.6pt;z-index:15729152;visibility:visible;mso-wrap-style:square;mso-wrap-distance-left:0;mso-wrap-distance-top:0;mso-wrap-distance-right:0;mso-wrap-distance-bottom:0;mso-position-horizontal:absolute;mso-position-horizontal-relative:page;mso-position-vertical:absolute;mso-position-vertical-relative:text;v-text-anchor:top" coordsize="38100,7620" o:gfxdata="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" path="m38100,l,,,7619r38100,l38100,xe" fillcolor="blue" stroked="f">
                 <v:path arrowok="t"/>
@@ -9466,45 +9468,16 @@
         <w:t>em</w:t>
       </w:r>
       <w:r>
-        <w:rPr>
-          <w:spacing w:val="-9"/>
-        </w:rPr>
-        <w:t xml:space="preserve"> </w:t>
-      </w:r>
-      <w:r>
-        <w:t>(</w:t>
-      </w:r>
-      <w:r>
-        <w:rPr>
-          <w:color w:val="C00000"/>
-        </w:rPr>
-        <w:t>data</w:t>
-      </w:r>
-      <w:r>
-        <w:rPr>
-          <w:color w:val="C00000"/>
-          <w:spacing w:val="-9"/>
-        </w:rPr>
-        <w:t xml:space="preserve"> </w:t>
-      </w:r>
-      <w:r>
-        <w:rPr>
-          <w:color w:val="C00000"/>
-        </w:rPr>
-        <w:t>da</w:t>
-      </w:r>
-      <w:r>
-        <w:rPr>
-          <w:color w:val="C00000"/>
-          <w:spacing w:val="-9"/>
-        </w:rPr>
-        <w:t xml:space="preserve"> </w:t>
-      </w:r>
-      <w:r>
-        <w:rPr>
-          <w:color w:val="C00000"/>
-        </w:rPr>
-        <w:t>lavratura do Auto de Infração de Trânsito - DETRANNET).</w:t>
+        <w:t xml:space="preserve"> </w:t>
+      </w:r>
+      <w:r>
+        <w:rPr>
+          <w:color w:val="C00000"/>
+        </w:rPr>
+        <w:t>{{ data_lavradura }}</w:t>
+      </w:r>
+      <w:r>
+        <w:t>.</w:t>
       </w:r>
     </w:p>
     <w:p>
@@ -9583,13 +9556,34 @@
         <w:jc w:val="both"/>
       </w:pPr>
       <w:r>
-        <w:t>A Notificação de Autuação foi postada em (</w:t>
-      </w:r>
-      <w:r>
-        <w:rPr>
-          <w:color w:val="C00000"/>
-        </w:rPr>
-        <w:t>data da postagem da Notificação da Autuação</w:t>
+        <w:t>A Notificação de Autuação foi postada</w:t>
+      </w:r>
+      <w:r>
+        <w:t xml:space="preserve"> em </w:t>
+      </w:r>
+      <w:r>
+        <w:rPr>
+          <w:color w:val="C00000"/>
+        </w:rPr>
+        <w:t>{{ data_postagem_auto }}</w:t>
+      </w:r>
+      <w:r>
+        <w:rPr>
+          <w:color w:val="C00000"/>
+        </w:rPr>
+        <w:t xml:space="preserve"> </w:t>
+      </w:r>
+      <w:r>
+        <w:rPr>
+          <w:color w:val="C00000"/>
+        </w:rPr>
+        <w:t xml:space="preserve">{# data </w:t>
+      </w:r>
+      <w:r>
+        <w:rPr>
+          <w:color w:val="C00000"/>
+        </w:rPr>
+        <w:t>da postagem da Notificação da Autuação</w:t>
       </w:r>
       <w:r>
         <w:rPr>
@@ -9602,7 +9596,7 @@
         <w:rPr>
           <w:color w:val="C00000"/>
         </w:rPr>
-        <w:t>-</w:t>
+        <w:t>–</w:t>
       </w:r>
       <w:r>
         <w:rPr>
@@ -9615,7 +9609,13 @@
         <w:rPr>
           <w:color w:val="C00000"/>
         </w:rPr>
-        <w:t>DETRANNET)</w:t>
+        <w:t>DETRANNET</w:t>
+      </w:r>
+      <w:r>
+        <w:rPr>
+          <w:color w:val="C00000"/>
+        </w:rPr>
+        <w:t xml:space="preserve"> #}</w:t>
       </w:r>
       <w:r>
         <w:t>,</w:t>
@@ -9645,13 +9645,22 @@
         <w:t xml:space="preserve"> </w:t>
       </w:r>
       <w:r>
-        <w:t>(</w:t>
-      </w:r>
-      <w:r>
-        <w:rPr>
-          <w:color w:val="C00000"/>
-        </w:rPr>
-        <w:t>diferença</w:t>
+        <w:rPr>
+          <w:spacing w:val="-7"/>
+        </w:rPr>
+        <w:t xml:space="preserve">{{ diferenca_dias }} </w:t>
+      </w:r>
+      <w:r>
+        <w:rPr>
+          <w:color w:val="C00000"/>
+        </w:rPr>
+        <w:t>{# d</w:t>
+      </w:r>
+      <w:r>
+        <w:rPr>
+          <w:color w:val="C00000"/>
+        </w:rPr>
+        <w:t>iferença</w:t>
       </w:r>
       <w:r>
         <w:rPr>
@@ -9768,7 +9777,25 @@
         <w:rPr>
           <w:color w:val="C00000"/>
         </w:rPr>
-        <w:t xml:space="preserve">- DETRANNET) </w:t>
+        <w:t>–</w:t>
+      </w:r>
+      <w:r>
+        <w:rPr>
+          <w:color w:val="C00000"/>
+        </w:rPr>
+        <w:t xml:space="preserve"> DETRANNET</w:t>
+      </w:r>
+      <w:r>
+        <w:rPr>
+          <w:color w:val="C00000"/>
+        </w:rPr>
+        <w:t xml:space="preserve"> #}</w:t>
+      </w:r>
+      <w:r>
+        <w:rPr>
+          <w:color w:val="C00000"/>
+        </w:rPr>
+        <w:t xml:space="preserve"> </w:t>
       </w:r>
       <w:r>
         <w:t>dias após a lavratura da infração, portanto, dentro do prazo máximo de trinta dias previsto no artigo 281, parágrafo único, inciso II, do Código de Trânsito Brasileiro.</w:t>
@@ -9959,13 +9986,13 @@
         <w:jc w:val="both"/>
       </w:pPr>
       <w:r>
-        <w:t>A Notificação de Autuação foi postada em (</w:t>
-      </w:r>
-      <w:r>
-        <w:rPr>
-          <w:color w:val="C00000"/>
-        </w:rPr>
-        <w:t>data da postagem da Notificação da Autuação</w:t>
+        <w:t xml:space="preserve">A Notificação de Autuação foi postada em </w:t>
+      </w:r>
+      <w:r>
+        <w:rPr>
+          <w:color w:val="C00000"/>
+        </w:rPr>
+        <w:t>{{ data_postagem_auto }} {# data da postagem da Notificação da Autuação</w:t>
       </w:r>
       <w:r>
         <w:rPr>
@@ -9978,7 +10005,7 @@
         <w:rPr>
           <w:color w:val="C00000"/>
         </w:rPr>
-        <w:t>-</w:t>
+        <w:t>–</w:t>
       </w:r>
       <w:r>
         <w:rPr>
@@ -9991,7 +10018,7 @@
         <w:rPr>
           <w:color w:val="C00000"/>
         </w:rPr>
-        <w:t>DETRANNET)</w:t>
+        <w:t>DETRANNET #}</w:t>
       </w:r>
       <w:r>
         <w:t>,</w:t>
@@ -10018,16 +10045,13 @@
         <w:rPr>
           <w:spacing w:val="-7"/>
         </w:rPr>
-        <w:t xml:space="preserve"> </w:t>
-      </w:r>
-      <w:r>
-        <w:t>(</w:t>
-      </w:r>
-      <w:r>
-        <w:rPr>
-          <w:color w:val="C00000"/>
-        </w:rPr>
-        <w:t>diferença</w:t>
+        <w:t xml:space="preserve"> {{ diferenca_dias }} </w:t>
+      </w:r>
+      <w:r>
+        <w:rPr>
+          <w:color w:val="C00000"/>
+        </w:rPr>
+        <w:t>{# diferença</w:t>
       </w:r>
       <w:r>
         <w:rPr>
@@ -10144,7 +10168,14 @@
         <w:rPr>
           <w:color w:val="C00000"/>
         </w:rPr>
-        <w:t>- DETRANNET)</w:t>
+        <w:t>– DETRANNET #}</w:t>
+      </w:r>
+      <w:r>
+        <w:rPr>
+          <w:color w:val="C00000"/>
+          <w:spacing w:val="-8"/>
+        </w:rPr>
+        <w:t xml:space="preserve"> </w:t>
       </w:r>
       <w:r>
         <w:rPr>
@@ -10644,7 +10675,10 @@
         <w:t xml:space="preserve"> </w:t>
       </w:r>
       <w:r>
-        <w:t>(</w:t>
+        <w:rPr>
+          <w:color w:val="C00000"/>
+        </w:rPr>
+        <w:t xml:space="preserve">{{ data_postagem_pen }} {# </w:t>
       </w:r>
       <w:r>
         <w:rPr>
@@ -10655,6 +10689,12 @@
       <w:r>
         <w:rPr>
           <w:color w:val="C00000"/>
+        </w:rPr>
+        <w:t xml:space="preserve"> </w:t>
+      </w:r>
+      <w:r>
+        <w:rPr>
+          <w:color w:val="C00000"/>
           <w:spacing w:val="-15"/>
         </w:rPr>
         <w:t xml:space="preserve"> </w:t>
@@ -10741,7 +10781,7 @@
         <w:rPr>
           <w:color w:val="C00000"/>
         </w:rPr>
-        <w:t>-</w:t>
+        <w:t>–</w:t>
       </w:r>
       <w:r>
         <w:rPr>
@@ -10754,7 +10794,13 @@
         <w:rPr>
           <w:color w:val="C00000"/>
         </w:rPr>
-        <w:t>DETRANNET)</w:t>
+        <w:t>DETRANNET</w:t>
+      </w:r>
+      <w:r>
+        <w:rPr>
+          <w:color w:val="C00000"/>
+        </w:rPr>
+        <w:t xml:space="preserve"> #}</w:t>
       </w:r>
       <w:r>
         <w:t>, ou</w:t>
@@ -10766,18 +10812,24 @@
         <w:t xml:space="preserve"> </w:t>
       </w:r>
       <w:r>
-        <w:t>seja, (</w:t>
-      </w:r>
-      <w:r>
-        <w:rPr>
-          <w:color w:val="C00000"/>
-        </w:rPr>
-        <w:t>diferença</w:t>
-      </w:r>
-      <w:r>
-        <w:rPr>
-          <w:color w:val="C00000"/>
-          <w:spacing w:val="-1"/>
+        <w:t xml:space="preserve">seja, </w:t>
+      </w:r>
+      <w:r>
+        <w:rPr>
+          <w:spacing w:val="-7"/>
+        </w:rPr>
+        <w:t xml:space="preserve">{{ diferenca_dias }} </w:t>
+      </w:r>
+      <w:r>
+        <w:rPr>
+          <w:color w:val="C00000"/>
+        </w:rPr>
+        <w:t>{# diferença</w:t>
+      </w:r>
+      <w:r>
+        <w:rPr>
+          <w:color w:val="C00000"/>
+          <w:spacing w:val="-6"/>
         </w:rPr>
         <w:t xml:space="preserve"> </w:t>
       </w:r>
@@ -10790,7 +10842,7 @@
       <w:r>
         <w:rPr>
           <w:color w:val="C00000"/>
-          <w:spacing w:val="-1"/>
+          <w:spacing w:val="-6"/>
         </w:rPr>
         <w:t xml:space="preserve"> </w:t>
       </w:r>
@@ -10803,7 +10855,7 @@
       <w:r>
         <w:rPr>
           <w:color w:val="C00000"/>
-          <w:spacing w:val="-1"/>
+          <w:spacing w:val="-7"/>
         </w:rPr>
         <w:t xml:space="preserve"> </w:t>
       </w:r>
@@ -10816,7 +10868,7 @@
       <w:r>
         <w:rPr>
           <w:color w:val="C00000"/>
-          <w:spacing w:val="-2"/>
+          <w:spacing w:val="-5"/>
         </w:rPr>
         <w:t xml:space="preserve"> </w:t>
       </w:r>
@@ -10829,7 +10881,7 @@
       <w:r>
         <w:rPr>
           <w:color w:val="C00000"/>
-          <w:spacing w:val="-1"/>
+          <w:spacing w:val="-6"/>
         </w:rPr>
         <w:t xml:space="preserve"> </w:t>
       </w:r>
@@ -10842,7 +10894,7 @@
       <w:r>
         <w:rPr>
           <w:color w:val="C00000"/>
-          <w:spacing w:val="-1"/>
+          <w:spacing w:val="-6"/>
         </w:rPr>
         <w:t xml:space="preserve"> </w:t>
       </w:r>
@@ -10855,7 +10907,7 @@
       <w:r>
         <w:rPr>
           <w:color w:val="C00000"/>
-          <w:spacing w:val="-1"/>
+          <w:spacing w:val="-6"/>
         </w:rPr>
         <w:t xml:space="preserve"> </w:t>
       </w:r>
@@ -10868,28 +10920,28 @@
       <w:r>
         <w:rPr>
           <w:color w:val="C00000"/>
-          <w:spacing w:val="-1"/>
-        </w:rPr>
-        <w:t xml:space="preserve"> </w:t>
-      </w:r>
-      <w:r>
-        <w:rPr>
-          <w:color w:val="C00000"/>
-        </w:rPr>
-        <w:t>postagem -</w:t>
-      </w:r>
-      <w:r>
-        <w:rPr>
-          <w:color w:val="C00000"/>
-          <w:spacing w:val="-1"/>
-        </w:rPr>
-        <w:t xml:space="preserve"> </w:t>
-      </w:r>
-      <w:r>
-        <w:rPr>
-          <w:color w:val="C00000"/>
-        </w:rPr>
-        <w:t xml:space="preserve">DETRANNET) </w:t>
+          <w:spacing w:val="-6"/>
+        </w:rPr>
+        <w:t xml:space="preserve"> </w:t>
+      </w:r>
+      <w:r>
+        <w:rPr>
+          <w:color w:val="C00000"/>
+        </w:rPr>
+        <w:t>postagem</w:t>
+      </w:r>
+      <w:r>
+        <w:rPr>
+          <w:color w:val="C00000"/>
+          <w:spacing w:val="-5"/>
+        </w:rPr>
+        <w:t xml:space="preserve"> </w:t>
+      </w:r>
+      <w:r>
+        <w:rPr>
+          <w:color w:val="C00000"/>
+        </w:rPr>
+        <w:t xml:space="preserve">– DETRANNET #} </w:t>
       </w:r>
       <w:r>
         <w:t>dias</w:t>
@@ -11178,13 +11230,117 @@
         <w:jc w:val="both"/>
       </w:pPr>
       <w:r>
-        <w:t>Considerando a apresentação de Defesa de Autuação no prazo legal, a Notificação de Penalidade foi postada em (</w:t>
-      </w:r>
-      <w:r>
-        <w:rPr>
-          <w:color w:val="C00000"/>
-        </w:rPr>
-        <w:t>data da postagem da Notificação da Penalidade - DETRANNET)</w:t>
+        <w:t xml:space="preserve">Considerando a apresentação de Defesa de Autuação no prazo legal, a Notificação de Penalidade foi postada em </w:t>
+      </w:r>
+      <w:r>
+        <w:rPr>
+          <w:color w:val="C00000"/>
+        </w:rPr>
+        <w:t xml:space="preserve">{{ data_postagem_pen }} {# data </w:t>
+      </w:r>
+      <w:r>
+        <w:rPr>
+          <w:color w:val="C00000"/>
+          <w:spacing w:val="-15"/>
+        </w:rPr>
+        <w:t xml:space="preserve"> </w:t>
+      </w:r>
+      <w:r>
+        <w:rPr>
+          <w:color w:val="C00000"/>
+        </w:rPr>
+        <w:t>da</w:t>
+      </w:r>
+      <w:r>
+        <w:rPr>
+          <w:color w:val="C00000"/>
+          <w:spacing w:val="-15"/>
+        </w:rPr>
+        <w:t xml:space="preserve"> </w:t>
+      </w:r>
+      <w:r>
+        <w:rPr>
+          <w:color w:val="C00000"/>
+        </w:rPr>
+        <w:t>postagem</w:t>
+      </w:r>
+      <w:r>
+        <w:rPr>
+          <w:color w:val="C00000"/>
+          <w:spacing w:val="-15"/>
+        </w:rPr>
+        <w:t xml:space="preserve"> </w:t>
+      </w:r>
+      <w:r>
+        <w:rPr>
+          <w:color w:val="C00000"/>
+        </w:rPr>
+        <w:t>da</w:t>
+      </w:r>
+      <w:r>
+        <w:rPr>
+          <w:color w:val="C00000"/>
+          <w:spacing w:val="-15"/>
+        </w:rPr>
+        <w:t xml:space="preserve"> </w:t>
+      </w:r>
+      <w:r>
+        <w:rPr>
+          <w:color w:val="C00000"/>
+        </w:rPr>
+        <w:t>Notificação</w:t>
+      </w:r>
+      <w:r>
+        <w:rPr>
+          <w:color w:val="C00000"/>
+          <w:spacing w:val="-15"/>
+        </w:rPr>
+        <w:t xml:space="preserve"> </w:t>
+      </w:r>
+      <w:r>
+        <w:rPr>
+          <w:color w:val="C00000"/>
+        </w:rPr>
+        <w:t>da</w:t>
+      </w:r>
+      <w:r>
+        <w:rPr>
+          <w:color w:val="C00000"/>
+          <w:spacing w:val="-15"/>
+        </w:rPr>
+        <w:t xml:space="preserve"> </w:t>
+      </w:r>
+      <w:r>
+        <w:rPr>
+          <w:color w:val="C00000"/>
+        </w:rPr>
+        <w:t>Penalidade</w:t>
+      </w:r>
+      <w:r>
+        <w:rPr>
+          <w:color w:val="C00000"/>
+          <w:spacing w:val="-15"/>
+        </w:rPr>
+        <w:t xml:space="preserve"> </w:t>
+      </w:r>
+      <w:r>
+        <w:rPr>
+          <w:color w:val="C00000"/>
+        </w:rPr>
+        <w:t>–</w:t>
+      </w:r>
+      <w:r>
+        <w:rPr>
+          <w:color w:val="C00000"/>
+          <w:spacing w:val="-15"/>
+        </w:rPr>
+        <w:t xml:space="preserve"> </w:t>
+      </w:r>
+      <w:r>
+        <w:rPr>
+          <w:color w:val="C00000"/>
+        </w:rPr>
+        <w:t>DETRANNET #}</w:t>
       </w:r>
       <w:r>
         <w:t>, ou</w:t>
@@ -11196,18 +11352,24 @@
         <w:t xml:space="preserve"> </w:t>
       </w:r>
       <w:r>
-        <w:t>seja, (</w:t>
-      </w:r>
-      <w:r>
-        <w:rPr>
-          <w:color w:val="C00000"/>
-        </w:rPr>
-        <w:t>diferença</w:t>
-      </w:r>
-      <w:r>
-        <w:rPr>
-          <w:color w:val="C00000"/>
-          <w:spacing w:val="-1"/>
+        <w:t xml:space="preserve">seja, </w:t>
+      </w:r>
+      <w:r>
+        <w:rPr>
+          <w:spacing w:val="-7"/>
+        </w:rPr>
+        <w:t xml:space="preserve">{{ diferenca_dias }} </w:t>
+      </w:r>
+      <w:r>
+        <w:rPr>
+          <w:color w:val="C00000"/>
+        </w:rPr>
+        <w:t>{# diferença</w:t>
+      </w:r>
+      <w:r>
+        <w:rPr>
+          <w:color w:val="C00000"/>
+          <w:spacing w:val="-6"/>
         </w:rPr>
         <w:t xml:space="preserve"> </w:t>
       </w:r>
@@ -11220,7 +11382,7 @@
       <w:r>
         <w:rPr>
           <w:color w:val="C00000"/>
-          <w:spacing w:val="-1"/>
+          <w:spacing w:val="-6"/>
         </w:rPr>
         <w:t xml:space="preserve"> </w:t>
       </w:r>
@@ -11233,7 +11395,7 @@
       <w:r>
         <w:rPr>
           <w:color w:val="C00000"/>
-          <w:spacing w:val="-1"/>
+          <w:spacing w:val="-7"/>
         </w:rPr>
         <w:t xml:space="preserve"> </w:t>
       </w:r>
@@ -11246,7 +11408,7 @@
       <w:r>
         <w:rPr>
           <w:color w:val="C00000"/>
-          <w:spacing w:val="-2"/>
+          <w:spacing w:val="-5"/>
         </w:rPr>
         <w:t xml:space="preserve"> </w:t>
       </w:r>
@@ -11259,7 +11421,7 @@
       <w:r>
         <w:rPr>
           <w:color w:val="C00000"/>
-          <w:spacing w:val="-1"/>
+          <w:spacing w:val="-6"/>
         </w:rPr>
         <w:t xml:space="preserve"> </w:t>
       </w:r>
@@ -11272,7 +11434,7 @@
       <w:r>
         <w:rPr>
           <w:color w:val="C00000"/>
-          <w:spacing w:val="-1"/>
+          <w:spacing w:val="-6"/>
         </w:rPr>
         <w:t xml:space="preserve"> </w:t>
       </w:r>
@@ -11285,7 +11447,7 @@
       <w:r>
         <w:rPr>
           <w:color w:val="C00000"/>
-          <w:spacing w:val="-1"/>
+          <w:spacing w:val="-6"/>
         </w:rPr>
         <w:t xml:space="preserve"> </w:t>
       </w:r>
@@ -11298,28 +11460,34 @@
       <w:r>
         <w:rPr>
           <w:color w:val="C00000"/>
-          <w:spacing w:val="-1"/>
-        </w:rPr>
-        <w:t xml:space="preserve"> </w:t>
-      </w:r>
-      <w:r>
-        <w:rPr>
-          <w:color w:val="C00000"/>
-        </w:rPr>
-        <w:t>postagem -</w:t>
-      </w:r>
-      <w:r>
-        <w:rPr>
-          <w:color w:val="C00000"/>
-          <w:spacing w:val="-1"/>
-        </w:rPr>
-        <w:t xml:space="preserve"> </w:t>
-      </w:r>
-      <w:r>
-        <w:rPr>
-          <w:color w:val="C00000"/>
-        </w:rPr>
-        <w:t xml:space="preserve">DETRANNET) </w:t>
+          <w:spacing w:val="-6"/>
+        </w:rPr>
+        <w:t xml:space="preserve"> </w:t>
+      </w:r>
+      <w:r>
+        <w:rPr>
+          <w:color w:val="C00000"/>
+        </w:rPr>
+        <w:t>postagem</w:t>
+      </w:r>
+      <w:r>
+        <w:rPr>
+          <w:color w:val="C00000"/>
+          <w:spacing w:val="-5"/>
+        </w:rPr>
+        <w:t xml:space="preserve"> </w:t>
+      </w:r>
+      <w:r>
+        <w:rPr>
+          <w:color w:val="C00000"/>
+        </w:rPr>
+        <w:t>– DETRANNET #}</w:t>
+      </w:r>
+      <w:r>
+        <w:rPr>
+          <w:color w:val="C00000"/>
+        </w:rPr>
+        <w:t xml:space="preserve"> </w:t>
       </w:r>
       <w:r>
         <w:t>dias</w:t>
@@ -11368,6 +11536,7 @@
         <w:jc w:val="both"/>
       </w:pPr>
       <w:r>
+        <w:lastRenderedPageBreak/>
         <w:t>Dessa forma, verifica-se que a Notificação da Penalidade foi regularmente expedida, não havendo que se falar em decadência.</w:t>
       </w:r>
     </w:p>
@@ -11476,13 +11645,117 @@
         <w:jc w:val="both"/>
       </w:pPr>
       <w:r>
-        <w:t>Considerando a apresentação de Defesa de Autuação no prazo legal, a Notificação de Penalidade foi postada em (</w:t>
-      </w:r>
-      <w:r>
-        <w:rPr>
-          <w:color w:val="C00000"/>
-        </w:rPr>
-        <w:t>data da postagem da Notificação da Penalidade - DETRANNET)</w:t>
+        <w:t xml:space="preserve">Considerando a apresentação de Defesa de Autuação no prazo legal, a Notificação de Penalidade foi postada em </w:t>
+      </w:r>
+      <w:r>
+        <w:rPr>
+          <w:color w:val="C00000"/>
+        </w:rPr>
+        <w:t xml:space="preserve">{{ data_postagem_pen }} {# data </w:t>
+      </w:r>
+      <w:r>
+        <w:rPr>
+          <w:color w:val="C00000"/>
+          <w:spacing w:val="-15"/>
+        </w:rPr>
+        <w:t xml:space="preserve"> </w:t>
+      </w:r>
+      <w:r>
+        <w:rPr>
+          <w:color w:val="C00000"/>
+        </w:rPr>
+        <w:t>da</w:t>
+      </w:r>
+      <w:r>
+        <w:rPr>
+          <w:color w:val="C00000"/>
+          <w:spacing w:val="-15"/>
+        </w:rPr>
+        <w:t xml:space="preserve"> </w:t>
+      </w:r>
+      <w:r>
+        <w:rPr>
+          <w:color w:val="C00000"/>
+        </w:rPr>
+        <w:t>postagem</w:t>
+      </w:r>
+      <w:r>
+        <w:rPr>
+          <w:color w:val="C00000"/>
+          <w:spacing w:val="-15"/>
+        </w:rPr>
+        <w:t xml:space="preserve"> </w:t>
+      </w:r>
+      <w:r>
+        <w:rPr>
+          <w:color w:val="C00000"/>
+        </w:rPr>
+        <w:t>da</w:t>
+      </w:r>
+      <w:r>
+        <w:rPr>
+          <w:color w:val="C00000"/>
+          <w:spacing w:val="-15"/>
+        </w:rPr>
+        <w:t xml:space="preserve"> </w:t>
+      </w:r>
+      <w:r>
+        <w:rPr>
+          <w:color w:val="C00000"/>
+        </w:rPr>
+        <w:t>Notificação</w:t>
+      </w:r>
+      <w:r>
+        <w:rPr>
+          <w:color w:val="C00000"/>
+          <w:spacing w:val="-15"/>
+        </w:rPr>
+        <w:t xml:space="preserve"> </w:t>
+      </w:r>
+      <w:r>
+        <w:rPr>
+          <w:color w:val="C00000"/>
+        </w:rPr>
+        <w:t>da</w:t>
+      </w:r>
+      <w:r>
+        <w:rPr>
+          <w:color w:val="C00000"/>
+          <w:spacing w:val="-15"/>
+        </w:rPr>
+        <w:t xml:space="preserve"> </w:t>
+      </w:r>
+      <w:r>
+        <w:rPr>
+          <w:color w:val="C00000"/>
+        </w:rPr>
+        <w:t>Penalidade</w:t>
+      </w:r>
+      <w:r>
+        <w:rPr>
+          <w:color w:val="C00000"/>
+          <w:spacing w:val="-15"/>
+        </w:rPr>
+        <w:t xml:space="preserve"> </w:t>
+      </w:r>
+      <w:r>
+        <w:rPr>
+          <w:color w:val="C00000"/>
+        </w:rPr>
+        <w:t>–</w:t>
+      </w:r>
+      <w:r>
+        <w:rPr>
+          <w:color w:val="C00000"/>
+          <w:spacing w:val="-15"/>
+        </w:rPr>
+        <w:t xml:space="preserve"> </w:t>
+      </w:r>
+      <w:r>
+        <w:rPr>
+          <w:color w:val="C00000"/>
+        </w:rPr>
+        <w:t>DETRANNET #}</w:t>
       </w:r>
       <w:r>
         <w:t>, ou</w:t>
@@ -11494,18 +11767,24 @@
         <w:t xml:space="preserve"> </w:t>
       </w:r>
       <w:r>
-        <w:t>seja, (</w:t>
-      </w:r>
-      <w:r>
-        <w:rPr>
-          <w:color w:val="C00000"/>
-        </w:rPr>
-        <w:t>diferença</w:t>
-      </w:r>
-      <w:r>
-        <w:rPr>
-          <w:color w:val="C00000"/>
-          <w:spacing w:val="-1"/>
+        <w:t xml:space="preserve">seja, </w:t>
+      </w:r>
+      <w:r>
+        <w:rPr>
+          <w:spacing w:val="-7"/>
+        </w:rPr>
+        <w:t xml:space="preserve">{{ diferenca_dias }} </w:t>
+      </w:r>
+      <w:r>
+        <w:rPr>
+          <w:color w:val="C00000"/>
+        </w:rPr>
+        <w:t>{# diferença</w:t>
+      </w:r>
+      <w:r>
+        <w:rPr>
+          <w:color w:val="C00000"/>
+          <w:spacing w:val="-6"/>
         </w:rPr>
         <w:t xml:space="preserve"> </w:t>
       </w:r>
@@ -11518,7 +11797,7 @@
       <w:r>
         <w:rPr>
           <w:color w:val="C00000"/>
-          <w:spacing w:val="-1"/>
+          <w:spacing w:val="-6"/>
         </w:rPr>
         <w:t xml:space="preserve"> </w:t>
       </w:r>
@@ -11531,7 +11810,7 @@
       <w:r>
         <w:rPr>
           <w:color w:val="C00000"/>
-          <w:spacing w:val="-1"/>
+          <w:spacing w:val="-7"/>
         </w:rPr>
         <w:t xml:space="preserve"> </w:t>
       </w:r>
@@ -11544,7 +11823,7 @@
       <w:r>
         <w:rPr>
           <w:color w:val="C00000"/>
-          <w:spacing w:val="-2"/>
+          <w:spacing w:val="-5"/>
         </w:rPr>
         <w:t xml:space="preserve"> </w:t>
       </w:r>
@@ -11557,7 +11836,7 @@
       <w:r>
         <w:rPr>
           <w:color w:val="C00000"/>
-          <w:spacing w:val="-1"/>
+          <w:spacing w:val="-6"/>
         </w:rPr>
         <w:t xml:space="preserve"> </w:t>
       </w:r>
@@ -11570,7 +11849,7 @@
       <w:r>
         <w:rPr>
           <w:color w:val="C00000"/>
-          <w:spacing w:val="-1"/>
+          <w:spacing w:val="-6"/>
         </w:rPr>
         <w:t xml:space="preserve"> </w:t>
       </w:r>
@@ -11583,7 +11862,7 @@
       <w:r>
         <w:rPr>
           <w:color w:val="C00000"/>
-          <w:spacing w:val="-1"/>
+          <w:spacing w:val="-6"/>
         </w:rPr>
         <w:t xml:space="preserve"> </w:t>
       </w:r>
@@ -11596,28 +11875,34 @@
       <w:r>
         <w:rPr>
           <w:color w:val="C00000"/>
-          <w:spacing w:val="-1"/>
-        </w:rPr>
-        <w:t xml:space="preserve"> </w:t>
-      </w:r>
-      <w:r>
-        <w:rPr>
-          <w:color w:val="C00000"/>
-        </w:rPr>
-        <w:t>postagem -</w:t>
-      </w:r>
-      <w:r>
-        <w:rPr>
-          <w:color w:val="C00000"/>
-          <w:spacing w:val="-1"/>
-        </w:rPr>
-        <w:t xml:space="preserve"> </w:t>
-      </w:r>
-      <w:r>
-        <w:rPr>
-          <w:color w:val="C00000"/>
-        </w:rPr>
-        <w:t xml:space="preserve">DETRANNET) </w:t>
+          <w:spacing w:val="-6"/>
+        </w:rPr>
+        <w:t xml:space="preserve"> </w:t>
+      </w:r>
+      <w:r>
+        <w:rPr>
+          <w:color w:val="C00000"/>
+        </w:rPr>
+        <w:t>postagem</w:t>
+      </w:r>
+      <w:r>
+        <w:rPr>
+          <w:color w:val="C00000"/>
+          <w:spacing w:val="-5"/>
+        </w:rPr>
+        <w:t xml:space="preserve"> </w:t>
+      </w:r>
+      <w:r>
+        <w:rPr>
+          <w:color w:val="C00000"/>
+        </w:rPr>
+        <w:t xml:space="preserve">– DETRANNET #} </w:t>
+      </w:r>
+      <w:r>
+        <w:rPr>
+          <w:color w:val="C00000"/>
+        </w:rPr>
+        <w:t xml:space="preserve"> </w:t>
       </w:r>
       <w:r>
         <w:t>dias</w:t>
@@ -11823,7 +12108,6 @@
     <w:p>
       <w:pPr>
         <w:pStyle w:val="Corpodetexto"/>
-        <w:spacing w:before="1"/>
       </w:pPr>
     </w:p>
     <w:p>
@@ -12153,13 +12437,117 @@
         <w:jc w:val="both"/>
       </w:pPr>
       <w:r>
-        <w:t>Considerando a apresentação de Defesa de Autuação no prazo legal, a Notificação de Penalidade foi postada em (</w:t>
-      </w:r>
-      <w:r>
-        <w:rPr>
-          <w:color w:val="C00000"/>
-        </w:rPr>
-        <w:t>data da postagem da Notificação da Penalidade - DETRANNET)</w:t>
+        <w:t xml:space="preserve">Considerando a apresentação de Defesa de Autuação no prazo legal, a Notificação de Penalidade foi postada em </w:t>
+      </w:r>
+      <w:r>
+        <w:rPr>
+          <w:color w:val="C00000"/>
+        </w:rPr>
+        <w:t xml:space="preserve">{{ data_postagem_pen }} {# data </w:t>
+      </w:r>
+      <w:r>
+        <w:rPr>
+          <w:color w:val="C00000"/>
+          <w:spacing w:val="-15"/>
+        </w:rPr>
+        <w:t xml:space="preserve"> </w:t>
+      </w:r>
+      <w:r>
+        <w:rPr>
+          <w:color w:val="C00000"/>
+        </w:rPr>
+        <w:t>da</w:t>
+      </w:r>
+      <w:r>
+        <w:rPr>
+          <w:color w:val="C00000"/>
+          <w:spacing w:val="-15"/>
+        </w:rPr>
+        <w:t xml:space="preserve"> </w:t>
+      </w:r>
+      <w:r>
+        <w:rPr>
+          <w:color w:val="C00000"/>
+        </w:rPr>
+        <w:t>postagem</w:t>
+      </w:r>
+      <w:r>
+        <w:rPr>
+          <w:color w:val="C00000"/>
+          <w:spacing w:val="-15"/>
+        </w:rPr>
+        <w:t xml:space="preserve"> </w:t>
+      </w:r>
+      <w:r>
+        <w:rPr>
+          <w:color w:val="C00000"/>
+        </w:rPr>
+        <w:t>da</w:t>
+      </w:r>
+      <w:r>
+        <w:rPr>
+          <w:color w:val="C00000"/>
+          <w:spacing w:val="-15"/>
+        </w:rPr>
+        <w:t xml:space="preserve"> </w:t>
+      </w:r>
+      <w:r>
+        <w:rPr>
+          <w:color w:val="C00000"/>
+        </w:rPr>
+        <w:t>Notificação</w:t>
+      </w:r>
+      <w:r>
+        <w:rPr>
+          <w:color w:val="C00000"/>
+          <w:spacing w:val="-15"/>
+        </w:rPr>
+        <w:t xml:space="preserve"> </w:t>
+      </w:r>
+      <w:r>
+        <w:rPr>
+          <w:color w:val="C00000"/>
+        </w:rPr>
+        <w:t>da</w:t>
+      </w:r>
+      <w:r>
+        <w:rPr>
+          <w:color w:val="C00000"/>
+          <w:spacing w:val="-15"/>
+        </w:rPr>
+        <w:t xml:space="preserve"> </w:t>
+      </w:r>
+      <w:r>
+        <w:rPr>
+          <w:color w:val="C00000"/>
+        </w:rPr>
+        <w:t>Penalidade</w:t>
+      </w:r>
+      <w:r>
+        <w:rPr>
+          <w:color w:val="C00000"/>
+          <w:spacing w:val="-15"/>
+        </w:rPr>
+        <w:t xml:space="preserve"> </w:t>
+      </w:r>
+      <w:r>
+        <w:rPr>
+          <w:color w:val="C00000"/>
+        </w:rPr>
+        <w:t>–</w:t>
+      </w:r>
+      <w:r>
+        <w:rPr>
+          <w:color w:val="C00000"/>
+          <w:spacing w:val="-15"/>
+        </w:rPr>
+        <w:t xml:space="preserve"> </w:t>
+      </w:r>
+      <w:r>
+        <w:rPr>
+          <w:color w:val="C00000"/>
+        </w:rPr>
+        <w:t>DETRANNET #}</w:t>
       </w:r>
       <w:r>
         <w:t>, ou</w:t>
@@ -12171,18 +12559,24 @@
         <w:t xml:space="preserve"> </w:t>
       </w:r>
       <w:r>
-        <w:t>seja, (</w:t>
-      </w:r>
-      <w:r>
-        <w:rPr>
-          <w:color w:val="C00000"/>
-        </w:rPr>
-        <w:t>diferença</w:t>
-      </w:r>
-      <w:r>
-        <w:rPr>
-          <w:color w:val="C00000"/>
-          <w:spacing w:val="-1"/>
+        <w:t xml:space="preserve">seja, </w:t>
+      </w:r>
+      <w:r>
+        <w:rPr>
+          <w:spacing w:val="-7"/>
+        </w:rPr>
+        <w:t xml:space="preserve">{{ diferenca_dias }} </w:t>
+      </w:r>
+      <w:r>
+        <w:rPr>
+          <w:color w:val="C00000"/>
+        </w:rPr>
+        <w:t>{# diferença</w:t>
+      </w:r>
+      <w:r>
+        <w:rPr>
+          <w:color w:val="C00000"/>
+          <w:spacing w:val="-6"/>
         </w:rPr>
         <w:t xml:space="preserve"> </w:t>
       </w:r>
@@ -12195,7 +12589,7 @@
       <w:r>
         <w:rPr>
           <w:color w:val="C00000"/>
-          <w:spacing w:val="-1"/>
+          <w:spacing w:val="-6"/>
         </w:rPr>
         <w:t xml:space="preserve"> </w:t>
       </w:r>
@@ -12208,7 +12602,7 @@
       <w:r>
         <w:rPr>
           <w:color w:val="C00000"/>
-          <w:spacing w:val="-1"/>
+          <w:spacing w:val="-7"/>
         </w:rPr>
         <w:t xml:space="preserve"> </w:t>
       </w:r>
@@ -12221,7 +12615,7 @@
       <w:r>
         <w:rPr>
           <w:color w:val="C00000"/>
-          <w:spacing w:val="-2"/>
+          <w:spacing w:val="-5"/>
         </w:rPr>
         <w:t xml:space="preserve"> </w:t>
       </w:r>
@@ -12234,7 +12628,7 @@
       <w:r>
         <w:rPr>
           <w:color w:val="C00000"/>
-          <w:spacing w:val="-1"/>
+          <w:spacing w:val="-6"/>
         </w:rPr>
         <w:t xml:space="preserve"> </w:t>
       </w:r>
@@ -12247,7 +12641,7 @@
       <w:r>
         <w:rPr>
           <w:color w:val="C00000"/>
-          <w:spacing w:val="-1"/>
+          <w:spacing w:val="-6"/>
         </w:rPr>
         <w:t xml:space="preserve"> </w:t>
       </w:r>
@@ -12260,7 +12654,7 @@
       <w:r>
         <w:rPr>
           <w:color w:val="C00000"/>
-          <w:spacing w:val="-1"/>
+          <w:spacing w:val="-6"/>
         </w:rPr>
         <w:t xml:space="preserve"> </w:t>
       </w:r>
@@ -12273,28 +12667,34 @@
       <w:r>
         <w:rPr>
           <w:color w:val="C00000"/>
-          <w:spacing w:val="-1"/>
-        </w:rPr>
-        <w:t xml:space="preserve"> </w:t>
-      </w:r>
-      <w:r>
-        <w:rPr>
-          <w:color w:val="C00000"/>
-        </w:rPr>
-        <w:t>postagem -</w:t>
-      </w:r>
-      <w:r>
-        <w:rPr>
-          <w:color w:val="C00000"/>
-          <w:spacing w:val="-1"/>
-        </w:rPr>
-        <w:t xml:space="preserve"> </w:t>
-      </w:r>
-      <w:r>
-        <w:rPr>
-          <w:color w:val="C00000"/>
-        </w:rPr>
-        <w:t xml:space="preserve">DETRANNET) </w:t>
+          <w:spacing w:val="-6"/>
+        </w:rPr>
+        <w:t xml:space="preserve"> </w:t>
+      </w:r>
+      <w:r>
+        <w:rPr>
+          <w:color w:val="C00000"/>
+        </w:rPr>
+        <w:t>postagem</w:t>
+      </w:r>
+      <w:r>
+        <w:rPr>
+          <w:color w:val="C00000"/>
+          <w:spacing w:val="-5"/>
+        </w:rPr>
+        <w:t xml:space="preserve"> </w:t>
+      </w:r>
+      <w:r>
+        <w:rPr>
+          <w:color w:val="C00000"/>
+        </w:rPr>
+        <w:t xml:space="preserve">– DETRANNET #} </w:t>
+      </w:r>
+      <w:r>
+        <w:rPr>
+          <w:color w:val="C00000"/>
+        </w:rPr>
+        <w:t xml:space="preserve"> </w:t>
       </w:r>
       <w:r>
         <w:t>dias</w:t>
@@ -14371,7 +14771,31 @@
         <w:rPr>
           <w:color w:val="FF0000"/>
         </w:rPr>
-        <w:t>(data da infração - DETRANNET)</w:t>
+        <w:t xml:space="preserve">{{ data_infracao }} {# </w:t>
+      </w:r>
+      <w:r>
+        <w:rPr>
+          <w:color w:val="FF0000"/>
+        </w:rPr>
+        <w:t xml:space="preserve">data da infração </w:t>
+      </w:r>
+      <w:r>
+        <w:rPr>
+          <w:color w:val="FF0000"/>
+        </w:rPr>
+        <w:t>–</w:t>
+      </w:r>
+      <w:r>
+        <w:rPr>
+          <w:color w:val="FF0000"/>
+        </w:rPr>
+        <w:t xml:space="preserve"> DETRANNET</w:t>
+      </w:r>
+      <w:r>
+        <w:rPr>
+          <w:color w:val="FF0000"/>
+        </w:rPr>
+        <w:t xml:space="preserve"> #}</w:t>
       </w:r>
       <w:r>
         <w:t xml:space="preserve">, sendo julgado pelo(a) </w:t>
@@ -14380,7 +14804,37 @@
         <w:rPr>
           <w:color w:val="FF0000"/>
         </w:rPr>
-        <w:t xml:space="preserve">(colocar nome da JARI) </w:t>
+        <w:t xml:space="preserve">{{ </w:t>
+      </w:r>
+      <w:r>
+        <w:rPr>
+          <w:color w:val="FF0000"/>
+        </w:rPr>
+        <w:t>jari_origem</w:t>
+      </w:r>
+      <w:r>
+        <w:rPr>
+          <w:color w:val="FF0000"/>
+        </w:rPr>
+        <w:t xml:space="preserve"> }} {# </w:t>
+      </w:r>
+      <w:r>
+        <w:rPr>
+          <w:color w:val="FF0000"/>
+        </w:rPr>
+        <w:t>colocar nome da JARI</w:t>
+      </w:r>
+      <w:r>
+        <w:rPr>
+          <w:color w:val="FF0000"/>
+        </w:rPr>
+        <w:t xml:space="preserve"> #}</w:t>
+      </w:r>
+      <w:r>
+        <w:rPr>
+          <w:color w:val="FF0000"/>
+        </w:rPr>
+        <w:t xml:space="preserve"> </w:t>
       </w:r>
       <w:r>
         <w:t xml:space="preserve">na data de </w:t>
@@ -14389,7 +14843,13 @@
         <w:rPr>
           <w:color w:val="FF0000"/>
         </w:rPr>
-        <w:t>(colocar data do lançamento resultado</w:t>
+        <w:t xml:space="preserve">{{ data_resultado }} {# </w:t>
+      </w:r>
+      <w:r>
+        <w:rPr>
+          <w:color w:val="FF0000"/>
+        </w:rPr>
+        <w:t>colocar data do lançamento resultado</w:t>
       </w:r>
       <w:r>
         <w:rPr>
@@ -14402,25 +14862,43 @@
         <w:rPr>
           <w:color w:val="C00000"/>
         </w:rPr>
-        <w:t>- DETRANNET</w:t>
-      </w:r>
-      <w:r>
-        <w:rPr>
-          <w:color w:val="FF0000"/>
-        </w:rPr>
-        <w:t xml:space="preserve">) </w:t>
-      </w:r>
-      <w:r>
-        <w:t xml:space="preserve">e julgado por este Conselho na data </w:t>
-      </w:r>
-      <w:r>
-        <w:rPr>
-          <w:color w:val="FF0000"/>
-        </w:rPr>
-        <w:t xml:space="preserve">(XX/XX/XXXX), </w:t>
-      </w:r>
-      <w:r>
-        <w:t xml:space="preserve">portanto, nos prazos </w:t>
+        <w:t>–</w:t>
+      </w:r>
+      <w:r>
+        <w:rPr>
+          <w:color w:val="C00000"/>
+        </w:rPr>
+        <w:t xml:space="preserve"> DETRANNET</w:t>
+      </w:r>
+      <w:r>
+        <w:rPr>
+          <w:color w:val="C00000"/>
+        </w:rPr>
+        <w:t xml:space="preserve"> #}</w:t>
+      </w:r>
+      <w:r>
+        <w:rPr>
+          <w:color w:val="FF0000"/>
+        </w:rPr>
+        <w:t xml:space="preserve"> </w:t>
+      </w:r>
+      <w:r>
+        <w:t>e julgado por este Conselho na data</w:t>
+      </w:r>
+      <w:r>
+        <w:t xml:space="preserve"> </w:t>
+      </w:r>
+      <w:r>
+        <w:rPr>
+          <w:color w:val="FF0000"/>
+        </w:rPr>
+        <w:t>{{ data_julgamento_conselho }}</w:t>
+      </w:r>
+      <w:r>
+        <w:t>, p</w:t>
+      </w:r>
+      <w:r>
+        <w:t xml:space="preserve">ortanto, nos prazos </w:t>
       </w:r>
       <w:r>
         <w:rPr>
@@ -14533,7 +15011,7 @@
         <w:rPr>
           <w:color w:val="FF0000"/>
         </w:rPr>
-        <w:t>(data da infração - DETRANNET)</w:t>
+        <w:t>{{ data_infracao }} {# data da infração – DETRANNET #}</w:t>
       </w:r>
       <w:r>
         <w:t xml:space="preserve">, sem julgamento até a presente </w:t>
@@ -14891,7 +15369,25 @@
         <w:rPr>
           <w:color w:val="FF0000"/>
         </w:rPr>
-        <w:t xml:space="preserve">(nome da JARI) </w:t>
+        <w:t xml:space="preserve">{{ </w:t>
+      </w:r>
+      <w:r>
+        <w:rPr>
+          <w:color w:val="FF0000"/>
+        </w:rPr>
+        <w:t>jari_origem</w:t>
+      </w:r>
+      <w:r>
+        <w:rPr>
+          <w:color w:val="FF0000"/>
+        </w:rPr>
+        <w:t xml:space="preserve"> }} {# colocar nome da JARI #}</w:t>
+      </w:r>
+      <w:r>
+        <w:rPr>
+          <w:color w:val="FF0000"/>
+        </w:rPr>
+        <w:t xml:space="preserve"> </w:t>
       </w:r>
       <w:r>
         <w:t xml:space="preserve">na data de </w:t>
@@ -14900,7 +15396,37 @@
         <w:rPr>
           <w:color w:val="FF0000"/>
         </w:rPr>
-        <w:t xml:space="preserve">(colocar data do registro recurso na JARI - SIGADOC) </w:t>
+        <w:t xml:space="preserve">{{ data_recurso}} {# </w:t>
+      </w:r>
+      <w:r>
+        <w:rPr>
+          <w:color w:val="FF0000"/>
+        </w:rPr>
+        <w:t xml:space="preserve">colocar data do registro recurso na JARI </w:t>
+      </w:r>
+      <w:r>
+        <w:rPr>
+          <w:color w:val="FF0000"/>
+        </w:rPr>
+        <w:t>–</w:t>
+      </w:r>
+      <w:r>
+        <w:rPr>
+          <w:color w:val="FF0000"/>
+        </w:rPr>
+        <w:t xml:space="preserve"> SIGADOC</w:t>
+      </w:r>
+      <w:r>
+        <w:rPr>
+          <w:color w:val="FF0000"/>
+        </w:rPr>
+        <w:t xml:space="preserve"> #}</w:t>
+      </w:r>
+      <w:r>
+        <w:rPr>
+          <w:color w:val="FF0000"/>
+        </w:rPr>
+        <w:t xml:space="preserve"> </w:t>
       </w:r>
       <w:r>
         <w:t xml:space="preserve">e julgado na data </w:t>
@@ -14909,7 +15435,31 @@
         <w:rPr>
           <w:color w:val="FF0000"/>
         </w:rPr>
-        <w:t>(colocar a data de julgamento do recurso na JARI - DETRANNET)</w:t>
+        <w:t xml:space="preserve">{{ data_julgamento_conselho }} {# </w:t>
+      </w:r>
+      <w:r>
+        <w:rPr>
+          <w:color w:val="FF0000"/>
+        </w:rPr>
+        <w:t xml:space="preserve">colocar a data de julgamento do recurso na JARI </w:t>
+      </w:r>
+      <w:r>
+        <w:rPr>
+          <w:color w:val="FF0000"/>
+        </w:rPr>
+        <w:t>–</w:t>
+      </w:r>
+      <w:r>
+        <w:rPr>
+          <w:color w:val="FF0000"/>
+        </w:rPr>
+        <w:t xml:space="preserve"> DETRANNET</w:t>
+      </w:r>
+      <w:r>
+        <w:rPr>
+          <w:color w:val="FF0000"/>
+        </w:rPr>
+        <w:t xml:space="preserve"> #}</w:t>
       </w:r>
       <w:r>
         <w:t>, portanto, fora dos prazos legais.</w:t>
@@ -15256,7 +15806,63 @@
         <w:rPr>
           <w:color w:val="FF0000"/>
         </w:rPr>
-        <w:t xml:space="preserve">(colocar data do protocolo recuso no CETRAN - SIGADOC) </w:t>
+        <w:t>{{ data_recu</w:t>
+      </w:r>
+      <w:r>
+        <w:rPr>
+          <w:color w:val="FF0000"/>
+        </w:rPr>
+        <w:t>r</w:t>
+      </w:r>
+      <w:r>
+        <w:rPr>
+          <w:color w:val="FF0000"/>
+        </w:rPr>
+        <w:t>s</w:t>
+      </w:r>
+      <w:r>
+        <w:rPr>
+          <w:color w:val="FF0000"/>
+        </w:rPr>
+        <w:t>o</w:t>
+      </w:r>
+      <w:bookmarkStart w:id="0" w:name="_GoBack"/>
+      <w:bookmarkEnd w:id="0"/>
+      <w:r>
+        <w:rPr>
+          <w:color w:val="FF0000"/>
+        </w:rPr>
+        <w:t xml:space="preserve"> }} {# </w:t>
+      </w:r>
+      <w:r>
+        <w:rPr>
+          <w:color w:val="FF0000"/>
+        </w:rPr>
+        <w:t xml:space="preserve">colocar data do protocolo recuso no CETRAN </w:t>
+      </w:r>
+      <w:r>
+        <w:rPr>
+          <w:color w:val="FF0000"/>
+        </w:rPr>
+        <w:t>–</w:t>
+      </w:r>
+      <w:r>
+        <w:rPr>
+          <w:color w:val="FF0000"/>
+        </w:rPr>
+        <w:t xml:space="preserve"> SIGADOC</w:t>
+      </w:r>
+      <w:r>
+        <w:rPr>
+          <w:color w:val="FF0000"/>
+        </w:rPr>
+        <w:t xml:space="preserve"> #}</w:t>
+      </w:r>
+      <w:r>
+        <w:rPr>
+          <w:color w:val="FF0000"/>
+        </w:rPr>
+        <w:t xml:space="preserve"> </w:t>
       </w:r>
       <w:r>
         <w:t>sem julgamento até a presente data.</w:t>
@@ -17434,7 +18040,7 @@
         <w:rPr>
           <w:color w:val="FF0000"/>
         </w:rPr>
-        <w:t>(nome da JARI).</w:t>
+        <w:t>{{ jari_origem }} {# nome da JARI #}.</w:t>
       </w:r>
     </w:p>
     <w:p>
@@ -18091,7 +18697,7 @@
 </file>
 
 <file path=word/endnotes.xml><?xml version="1.0" encoding="utf-8"?>
-<w:endnotes xmlns:wpc="http://schemas.microsoft.com/office/word/2010/wordprocessingCanvas" xmlns:cx="http://schemas.microsoft.com/office/drawing/2014/chartex" xmlns:cx1="http://schemas.microsoft.com/office/drawing/2015/9/8/chartex" xmlns:cx2="http://schemas.microsoft.com/office/drawing/2015/10/21/chartex" xmlns:cx3="http://schemas.microsoft.com/office/drawing/2016/5/9/chartex" xmlns:cx4="http://schemas.microsoft.com/office/drawing/2016/5/10/chartex" xmlns:cx5="http://schemas.microsoft.com/office/drawing/2016/5/11/chartex" xmlns:cx6="http://schemas.microsoft.com/office/drawing/2016/5/12/chartex" xmlns:cx7="http://schemas.microsoft.com/office/drawing/2016/5/13/chartex" xmlns:cx8="http://schemas.microsoft.com/office/drawing/2016/5/14/chartex" xmlns:mc="http://schemas.openxmlformats.org/markup-compatibility/2006" xmlns:aink="http://schemas.microsoft.com/office/drawing/2016/ink" xmlns:am3d="http://schemas.microsoft.com/office/drawing/2017/model3d" xmlns:o="urn:schemas-microsoft-com:office:office" xmlns:oel="http://schemas.microsoft.com/office/2019/extlst" xmlns:r="http://schemas.openxmlformats.org/officeDocument/2006/relationships" xmlns:m="http://schemas.openxmlformats.org/officeDocument/2006/math" xmlns:v="urn:schemas-microsoft-com:vml" xmlns:wp14="http://schemas.microsoft.com/office/word/2010/wordprocessingDrawing" xmlns:wp="http://schemas.openxmlformats.org/drawingml/2006/wordprocessingDrawing" xmlns:w10="urn:schemas-microsoft-com:office:word" xmlns:w="http://schemas.openxmlformats.org/wordprocessingml/2006/main" xmlns:w14="http://schemas.microsoft.com/office/word/2010/wordml" xmlns:w15="http://schemas.microsoft.com/office/word/2012/wordml" xmlns:w16cex="http://schemas.microsoft.com/office/word/2018/wordml/cex" xmlns:w16cid="http://schemas.microsoft.com/office/word/2016/wordml/cid" xmlns:w16="http://schemas.microsoft.com/office/word/2018/wordml" xmlns:w16du="http://schemas.microsoft.com/office/word/2023/wordml/word16du" xmlns:w16sdtdh="http://schemas.microsoft.com/office/word/2020/wordml/sdtdatahash" xmlns:w16sdtfl="http://schemas.microsoft.com/office/word/2024/wordml/sdtformatlock" xmlns:w16se="http://schemas.microsoft.com/office/word/2015/wordml/symex" xmlns:wpg="http://schemas.microsoft.com/office/word/2010/wordprocessingGroup" xmlns:wpi="http://schemas.microsoft.com/office/word/2010/wordprocessingInk" xmlns:wne="http://schemas.microsoft.com/office/word/2006/wordml" xmlns:wps="http://schemas.microsoft.com/office/word/2010/wordprocessingShape" mc:Ignorable="w14 w15 w16se w16cid w16 w16cex w16sdtdh w16sdtfl w16du wp14">
+<w:endnotes xmlns:wpc="http://schemas.microsoft.com/office/word/2010/wordprocessingCanvas" xmlns:cx="http://schemas.microsoft.com/office/drawing/2014/chartex" xmlns:cx1="http://schemas.microsoft.com/office/drawing/2015/9/8/chartex" xmlns:mc="http://schemas.openxmlformats.org/markup-compatibility/2006" xmlns:o="urn:schemas-microsoft-com:office:office" xmlns:r="http://schemas.openxmlformats.org/officeDocument/2006/relationships" xmlns:m="http://schemas.openxmlformats.org/officeDocument/2006/math" xmlns:v="urn:schemas-microsoft-com:vml" xmlns:wp14="http://schemas.microsoft.com/office/word/2010/wordprocessingDrawing" xmlns:wp="http://schemas.openxmlformats.org/drawingml/2006/wordprocessingDrawing" xmlns:w10="urn:schemas-microsoft-com:office:word" xmlns:w="http://schemas.openxmlformats.org/wordprocessingml/2006/main" xmlns:w14="http://schemas.microsoft.com/office/word/2010/wordml" xmlns:w15="http://schemas.microsoft.com/office/word/2012/wordml" xmlns:w16se="http://schemas.microsoft.com/office/word/2015/wordml/symex" xmlns:wpg="http://schemas.microsoft.com/office/word/2010/wordprocessingGroup" xmlns:wpi="http://schemas.microsoft.com/office/word/2010/wordprocessingInk" xmlns:wne="http://schemas.microsoft.com/office/word/2006/wordml" xmlns:wps="http://schemas.microsoft.com/office/word/2010/wordprocessingShape" mc:Ignorable="w14 w15 w16se wp14">
   <w:endnote w:type="separator" w:id="-1">
     <w:p>
       <w:r>
@@ -18110,7 +18716,7 @@
 </file>
 
 <file path=word/footer1.xml><?xml version="1.0" encoding="utf-8"?>
-<w:ftr xmlns:wpc="http://schemas.microsoft.com/office/word/2010/wordprocessingCanvas" xmlns:cx="http://schemas.microsoft.com/office/drawing/2014/chartex" xmlns:cx1="http://schemas.microsoft.com/office/drawing/2015/9/8/chartex" xmlns:cx2="http://schemas.microsoft.com/office/drawing/2015/10/21/chartex" xmlns:cx3="http://schemas.microsoft.com/office/drawing/2016/5/9/chartex" xmlns:cx4="http://schemas.microsoft.com/office/drawing/2016/5/10/chartex" xmlns:cx5="http://schemas.microsoft.com/office/drawing/2016/5/11/chartex" xmlns:cx6="http://schemas.microsoft.com/office/drawing/2016/5/12/chartex" xmlns:cx7="http://schemas.microsoft.com/office/drawing/2016/5/13/chartex" xmlns:cx8="http://schemas.microsoft.com/office/drawing/2016/5/14/chartex" xmlns:mc="http://schemas.openxmlformats.org/markup-compatibility/2006" xmlns:aink="http://schemas.microsoft.com/office/drawing/2016/ink" xmlns:am3d="http://schemas.microsoft.com/office/drawing/2017/model3d" xmlns:o="urn:schemas-microsoft-com:office:office" xmlns:oel="http://schemas.microsoft.com/office/2019/extlst" xmlns:r="http://schemas.openxmlformats.org/officeDocument/2006/relationships" xmlns:m="http://schemas.openxmlformats.org/officeDocument/2006/math" xmlns:v="urn:schemas-microsoft-com:vml" xmlns:wp14="http://schemas.microsoft.com/office/word/2010/wordprocessingDrawing" xmlns:wp="http://schemas.openxmlformats.org/drawingml/2006/wordprocessingDrawing" xmlns:w10="urn:schemas-microsoft-com:office:word" xmlns:w="http://schemas.openxmlformats.org/wordprocessingml/2006/main" xmlns:w14="http://schemas.microsoft.com/office/word/2010/wordml" xmlns:w15="http://schemas.microsoft.com/office/word/2012/wordml" xmlns:w16cex="http://schemas.microsoft.com/office/word/2018/wordml/cex" xmlns:w16cid="http://schemas.microsoft.com/office/word/2016/wordml/cid" xmlns:w16="http://schemas.microsoft.com/office/word/2018/wordml" xmlns:w16du="http://schemas.microsoft.com/office/word/2023/wordml/word16du" xmlns:w16sdtdh="http://schemas.microsoft.com/office/word/2020/wordml/sdtdatahash" xmlns:w16sdtfl="http://schemas.microsoft.com/office/word/2024/wordml/sdtformatlock" xmlns:w16se="http://schemas.microsoft.com/office/word/2015/wordml/symex" xmlns:wpg="http://schemas.microsoft.com/office/word/2010/wordprocessingGroup" xmlns:wpi="http://schemas.microsoft.com/office/word/2010/wordprocessingInk" xmlns:wne="http://schemas.microsoft.com/office/word/2006/wordml" xmlns:wps="http://schemas.microsoft.com/office/word/2010/wordprocessingShape" mc:Ignorable="w14 w15 w16se w16cid w16 w16cex w16sdtdh w16sdtfl w16du wp14">
+<w:ftr xmlns:wpc="http://schemas.microsoft.com/office/word/2010/wordprocessingCanvas" xmlns:cx="http://schemas.microsoft.com/office/drawing/2014/chartex" xmlns:cx1="http://schemas.microsoft.com/office/drawing/2015/9/8/chartex" xmlns:mc="http://schemas.openxmlformats.org/markup-compatibility/2006" xmlns:o="urn:schemas-microsoft-com:office:office" xmlns:r="http://schemas.openxmlformats.org/officeDocument/2006/relationships" xmlns:m="http://schemas.openxmlformats.org/officeDocument/2006/math" xmlns:v="urn:schemas-microsoft-com:vml" xmlns:wp14="http://schemas.microsoft.com/office/word/2010/wordprocessingDrawing" xmlns:wp="http://schemas.openxmlformats.org/drawingml/2006/wordprocessingDrawing" xmlns:w10="urn:schemas-microsoft-com:office:word" xmlns:w="http://schemas.openxmlformats.org/wordprocessingml/2006/main" xmlns:w14="http://schemas.microsoft.com/office/word/2010/wordml" xmlns:w15="http://schemas.microsoft.com/office/word/2012/wordml" xmlns:w16se="http://schemas.microsoft.com/office/word/2015/wordml/symex" xmlns:wpg="http://schemas.microsoft.com/office/word/2010/wordprocessingGroup" xmlns:wpi="http://schemas.microsoft.com/office/word/2010/wordprocessingInk" xmlns:wne="http://schemas.microsoft.com/office/word/2006/wordml" xmlns:wps="http://schemas.microsoft.com/office/word/2010/wordprocessingShape" mc:Ignorable="w14 w15 w16se wp14">
   <w:p>
     <w:pPr>
       <w:pStyle w:val="Corpodetexto"/>
@@ -18123,6 +18729,7 @@
       <w:rPr>
         <w:noProof/>
         <w:sz w:val="20"/>
+        <w:lang w:val="pt-BR" w:eastAsia="pt-BR"/>
       </w:rPr>
       <mc:AlternateContent>
         <mc:Choice Requires="wps">
@@ -18214,7 +18821,7 @@
             </wp:anchor>
           </w:drawing>
         </mc:Choice>
-        <mc:Fallback>
+        <mc:Fallback xmlns:w16sdtfl="http://schemas.microsoft.com/office/word/2024/wordml/sdtformatlock" xmlns:w16sdtdh="http://schemas.microsoft.com/office/word/2020/wordml/sdtdatahash" xmlns:w16du="http://schemas.microsoft.com/office/word/2023/wordml/word16du" xmlns:w16="http://schemas.microsoft.com/office/word/2018/wordml" xmlns:w16cid="http://schemas.microsoft.com/office/word/2016/wordml/cid" xmlns:w16cex="http://schemas.microsoft.com/office/word/2018/wordml/cex" xmlns:oel="http://schemas.microsoft.com/office/2019/extlst" xmlns:am3d="http://schemas.microsoft.com/office/drawing/2017/model3d" xmlns:aink="http://schemas.microsoft.com/office/drawing/2016/ink" xmlns:cx8="http://schemas.microsoft.com/office/drawing/2016/5/14/chartex" xmlns:cx7="http://schemas.microsoft.com/office/drawing/2016/5/13/chartex" xmlns:cx6="http://schemas.microsoft.com/office/drawing/2016/5/12/chartex" xmlns:cx5="http://schemas.microsoft.com/office/drawing/2016/5/11/chartex" xmlns:cx4="http://schemas.microsoft.com/office/drawing/2016/5/10/chartex" xmlns:cx3="http://schemas.microsoft.com/office/drawing/2016/5/9/chartex" xmlns:cx2="http://schemas.microsoft.com/office/drawing/2015/10/21/chartex">
           <w:pict>
             <v:shape w14:anchorId="5E5DE034" id="Graphic 2" o:spid="_x0000_s1026" style="position:absolute;margin-left:83.6pt;margin-top:777.5pt;width:456.6pt;height:4.45pt;z-index:-15899648;visibility:visible;mso-wrap-style:square;mso-wrap-distance-left:0;mso-wrap-distance-top:0;mso-wrap-distance-right:0;mso-wrap-distance-bottom:0;mso-position-horizontal:absolute;mso-position-horizontal-relative:page;mso-position-vertical:absolute;mso-position-vertical-relative:page;v-text-anchor:top" coordsize="5798820,56515" o:gfxdata="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" path="m5798820,47256l,47256r,9132l5798820,56388r,-9132xem5798820,l,,,38100r5798820,l5798820,xe" fillcolor="#612322" stroked="f">
               <v:path arrowok="t"/>
@@ -18228,6 +18835,7 @@
       <w:rPr>
         <w:noProof/>
         <w:sz w:val="20"/>
+        <w:lang w:val="pt-BR" w:eastAsia="pt-BR"/>
       </w:rPr>
       <mc:AlternateContent>
         <mc:Choice Requires="wps">
@@ -18419,7 +19027,8 @@
               <v:stroke joinstyle="miter"/>
               <v:path gradientshapeok="t" o:connecttype="rect"/>
             </v:shapetype>
-            <v:shape id="Textbox 3" o:spid="_x0000_s1026" type="#_x0000_t202" style="position:absolute;margin-left:84.1pt;margin-top:782pt;width:265.15pt;height:13.75pt;z-index:-15899136;visibility:visible;mso-wrap-style:square;mso-wrap-distance-left:0;mso-wrap-distance-top:0;mso-wrap-distance-right:0;mso-wrap-distance-bottom:0;mso-position-horizontal:absolute;mso-position-horizontal-relative:page;mso-position-vertical:absolute;mso-position-vertical-relative:page;v-text-anchor:top" o:gfxdata="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" filled="f" stroked="f">
+            <v:shape id="Textbox 3" o:spid="_x0000_s1026" type="#_x0000_t202" style="position:absolute;margin-left:84.1pt;margin-top:782pt;width:265.15pt;height:13.75pt;z-index:-15899136;visibility:visible;mso-wrap-style:square;mso-wrap-distance-left:0;mso-wrap-distance-top:0;mso-wrap-distance-right:0;mso-wrap-distance-bottom:0;mso-position-horizontal:absolute;mso-position-horizontal-relative:page;mso-position-vertical:absolute;mso-position-vertical-relative:page;v-text-anchor:top" o:gfxdata="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" filled="f" stroked="f">
+              <v:path arrowok="t"/>
               <v:textbox inset="0,0,0,0">
                 <w:txbxContent>
                   <w:p>
@@ -18572,6 +19181,7 @@
       <w:rPr>
         <w:noProof/>
         <w:sz w:val="20"/>
+        <w:lang w:val="pt-BR" w:eastAsia="pt-BR"/>
       </w:rPr>
       <mc:AlternateContent>
         <mc:Choice Requires="wps">
@@ -18659,6 +19269,7 @@
                           <w:r>
                             <w:rPr>
                               <w:rFonts w:ascii="Cambria" w:hAnsi="Cambria"/>
+                              <w:noProof/>
                               <w:spacing w:val="-5"/>
                               <w:sz w:val="20"/>
                             </w:rPr>
@@ -18686,7 +19297,8 @@
         </mc:Choice>
         <mc:Fallback>
           <w:pict>
-            <v:shape w14:anchorId="4D828D61" id="Textbox 4" o:spid="_x0000_s1027" type="#_x0000_t202" style="position:absolute;margin-left:467.35pt;margin-top:782pt;width:47pt;height:13.75pt;z-index:-15898624;visibility:visible;mso-wrap-style:square;mso-wrap-distance-left:0;mso-wrap-distance-top:0;mso-wrap-distance-right:0;mso-wrap-distance-bottom:0;mso-position-horizontal:absolute;mso-position-horizontal-relative:page;mso-position-vertical:absolute;mso-position-vertical-relative:page;v-text-anchor:top" o:gfxdata="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" filled="f" stroked="f">
+            <v:shape w14:anchorId="4D828D61" id="Textbox 4" o:spid="_x0000_s1027" type="#_x0000_t202" style="position:absolute;margin-left:467.35pt;margin-top:782pt;width:47pt;height:13.75pt;z-index:-15898624;visibility:visible;mso-wrap-style:square;mso-wrap-distance-left:0;mso-wrap-distance-top:0;mso-wrap-distance-right:0;mso-wrap-distance-bottom:0;mso-position-horizontal:absolute;mso-position-horizontal-relative:page;mso-position-vertical:absolute;mso-position-vertical-relative:page;v-text-anchor:top" o:gfxdata="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" filled="f" stroked="f">
+              <v:path arrowok="t"/>
               <v:textbox inset="0,0,0,0">
                 <w:txbxContent>
                   <w:p>
@@ -18740,6 +19352,7 @@
                     <w:r>
                       <w:rPr>
                         <w:rFonts w:ascii="Cambria" w:hAnsi="Cambria"/>
+                        <w:noProof/>
                         <w:spacing w:val="-5"/>
                         <w:sz w:val="20"/>
                       </w:rPr>
@@ -18767,7 +19380,7 @@
 </file>
 
 <file path=word/footnotes.xml><?xml version="1.0" encoding="utf-8"?>
-<w:footnotes xmlns:wpc="http://schemas.microsoft.com/office/word/2010/wordprocessingCanvas" xmlns:cx="http://schemas.microsoft.com/office/drawing/2014/chartex" xmlns:cx1="http://schemas.microsoft.com/office/drawing/2015/9/8/chartex" xmlns:cx2="http://schemas.microsoft.com/office/drawing/2015/10/21/chartex" xmlns:cx3="http://schemas.microsoft.com/office/drawing/2016/5/9/chartex" xmlns:cx4="http://schemas.microsoft.com/office/drawing/2016/5/10/chartex" xmlns:cx5="http://schemas.microsoft.com/office/drawing/2016/5/11/chartex" xmlns:cx6="http://schemas.microsoft.com/office/drawing/2016/5/12/chartex" xmlns:cx7="http://schemas.microsoft.com/office/drawing/2016/5/13/chartex" xmlns:cx8="http://schemas.microsoft.com/office/drawing/2016/5/14/chartex" xmlns:mc="http://schemas.openxmlformats.org/markup-compatibility/2006" xmlns:aink="http://schemas.microsoft.com/office/drawing/2016/ink" xmlns:am3d="http://schemas.microsoft.com/office/drawing/2017/model3d" xmlns:o="urn:schemas-microsoft-com:office:office" xmlns:oel="http://schemas.microsoft.com/office/2019/extlst" xmlns:r="http://schemas.openxmlformats.org/officeDocument/2006/relationships" xmlns:m="http://schemas.openxmlformats.org/officeDocument/2006/math" xmlns:v="urn:schemas-microsoft-com:vml" xmlns:wp14="http://schemas.microsoft.com/office/word/2010/wordprocessingDrawing" xmlns:wp="http://schemas.openxmlformats.org/drawingml/2006/wordprocessingDrawing" xmlns:w10="urn:schemas-microsoft-com:office:word" xmlns:w="http://schemas.openxmlformats.org/wordprocessingml/2006/main" xmlns:w14="http://schemas.microsoft.com/office/word/2010/wordml" xmlns:w15="http://schemas.microsoft.com/office/word/2012/wordml" xmlns:w16cex="http://schemas.microsoft.com/office/word/2018/wordml/cex" xmlns:w16cid="http://schemas.microsoft.com/office/word/2016/wordml/cid" xmlns:w16="http://schemas.microsoft.com/office/word/2018/wordml" xmlns:w16du="http://schemas.microsoft.com/office/word/2023/wordml/word16du" xmlns:w16sdtdh="http://schemas.microsoft.com/office/word/2020/wordml/sdtdatahash" xmlns:w16sdtfl="http://schemas.microsoft.com/office/word/2024/wordml/sdtformatlock" xmlns:w16se="http://schemas.microsoft.com/office/word/2015/wordml/symex" xmlns:wpg="http://schemas.microsoft.com/office/word/2010/wordprocessingGroup" xmlns:wpi="http://schemas.microsoft.com/office/word/2010/wordprocessingInk" xmlns:wne="http://schemas.microsoft.com/office/word/2006/wordml" xmlns:wps="http://schemas.microsoft.com/office/word/2010/wordprocessingShape" mc:Ignorable="w14 w15 w16se w16cid w16 w16cex w16sdtdh w16sdtfl w16du wp14">
+<w:footnotes xmlns:wpc="http://schemas.microsoft.com/office/word/2010/wordprocessingCanvas" xmlns:cx="http://schemas.microsoft.com/office/drawing/2014/chartex" xmlns:cx1="http://schemas.microsoft.com/office/drawing/2015/9/8/chartex" xmlns:mc="http://schemas.openxmlformats.org/markup-compatibility/2006" xmlns:o="urn:schemas-microsoft-com:office:office" xmlns:r="http://schemas.openxmlformats.org/officeDocument/2006/relationships" xmlns:m="http://schemas.openxmlformats.org/officeDocument/2006/math" xmlns:v="urn:schemas-microsoft-com:vml" xmlns:wp14="http://schemas.microsoft.com/office/word/2010/wordprocessingDrawing" xmlns:wp="http://schemas.openxmlformats.org/drawingml/2006/wordprocessingDrawing" xmlns:w10="urn:schemas-microsoft-com:office:word" xmlns:w="http://schemas.openxmlformats.org/wordprocessingml/2006/main" xmlns:w14="http://schemas.microsoft.com/office/word/2010/wordml" xmlns:w15="http://schemas.microsoft.com/office/word/2012/wordml" xmlns:w16se="http://schemas.microsoft.com/office/word/2015/wordml/symex" xmlns:wpg="http://schemas.microsoft.com/office/word/2010/wordprocessingGroup" xmlns:wpi="http://schemas.microsoft.com/office/word/2010/wordprocessingInk" xmlns:wne="http://schemas.microsoft.com/office/word/2006/wordml" xmlns:wps="http://schemas.microsoft.com/office/word/2010/wordprocessingShape" mc:Ignorable="w14 w15 w16se wp14">
   <w:footnote w:type="separator" w:id="-1">
     <w:p>
       <w:r>
@@ -18786,7 +19399,7 @@
 </file>
 
 <file path=word/header1.xml><?xml version="1.0" encoding="utf-8"?>
-<w:hdr xmlns:wpc="http://schemas.microsoft.com/office/word/2010/wordprocessingCanvas" xmlns:cx="http://schemas.microsoft.com/office/drawing/2014/chartex" xmlns:cx1="http://schemas.microsoft.com/office/drawing/2015/9/8/chartex" xmlns:cx2="http://schemas.microsoft.com/office/drawing/2015/10/21/chartex" xmlns:cx3="http://schemas.microsoft.com/office/drawing/2016/5/9/chartex" xmlns:cx4="http://schemas.microsoft.com/office/drawing/2016/5/10/chartex" xmlns:cx5="http://schemas.microsoft.com/office/drawing/2016/5/11/chartex" xmlns:cx6="http://schemas.microsoft.com/office/drawing/2016/5/12/chartex" xmlns:cx7="http://schemas.microsoft.com/office/drawing/2016/5/13/chartex" xmlns:cx8="http://schemas.microsoft.com/office/drawing/2016/5/14/chartex" xmlns:mc="http://schemas.openxmlformats.org/markup-compatibility/2006" xmlns:aink="http://schemas.microsoft.com/office/drawing/2016/ink" xmlns:am3d="http://schemas.microsoft.com/office/drawing/2017/model3d" xmlns:o="urn:schemas-microsoft-com:office:office" xmlns:oel="http://schemas.microsoft.com/office/2019/extlst" xmlns:r="http://schemas.openxmlformats.org/officeDocument/2006/relationships" xmlns:m="http://schemas.openxmlformats.org/officeDocument/2006/math" xmlns:v="urn:schemas-microsoft-com:vml" xmlns:wp14="http://schemas.microsoft.com/office/word/2010/wordprocessingDrawing" xmlns:wp="http://schemas.openxmlformats.org/drawingml/2006/wordprocessingDrawing" xmlns:w10="urn:schemas-microsoft-com:office:word" xmlns:w="http://schemas.openxmlformats.org/wordprocessingml/2006/main" xmlns:w14="http://schemas.microsoft.com/office/word/2010/wordml" xmlns:w15="http://schemas.microsoft.com/office/word/2012/wordml" xmlns:w16cex="http://schemas.microsoft.com/office/word/2018/wordml/cex" xmlns:w16cid="http://schemas.microsoft.com/office/word/2016/wordml/cid" xmlns:w16="http://schemas.microsoft.com/office/word/2018/wordml" xmlns:w16du="http://schemas.microsoft.com/office/word/2023/wordml/word16du" xmlns:w16sdtdh="http://schemas.microsoft.com/office/word/2020/wordml/sdtdatahash" xmlns:w16sdtfl="http://schemas.microsoft.com/office/word/2024/wordml/sdtformatlock" xmlns:w16se="http://schemas.microsoft.com/office/word/2015/wordml/symex" xmlns:wpg="http://schemas.microsoft.com/office/word/2010/wordprocessingGroup" xmlns:wpi="http://schemas.microsoft.com/office/word/2010/wordprocessingInk" xmlns:wne="http://schemas.microsoft.com/office/word/2006/wordml" xmlns:wps="http://schemas.microsoft.com/office/word/2010/wordprocessingShape" mc:Ignorable="w14 w15 w16se w16cid w16 w16cex w16sdtdh w16sdtfl w16du wp14">
+<w:hdr xmlns:wpc="http://schemas.microsoft.com/office/word/2010/wordprocessingCanvas" xmlns:cx="http://schemas.microsoft.com/office/drawing/2014/chartex" xmlns:cx1="http://schemas.microsoft.com/office/drawing/2015/9/8/chartex" xmlns:mc="http://schemas.openxmlformats.org/markup-compatibility/2006" xmlns:o="urn:schemas-microsoft-com:office:office" xmlns:r="http://schemas.openxmlformats.org/officeDocument/2006/relationships" xmlns:m="http://schemas.openxmlformats.org/officeDocument/2006/math" xmlns:v="urn:schemas-microsoft-com:vml" xmlns:wp14="http://schemas.microsoft.com/office/word/2010/wordprocessingDrawing" xmlns:wp="http://schemas.openxmlformats.org/drawingml/2006/wordprocessingDrawing" xmlns:w10="urn:schemas-microsoft-com:office:word" xmlns:w="http://schemas.openxmlformats.org/wordprocessingml/2006/main" xmlns:w14="http://schemas.microsoft.com/office/word/2010/wordml" xmlns:w15="http://schemas.microsoft.com/office/word/2012/wordml" xmlns:w16se="http://schemas.microsoft.com/office/word/2015/wordml/symex" xmlns:wpg="http://schemas.microsoft.com/office/word/2010/wordprocessingGroup" xmlns:wpi="http://schemas.microsoft.com/office/word/2010/wordprocessingInk" xmlns:wne="http://schemas.microsoft.com/office/word/2006/wordml" xmlns:wps="http://schemas.microsoft.com/office/word/2010/wordprocessingShape" mc:Ignorable="w14 w15 w16se wp14">
   <w:p>
     <w:pPr>
       <w:pStyle w:val="Corpodetexto"/>
@@ -18799,6 +19412,7 @@
       <w:rPr>
         <w:noProof/>
         <w:sz w:val="20"/>
+        <w:lang w:val="pt-BR" w:eastAsia="pt-BR"/>
       </w:rPr>
       <w:drawing>
         <wp:anchor distT="0" distB="0" distL="0" distR="0" simplePos="0" relativeHeight="487416320" behindDoc="1" locked="0" layoutInCell="1" allowOverlap="1" wp14:anchorId="698E2650" wp14:editId="0D60C486">
@@ -18849,7 +19463,7 @@
 </file>
 
 <file path=word/numbering.xml><?xml version="1.0" encoding="utf-8"?>
-<w:numbering xmlns:wpc="http://schemas.microsoft.com/office/word/2010/wordprocessingCanvas" xmlns:cx="http://schemas.microsoft.com/office/drawing/2014/chartex" xmlns:cx1="http://schemas.microsoft.com/office/drawing/2015/9/8/chartex" xmlns:cx2="http://schemas.microsoft.com/office/drawing/2015/10/21/chartex" xmlns:cx3="http://schemas.microsoft.com/office/drawing/2016/5/9/chartex" xmlns:cx4="http://schemas.microsoft.com/office/drawing/2016/5/10/chartex" xmlns:cx5="http://schemas.microsoft.com/office/drawing/2016/5/11/chartex" xmlns:cx6="http://schemas.microsoft.com/office/drawing/2016/5/12/chartex" xmlns:cx7="http://schemas.microsoft.com/office/drawing/2016/5/13/chartex" xmlns:cx8="http://schemas.microsoft.com/office/drawing/2016/5/14/chartex" xmlns:mc="http://schemas.openxmlformats.org/markup-compatibility/2006" xmlns:aink="http://schemas.microsoft.com/office/drawing/2016/ink" xmlns:am3d="http://schemas.microsoft.com/office/drawing/2017/model3d" xmlns:o="urn:schemas-microsoft-com:office:office" xmlns:oel="http://schemas.microsoft.com/office/2019/extlst" xmlns:r="http://schemas.openxmlformats.org/officeDocument/2006/relationships" xmlns:m="http://schemas.openxmlformats.org/officeDocument/2006/math" xmlns:v="urn:schemas-microsoft-com:vml" xmlns:wp14="http://schemas.microsoft.com/office/word/2010/wordprocessingDrawing" xmlns:wp="http://schemas.openxmlformats.org/drawingml/2006/wordprocessingDrawing" xmlns:w10="urn:schemas-microsoft-com:office:word" xmlns:w="http://schemas.openxmlformats.org/wordprocessingml/2006/main" xmlns:w14="http://schemas.microsoft.com/office/word/2010/wordml" xmlns:w15="http://schemas.microsoft.com/office/word/2012/wordml" xmlns:w16cex="http://schemas.microsoft.com/office/word/2018/wordml/cex" xmlns:w16cid="http://schemas.microsoft.com/office/word/2016/wordml/cid" xmlns:w16="http://schemas.microsoft.com/office/word/2018/wordml" xmlns:w16du="http://schemas.microsoft.com/office/word/2023/wordml/word16du" xmlns:w16sdtdh="http://schemas.microsoft.com/office/word/2020/wordml/sdtdatahash" xmlns:w16sdtfl="http://schemas.microsoft.com/office/word/2024/wordml/sdtformatlock" xmlns:w16se="http://schemas.microsoft.com/office/word/2015/wordml/symex" xmlns:wpg="http://schemas.microsoft.com/office/word/2010/wordprocessingGroup" xmlns:wpi="http://schemas.microsoft.com/office/word/2010/wordprocessingInk" xmlns:wne="http://schemas.microsoft.com/office/word/2006/wordml" xmlns:wps="http://schemas.microsoft.com/office/word/2010/wordprocessingShape" mc:Ignorable="w14 w15 w16se w16cid w16 w16cex w16sdtdh w16sdtfl w16du wp14">
+<w:numbering xmlns:wpc="http://schemas.microsoft.com/office/word/2010/wordprocessingCanvas" xmlns:cx="http://schemas.microsoft.com/office/drawing/2014/chartex" xmlns:cx1="http://schemas.microsoft.com/office/drawing/2015/9/8/chartex" xmlns:mc="http://schemas.openxmlformats.org/markup-compatibility/2006" xmlns:o="urn:schemas-microsoft-com:office:office" xmlns:r="http://schemas.openxmlformats.org/officeDocument/2006/relationships" xmlns:m="http://schemas.openxmlformats.org/officeDocument/2006/math" xmlns:v="urn:schemas-microsoft-com:vml" xmlns:wp14="http://schemas.microsoft.com/office/word/2010/wordprocessingDrawing" xmlns:wp="http://schemas.openxmlformats.org/drawingml/2006/wordprocessingDrawing" xmlns:w10="urn:schemas-microsoft-com:office:word" xmlns:w="http://schemas.openxmlformats.org/wordprocessingml/2006/main" xmlns:w14="http://schemas.microsoft.com/office/word/2010/wordml" xmlns:w15="http://schemas.microsoft.com/office/word/2012/wordml" xmlns:w16se="http://schemas.microsoft.com/office/word/2015/wordml/symex" xmlns:wpg="http://schemas.microsoft.com/office/word/2010/wordprocessingGroup" xmlns:wpi="http://schemas.microsoft.com/office/word/2010/wordprocessingInk" xmlns:wne="http://schemas.microsoft.com/office/word/2006/wordml" xmlns:wps="http://schemas.microsoft.com/office/word/2010/wordprocessingShape" mc:Ignorable="w14 w15 w16se wp14">
   <w:abstractNum w:abstractNumId="0" w15:restartNumberingAfterBreak="0">
     <w:nsid w:val="0480428D"/>
     <w:multiLevelType w:val="hybridMultilevel"/>
@@ -19714,32 +20328,32 @@
       </w:rPr>
     </w:lvl>
   </w:abstractNum>
-  <w:num w:numId="1" w16cid:durableId="1845439597">
+  <w:num w:numId="1">
     <w:abstractNumId w:val="5"/>
   </w:num>
-  <w:num w:numId="2" w16cid:durableId="1351026295">
+  <w:num w:numId="2">
     <w:abstractNumId w:val="4"/>
   </w:num>
-  <w:num w:numId="3" w16cid:durableId="1288851668">
+  <w:num w:numId="3">
     <w:abstractNumId w:val="1"/>
   </w:num>
-  <w:num w:numId="4" w16cid:durableId="2121101719">
+  <w:num w:numId="4">
     <w:abstractNumId w:val="2"/>
   </w:num>
-  <w:num w:numId="5" w16cid:durableId="751894614">
+  <w:num w:numId="5">
     <w:abstractNumId w:val="0"/>
   </w:num>
-  <w:num w:numId="6" w16cid:durableId="2107844172">
+  <w:num w:numId="6">
     <w:abstractNumId w:val="3"/>
   </w:num>
-  <w:num w:numId="7" w16cid:durableId="971714551">
+  <w:num w:numId="7">
     <w:abstractNumId w:val="6"/>
   </w:num>
 </w:numbering>
 </file>
 
 <file path=word/styles.xml><?xml version="1.0" encoding="utf-8"?>
-<w:styles xmlns:mc="http://schemas.openxmlformats.org/markup-compatibility/2006" xmlns:r="http://schemas.openxmlformats.org/officeDocument/2006/relationships" xmlns:w="http://schemas.openxmlformats.org/wordprocessingml/2006/main" xmlns:w14="http://schemas.microsoft.com/office/word/2010/wordml" xmlns:w15="http://schemas.microsoft.com/office/word/2012/wordml" xmlns:w16cex="http://schemas.microsoft.com/office/word/2018/wordml/cex" xmlns:w16cid="http://schemas.microsoft.com/office/word/2016/wordml/cid" xmlns:w16="http://schemas.microsoft.com/office/word/2018/wordml" xmlns:w16du="http://schemas.microsoft.com/office/word/2023/wordml/word16du" xmlns:w16sdtdh="http://schemas.microsoft.com/office/word/2020/wordml/sdtdatahash" xmlns:w16sdtfl="http://schemas.microsoft.com/office/word/2024/wordml/sdtformatlock" xmlns:w16se="http://schemas.microsoft.com/office/word/2015/wordml/symex" mc:Ignorable="w14 w15 w16se w16cid w16 w16cex w16sdtdh w16sdtfl w16du">
+<w:styles xmlns:mc="http://schemas.openxmlformats.org/markup-compatibility/2006" xmlns:r="http://schemas.openxmlformats.org/officeDocument/2006/relationships" xmlns:w="http://schemas.openxmlformats.org/wordprocessingml/2006/main" xmlns:w14="http://schemas.microsoft.com/office/word/2010/wordml" xmlns:w15="http://schemas.microsoft.com/office/word/2012/wordml" xmlns:w16se="http://schemas.microsoft.com/office/word/2015/wordml/symex" mc:Ignorable="w14 w15 w16se">
   <w:docDefaults>
     <w:rPrDefault>
       <w:rPr>
@@ -19757,7 +20371,7 @@
       </w:pPr>
     </w:pPrDefault>
   </w:docDefaults>
-  <w:latentStyles w:defLockedState="0" w:defUIPriority="99" w:defSemiHidden="0" w:defUnhideWhenUsed="0" w:defQFormat="0" w:count="376">
+  <w:latentStyles w:defLockedState="0" w:defUIPriority="99" w:defSemiHidden="0" w:defUnhideWhenUsed="0" w:defQFormat="0" w:count="371">
     <w:lsdException w:name="Normal" w:uiPriority="0" w:qFormat="1"/>
     <w:lsdException w:name="heading 1" w:uiPriority="9" w:qFormat="1"/>
     <w:lsdException w:name="heading 2" w:semiHidden="1" w:uiPriority="9" w:unhideWhenUsed="1" w:qFormat="1"/>
@@ -20129,11 +20743,6 @@
     <w:lsdException w:name="List Table 5 Dark Accent 6" w:uiPriority="50"/>
     <w:lsdException w:name="List Table 6 Colorful Accent 6" w:uiPriority="51"/>
     <w:lsdException w:name="List Table 7 Colorful Accent 6" w:uiPriority="52"/>
-    <w:lsdException w:name="Mention" w:semiHidden="1" w:unhideWhenUsed="1"/>
-    <w:lsdException w:name="Smart Hyperlink" w:semiHidden="1" w:unhideWhenUsed="1"/>
-    <w:lsdException w:name="Hashtag" w:semiHidden="1" w:unhideWhenUsed="1"/>
-    <w:lsdException w:name="Unresolved Mention" w:semiHidden="1" w:unhideWhenUsed="1"/>
-    <w:lsdException w:name="Smart Link" w:semiHidden="1" w:unhideWhenUsed="1"/>
   </w:latentStyles>
   <w:style w:type="paragraph" w:default="1" w:styleId="Normal">
     <w:name w:val="Normal"/>

--- a/Demanda CETRAN/templates/template_parecer.docx
+++ b/Demanda CETRAN/templates/template_parecer.docx
@@ -1,6 +1,6 @@
 
 <file path=word/document.xml><?xml version="1.0" encoding="utf-8"?>
-<w:document xmlns:wpc="http://schemas.microsoft.com/office/word/2010/wordprocessingCanvas" xmlns:cx="http://schemas.microsoft.com/office/drawing/2014/chartex" xmlns:cx1="http://schemas.microsoft.com/office/drawing/2015/9/8/chartex" xmlns:mc="http://schemas.openxmlformats.org/markup-compatibility/2006" xmlns:o="urn:schemas-microsoft-com:office:office" xmlns:r="http://schemas.openxmlformats.org/officeDocument/2006/relationships" xmlns:m="http://schemas.openxmlformats.org/officeDocument/2006/math" xmlns:v="urn:schemas-microsoft-com:vml" xmlns:wp14="http://schemas.microsoft.com/office/word/2010/wordprocessingDrawing" xmlns:wp="http://schemas.openxmlformats.org/drawingml/2006/wordprocessingDrawing" xmlns:w10="urn:schemas-microsoft-com:office:word" xmlns:w="http://schemas.openxmlformats.org/wordprocessingml/2006/main" xmlns:w14="http://schemas.microsoft.com/office/word/2010/wordml" xmlns:w15="http://schemas.microsoft.com/office/word/2012/wordml" xmlns:w16se="http://schemas.microsoft.com/office/word/2015/wordml/symex" xmlns:wpg="http://schemas.microsoft.com/office/word/2010/wordprocessingGroup" xmlns:wpi="http://schemas.microsoft.com/office/word/2010/wordprocessingInk" xmlns:wne="http://schemas.microsoft.com/office/word/2006/wordml" xmlns:wps="http://schemas.microsoft.com/office/word/2010/wordprocessingShape" mc:Ignorable="w14 w15 w16se wp14">
+<w:document xmlns:wpc="http://schemas.microsoft.com/office/word/2010/wordprocessingCanvas" xmlns:cx="http://schemas.microsoft.com/office/drawing/2014/chartex" xmlns:cx1="http://schemas.microsoft.com/office/drawing/2015/9/8/chartex" xmlns:cx2="http://schemas.microsoft.com/office/drawing/2015/10/21/chartex" xmlns:cx3="http://schemas.microsoft.com/office/drawing/2016/5/9/chartex" xmlns:cx4="http://schemas.microsoft.com/office/drawing/2016/5/10/chartex" xmlns:cx5="http://schemas.microsoft.com/office/drawing/2016/5/11/chartex" xmlns:cx6="http://schemas.microsoft.com/office/drawing/2016/5/12/chartex" xmlns:cx7="http://schemas.microsoft.com/office/drawing/2016/5/13/chartex" xmlns:cx8="http://schemas.microsoft.com/office/drawing/2016/5/14/chartex" xmlns:mc="http://schemas.openxmlformats.org/markup-compatibility/2006" xmlns:aink="http://schemas.microsoft.com/office/drawing/2016/ink" xmlns:am3d="http://schemas.microsoft.com/office/drawing/2017/model3d" xmlns:o="urn:schemas-microsoft-com:office:office" xmlns:oel="http://schemas.microsoft.com/office/2019/extlst" xmlns:r="http://schemas.openxmlformats.org/officeDocument/2006/relationships" xmlns:m="http://schemas.openxmlformats.org/officeDocument/2006/math" xmlns:v="urn:schemas-microsoft-com:vml" xmlns:wp14="http://schemas.microsoft.com/office/word/2010/wordprocessingDrawing" xmlns:wp="http://schemas.openxmlformats.org/drawingml/2006/wordprocessingDrawing" xmlns:w10="urn:schemas-microsoft-com:office:word" xmlns:w="http://schemas.openxmlformats.org/wordprocessingml/2006/main" xmlns:w14="http://schemas.microsoft.com/office/word/2010/wordml" xmlns:w15="http://schemas.microsoft.com/office/word/2012/wordml" xmlns:w16cex="http://schemas.microsoft.com/office/word/2018/wordml/cex" xmlns:w16cid="http://schemas.microsoft.com/office/word/2016/wordml/cid" xmlns:w16="http://schemas.microsoft.com/office/word/2018/wordml" xmlns:w16du="http://schemas.microsoft.com/office/word/2023/wordml/word16du" xmlns:w16sdtdh="http://schemas.microsoft.com/office/word/2020/wordml/sdtdatahash" xmlns:w16sdtfl="http://schemas.microsoft.com/office/word/2024/wordml/sdtformatlock" xmlns:w16se="http://schemas.microsoft.com/office/word/2015/wordml/symex" xmlns:wpg="http://schemas.microsoft.com/office/word/2010/wordprocessingGroup" xmlns:wpi="http://schemas.microsoft.com/office/word/2010/wordprocessingInk" xmlns:wne="http://schemas.microsoft.com/office/word/2006/wordml" xmlns:wps="http://schemas.microsoft.com/office/word/2010/wordprocessingShape" mc:Ignorable="w14 w15 w16se w16cid w16 w16cex w16sdtdh w16sdtfl w16du wp14">
   <w:body>
     <w:p>
       <w:pPr>
@@ -1275,232 +1275,7 @@
         <w:jc w:val="both"/>
       </w:pPr>
       <w:r>
-        <w:t>No</w:t>
-      </w:r>
-      <w:r>
-        <w:rPr>
-          <w:spacing w:val="-6"/>
-        </w:rPr>
-        <w:t xml:space="preserve"> </w:t>
-      </w:r>
-      <w:r>
-        <w:t>que</w:t>
-      </w:r>
-      <w:r>
-        <w:rPr>
-          <w:spacing w:val="-6"/>
-        </w:rPr>
-        <w:t xml:space="preserve"> </w:t>
-      </w:r>
-      <w:r>
-        <w:t>se</w:t>
-      </w:r>
-      <w:r>
-        <w:rPr>
-          <w:spacing w:val="-5"/>
-        </w:rPr>
-        <w:t xml:space="preserve"> </w:t>
-      </w:r>
-      <w:r>
-        <w:t>refere</w:t>
-      </w:r>
-      <w:r>
-        <w:rPr>
-          <w:spacing w:val="-5"/>
-        </w:rPr>
-        <w:t xml:space="preserve"> </w:t>
-      </w:r>
-      <w:r>
-        <w:t>à</w:t>
-      </w:r>
-      <w:r>
-        <w:rPr>
-          <w:spacing w:val="-6"/>
-        </w:rPr>
-        <w:t xml:space="preserve"> </w:t>
-      </w:r>
-      <w:r>
-        <w:t>admissibilidade</w:t>
-      </w:r>
-      <w:r>
-        <w:rPr>
-          <w:spacing w:val="-6"/>
-        </w:rPr>
-        <w:t xml:space="preserve"> </w:t>
-      </w:r>
-      <w:r>
-        <w:t>do</w:t>
-      </w:r>
-      <w:r>
-        <w:rPr>
-          <w:spacing w:val="-6"/>
-        </w:rPr>
-        <w:t xml:space="preserve"> </w:t>
-      </w:r>
-      <w:r>
-        <w:t>recurso,</w:t>
-      </w:r>
-      <w:r>
-        <w:rPr>
-          <w:spacing w:val="-6"/>
-        </w:rPr>
-        <w:t xml:space="preserve"> </w:t>
-      </w:r>
-      <w:r>
-        <w:t>especialmente</w:t>
-      </w:r>
-      <w:r>
-        <w:rPr>
-          <w:spacing w:val="-5"/>
-        </w:rPr>
-        <w:t xml:space="preserve"> </w:t>
-      </w:r>
-      <w:r>
-        <w:t>quanto</w:t>
-      </w:r>
-      <w:r>
-        <w:rPr>
-          <w:spacing w:val="-5"/>
-        </w:rPr>
-        <w:t xml:space="preserve"> </w:t>
-      </w:r>
-      <w:r>
-        <w:t>ao</w:t>
-      </w:r>
-      <w:r>
-        <w:rPr>
-          <w:spacing w:val="-4"/>
-        </w:rPr>
-        <w:t xml:space="preserve"> </w:t>
-      </w:r>
-      <w:r>
-        <w:rPr>
-          <w:b/>
-          <w:u w:val="single"/>
-        </w:rPr>
-        <w:t>requisito</w:t>
-      </w:r>
-      <w:r>
-        <w:rPr>
-          <w:b/>
-        </w:rPr>
-        <w:t xml:space="preserve"> </w:t>
-      </w:r>
-      <w:r>
-        <w:rPr>
-          <w:b/>
-          <w:u w:val="single"/>
-        </w:rPr>
-        <w:t>da tempestividade,</w:t>
-      </w:r>
-      <w:r>
-        <w:rPr>
-          <w:b/>
-        </w:rPr>
-        <w:t xml:space="preserve"> </w:t>
-      </w:r>
-      <w:r>
-        <w:t xml:space="preserve">verifica-se que o processo se encontra tempestivo, considerando a publicação da decisão da </w:t>
-      </w:r>
-      <w:r>
-        <w:rPr>
-          <w:color w:val="FF0000"/>
-        </w:rPr>
-        <w:t>{{ jari_origem }}</w:t>
-      </w:r>
-      <w:r>
-        <w:rPr>
-          <w:color w:val="FF0000"/>
-        </w:rPr>
-        <w:t>,</w:t>
-      </w:r>
-      <w:r>
-        <w:rPr>
-          <w:color w:val="FF0000"/>
-          <w:spacing w:val="-1"/>
-        </w:rPr>
-        <w:t xml:space="preserve"> </w:t>
-      </w:r>
-      <w:r>
-        <w:t>conforme</w:t>
-      </w:r>
-      <w:r>
-        <w:rPr>
-          <w:spacing w:val="-1"/>
-        </w:rPr>
-        <w:t xml:space="preserve"> </w:t>
-      </w:r>
-      <w:r>
-        <w:t>publicação</w:t>
-      </w:r>
-      <w:r>
-        <w:rPr>
-          <w:spacing w:val="-3"/>
-        </w:rPr>
-        <w:t xml:space="preserve"> </w:t>
-      </w:r>
-      <w:r>
-        <w:t>da</w:t>
-      </w:r>
-      <w:r>
-        <w:rPr>
-          <w:spacing w:val="-1"/>
-        </w:rPr>
-        <w:t xml:space="preserve"> </w:t>
-      </w:r>
-      <w:r>
-        <w:t>decisão</w:t>
-      </w:r>
-      <w:r>
-        <w:rPr>
-          <w:spacing w:val="-1"/>
-        </w:rPr>
-        <w:t xml:space="preserve"> </w:t>
-      </w:r>
-      <w:r>
-        <w:t>na</w:t>
-      </w:r>
-      <w:r>
-        <w:rPr>
-          <w:spacing w:val="-2"/>
-        </w:rPr>
-        <w:t xml:space="preserve"> </w:t>
-      </w:r>
-      <w:r>
-        <w:t>data</w:t>
-      </w:r>
-      <w:r>
-        <w:rPr>
-          <w:spacing w:val="-2"/>
-        </w:rPr>
-        <w:t xml:space="preserve"> </w:t>
-      </w:r>
-      <w:r>
-        <w:t xml:space="preserve">de </w:t>
-      </w:r>
-      <w:r>
-        <w:rPr>
-          <w:color w:val="FF0000"/>
-        </w:rPr>
-        <w:t>XX/XX/XXX</w:t>
-      </w:r>
-      <w:r>
-        <w:t xml:space="preserve">, </w:t>
-      </w:r>
-      <w:r>
-        <w:rPr>
-          <w:color w:val="FF0000"/>
-        </w:rPr>
-        <w:t xml:space="preserve">no Diário Oficial do Estado de Mato Grosso – DOE </w:t>
-      </w:r>
-      <w:r>
-        <w:t xml:space="preserve">e a data do registro do protocolo do recurso junto ao Conselho Estadual de Trânsito o CETRAN-MT, na data de </w:t>
-      </w:r>
-      <w:r>
-        <w:rPr>
-          <w:color w:val="FF0000"/>
-        </w:rPr>
-        <w:t>(colocar a data do protocolo do recurso ao CETRAN - SIGADOC).</w:t>
+        <w:t>No que se refere à admissibilidade do recurso, especialmente quanto ao requisito da tempestividade, verifica-se que o processo se encontra tempestivo, considerando a publicação da decisão da {{ jari_origem }}, conforme publicação da decisão na data de {{ data_decisao_jari }}, no Diário Oficial do Estado de Mato Grosso – DOE e a data do registro do protocolo do recurso junto ao Conselho Estadual de Trânsito o CETRAN-MT, na data de {{ data_protocolo_cetran }}.</w:t>
       </w:r>
     </w:p>
     <w:p>
@@ -1691,231 +1466,7 @@
         <w:jc w:val="both"/>
       </w:pPr>
       <w:r>
-        <w:t>No</w:t>
-      </w:r>
-      <w:r>
-        <w:rPr>
-          <w:spacing w:val="-6"/>
-        </w:rPr>
-        <w:t xml:space="preserve"> </w:t>
-      </w:r>
-      <w:r>
-        <w:t>que</w:t>
-      </w:r>
-      <w:r>
-        <w:rPr>
-          <w:spacing w:val="-6"/>
-        </w:rPr>
-        <w:t xml:space="preserve"> </w:t>
-      </w:r>
-      <w:r>
-        <w:t>se</w:t>
-      </w:r>
-      <w:r>
-        <w:rPr>
-          <w:spacing w:val="-5"/>
-        </w:rPr>
-        <w:t xml:space="preserve"> </w:t>
-      </w:r>
-      <w:r>
-        <w:t>refere</w:t>
-      </w:r>
-      <w:r>
-        <w:rPr>
-          <w:spacing w:val="-5"/>
-        </w:rPr>
-        <w:t xml:space="preserve"> </w:t>
-      </w:r>
-      <w:r>
-        <w:t>à</w:t>
-      </w:r>
-      <w:r>
-        <w:rPr>
-          <w:spacing w:val="-6"/>
-        </w:rPr>
-        <w:t xml:space="preserve"> </w:t>
-      </w:r>
-      <w:r>
-        <w:t>admissibilidade</w:t>
-      </w:r>
-      <w:r>
-        <w:rPr>
-          <w:spacing w:val="-6"/>
-        </w:rPr>
-        <w:t xml:space="preserve"> </w:t>
-      </w:r>
-      <w:r>
-        <w:t>do</w:t>
-      </w:r>
-      <w:r>
-        <w:rPr>
-          <w:spacing w:val="-6"/>
-        </w:rPr>
-        <w:t xml:space="preserve"> </w:t>
-      </w:r>
-      <w:r>
-        <w:t>recurso,</w:t>
-      </w:r>
-      <w:r>
-        <w:rPr>
-          <w:spacing w:val="-6"/>
-        </w:rPr>
-        <w:t xml:space="preserve"> </w:t>
-      </w:r>
-      <w:r>
-        <w:t>especialmente</w:t>
-      </w:r>
-      <w:r>
-        <w:rPr>
-          <w:spacing w:val="-5"/>
-        </w:rPr>
-        <w:t xml:space="preserve"> </w:t>
-      </w:r>
-      <w:r>
-        <w:t>quanto</w:t>
-      </w:r>
-      <w:r>
-        <w:rPr>
-          <w:spacing w:val="-5"/>
-        </w:rPr>
-        <w:t xml:space="preserve"> </w:t>
-      </w:r>
-      <w:r>
-        <w:t>ao</w:t>
-      </w:r>
-      <w:r>
-        <w:rPr>
-          <w:spacing w:val="-4"/>
-        </w:rPr>
-        <w:t xml:space="preserve"> </w:t>
-      </w:r>
-      <w:r>
-        <w:rPr>
-          <w:b/>
-          <w:u w:val="single"/>
-        </w:rPr>
-        <w:t>requisito</w:t>
-      </w:r>
-      <w:r>
-        <w:rPr>
-          <w:b/>
-        </w:rPr>
-        <w:t xml:space="preserve"> </w:t>
-      </w:r>
-      <w:r>
-        <w:rPr>
-          <w:b/>
-          <w:u w:val="single"/>
-        </w:rPr>
-        <w:t>da tempestividade,</w:t>
-      </w:r>
-      <w:r>
-        <w:rPr>
-          <w:b/>
-        </w:rPr>
-        <w:t xml:space="preserve"> </w:t>
-      </w:r>
-      <w:r>
-        <w:t xml:space="preserve">verifica-se que o processo se encontra intempestivo, considerando a publicação da decisão da </w:t>
-      </w:r>
-      <w:r>
-        <w:rPr>
-          <w:color w:val="FF0000"/>
-        </w:rPr>
-        <w:t>{{ jari_origem }}</w:t>
-      </w:r>
-      <w:r>
-        <w:rPr>
-          <w:color w:val="FF0000"/>
-        </w:rPr>
-        <w:t xml:space="preserve"> </w:t>
-      </w:r>
-      <w:r>
-        <w:t>conforme</w:t>
-      </w:r>
-      <w:r>
-        <w:rPr>
-          <w:spacing w:val="-1"/>
-        </w:rPr>
-        <w:t xml:space="preserve"> </w:t>
-      </w:r>
-      <w:r>
-        <w:t>publicação</w:t>
-      </w:r>
-      <w:r>
-        <w:rPr>
-          <w:spacing w:val="-3"/>
-        </w:rPr>
-        <w:t xml:space="preserve"> </w:t>
-      </w:r>
-      <w:r>
-        <w:t>da</w:t>
-      </w:r>
-      <w:r>
-        <w:rPr>
-          <w:spacing w:val="-1"/>
-        </w:rPr>
-        <w:t xml:space="preserve"> </w:t>
-      </w:r>
-      <w:r>
-        <w:t>decisão</w:t>
-      </w:r>
-      <w:r>
-        <w:rPr>
-          <w:spacing w:val="-1"/>
-        </w:rPr>
-        <w:t xml:space="preserve"> </w:t>
-      </w:r>
-      <w:r>
-        <w:t>na</w:t>
-      </w:r>
-      <w:r>
-        <w:rPr>
-          <w:spacing w:val="-2"/>
-        </w:rPr>
-        <w:t xml:space="preserve"> </w:t>
-      </w:r>
-      <w:r>
-        <w:t>data</w:t>
-      </w:r>
-      <w:r>
-        <w:rPr>
-          <w:spacing w:val="-2"/>
-        </w:rPr>
-        <w:t xml:space="preserve"> </w:t>
-      </w:r>
-      <w:r>
-        <w:t xml:space="preserve">de </w:t>
-      </w:r>
-      <w:r>
-        <w:rPr>
-          <w:color w:val="FF0000"/>
-        </w:rPr>
-        <w:t>XX/XX/XXX</w:t>
-      </w:r>
-      <w:r>
-        <w:t xml:space="preserve">, </w:t>
-      </w:r>
-      <w:r>
-        <w:rPr>
-          <w:color w:val="FF0000"/>
-        </w:rPr>
-        <w:t xml:space="preserve">no Diário Oficial do Estado de Mato Grosso – DOE </w:t>
-      </w:r>
-      <w:r>
-        <w:t>e a data do registro do protocolo do recurso junto ao Conselho Estadual de Trânsito o CETRAN-MT, na data de</w:t>
-      </w:r>
-      <w:r>
-        <w:rPr>
-          <w:spacing w:val="40"/>
-        </w:rPr>
-        <w:t xml:space="preserve"> </w:t>
-      </w:r>
-      <w:r>
-        <w:rPr>
-          <w:color w:val="FF0000"/>
-        </w:rPr>
-        <w:t>(colocar a data do protocolo do recurso ao CETRAN - SIGADOC).</w:t>
+        <w:t>No que se refere à admissibilidade do recurso, especialmente quanto ao requisito da tempestividade, verifica-se que o processo se encontra intempestivo, considerando a publicação da decisão da {{ jari_origem }} conforme publicação da decisão na data de {{ data_decisao_jari }}, no Diário Oficial do Estado de Mato Grosso – DOE e a data do registro do protocolo do recurso junto ao Conselho Estadual de Trânsito o CETRAN-MT, na data de {{ data_protocolo_cetran }}.</w:t>
       </w:r>
     </w:p>
     <w:p>
@@ -1930,13 +1481,7 @@
         <w:jc w:val="both"/>
       </w:pPr>
       <w:r>
-        <w:t xml:space="preserve">Nesse sentido, não conheço o presente recurso por intempestividade. </w:t>
-      </w:r>
-      <w:r>
-        <w:rPr>
-          <w:color w:val="FF0000"/>
-        </w:rPr>
-        <w:t>(Vai direto para o Voto – Não conhecimento por intempestividade).</w:t>
+        <w:t>Nesse sentido, não conheço o presente recurso por intempestividade. {{ encaminhamento_voto }}.</w:t>
       </w:r>
     </w:p>
     <w:p>
@@ -2126,186 +1671,7 @@
         <w:jc w:val="both"/>
       </w:pPr>
       <w:r>
-        <w:t>No</w:t>
-      </w:r>
-      <w:r>
-        <w:rPr>
-          <w:spacing w:val="-6"/>
-        </w:rPr>
-        <w:t xml:space="preserve"> </w:t>
-      </w:r>
-      <w:r>
-        <w:t>que</w:t>
-      </w:r>
-      <w:r>
-        <w:rPr>
-          <w:spacing w:val="-6"/>
-        </w:rPr>
-        <w:t xml:space="preserve"> </w:t>
-      </w:r>
-      <w:r>
-        <w:t>se</w:t>
-      </w:r>
-      <w:r>
-        <w:rPr>
-          <w:spacing w:val="-5"/>
-        </w:rPr>
-        <w:t xml:space="preserve"> </w:t>
-      </w:r>
-      <w:r>
-        <w:t>refere</w:t>
-      </w:r>
-      <w:r>
-        <w:rPr>
-          <w:spacing w:val="-5"/>
-        </w:rPr>
-        <w:t xml:space="preserve"> </w:t>
-      </w:r>
-      <w:r>
-        <w:t>à</w:t>
-      </w:r>
-      <w:r>
-        <w:rPr>
-          <w:spacing w:val="-6"/>
-        </w:rPr>
-        <w:t xml:space="preserve"> </w:t>
-      </w:r>
-      <w:r>
-        <w:t>admissibilidade</w:t>
-      </w:r>
-      <w:r>
-        <w:rPr>
-          <w:spacing w:val="-6"/>
-        </w:rPr>
-        <w:t xml:space="preserve"> </w:t>
-      </w:r>
-      <w:r>
-        <w:t>do</w:t>
-      </w:r>
-      <w:r>
-        <w:rPr>
-          <w:spacing w:val="-6"/>
-        </w:rPr>
-        <w:t xml:space="preserve"> </w:t>
-      </w:r>
-      <w:r>
-        <w:t>recurso,</w:t>
-      </w:r>
-      <w:r>
-        <w:rPr>
-          <w:spacing w:val="-6"/>
-        </w:rPr>
-        <w:t xml:space="preserve"> </w:t>
-      </w:r>
-      <w:r>
-        <w:t>especialmente</w:t>
-      </w:r>
-      <w:r>
-        <w:rPr>
-          <w:spacing w:val="-5"/>
-        </w:rPr>
-        <w:t xml:space="preserve"> </w:t>
-      </w:r>
-      <w:r>
-        <w:t>quanto</w:t>
-      </w:r>
-      <w:r>
-        <w:rPr>
-          <w:spacing w:val="-5"/>
-        </w:rPr>
-        <w:t xml:space="preserve"> </w:t>
-      </w:r>
-      <w:r>
-        <w:t>ao</w:t>
-      </w:r>
-      <w:r>
-        <w:rPr>
-          <w:spacing w:val="-4"/>
-        </w:rPr>
-        <w:t xml:space="preserve"> </w:t>
-      </w:r>
-      <w:r>
-        <w:rPr>
-          <w:b/>
-          <w:u w:val="single"/>
-        </w:rPr>
-        <w:t>requisito</w:t>
-      </w:r>
-      <w:r>
-        <w:rPr>
-          <w:b/>
-        </w:rPr>
-        <w:t xml:space="preserve"> </w:t>
-      </w:r>
-      <w:r>
-        <w:rPr>
-          <w:b/>
-          <w:u w:val="single"/>
-        </w:rPr>
-        <w:t>da tempestividade,</w:t>
-      </w:r>
-      <w:r>
-        <w:rPr>
-          <w:b/>
-        </w:rPr>
-        <w:t xml:space="preserve"> </w:t>
-      </w:r>
-      <w:r>
-        <w:t>verifica-se que o processo se encontra tempestivo, considerando a data da</w:t>
-      </w:r>
-      <w:r>
-        <w:rPr>
-          <w:spacing w:val="-1"/>
-        </w:rPr>
-        <w:t xml:space="preserve"> </w:t>
-      </w:r>
-      <w:r>
-        <w:t>decisão</w:t>
-      </w:r>
-      <w:r>
-        <w:rPr>
-          <w:spacing w:val="-1"/>
-        </w:rPr>
-        <w:t xml:space="preserve"> </w:t>
-      </w:r>
-      <w:r>
-        <w:t xml:space="preserve">da </w:t>
-      </w:r>
-      <w:r>
-        <w:rPr>
-          <w:color w:val="FF0000"/>
-        </w:rPr>
-        <w:t>{{ jari_origem }}</w:t>
-      </w:r>
-      <w:r>
-        <w:rPr>
-          <w:color w:val="FF0000"/>
-        </w:rPr>
-        <w:t xml:space="preserve">, </w:t>
-      </w:r>
-      <w:r>
-        <w:t xml:space="preserve">em </w:t>
-      </w:r>
-      <w:r>
-        <w:rPr>
-          <w:color w:val="FF0000"/>
-        </w:rPr>
-        <w:t>XX/XX/XXX</w:t>
-      </w:r>
-      <w:r>
-        <w:t>, e a data do registro do protocolo do recurso junto ao Conselho Estadual de Trânsito o CETRAN-MT, na data de</w:t>
-      </w:r>
-      <w:r>
-        <w:rPr>
-          <w:spacing w:val="40"/>
-        </w:rPr>
-        <w:t xml:space="preserve"> </w:t>
-      </w:r>
-      <w:r>
-        <w:rPr>
-          <w:color w:val="FF0000"/>
-        </w:rPr>
-        <w:t>(colocar a data do protocolo do recurso ao CETRAN - SIGADOC).</w:t>
+        <w:t>No que se refere à admissibilidade do recurso, especialmente quanto ao requisito da tempestividade, verifica-se que o processo se encontra tempestivo, considerando a data da decisão da {{ jari_origem }}, em {{ data_decisao_jari }}, e a data do registro do protocolo do recurso junto ao Conselho Estadual de Trânsito o CETRAN-MT, na data de {{ data_protocolo_cetran }}.</w:t>
       </w:r>
     </w:p>
     <w:p>
@@ -2471,184 +1837,7 @@
         <w:jc w:val="both"/>
       </w:pPr>
       <w:r>
-        <w:t>No</w:t>
-      </w:r>
-      <w:r>
-        <w:rPr>
-          <w:spacing w:val="-6"/>
-        </w:rPr>
-        <w:t xml:space="preserve"> </w:t>
-      </w:r>
-      <w:r>
-        <w:t>que</w:t>
-      </w:r>
-      <w:r>
-        <w:rPr>
-          <w:spacing w:val="-6"/>
-        </w:rPr>
-        <w:t xml:space="preserve"> </w:t>
-      </w:r>
-      <w:r>
-        <w:t>se</w:t>
-      </w:r>
-      <w:r>
-        <w:rPr>
-          <w:spacing w:val="-5"/>
-        </w:rPr>
-        <w:t xml:space="preserve"> </w:t>
-      </w:r>
-      <w:r>
-        <w:t>refere</w:t>
-      </w:r>
-      <w:r>
-        <w:rPr>
-          <w:spacing w:val="-5"/>
-        </w:rPr>
-        <w:t xml:space="preserve"> </w:t>
-      </w:r>
-      <w:r>
-        <w:t>à</w:t>
-      </w:r>
-      <w:r>
-        <w:rPr>
-          <w:spacing w:val="-6"/>
-        </w:rPr>
-        <w:t xml:space="preserve"> </w:t>
-      </w:r>
-      <w:r>
-        <w:t>admissibilidade</w:t>
-      </w:r>
-      <w:r>
-        <w:rPr>
-          <w:spacing w:val="-6"/>
-        </w:rPr>
-        <w:t xml:space="preserve"> </w:t>
-      </w:r>
-      <w:r>
-        <w:t>do</w:t>
-      </w:r>
-      <w:r>
-        <w:rPr>
-          <w:spacing w:val="-6"/>
-        </w:rPr>
-        <w:t xml:space="preserve"> </w:t>
-      </w:r>
-      <w:r>
-        <w:t>recurso,</w:t>
-      </w:r>
-      <w:r>
-        <w:rPr>
-          <w:spacing w:val="-6"/>
-        </w:rPr>
-        <w:t xml:space="preserve"> </w:t>
-      </w:r>
-      <w:r>
-        <w:t>especialmente</w:t>
-      </w:r>
-      <w:r>
-        <w:rPr>
-          <w:spacing w:val="-5"/>
-        </w:rPr>
-        <w:t xml:space="preserve"> </w:t>
-      </w:r>
-      <w:r>
-        <w:t>quanto</w:t>
-      </w:r>
-      <w:r>
-        <w:rPr>
-          <w:spacing w:val="-5"/>
-        </w:rPr>
-        <w:t xml:space="preserve"> </w:t>
-      </w:r>
-      <w:r>
-        <w:t>ao</w:t>
-      </w:r>
-      <w:r>
-        <w:rPr>
-          <w:spacing w:val="-4"/>
-        </w:rPr>
-        <w:t xml:space="preserve"> </w:t>
-      </w:r>
-      <w:r>
-        <w:rPr>
-          <w:b/>
-          <w:u w:val="single"/>
-        </w:rPr>
-        <w:t>requisito</w:t>
-      </w:r>
-      <w:r>
-        <w:rPr>
-          <w:b/>
-        </w:rPr>
-        <w:t xml:space="preserve"> </w:t>
-      </w:r>
-      <w:r>
-        <w:rPr>
-          <w:b/>
-          <w:u w:val="single"/>
-        </w:rPr>
-        <w:t>da tempestividade,</w:t>
-      </w:r>
-      <w:r>
-        <w:rPr>
-          <w:b/>
-        </w:rPr>
-        <w:t xml:space="preserve"> </w:t>
-      </w:r>
-      <w:r>
-        <w:t xml:space="preserve">verifica-se que o processo se encontra tempestivo, considerando que a decisão da </w:t>
-      </w:r>
-      <w:r>
-        <w:rPr>
-          <w:color w:val="FF0000"/>
-        </w:rPr>
-        <w:t>{{ jari_origem }}</w:t>
-      </w:r>
-      <w:r>
-        <w:rPr>
-          <w:color w:val="FF0000"/>
-        </w:rPr>
-        <w:t xml:space="preserve"> </w:t>
-      </w:r>
-      <w:r>
-        <w:t xml:space="preserve">foi notificada ao Recorrente, com comprovação do Aviso de Recebimento entregue na data de </w:t>
-      </w:r>
-      <w:r>
-        <w:rPr>
-          <w:color w:val="FF0000"/>
-        </w:rPr>
-        <w:t>(data da confirmação da entrega informada pelo Correios – DETRANNET)</w:t>
-      </w:r>
-      <w:r>
-        <w:t xml:space="preserve">, com o </w:t>
-      </w:r>
-      <w:r>
-        <w:rPr>
-          <w:u w:val="single"/>
-        </w:rPr>
-        <w:t>registro</w:t>
-      </w:r>
-      <w:r>
-        <w:t xml:space="preserve"> do protocolo do recurso junto ao Conselho Estadual de Trânsito o CETRAN-MT, na data de</w:t>
-      </w:r>
-      <w:r>
-        <w:rPr>
-          <w:spacing w:val="40"/>
-        </w:rPr>
-        <w:t xml:space="preserve"> </w:t>
-      </w:r>
-      <w:r>
-        <w:rPr>
-          <w:color w:val="FF0000"/>
-        </w:rPr>
-        <w:t xml:space="preserve">(colocar a data do protocolo do recurso ao CETRAN - </w:t>
-      </w:r>
-      <w:r>
-        <w:rPr>
-          <w:color w:val="FF0000"/>
-          <w:spacing w:val="-2"/>
-        </w:rPr>
-        <w:t>SIGADOC).</w:t>
+        <w:t>No que se refere à admissibilidade do recurso, especialmente quanto ao requisito da tempestividade, verifica-se que o processo se encontra tempestivo, considerando que a decisão da {{ jari_origem }} foi notificada ao Recorrente, com comprovação do Aviso de Recebimento entregue na data de {{ data_entrega_ar }}, com o registro do protocolo do recurso junto ao Conselho Estadual de Trânsito o CETRAN-MT, na data de {{ data_protocolo_cetran }}.</w:t>
       </w:r>
     </w:p>
     <w:p>
@@ -2826,190 +2015,7 @@
         <w:jc w:val="both"/>
       </w:pPr>
       <w:r>
-        <w:t>No</w:t>
-      </w:r>
-      <w:r>
-        <w:rPr>
-          <w:spacing w:val="-6"/>
-        </w:rPr>
-        <w:t xml:space="preserve"> </w:t>
-      </w:r>
-      <w:r>
-        <w:t>que</w:t>
-      </w:r>
-      <w:r>
-        <w:rPr>
-          <w:spacing w:val="-6"/>
-        </w:rPr>
-        <w:t xml:space="preserve"> </w:t>
-      </w:r>
-      <w:r>
-        <w:t>se</w:t>
-      </w:r>
-      <w:r>
-        <w:rPr>
-          <w:spacing w:val="-5"/>
-        </w:rPr>
-        <w:t xml:space="preserve"> </w:t>
-      </w:r>
-      <w:r>
-        <w:t>refere</w:t>
-      </w:r>
-      <w:r>
-        <w:rPr>
-          <w:spacing w:val="-5"/>
-        </w:rPr>
-        <w:t xml:space="preserve"> </w:t>
-      </w:r>
-      <w:r>
-        <w:t>à</w:t>
-      </w:r>
-      <w:r>
-        <w:rPr>
-          <w:spacing w:val="-6"/>
-        </w:rPr>
-        <w:t xml:space="preserve"> </w:t>
-      </w:r>
-      <w:r>
-        <w:t>admissibilidade</w:t>
-      </w:r>
-      <w:r>
-        <w:rPr>
-          <w:spacing w:val="-6"/>
-        </w:rPr>
-        <w:t xml:space="preserve"> </w:t>
-      </w:r>
-      <w:r>
-        <w:t>do</w:t>
-      </w:r>
-      <w:r>
-        <w:rPr>
-          <w:spacing w:val="-6"/>
-        </w:rPr>
-        <w:t xml:space="preserve"> </w:t>
-      </w:r>
-      <w:r>
-        <w:t>recurso,</w:t>
-      </w:r>
-      <w:r>
-        <w:rPr>
-          <w:spacing w:val="-6"/>
-        </w:rPr>
-        <w:t xml:space="preserve"> </w:t>
-      </w:r>
-      <w:r>
-        <w:t>especialmente</w:t>
-      </w:r>
-      <w:r>
-        <w:rPr>
-          <w:spacing w:val="-5"/>
-        </w:rPr>
-        <w:t xml:space="preserve"> </w:t>
-      </w:r>
-      <w:r>
-        <w:t>quanto</w:t>
-      </w:r>
-      <w:r>
-        <w:rPr>
-          <w:spacing w:val="-5"/>
-        </w:rPr>
-        <w:t xml:space="preserve"> </w:t>
-      </w:r>
-      <w:r>
-        <w:t>ao</w:t>
-      </w:r>
-      <w:r>
-        <w:rPr>
-          <w:spacing w:val="-4"/>
-        </w:rPr>
-        <w:t xml:space="preserve"> </w:t>
-      </w:r>
-      <w:r>
-        <w:rPr>
-          <w:b/>
-          <w:u w:val="single"/>
-        </w:rPr>
-        <w:t>requisito</w:t>
-      </w:r>
-      <w:r>
-        <w:rPr>
-          <w:b/>
-        </w:rPr>
-        <w:t xml:space="preserve"> </w:t>
-      </w:r>
-      <w:r>
-        <w:rPr>
-          <w:b/>
-          <w:u w:val="single"/>
-        </w:rPr>
-        <w:t>da tempestividade,</w:t>
-      </w:r>
-      <w:r>
-        <w:rPr>
-          <w:b/>
-        </w:rPr>
-        <w:t xml:space="preserve"> </w:t>
-      </w:r>
-      <w:r>
-        <w:t>verifica-se</w:t>
-      </w:r>
-      <w:r>
-        <w:rPr>
-          <w:spacing w:val="-1"/>
-        </w:rPr>
-        <w:t xml:space="preserve"> </w:t>
-      </w:r>
-      <w:r>
-        <w:t>que</w:t>
-      </w:r>
-      <w:r>
-        <w:rPr>
-          <w:spacing w:val="-1"/>
-        </w:rPr>
-        <w:t xml:space="preserve"> </w:t>
-      </w:r>
-      <w:r>
-        <w:t>o processo se encontra intempestivo, considerando que</w:t>
-      </w:r>
-      <w:r>
-        <w:rPr>
-          <w:spacing w:val="-1"/>
-        </w:rPr>
-        <w:t xml:space="preserve"> </w:t>
-      </w:r>
-      <w:r>
-        <w:t xml:space="preserve">a decisão da </w:t>
-      </w:r>
-      <w:r>
-        <w:rPr>
-          <w:color w:val="FF0000"/>
-        </w:rPr>
-        <w:t xml:space="preserve">(JARI de onde o processo se oriunda – extrair via SIGADOC e DETRANNET – Nome da JARI), </w:t>
-      </w:r>
-      <w:r>
-        <w:t xml:space="preserve">foi notificada ao Recorrente, com comprovação do Aviso de Recebimento entregue na data de </w:t>
-      </w:r>
-      <w:r>
-        <w:rPr>
-          <w:color w:val="FF0000"/>
-        </w:rPr>
-        <w:t>(data da confirmação da entrega informada pelo Correios – DETRANNET)</w:t>
-      </w:r>
-      <w:r>
-        <w:t xml:space="preserve">, com o registro do protocolo do recurso junto ao Conselho Estadual de Trânsito o CETRAN-MT, na data de </w:t>
-      </w:r>
-      <w:r>
-        <w:rPr>
-          <w:color w:val="FF0000"/>
-        </w:rPr>
-        <w:t xml:space="preserve">(colocar a data do protocolo do recurso ao CETRAN - </w:t>
-      </w:r>
-      <w:r>
-        <w:rPr>
-          <w:color w:val="FF0000"/>
-          <w:spacing w:val="-2"/>
-        </w:rPr>
-        <w:t>SIGADOC).</w:t>
+        <w:t>No que se refere à admissibilidade do recurso, especialmente quanto ao requisito da tempestividade, verifica-se que o processo se encontra intempestivo, considerando que a decisão da {{ jari_origem }}, foi notificada ao Recorrente, com comprovação do Aviso de Recebimento entregue na data de {{ data_entrega_ar }}, com o registro do protocolo do recurso junto ao Conselho Estadual de Trânsito o CETRAN-MT, na data de {{ data_protocolo_cetran }}.</w:t>
       </w:r>
     </w:p>
     <w:p>
@@ -3025,13 +2031,7 @@
         <w:jc w:val="both"/>
       </w:pPr>
       <w:r>
-        <w:t xml:space="preserve">Nesse sentido, não conheço o presente recurso por intempestividade. </w:t>
-      </w:r>
-      <w:r>
-        <w:rPr>
-          <w:color w:val="FF0000"/>
-        </w:rPr>
-        <w:t>(Vai direto para o Voto – Não conhecimento por intempestividade).</w:t>
+        <w:t>Nesse sentido, não conheço o presente recurso por intempestividade. {{ encaminhamento_voto }}.</w:t>
       </w:r>
     </w:p>
     <w:p>
@@ -3727,134 +2727,7 @@
         <w:jc w:val="both"/>
       </w:pPr>
       <w:r>
-        <w:t>Quanto</w:t>
-      </w:r>
-      <w:r>
-        <w:rPr>
-          <w:spacing w:val="-2"/>
-        </w:rPr>
-        <w:t xml:space="preserve"> </w:t>
-      </w:r>
-      <w:r>
-        <w:t>ao</w:t>
-      </w:r>
-      <w:r>
-        <w:rPr>
-          <w:spacing w:val="-3"/>
-        </w:rPr>
-        <w:t xml:space="preserve"> </w:t>
-      </w:r>
-      <w:r>
-        <w:rPr>
-          <w:b/>
-          <w:u w:val="single"/>
-        </w:rPr>
-        <w:t>requisito</w:t>
-      </w:r>
-      <w:r>
-        <w:rPr>
-          <w:b/>
-          <w:spacing w:val="-3"/>
-          <w:u w:val="single"/>
-        </w:rPr>
-        <w:t xml:space="preserve"> </w:t>
-      </w:r>
-      <w:r>
-        <w:rPr>
-          <w:b/>
-          <w:u w:val="single"/>
-        </w:rPr>
-        <w:t>da</w:t>
-      </w:r>
-      <w:r>
-        <w:rPr>
-          <w:b/>
-          <w:spacing w:val="-3"/>
-          <w:u w:val="single"/>
-        </w:rPr>
-        <w:t xml:space="preserve"> </w:t>
-      </w:r>
-      <w:r>
-        <w:rPr>
-          <w:b/>
-          <w:u w:val="single"/>
-        </w:rPr>
-        <w:t>legitimidade</w:t>
-      </w:r>
-      <w:r>
-        <w:t>,</w:t>
-      </w:r>
-      <w:r>
-        <w:rPr>
-          <w:spacing w:val="-3"/>
-        </w:rPr>
-        <w:t xml:space="preserve"> </w:t>
-      </w:r>
-      <w:r>
-        <w:t>verifica-se</w:t>
-      </w:r>
-      <w:r>
-        <w:rPr>
-          <w:spacing w:val="-2"/>
-        </w:rPr>
-        <w:t xml:space="preserve"> </w:t>
-      </w:r>
-      <w:r>
-        <w:t>que</w:t>
-      </w:r>
-      <w:r>
-        <w:rPr>
-          <w:spacing w:val="-2"/>
-        </w:rPr>
-        <w:t xml:space="preserve"> </w:t>
-      </w:r>
-      <w:r>
-        <w:t>o</w:t>
-      </w:r>
-      <w:r>
-        <w:rPr>
-          <w:spacing w:val="-4"/>
-        </w:rPr>
-        <w:t xml:space="preserve"> </w:t>
-      </w:r>
-      <w:r>
-        <w:t>recurso</w:t>
-      </w:r>
-      <w:r>
-        <w:rPr>
-          <w:spacing w:val="-3"/>
-        </w:rPr>
-        <w:t xml:space="preserve"> </w:t>
-      </w:r>
-      <w:r>
-        <w:t>fora</w:t>
-      </w:r>
-      <w:r>
-        <w:rPr>
-          <w:spacing w:val="-4"/>
-        </w:rPr>
-        <w:t xml:space="preserve"> </w:t>
-      </w:r>
-      <w:r>
-        <w:t>interposto</w:t>
-      </w:r>
-      <w:r>
-        <w:rPr>
-          <w:spacing w:val="-3"/>
-        </w:rPr>
-        <w:t xml:space="preserve"> </w:t>
-      </w:r>
-      <w:r>
-        <w:t>por pessoa legitima, sendo (</w:t>
-      </w:r>
-      <w:r>
-        <w:rPr>
-          <w:color w:val="FF0000"/>
-        </w:rPr>
-        <w:t>Proprietário do Veículo, Principal Condutor, Condutor devidamente identificado, Embarcador, Transportador, Representante Legal do Proprietário, Representante Legal do Principal Condutor, Representante Legal do Condutor Identificado, Representante Legal do Embarcador, Representante Legal do Transportador – validar informação manualmente após análise da legitimidade pelo relator do processo</w:t>
-      </w:r>
-      <w:r>
-        <w:t>), nos termos do art. 7º da Resolução CETRAN nº 34 de 02/06/2022. Vejamos:</w:t>
+        <w:t>Quanto ao requisito da legitimidade, verifica-se que o recurso fora interposto por pessoa legitima, sendo {{ legitimidade }}, nos termos do art. 7º da Resolução CETRAN nº 34 de 02/06/2022. Vejamos:</w:t>
       </w:r>
     </w:p>
     <w:p>
@@ -4263,251 +3136,7 @@
         <w:jc w:val="both"/>
       </w:pPr>
       <w:r>
-        <w:t>Quanto</w:t>
-      </w:r>
-      <w:r>
-        <w:rPr>
-          <w:spacing w:val="-12"/>
-        </w:rPr>
-        <w:t xml:space="preserve"> </w:t>
-      </w:r>
-      <w:r>
-        <w:t>ao</w:t>
-      </w:r>
-      <w:r>
-        <w:rPr>
-          <w:spacing w:val="-13"/>
-        </w:rPr>
-        <w:t xml:space="preserve"> </w:t>
-      </w:r>
-      <w:r>
-        <w:rPr>
-          <w:b/>
-          <w:u w:val="single"/>
-        </w:rPr>
-        <w:t>requisito</w:t>
-      </w:r>
-      <w:r>
-        <w:rPr>
-          <w:b/>
-          <w:spacing w:val="-13"/>
-          <w:u w:val="single"/>
-        </w:rPr>
-        <w:t xml:space="preserve"> </w:t>
-      </w:r>
-      <w:r>
-        <w:rPr>
-          <w:b/>
-          <w:u w:val="single"/>
-        </w:rPr>
-        <w:t>da</w:t>
-      </w:r>
-      <w:r>
-        <w:rPr>
-          <w:b/>
-          <w:spacing w:val="-12"/>
-          <w:u w:val="single"/>
-        </w:rPr>
-        <w:t xml:space="preserve"> </w:t>
-      </w:r>
-      <w:r>
-        <w:rPr>
-          <w:b/>
-          <w:u w:val="single"/>
-        </w:rPr>
-        <w:t>legitimidade</w:t>
-      </w:r>
-      <w:r>
-        <w:t>,</w:t>
-      </w:r>
-      <w:r>
-        <w:rPr>
-          <w:spacing w:val="-12"/>
-        </w:rPr>
-        <w:t xml:space="preserve"> </w:t>
-      </w:r>
-      <w:r>
-        <w:t>verifica-se</w:t>
-      </w:r>
-      <w:r>
-        <w:rPr>
-          <w:spacing w:val="-13"/>
-        </w:rPr>
-        <w:t xml:space="preserve"> </w:t>
-      </w:r>
-      <w:r>
-        <w:t>que</w:t>
-      </w:r>
-      <w:r>
-        <w:rPr>
-          <w:spacing w:val="-12"/>
-        </w:rPr>
-        <w:t xml:space="preserve"> </w:t>
-      </w:r>
-      <w:r>
-        <w:t>o</w:t>
-      </w:r>
-      <w:r>
-        <w:rPr>
-          <w:spacing w:val="-12"/>
-        </w:rPr>
-        <w:t xml:space="preserve"> </w:t>
-      </w:r>
-      <w:r>
-        <w:t>recurso</w:t>
-      </w:r>
-      <w:r>
-        <w:rPr>
-          <w:spacing w:val="-12"/>
-        </w:rPr>
-        <w:t xml:space="preserve"> </w:t>
-      </w:r>
-      <w:r>
-        <w:t>em</w:t>
-      </w:r>
-      <w:r>
-        <w:rPr>
-          <w:spacing w:val="-14"/>
-        </w:rPr>
-        <w:t xml:space="preserve"> </w:t>
-      </w:r>
-      <w:r>
-        <w:t>nome</w:t>
-      </w:r>
-      <w:r>
-        <w:rPr>
-          <w:spacing w:val="-12"/>
-        </w:rPr>
-        <w:t xml:space="preserve"> </w:t>
-      </w:r>
-      <w:r>
-        <w:t>de</w:t>
-      </w:r>
-      <w:r>
-        <w:rPr>
-          <w:spacing w:val="-11"/>
-        </w:rPr>
-        <w:t xml:space="preserve"> </w:t>
-      </w:r>
-      <w:r>
-        <w:rPr>
-          <w:color w:val="FF0000"/>
-        </w:rPr>
-        <w:t>(Nome do Recorrente)</w:t>
-      </w:r>
-      <w:r>
-        <w:t>, não fora interposto por pessoa legitima, por não ostentar vínculo jurídico apto a autorizar sua atuação no processo administrativo. Somente pode recorrer quem figure como sujeito</w:t>
-      </w:r>
-      <w:r>
-        <w:rPr>
-          <w:spacing w:val="33"/>
-        </w:rPr>
-        <w:t xml:space="preserve"> </w:t>
-      </w:r>
-      <w:r>
-        <w:t>diretamente</w:t>
-      </w:r>
-      <w:r>
-        <w:rPr>
-          <w:spacing w:val="34"/>
-        </w:rPr>
-        <w:t xml:space="preserve"> </w:t>
-      </w:r>
-      <w:r>
-        <w:t>relacionado</w:t>
-      </w:r>
-      <w:r>
-        <w:rPr>
-          <w:spacing w:val="33"/>
-        </w:rPr>
-        <w:t xml:space="preserve"> </w:t>
-      </w:r>
-      <w:r>
-        <w:t>ao</w:t>
-      </w:r>
-      <w:r>
-        <w:rPr>
-          <w:spacing w:val="32"/>
-        </w:rPr>
-        <w:t xml:space="preserve"> </w:t>
-      </w:r>
-      <w:r>
-        <w:t>veículo,</w:t>
-      </w:r>
-      <w:r>
-        <w:rPr>
-          <w:spacing w:val="34"/>
-        </w:rPr>
-        <w:t xml:space="preserve"> </w:t>
-      </w:r>
-      <w:r>
-        <w:t>à</w:t>
-      </w:r>
-      <w:r>
-        <w:rPr>
-          <w:spacing w:val="34"/>
-        </w:rPr>
-        <w:t xml:space="preserve"> </w:t>
-      </w:r>
-      <w:r>
-        <w:t>infração</w:t>
-      </w:r>
-      <w:r>
-        <w:rPr>
-          <w:spacing w:val="34"/>
-        </w:rPr>
-        <w:t xml:space="preserve"> </w:t>
-      </w:r>
-      <w:r>
-        <w:t>ou</w:t>
-      </w:r>
-      <w:r>
-        <w:rPr>
-          <w:spacing w:val="33"/>
-        </w:rPr>
-        <w:t xml:space="preserve"> </w:t>
-      </w:r>
-      <w:r>
-        <w:t>à</w:t>
-      </w:r>
-      <w:r>
-        <w:rPr>
-          <w:spacing w:val="33"/>
-        </w:rPr>
-        <w:t xml:space="preserve"> </w:t>
-      </w:r>
-      <w:r>
-        <w:t>penalidade</w:t>
-      </w:r>
-      <w:r>
-        <w:rPr>
-          <w:spacing w:val="33"/>
-        </w:rPr>
-        <w:t xml:space="preserve"> </w:t>
-      </w:r>
-      <w:r>
-        <w:t>imposta,</w:t>
-      </w:r>
-      <w:r>
-        <w:rPr>
-          <w:spacing w:val="35"/>
-        </w:rPr>
-        <w:t xml:space="preserve"> </w:t>
-      </w:r>
-      <w:r>
-        <w:t>bem</w:t>
-      </w:r>
-      <w:r>
-        <w:rPr>
-          <w:spacing w:val="34"/>
-        </w:rPr>
-        <w:t xml:space="preserve"> </w:t>
-      </w:r>
-      <w:r>
-        <w:rPr>
-          <w:spacing w:val="-4"/>
-        </w:rPr>
-        <w:t>como</w:t>
+        <w:t>Quanto ao requisito da legitimidade, verifica-se que o recurso em nome de {{ recorrente }}, não fora interposto por pessoa legitima, por não ostentar vínculo jurídico apto a autorizar sua atuação no processo administrativo. Somente pode recorrer quem figure como sujeito diretamente relacionado ao veículo, à infração ou à penalidade imposta, bem como</w:t>
       </w:r>
     </w:p>
     <w:p>
@@ -4841,13 +3470,7 @@
         <w:ind w:left="1" w:right="116" w:firstLine="1134"/>
       </w:pPr>
       <w:r>
-        <w:t xml:space="preserve">Nesse sentido, não conheço o presente recurso por intempestividade. </w:t>
-      </w:r>
-      <w:r>
-        <w:rPr>
-          <w:color w:val="FF0000"/>
-        </w:rPr>
-        <w:t>(Vai direto para o Voto – Não conhecimento por ilegitimidade).</w:t>
+        <w:t>Nesse sentido, não conheço o presente recurso por intempestividade. {{ encaminhamento_voto }}.</w:t>
       </w:r>
     </w:p>
     <w:p>
@@ -4976,355 +3599,7 @@
         <w:jc w:val="both"/>
       </w:pPr>
       <w:r>
-        <w:t xml:space="preserve">Verifica-se que a peça recursal encontra-se devidamente assinada pelo(a) </w:t>
-      </w:r>
-      <w:r>
-        <w:rPr>
-          <w:color w:val="FF0000"/>
-        </w:rPr>
-        <w:t>(Recorrente ou</w:t>
-      </w:r>
-      <w:r>
-        <w:rPr>
-          <w:color w:val="FF0000"/>
-          <w:spacing w:val="-6"/>
-        </w:rPr>
-        <w:t xml:space="preserve"> </w:t>
-      </w:r>
-      <w:r>
-        <w:rPr>
-          <w:color w:val="FF0000"/>
-        </w:rPr>
-        <w:t>por</w:t>
-      </w:r>
-      <w:r>
-        <w:rPr>
-          <w:color w:val="FF0000"/>
-          <w:spacing w:val="-6"/>
-        </w:rPr>
-        <w:t xml:space="preserve"> </w:t>
-      </w:r>
-      <w:r>
-        <w:rPr>
-          <w:color w:val="FF0000"/>
-        </w:rPr>
-        <w:t>seu</w:t>
-      </w:r>
-      <w:r>
-        <w:rPr>
-          <w:color w:val="FF0000"/>
-          <w:spacing w:val="-7"/>
-        </w:rPr>
-        <w:t xml:space="preserve"> </w:t>
-      </w:r>
-      <w:r>
-        <w:rPr>
-          <w:color w:val="FF0000"/>
-        </w:rPr>
-        <w:t>Representante</w:t>
-      </w:r>
-      <w:r>
-        <w:rPr>
-          <w:color w:val="FF0000"/>
-          <w:spacing w:val="-7"/>
-        </w:rPr>
-        <w:t xml:space="preserve"> </w:t>
-      </w:r>
-      <w:r>
-        <w:rPr>
-          <w:color w:val="FF0000"/>
-        </w:rPr>
-        <w:t>Legal</w:t>
-      </w:r>
-      <w:r>
-        <w:rPr>
-          <w:color w:val="FF0000"/>
-          <w:spacing w:val="-7"/>
-        </w:rPr>
-        <w:t xml:space="preserve"> </w:t>
-      </w:r>
-      <w:r>
-        <w:rPr>
-          <w:color w:val="FF0000"/>
-        </w:rPr>
-        <w:t>extraído</w:t>
-      </w:r>
-      <w:r>
-        <w:rPr>
-          <w:color w:val="FF0000"/>
-          <w:spacing w:val="-7"/>
-        </w:rPr>
-        <w:t xml:space="preserve"> </w:t>
-      </w:r>
-      <w:r>
-        <w:rPr>
-          <w:color w:val="FF0000"/>
-        </w:rPr>
-        <w:t>da</w:t>
-      </w:r>
-      <w:r>
-        <w:rPr>
-          <w:color w:val="FF0000"/>
-          <w:spacing w:val="-6"/>
-        </w:rPr>
-        <w:t xml:space="preserve"> </w:t>
-      </w:r>
-      <w:r>
-        <w:rPr>
-          <w:color w:val="FF0000"/>
-        </w:rPr>
-        <w:t>informação</w:t>
-      </w:r>
-      <w:r>
-        <w:rPr>
-          <w:color w:val="FF0000"/>
-          <w:spacing w:val="-5"/>
-        </w:rPr>
-        <w:t xml:space="preserve"> </w:t>
-      </w:r>
-      <w:r>
-        <w:rPr>
-          <w:color w:val="FF0000"/>
-        </w:rPr>
-        <w:t>lançada</w:t>
-      </w:r>
-      <w:r>
-        <w:rPr>
-          <w:color w:val="FF0000"/>
-          <w:spacing w:val="-6"/>
-        </w:rPr>
-        <w:t xml:space="preserve"> </w:t>
-      </w:r>
-      <w:r>
-        <w:rPr>
-          <w:color w:val="FF0000"/>
-        </w:rPr>
-        <w:t>no</w:t>
-      </w:r>
-      <w:r>
-        <w:rPr>
-          <w:color w:val="FF0000"/>
-          <w:spacing w:val="-6"/>
-        </w:rPr>
-        <w:t xml:space="preserve"> </w:t>
-      </w:r>
-      <w:r>
-        <w:rPr>
-          <w:color w:val="FF0000"/>
-        </w:rPr>
-        <w:t>item</w:t>
-      </w:r>
-      <w:r>
-        <w:rPr>
-          <w:color w:val="FF0000"/>
-          <w:spacing w:val="-8"/>
-        </w:rPr>
-        <w:t xml:space="preserve"> </w:t>
-      </w:r>
-      <w:r>
-        <w:rPr>
-          <w:color w:val="FF0000"/>
-        </w:rPr>
-        <w:t>II</w:t>
-      </w:r>
-      <w:r>
-        <w:rPr>
-          <w:color w:val="FF0000"/>
-          <w:spacing w:val="-3"/>
-        </w:rPr>
-        <w:t xml:space="preserve"> </w:t>
-      </w:r>
-      <w:r>
-        <w:rPr>
-          <w:color w:val="FF0000"/>
-        </w:rPr>
-        <w:t>–</w:t>
-      </w:r>
-      <w:r>
-        <w:rPr>
-          <w:color w:val="FF0000"/>
-          <w:spacing w:val="-6"/>
-        </w:rPr>
-        <w:t xml:space="preserve"> </w:t>
-      </w:r>
-      <w:r>
-        <w:rPr>
-          <w:color w:val="FF0000"/>
-        </w:rPr>
-        <w:t>B</w:t>
-      </w:r>
-      <w:r>
-        <w:rPr>
-          <w:color w:val="FF0000"/>
-          <w:spacing w:val="-7"/>
-        </w:rPr>
-        <w:t xml:space="preserve"> </w:t>
-      </w:r>
-      <w:r>
-        <w:rPr>
-          <w:color w:val="FF0000"/>
-        </w:rPr>
-        <w:t>-</w:t>
-      </w:r>
-      <w:r>
-        <w:rPr>
-          <w:color w:val="FF0000"/>
-          <w:spacing w:val="-6"/>
-        </w:rPr>
-        <w:t xml:space="preserve"> </w:t>
-      </w:r>
-      <w:r>
-        <w:rPr>
-          <w:color w:val="FF0000"/>
-        </w:rPr>
-        <w:t>Legitimidade)</w:t>
-      </w:r>
-      <w:r>
-        <w:t>, atendendo</w:t>
-      </w:r>
-      <w:r>
-        <w:rPr>
-          <w:spacing w:val="-15"/>
-        </w:rPr>
-        <w:t xml:space="preserve"> </w:t>
-      </w:r>
-      <w:r>
-        <w:t>ao</w:t>
-      </w:r>
-      <w:r>
-        <w:rPr>
-          <w:spacing w:val="-14"/>
-        </w:rPr>
-        <w:t xml:space="preserve"> </w:t>
-      </w:r>
-      <w:r>
-        <w:t>requisito</w:t>
-      </w:r>
-      <w:r>
-        <w:rPr>
-          <w:spacing w:val="-14"/>
-        </w:rPr>
-        <w:t xml:space="preserve"> </w:t>
-      </w:r>
-      <w:r>
-        <w:t>de</w:t>
-      </w:r>
-      <w:r>
-        <w:rPr>
-          <w:spacing w:val="-14"/>
-        </w:rPr>
-        <w:t xml:space="preserve"> </w:t>
-      </w:r>
-      <w:r>
-        <w:t>regularidade</w:t>
-      </w:r>
-      <w:r>
-        <w:rPr>
-          <w:spacing w:val="-14"/>
-        </w:rPr>
-        <w:t xml:space="preserve"> </w:t>
-      </w:r>
-      <w:r>
-        <w:t>formal</w:t>
-      </w:r>
-      <w:r>
-        <w:rPr>
-          <w:spacing w:val="-14"/>
-        </w:rPr>
-        <w:t xml:space="preserve"> </w:t>
-      </w:r>
-      <w:r>
-        <w:t>,</w:t>
-      </w:r>
-      <w:r>
-        <w:rPr>
-          <w:spacing w:val="-14"/>
-        </w:rPr>
-        <w:t xml:space="preserve"> </w:t>
-      </w:r>
-      <w:r>
-        <w:t>nos</w:t>
-      </w:r>
-      <w:r>
-        <w:rPr>
-          <w:spacing w:val="-14"/>
-        </w:rPr>
-        <w:t xml:space="preserve"> </w:t>
-      </w:r>
-      <w:r>
-        <w:t>termos</w:t>
-      </w:r>
-      <w:r>
-        <w:rPr>
-          <w:spacing w:val="-14"/>
-        </w:rPr>
-        <w:t xml:space="preserve"> </w:t>
-      </w:r>
-      <w:r>
-        <w:t>do</w:t>
-      </w:r>
-      <w:r>
-        <w:rPr>
-          <w:spacing w:val="-14"/>
-        </w:rPr>
-        <w:t xml:space="preserve"> </w:t>
-      </w:r>
-      <w:r>
-        <w:t>inciso</w:t>
-      </w:r>
-      <w:r>
-        <w:rPr>
-          <w:spacing w:val="-15"/>
-        </w:rPr>
-        <w:t xml:space="preserve"> </w:t>
-      </w:r>
-      <w:r>
-        <w:t>III</w:t>
-      </w:r>
-      <w:r>
-        <w:rPr>
-          <w:spacing w:val="-14"/>
-        </w:rPr>
-        <w:t xml:space="preserve"> </w:t>
-      </w:r>
-      <w:r>
-        <w:t>do</w:t>
-      </w:r>
-      <w:r>
-        <w:rPr>
-          <w:spacing w:val="-15"/>
-        </w:rPr>
-        <w:t xml:space="preserve"> </w:t>
-      </w:r>
-      <w:r>
-        <w:t>Art.</w:t>
-      </w:r>
-      <w:r>
-        <w:rPr>
-          <w:spacing w:val="-14"/>
-        </w:rPr>
-        <w:t xml:space="preserve"> </w:t>
-      </w:r>
-      <w:r>
-        <w:t>15</w:t>
-      </w:r>
-      <w:r>
-        <w:rPr>
-          <w:spacing w:val="-14"/>
-        </w:rPr>
-        <w:t xml:space="preserve"> </w:t>
-      </w:r>
-      <w:r>
-        <w:t>da</w:t>
-      </w:r>
-      <w:r>
-        <w:rPr>
-          <w:spacing w:val="-14"/>
-        </w:rPr>
-        <w:t xml:space="preserve"> </w:t>
-      </w:r>
-      <w:r>
-        <w:t>Resolução CETRAN nº 34 de 02/06/2022.</w:t>
+        <w:t>Verifica-se que a peça recursal encontra-se devidamente assinada pelo(a) {{ recorrente_legitimidade }}, atendendo ao requisito de regularidade formal , nos termos do inciso III do Art. 15 da Resolução CETRAN nº 34 de 02/06/2022.</w:t>
       </w:r>
     </w:p>
     <w:p>
@@ -5433,122 +3708,7 @@
         <w:ind w:left="1" w:right="116" w:firstLine="1134"/>
       </w:pPr>
       <w:r>
-        <w:t>Nesse</w:t>
-      </w:r>
-      <w:r>
-        <w:rPr>
-          <w:spacing w:val="-3"/>
-        </w:rPr>
-        <w:t xml:space="preserve"> </w:t>
-      </w:r>
-      <w:r>
-        <w:t>sentido,</w:t>
-      </w:r>
-      <w:r>
-        <w:rPr>
-          <w:spacing w:val="-3"/>
-        </w:rPr>
-        <w:t xml:space="preserve"> </w:t>
-      </w:r>
-      <w:r>
-        <w:t>não</w:t>
-      </w:r>
-      <w:r>
-        <w:rPr>
-          <w:spacing w:val="-3"/>
-        </w:rPr>
-        <w:t xml:space="preserve"> </w:t>
-      </w:r>
-      <w:r>
-        <w:t>conheço</w:t>
-      </w:r>
-      <w:r>
-        <w:rPr>
-          <w:spacing w:val="-3"/>
-        </w:rPr>
-        <w:t xml:space="preserve"> </w:t>
-      </w:r>
-      <w:r>
-        <w:t>o</w:t>
-      </w:r>
-      <w:r>
-        <w:rPr>
-          <w:spacing w:val="-3"/>
-        </w:rPr>
-        <w:t xml:space="preserve"> </w:t>
-      </w:r>
-      <w:r>
-        <w:t>presente</w:t>
-      </w:r>
-      <w:r>
-        <w:rPr>
-          <w:spacing w:val="-3"/>
-        </w:rPr>
-        <w:t xml:space="preserve"> </w:t>
-      </w:r>
-      <w:r>
-        <w:t>recurso</w:t>
-      </w:r>
-      <w:r>
-        <w:rPr>
-          <w:spacing w:val="-3"/>
-        </w:rPr>
-        <w:t xml:space="preserve"> </w:t>
-      </w:r>
-      <w:r>
-        <w:t>por</w:t>
-      </w:r>
-      <w:r>
-        <w:rPr>
-          <w:spacing w:val="-2"/>
-        </w:rPr>
-        <w:t xml:space="preserve"> </w:t>
-      </w:r>
-      <w:r>
-        <w:t>falta</w:t>
-      </w:r>
-      <w:r>
-        <w:rPr>
-          <w:spacing w:val="-3"/>
-        </w:rPr>
-        <w:t xml:space="preserve"> </w:t>
-      </w:r>
-      <w:r>
-        <w:t>de</w:t>
-      </w:r>
-      <w:r>
-        <w:rPr>
-          <w:spacing w:val="-4"/>
-        </w:rPr>
-        <w:t xml:space="preserve"> </w:t>
-      </w:r>
-      <w:r>
-        <w:t>assinatura.</w:t>
-      </w:r>
-      <w:r>
-        <w:rPr>
-          <w:spacing w:val="-3"/>
-        </w:rPr>
-        <w:t xml:space="preserve"> </w:t>
-      </w:r>
-      <w:r>
-        <w:rPr>
-          <w:color w:val="FF0000"/>
-        </w:rPr>
-        <w:t>(Vai</w:t>
-      </w:r>
-      <w:r>
-        <w:rPr>
-          <w:color w:val="FF0000"/>
-          <w:spacing w:val="-3"/>
-        </w:rPr>
-        <w:t xml:space="preserve"> </w:t>
-      </w:r>
-      <w:r>
-        <w:rPr>
-          <w:color w:val="FF0000"/>
-        </w:rPr>
-        <w:t>direto para o Voto – Não conhecimento por falta de assinatura).</w:t>
+        <w:t>Nesse sentido, não conheço o presente recurso por falta de assinatura. {{ encaminhamento_voto }}.</w:t>
       </w:r>
     </w:p>
     <w:p>
@@ -5642,22 +3802,7 @@
         <w:jc w:val="both"/>
       </w:pPr>
       <w:r>
-        <w:t xml:space="preserve">Verifica-se que o pedido formulado pelo(a) </w:t>
-      </w:r>
-      <w:r>
-        <w:rPr>
-          <w:color w:val="FF0000"/>
-        </w:rPr>
-        <w:t xml:space="preserve">Recorrente </w:t>
-      </w:r>
-      <w:r>
-        <w:t xml:space="preserve">está devidamente delimitado, mostrando-se compatível com o contexto fático apresentado nos autos. </w:t>
-      </w:r>
-      <w:r>
-        <w:rPr>
-          <w:color w:val="FF0000"/>
-        </w:rPr>
-        <w:t>(Análise pelo Relator)</w:t>
+        <w:t>Verifica-se que o pedido formulado pelo(a) {{ recorrente_legitimidade }} está devidamente delimitado, mostrando-se compatível com o contexto fático apresentado nos autos. {{ analise_relator }}</w:t>
       </w:r>
     </w:p>
     <w:p>
@@ -5706,94 +3851,7 @@
         <w:jc w:val="both"/>
       </w:pPr>
       <w:r>
-        <w:t>Verifica-se</w:t>
-      </w:r>
-      <w:r>
-        <w:rPr>
-          <w:spacing w:val="-4"/>
-        </w:rPr>
-        <w:t xml:space="preserve"> </w:t>
-      </w:r>
-      <w:r>
-        <w:t>a</w:t>
-      </w:r>
-      <w:r>
-        <w:rPr>
-          <w:spacing w:val="-3"/>
-        </w:rPr>
-        <w:t xml:space="preserve"> </w:t>
-      </w:r>
-      <w:r>
-        <w:t>impossibilidade</w:t>
-      </w:r>
-      <w:r>
-        <w:rPr>
-          <w:spacing w:val="-3"/>
-        </w:rPr>
-        <w:t xml:space="preserve"> </w:t>
-      </w:r>
-      <w:r>
-        <w:t>de</w:t>
-      </w:r>
-      <w:r>
-        <w:rPr>
-          <w:spacing w:val="-3"/>
-        </w:rPr>
-        <w:t xml:space="preserve"> </w:t>
-      </w:r>
-      <w:r>
-        <w:t>conhecimento</w:t>
-      </w:r>
-      <w:r>
-        <w:rPr>
-          <w:spacing w:val="-3"/>
-        </w:rPr>
-        <w:t xml:space="preserve"> </w:t>
-      </w:r>
-      <w:r>
-        <w:t>conjunto</w:t>
-      </w:r>
-      <w:r>
-        <w:rPr>
-          <w:spacing w:val="-4"/>
-        </w:rPr>
-        <w:t xml:space="preserve"> </w:t>
-      </w:r>
-      <w:r>
-        <w:t>das</w:t>
-      </w:r>
-      <w:r>
-        <w:rPr>
-          <w:spacing w:val="-4"/>
-        </w:rPr>
-        <w:t xml:space="preserve"> </w:t>
-      </w:r>
-      <w:r>
-        <w:t>insurgências</w:t>
-      </w:r>
-      <w:r>
-        <w:rPr>
-          <w:spacing w:val="-4"/>
-        </w:rPr>
-        <w:t xml:space="preserve"> </w:t>
-      </w:r>
-      <w:r>
-        <w:t>constantes</w:t>
-      </w:r>
-      <w:r>
-        <w:rPr>
-          <w:spacing w:val="-4"/>
-        </w:rPr>
-        <w:t xml:space="preserve"> </w:t>
-      </w:r>
-      <w:r>
-        <w:t xml:space="preserve">nos autos, uma vez que o presente processo reúne mais de uma autuação, cada qual dotada de autonomia fática e jurídica própria. Em razão disso, a análise recursal deve observar a individualização de cada auto de infração, com formação de processo próprio para cada penalidade impugnada, a fim de preservar a regularidade procedimental, a adequada delimitação da controvérsia e a segurança jurídica no julgamento. </w:t>
-      </w:r>
-      <w:r>
-        <w:rPr>
-          <w:color w:val="FF0000"/>
-        </w:rPr>
-        <w:t>(Análise pelo Relator)</w:t>
+        <w:t>Verifica-se a impossibilidade de conhecimento conjunto das insurgências constantes nos autos, uma vez que o presente processo reúne mais de uma autuação, cada qual dotada de autonomia fática e jurídica própria. Em razão disso, a análise recursal deve observar a individualização de cada auto de infração, com formação de processo próprio para cada penalidade impugnada, a fim de preservar a regularidade procedimental, a adequada delimitação da controvérsia e a segurança jurídica no julgamento. {{ analise_relator }}</w:t>
       </w:r>
     </w:p>
     <w:p>
@@ -5819,139 +3877,7 @@
         <w:ind w:left="1" w:right="116" w:firstLine="1134"/>
       </w:pPr>
       <w:r>
-        <w:t>Nesse</w:t>
-      </w:r>
-      <w:r>
-        <w:rPr>
-          <w:spacing w:val="-4"/>
-        </w:rPr>
-        <w:t xml:space="preserve"> </w:t>
-      </w:r>
-      <w:r>
-        <w:t>sentido,</w:t>
-      </w:r>
-      <w:r>
-        <w:rPr>
-          <w:spacing w:val="-4"/>
-        </w:rPr>
-        <w:t xml:space="preserve"> </w:t>
-      </w:r>
-      <w:r>
-        <w:t>não</w:t>
-      </w:r>
-      <w:r>
-        <w:rPr>
-          <w:spacing w:val="-4"/>
-        </w:rPr>
-        <w:t xml:space="preserve"> </w:t>
-      </w:r>
-      <w:r>
-        <w:t>conheço</w:t>
-      </w:r>
-      <w:r>
-        <w:rPr>
-          <w:spacing w:val="-4"/>
-        </w:rPr>
-        <w:t xml:space="preserve"> </w:t>
-      </w:r>
-      <w:r>
-        <w:t>o</w:t>
-      </w:r>
-      <w:r>
-        <w:rPr>
-          <w:spacing w:val="-4"/>
-        </w:rPr>
-        <w:t xml:space="preserve"> </w:t>
-      </w:r>
-      <w:r>
-        <w:t>presente</w:t>
-      </w:r>
-      <w:r>
-        <w:rPr>
-          <w:spacing w:val="-4"/>
-        </w:rPr>
-        <w:t xml:space="preserve"> </w:t>
-      </w:r>
-      <w:r>
-        <w:t>recurso</w:t>
-      </w:r>
-      <w:r>
-        <w:rPr>
-          <w:spacing w:val="-5"/>
-        </w:rPr>
-        <w:t xml:space="preserve"> </w:t>
-      </w:r>
-      <w:r>
-        <w:t>por</w:t>
-      </w:r>
-      <w:r>
-        <w:rPr>
-          <w:spacing w:val="-3"/>
-        </w:rPr>
-        <w:t xml:space="preserve"> </w:t>
-      </w:r>
-      <w:r>
-        <w:t>erro</w:t>
-      </w:r>
-      <w:r>
-        <w:rPr>
-          <w:spacing w:val="-4"/>
-        </w:rPr>
-        <w:t xml:space="preserve"> </w:t>
-      </w:r>
-      <w:r>
-        <w:t>formal.</w:t>
-      </w:r>
-      <w:r>
-        <w:rPr>
-          <w:spacing w:val="-4"/>
-        </w:rPr>
-        <w:t xml:space="preserve"> </w:t>
-      </w:r>
-      <w:r>
-        <w:rPr>
-          <w:color w:val="FF0000"/>
-        </w:rPr>
-        <w:t>(Vai</w:t>
-      </w:r>
-      <w:r>
-        <w:rPr>
-          <w:color w:val="FF0000"/>
-          <w:spacing w:val="-4"/>
-        </w:rPr>
-        <w:t xml:space="preserve"> </w:t>
-      </w:r>
-      <w:r>
-        <w:rPr>
-          <w:color w:val="FF0000"/>
-        </w:rPr>
-        <w:t>direto</w:t>
-      </w:r>
-      <w:r>
-        <w:rPr>
-          <w:color w:val="FF0000"/>
-          <w:spacing w:val="-4"/>
-        </w:rPr>
-        <w:t xml:space="preserve"> </w:t>
-      </w:r>
-      <w:r>
-        <w:rPr>
-          <w:color w:val="FF0000"/>
-        </w:rPr>
-        <w:t>para</w:t>
-      </w:r>
-      <w:r>
-        <w:rPr>
-          <w:color w:val="FF0000"/>
-          <w:spacing w:val="-4"/>
-        </w:rPr>
-        <w:t xml:space="preserve"> </w:t>
-      </w:r>
-      <w:r>
-        <w:rPr>
-          <w:color w:val="FF0000"/>
-        </w:rPr>
-        <w:t>o Voto – Não conhecimento por erro formal – dois ou mais autos no mesmo recurso).</w:t>
+        <w:t>Nesse sentido, não conheço o presente recurso por erro formal. {{ encaminhamento_voto }}.</w:t>
       </w:r>
     </w:p>
     <w:p>
@@ -6004,265 +3930,7 @@
         <w:jc w:val="both"/>
       </w:pPr>
       <w:r>
-        <w:t>Verifica-se que a pretensão deduzida pelo (a) requerente não se amolda à via recursal cabível, por se tratar, em verdade, de pedido de reconsideração em face de decisão já proferida em segunda instância administrativa. O ordenamento aplicável ao processo administrativo de trânsito não prevê pedido de reconsideração perante o CETRAN após o exaurimento</w:t>
-      </w:r>
-      <w:r>
-        <w:rPr>
-          <w:spacing w:val="-1"/>
-        </w:rPr>
-        <w:t xml:space="preserve"> </w:t>
-      </w:r>
-      <w:r>
-        <w:t>da</w:t>
-      </w:r>
-      <w:r>
-        <w:rPr>
-          <w:spacing w:val="-1"/>
-        </w:rPr>
-        <w:t xml:space="preserve"> </w:t>
-      </w:r>
-      <w:r>
-        <w:t>instância</w:t>
-      </w:r>
-      <w:r>
-        <w:rPr>
-          <w:spacing w:val="-3"/>
-        </w:rPr>
-        <w:t xml:space="preserve"> </w:t>
-      </w:r>
-      <w:r>
-        <w:t>revisora,</w:t>
-      </w:r>
-      <w:r>
-        <w:rPr>
-          <w:spacing w:val="-1"/>
-        </w:rPr>
-        <w:t xml:space="preserve"> </w:t>
-      </w:r>
-      <w:r>
-        <w:t>razão</w:t>
-      </w:r>
-      <w:r>
-        <w:rPr>
-          <w:spacing w:val="-2"/>
-        </w:rPr>
-        <w:t xml:space="preserve"> </w:t>
-      </w:r>
-      <w:r>
-        <w:t>pela</w:t>
-      </w:r>
-      <w:r>
-        <w:rPr>
-          <w:spacing w:val="-1"/>
-        </w:rPr>
-        <w:t xml:space="preserve"> </w:t>
-      </w:r>
-      <w:r>
-        <w:t>qual</w:t>
-      </w:r>
-      <w:r>
-        <w:rPr>
-          <w:spacing w:val="-1"/>
-        </w:rPr>
-        <w:t xml:space="preserve"> </w:t>
-      </w:r>
-      <w:r>
-        <w:t>a</w:t>
-      </w:r>
-      <w:r>
-        <w:rPr>
-          <w:spacing w:val="-1"/>
-        </w:rPr>
-        <w:t xml:space="preserve"> </w:t>
-      </w:r>
-      <w:r>
-        <w:t>postulação</w:t>
-      </w:r>
-      <w:r>
-        <w:rPr>
-          <w:spacing w:val="-2"/>
-        </w:rPr>
-        <w:t xml:space="preserve"> </w:t>
-      </w:r>
-      <w:r>
-        <w:t>não</w:t>
-      </w:r>
-      <w:r>
-        <w:rPr>
-          <w:spacing w:val="-1"/>
-        </w:rPr>
-        <w:t xml:space="preserve"> </w:t>
-      </w:r>
-      <w:r>
-        <w:t>pode</w:t>
-      </w:r>
-      <w:r>
-        <w:rPr>
-          <w:spacing w:val="-1"/>
-        </w:rPr>
-        <w:t xml:space="preserve"> </w:t>
-      </w:r>
-      <w:r>
-        <w:t>ser</w:t>
-      </w:r>
-      <w:r>
-        <w:rPr>
-          <w:spacing w:val="-1"/>
-        </w:rPr>
-        <w:t xml:space="preserve"> </w:t>
-      </w:r>
-      <w:r>
-        <w:t>conhecida,</w:t>
-      </w:r>
-      <w:r>
-        <w:rPr>
-          <w:spacing w:val="-2"/>
-        </w:rPr>
-        <w:t xml:space="preserve"> </w:t>
-      </w:r>
-      <w:r>
-        <w:t>ante</w:t>
-      </w:r>
-      <w:r>
-        <w:rPr>
-          <w:spacing w:val="-1"/>
-        </w:rPr>
-        <w:t xml:space="preserve"> </w:t>
-      </w:r>
-      <w:r>
-        <w:t>a ausência</w:t>
-      </w:r>
-      <w:r>
-        <w:rPr>
-          <w:spacing w:val="-2"/>
-        </w:rPr>
-        <w:t xml:space="preserve"> </w:t>
-      </w:r>
-      <w:r>
-        <w:t>de</w:t>
-      </w:r>
-      <w:r>
-        <w:rPr>
-          <w:spacing w:val="-2"/>
-        </w:rPr>
-        <w:t xml:space="preserve"> </w:t>
-      </w:r>
-      <w:r>
-        <w:t>previsão</w:t>
-      </w:r>
-      <w:r>
-        <w:rPr>
-          <w:spacing w:val="-3"/>
-        </w:rPr>
-        <w:t xml:space="preserve"> </w:t>
-      </w:r>
-      <w:r>
-        <w:t>legal</w:t>
-      </w:r>
-      <w:r>
-        <w:rPr>
-          <w:spacing w:val="-2"/>
-        </w:rPr>
-        <w:t xml:space="preserve"> </w:t>
-      </w:r>
-      <w:r>
-        <w:t>e</w:t>
-      </w:r>
-      <w:r>
-        <w:rPr>
-          <w:spacing w:val="-2"/>
-        </w:rPr>
-        <w:t xml:space="preserve"> </w:t>
-      </w:r>
-      <w:r>
-        <w:t>o</w:t>
-      </w:r>
-      <w:r>
-        <w:rPr>
-          <w:spacing w:val="-2"/>
-        </w:rPr>
-        <w:t xml:space="preserve"> </w:t>
-      </w:r>
-      <w:r>
-        <w:t>encerramento</w:t>
-      </w:r>
-      <w:r>
-        <w:rPr>
-          <w:spacing w:val="-2"/>
-        </w:rPr>
-        <w:t xml:space="preserve"> </w:t>
-      </w:r>
-      <w:r>
-        <w:t>da</w:t>
-      </w:r>
-      <w:r>
-        <w:rPr>
-          <w:spacing w:val="-2"/>
-        </w:rPr>
-        <w:t xml:space="preserve"> </w:t>
-      </w:r>
-      <w:r>
-        <w:t>instância</w:t>
-      </w:r>
-      <w:r>
-        <w:rPr>
-          <w:spacing w:val="-2"/>
-        </w:rPr>
-        <w:t xml:space="preserve"> </w:t>
-      </w:r>
-      <w:r>
-        <w:t>administrativa,</w:t>
-      </w:r>
-      <w:r>
-        <w:rPr>
-          <w:spacing w:val="-2"/>
-        </w:rPr>
-        <w:t xml:space="preserve"> </w:t>
-      </w:r>
-      <w:r>
-        <w:t>uma</w:t>
-      </w:r>
-      <w:r>
-        <w:rPr>
-          <w:spacing w:val="-2"/>
-        </w:rPr>
-        <w:t xml:space="preserve"> </w:t>
-      </w:r>
-      <w:r>
-        <w:t>vez</w:t>
-      </w:r>
-      <w:r>
-        <w:rPr>
-          <w:spacing w:val="-2"/>
-        </w:rPr>
-        <w:t xml:space="preserve"> </w:t>
-      </w:r>
-      <w:r>
-        <w:t>o recurso</w:t>
-      </w:r>
-      <w:r>
-        <w:rPr>
-          <w:spacing w:val="-1"/>
-        </w:rPr>
-        <w:t xml:space="preserve"> </w:t>
-      </w:r>
-      <w:r>
-        <w:t>foi objeto de análise deste Conselho, em julgamento proferido nos autos do processo (</w:t>
-      </w:r>
-      <w:r>
-        <w:rPr>
-          <w:color w:val="FF0000"/>
-        </w:rPr>
-        <w:t xml:space="preserve">número do recurso no âmbito do CETRAN no sistema DETRANNET para o auto em análise), </w:t>
-      </w:r>
-      <w:r>
-        <w:t xml:space="preserve">na data de </w:t>
-      </w:r>
-      <w:r>
-        <w:rPr>
-          <w:color w:val="FF0000"/>
-        </w:rPr>
-        <w:t>(data lançamento resultado DETRANNET).</w:t>
+        <w:t>Verifica-se que a pretensão deduzida pelo (a) requerente não se amolda à via recursal cabível, por se tratar, em verdade, de pedido de reconsideração em face de decisão já proferida em segunda instância administrativa. O ordenamento aplicável ao processo administrativo de trânsito não prevê pedido de reconsideração perante o CETRAN após o exaurimento da instância revisora, razão pela qual a postulação não pode ser conhecida, ante a ausência de previsão legal e o encerramento da instância administrativa, uma vez o recurso foi objeto de análise deste Conselho, em julgamento proferido nos autos do processo {{ processo_cetran_anterior }}, na data de {{ data_resultado_anterior }}.</w:t>
       </w:r>
     </w:p>
     <w:p>
@@ -6276,121 +3944,7 @@
         <w:ind w:left="1" w:right="116" w:firstLine="1134"/>
       </w:pPr>
       <w:r>
-        <w:t>Nesse</w:t>
-      </w:r>
-      <w:r>
-        <w:rPr>
-          <w:spacing w:val="68"/>
-        </w:rPr>
-        <w:t xml:space="preserve"> </w:t>
-      </w:r>
-      <w:r>
-        <w:t>sentido,</w:t>
-      </w:r>
-      <w:r>
-        <w:rPr>
-          <w:spacing w:val="67"/>
-        </w:rPr>
-        <w:t xml:space="preserve"> </w:t>
-      </w:r>
-      <w:r>
-        <w:t>não</w:t>
-      </w:r>
-      <w:r>
-        <w:rPr>
-          <w:spacing w:val="67"/>
-        </w:rPr>
-        <w:t xml:space="preserve"> </w:t>
-      </w:r>
-      <w:r>
-        <w:t>conheço</w:t>
-      </w:r>
-      <w:r>
-        <w:rPr>
-          <w:spacing w:val="68"/>
-        </w:rPr>
-        <w:t xml:space="preserve"> </w:t>
-      </w:r>
-      <w:r>
-        <w:t>o</w:t>
-      </w:r>
-      <w:r>
-        <w:rPr>
-          <w:spacing w:val="67"/>
-        </w:rPr>
-        <w:t xml:space="preserve"> </w:t>
-      </w:r>
-      <w:r>
-        <w:t>presente</w:t>
-      </w:r>
-      <w:r>
-        <w:rPr>
-          <w:spacing w:val="67"/>
-        </w:rPr>
-        <w:t xml:space="preserve"> </w:t>
-      </w:r>
-      <w:r>
-        <w:t>recurso</w:t>
-      </w:r>
-      <w:r>
-        <w:rPr>
-          <w:spacing w:val="67"/>
-        </w:rPr>
-        <w:t xml:space="preserve"> </w:t>
-      </w:r>
-      <w:r>
-        <w:t>por</w:t>
-      </w:r>
-      <w:r>
-        <w:rPr>
-          <w:spacing w:val="70"/>
-        </w:rPr>
-        <w:t xml:space="preserve"> </w:t>
-      </w:r>
-      <w:r>
-        <w:t>se</w:t>
-      </w:r>
-      <w:r>
-        <w:rPr>
-          <w:spacing w:val="66"/>
-        </w:rPr>
-        <w:t xml:space="preserve"> </w:t>
-      </w:r>
-      <w:r>
-        <w:t>tratar</w:t>
-      </w:r>
-      <w:r>
-        <w:rPr>
-          <w:spacing w:val="67"/>
-        </w:rPr>
-        <w:t xml:space="preserve"> </w:t>
-      </w:r>
-      <w:r>
-        <w:t>de</w:t>
-      </w:r>
-      <w:r>
-        <w:rPr>
-          <w:spacing w:val="67"/>
-        </w:rPr>
-        <w:t xml:space="preserve"> </w:t>
-      </w:r>
-      <w:r>
-        <w:t>pedido</w:t>
-      </w:r>
-      <w:r>
-        <w:rPr>
-          <w:spacing w:val="68"/>
-        </w:rPr>
-        <w:t xml:space="preserve"> </w:t>
-      </w:r>
-      <w:r>
-        <w:t xml:space="preserve">de reconsideração. </w:t>
-      </w:r>
-      <w:r>
-        <w:rPr>
-          <w:color w:val="FF0000"/>
-        </w:rPr>
-        <w:t>(Vai direto para o Voto – Não conhecimento por pedido de reconsideração).</w:t>
+        <w:t>Nesse sentido, não conheço o presente recurso por se tratar de pedido de reconsideração. {{ encaminhamento_voto }}.</w:t>
       </w:r>
     </w:p>
     <w:p>
@@ -6457,121 +4011,7 @@
         <w:jc w:val="both"/>
       </w:pPr>
       <w:r>
-        <w:t>Por fim, constata-se a inviabilidade de conhecimento do pedido, por caracterizar supressão de instância administrativa. Isso porque a pretensão foi submetida diretamente ao órgão</w:t>
-      </w:r>
-      <w:r>
-        <w:rPr>
-          <w:spacing w:val="-6"/>
-        </w:rPr>
-        <w:t xml:space="preserve"> </w:t>
-      </w:r>
-      <w:r>
-        <w:t>de</w:t>
-      </w:r>
-      <w:r>
-        <w:rPr>
-          <w:spacing w:val="-6"/>
-        </w:rPr>
-        <w:t xml:space="preserve"> </w:t>
-      </w:r>
-      <w:r>
-        <w:t>segunda</w:t>
-      </w:r>
-      <w:r>
-        <w:rPr>
-          <w:spacing w:val="-6"/>
-        </w:rPr>
-        <w:t xml:space="preserve"> </w:t>
-      </w:r>
-      <w:r>
-        <w:t>instância</w:t>
-      </w:r>
-      <w:r>
-        <w:rPr>
-          <w:spacing w:val="-5"/>
-        </w:rPr>
-        <w:t xml:space="preserve"> </w:t>
-      </w:r>
-      <w:r>
-        <w:t>sem</w:t>
-      </w:r>
-      <w:r>
-        <w:rPr>
-          <w:spacing w:val="-7"/>
-        </w:rPr>
-        <w:t xml:space="preserve"> </w:t>
-      </w:r>
-      <w:r>
-        <w:t>a</w:t>
-      </w:r>
-      <w:r>
-        <w:rPr>
-          <w:spacing w:val="-6"/>
-        </w:rPr>
-        <w:t xml:space="preserve"> </w:t>
-      </w:r>
-      <w:r>
-        <w:t>prévia</w:t>
-      </w:r>
-      <w:r>
-        <w:rPr>
-          <w:spacing w:val="-5"/>
-        </w:rPr>
-        <w:t xml:space="preserve"> </w:t>
-      </w:r>
-      <w:r>
-        <w:t>apreciação</w:t>
-      </w:r>
-      <w:r>
-        <w:rPr>
-          <w:spacing w:val="-6"/>
-        </w:rPr>
-        <w:t xml:space="preserve"> </w:t>
-      </w:r>
-      <w:r>
-        <w:t>pela</w:t>
-      </w:r>
-      <w:r>
-        <w:rPr>
-          <w:spacing w:val="-5"/>
-        </w:rPr>
-        <w:t xml:space="preserve"> </w:t>
-      </w:r>
-      <w:r>
-        <w:t>instância</w:t>
-      </w:r>
-      <w:r>
-        <w:rPr>
-          <w:spacing w:val="-5"/>
-        </w:rPr>
-        <w:t xml:space="preserve"> </w:t>
-      </w:r>
-      <w:r>
-        <w:t>competente</w:t>
-      </w:r>
-      <w:r>
-        <w:rPr>
-          <w:spacing w:val="-5"/>
-        </w:rPr>
-        <w:t xml:space="preserve"> </w:t>
-      </w:r>
-      <w:r>
-        <w:t>antecedente,</w:t>
-      </w:r>
-      <w:r>
-        <w:rPr>
-          <w:spacing w:val="-6"/>
-        </w:rPr>
-        <w:t xml:space="preserve"> </w:t>
-      </w:r>
-      <w:r>
-        <w:t xml:space="preserve">em descompasso com a ordem procedimental própria do processo administrativo de trânsito. Assim, ausente o exame prévio pela instância originária ou revisora imediatamente anterior, resta prejudicado o conhecimento da matéria neste momento processual. </w:t>
-      </w:r>
-      <w:r>
-        <w:rPr>
-          <w:color w:val="FF0000"/>
-        </w:rPr>
-        <w:t>(Criar regra de verificar data do protocolo do recurso pra JARI com a data limite para apresentação de defesa previa – SIGADOC e DETRANNET).</w:t>
+        <w:t>Por fim, constata-se a inviabilidade de conhecimento do pedido, por caracterizar supressão de instância administrativa. Isso porque a pretensão foi submetida diretamente ao órgão de segunda instância sem a prévia apreciação pela instância competente antecedente, em descompasso com a ordem procedimental própria do processo administrativo de trânsito. Assim, ausente o exame prévio pela instância originária ou revisora imediatamente anterior, resta prejudicado o conhecimento da matéria neste momento processual. {{ analise_supressao_instancia }}.</w:t>
       </w:r>
     </w:p>
     <w:p>
@@ -6586,112 +4026,7 @@
         <w:ind w:left="1" w:firstLine="1134"/>
       </w:pPr>
       <w:r>
-        <w:t>Nesse</w:t>
-      </w:r>
-      <w:r>
-        <w:rPr>
-          <w:spacing w:val="38"/>
-        </w:rPr>
-        <w:t xml:space="preserve"> </w:t>
-      </w:r>
-      <w:r>
-        <w:t>sentido,</w:t>
-      </w:r>
-      <w:r>
-        <w:rPr>
-          <w:spacing w:val="38"/>
-        </w:rPr>
-        <w:t xml:space="preserve"> </w:t>
-      </w:r>
-      <w:r>
-        <w:t>reconheço</w:t>
-      </w:r>
-      <w:r>
-        <w:rPr>
-          <w:spacing w:val="37"/>
-        </w:rPr>
-        <w:t xml:space="preserve"> </w:t>
-      </w:r>
-      <w:r>
-        <w:t>de</w:t>
-      </w:r>
-      <w:r>
-        <w:rPr>
-          <w:spacing w:val="37"/>
-        </w:rPr>
-        <w:t xml:space="preserve"> </w:t>
-      </w:r>
-      <w:r>
-        <w:t>ofício</w:t>
-      </w:r>
-      <w:r>
-        <w:rPr>
-          <w:spacing w:val="38"/>
-        </w:rPr>
-        <w:t xml:space="preserve"> </w:t>
-      </w:r>
-      <w:r>
-        <w:t>a</w:t>
-      </w:r>
-      <w:r>
-        <w:rPr>
-          <w:spacing w:val="37"/>
-        </w:rPr>
-        <w:t xml:space="preserve"> </w:t>
-      </w:r>
-      <w:r>
-        <w:t>ocorrência</w:t>
-      </w:r>
-      <w:r>
-        <w:rPr>
-          <w:spacing w:val="37"/>
-        </w:rPr>
-        <w:t xml:space="preserve"> </w:t>
-      </w:r>
-      <w:r>
-        <w:t>da</w:t>
-      </w:r>
-      <w:r>
-        <w:rPr>
-          <w:spacing w:val="37"/>
-        </w:rPr>
-        <w:t xml:space="preserve"> </w:t>
-      </w:r>
-      <w:r>
-        <w:t>supressão</w:t>
-      </w:r>
-      <w:r>
-        <w:rPr>
-          <w:spacing w:val="38"/>
-        </w:rPr>
-        <w:t xml:space="preserve"> </w:t>
-      </w:r>
-      <w:r>
-        <w:t>da</w:t>
-      </w:r>
-      <w:r>
-        <w:rPr>
-          <w:spacing w:val="37"/>
-        </w:rPr>
-        <w:t xml:space="preserve"> </w:t>
-      </w:r>
-      <w:r>
-        <w:t>instância</w:t>
-      </w:r>
-      <w:r>
-        <w:rPr>
-          <w:spacing w:val="38"/>
-        </w:rPr>
-        <w:t xml:space="preserve"> </w:t>
-      </w:r>
-      <w:r>
-        <w:t xml:space="preserve">de defesa. </w:t>
-      </w:r>
-      <w:r>
-        <w:rPr>
-          <w:color w:val="FF0000"/>
-        </w:rPr>
-        <w:t>(Vai direto para o Voto – Deferimento por supressão de instância de defesa).</w:t>
+        <w:t>Nesse sentido, reconheço de ofício a ocorrência da supressão da instância de defesa. {{ encaminhamento_voto }}.</w:t>
       </w:r>
     </w:p>
     <w:p>
@@ -7199,7 +4534,6 @@
           <w:i/>
           <w:noProof/>
           <w:sz w:val="24"/>
-          <w:lang w:val="pt-BR" w:eastAsia="pt-BR"/>
         </w:rPr>
         <mc:AlternateContent>
           <mc:Choice Requires="wps">
@@ -7273,7 +4607,7 @@
               </wp:anchor>
             </w:drawing>
           </mc:Choice>
-          <mc:Fallback xmlns:w16sdtfl="http://schemas.microsoft.com/office/word/2024/wordml/sdtformatlock" xmlns:w16sdtdh="http://schemas.microsoft.com/office/word/2020/wordml/sdtdatahash" xmlns:w16du="http://schemas.microsoft.com/office/word/2023/wordml/word16du" xmlns:w16="http://schemas.microsoft.com/office/word/2018/wordml" xmlns:w16cid="http://schemas.microsoft.com/office/word/2016/wordml/cid" xmlns:w16cex="http://schemas.microsoft.com/office/word/2018/wordml/cex" xmlns:oel="http://schemas.microsoft.com/office/2019/extlst" xmlns:am3d="http://schemas.microsoft.com/office/drawing/2017/model3d" xmlns:aink="http://schemas.microsoft.com/office/drawing/2016/ink" xmlns:cx8="http://schemas.microsoft.com/office/drawing/2016/5/14/chartex" xmlns:cx7="http://schemas.microsoft.com/office/drawing/2016/5/13/chartex" xmlns:cx6="http://schemas.microsoft.com/office/drawing/2016/5/12/chartex" xmlns:cx5="http://schemas.microsoft.com/office/drawing/2016/5/11/chartex" xmlns:cx4="http://schemas.microsoft.com/office/drawing/2016/5/10/chartex" xmlns:cx3="http://schemas.microsoft.com/office/drawing/2016/5/9/chartex" xmlns:cx2="http://schemas.microsoft.com/office/drawing/2015/10/21/chartex">
+          <mc:Fallback>
             <w:pict>
               <v:shape w14:anchorId="702393A6" id="Graphic 5" o:spid="_x0000_s1026" style="position:absolute;margin-left:198.5pt;margin-top:12.5pt;width:3pt;height:.6pt;z-index:15728640;visibility:visible;mso-wrap-style:square;mso-wrap-distance-left:0;mso-wrap-distance-top:0;mso-wrap-distance-right:0;mso-wrap-distance-bottom:0;mso-position-horizontal:absolute;mso-position-horizontal-relative:page;mso-position-vertical:absolute;mso-position-vertical-relative:text;v-text-anchor:top" coordsize="38100,7620" o:gfxdata="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" path="m38100,l,,,7620r38100,l38100,xe" fillcolor="blue" stroked="f">
                 <v:path arrowok="t"/>
@@ -7288,7 +4622,6 @@
           <w:i/>
           <w:noProof/>
           <w:sz w:val="24"/>
-          <w:lang w:val="pt-BR" w:eastAsia="pt-BR"/>
         </w:rPr>
         <mc:AlternateContent>
           <mc:Choice Requires="wps">
@@ -7362,7 +4695,7 @@
               </wp:anchor>
             </w:drawing>
           </mc:Choice>
-          <mc:Fallback xmlns:w16sdtfl="http://schemas.microsoft.com/office/word/2024/wordml/sdtformatlock" xmlns:w16sdtdh="http://schemas.microsoft.com/office/word/2020/wordml/sdtdatahash" xmlns:w16du="http://schemas.microsoft.com/office/word/2023/wordml/word16du" xmlns:w16="http://schemas.microsoft.com/office/word/2018/wordml" xmlns:w16cid="http://schemas.microsoft.com/office/word/2016/wordml/cid" xmlns:w16cex="http://schemas.microsoft.com/office/word/2018/wordml/cex" xmlns:oel="http://schemas.microsoft.com/office/2019/extlst" xmlns:am3d="http://schemas.microsoft.com/office/drawing/2017/model3d" xmlns:aink="http://schemas.microsoft.com/office/drawing/2016/ink" xmlns:cx8="http://schemas.microsoft.com/office/drawing/2016/5/14/chartex" xmlns:cx7="http://schemas.microsoft.com/office/drawing/2016/5/13/chartex" xmlns:cx6="http://schemas.microsoft.com/office/drawing/2016/5/12/chartex" xmlns:cx5="http://schemas.microsoft.com/office/drawing/2016/5/11/chartex" xmlns:cx4="http://schemas.microsoft.com/office/drawing/2016/5/10/chartex" xmlns:cx3="http://schemas.microsoft.com/office/drawing/2016/5/9/chartex" xmlns:cx2="http://schemas.microsoft.com/office/drawing/2015/10/21/chartex">
+          <mc:Fallback>
             <w:pict>
               <v:shape w14:anchorId="16735A9A" id="Graphic 6" o:spid="_x0000_s1026" style="position:absolute;margin-left:261.15pt;margin-top:26.3pt;width:3pt;height:.6pt;z-index:15729152;visibility:visible;mso-wrap-style:square;mso-wrap-distance-left:0;mso-wrap-distance-top:0;mso-wrap-distance-right:0;mso-wrap-distance-bottom:0;mso-position-horizontal:absolute;mso-position-horizontal-relative:page;mso-position-vertical:absolute;mso-position-vertical-relative:text;v-text-anchor:top" coordsize="38100,7620" o:gfxdata="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" path="m38100,l,,,7619r38100,l38100,xe" fillcolor="blue" stroked="f">
                 <v:path arrowok="t"/>
@@ -9357,139 +6690,34 @@
       </w:pPr>
       <w:r>
         <w:lastRenderedPageBreak/>
-        <w:t>No</w:t>
-      </w:r>
-      <w:r>
-        <w:rPr>
-          <w:spacing w:val="-10"/>
-        </w:rPr>
-        <w:t xml:space="preserve"> </w:t>
-      </w:r>
-      <w:r>
-        <w:t>caso</w:t>
-      </w:r>
-      <w:r>
-        <w:rPr>
-          <w:spacing w:val="-10"/>
-        </w:rPr>
-        <w:t xml:space="preserve"> </w:t>
-      </w:r>
-      <w:r>
-        <w:t>em</w:t>
-      </w:r>
-      <w:r>
-        <w:rPr>
-          <w:spacing w:val="-10"/>
-        </w:rPr>
-        <w:t xml:space="preserve"> </w:t>
-      </w:r>
-      <w:r>
-        <w:t>análise,</w:t>
-      </w:r>
-      <w:r>
-        <w:rPr>
-          <w:spacing w:val="-10"/>
-        </w:rPr>
-        <w:t xml:space="preserve"> </w:t>
-      </w:r>
-      <w:r>
-        <w:t>verifica-se</w:t>
-      </w:r>
-      <w:r>
-        <w:rPr>
-          <w:spacing w:val="-9"/>
-        </w:rPr>
-        <w:t xml:space="preserve"> </w:t>
-      </w:r>
-      <w:r>
-        <w:t>que</w:t>
-      </w:r>
-      <w:r>
-        <w:rPr>
-          <w:spacing w:val="-9"/>
-        </w:rPr>
-        <w:t xml:space="preserve"> </w:t>
-      </w:r>
-      <w:r>
-        <w:t>o</w:t>
-      </w:r>
-      <w:r>
-        <w:rPr>
-          <w:spacing w:val="-11"/>
-        </w:rPr>
-        <w:t xml:space="preserve"> </w:t>
-      </w:r>
-      <w:r>
-        <w:t>Auto</w:t>
-      </w:r>
-      <w:r>
-        <w:rPr>
-          <w:spacing w:val="-10"/>
-        </w:rPr>
-        <w:t xml:space="preserve"> </w:t>
-      </w:r>
-      <w:r>
-        <w:t>de</w:t>
-      </w:r>
-      <w:r>
-        <w:rPr>
-          <w:spacing w:val="-9"/>
-        </w:rPr>
-        <w:t xml:space="preserve"> </w:t>
-      </w:r>
-      <w:r>
-        <w:t>Infração</w:t>
-      </w:r>
-      <w:r>
-        <w:rPr>
-          <w:spacing w:val="-9"/>
-        </w:rPr>
-        <w:t xml:space="preserve"> </w:t>
-      </w:r>
-      <w:r>
-        <w:t>foi</w:t>
-      </w:r>
-      <w:r>
-        <w:rPr>
-          <w:spacing w:val="-10"/>
-        </w:rPr>
-        <w:t xml:space="preserve"> </w:t>
-      </w:r>
-      <w:r>
-        <w:t>lavrado</w:t>
-      </w:r>
-      <w:r>
-        <w:rPr>
-          <w:spacing w:val="-9"/>
-        </w:rPr>
-        <w:t xml:space="preserve"> </w:t>
-      </w:r>
-      <w:r>
-        <w:t>em</w:t>
-      </w:r>
-      <w:r>
-        <w:t xml:space="preserve"> </w:t>
-      </w:r>
-      <w:r>
-        <w:rPr>
-          <w:color w:val="C00000"/>
-        </w:rPr>
-        <w:t>{{ data_lavradura }}</w:t>
-      </w:r>
-      <w:r>
-        <w:t>.</w:t>
-      </w:r>
-    </w:p>
-    <w:p>
-      <w:pPr>
-        <w:pStyle w:val="Corpodetexto"/>
-      </w:pPr>
-    </w:p>
-    <w:p>
-      <w:pPr>
-        <w:pStyle w:val="Corpodetexto"/>
-        <w:spacing w:before="1"/>
-      </w:pPr>
+        <w:t>No caso em análise, verifica-se que o Auto de Infração foi lavrado em {{ data_lavratura_ait }}.</w:t>
+      </w:r>
+    </w:p>
+    <w:p>
+      <w:pPr>
+        <w:jc w:val="both"/>
+      </w:pPr>
+      <w:r>
+        <w:t>{%</w:t>
+      </w:r>
+      <w:r>
+        <w:t>p</w:t>
+      </w:r>
+      <w:r>
+        <w:t xml:space="preserve"> if decadencia_hip </w:t>
+      </w:r>
+      <w:r>
+        <w:t>==</w:t>
+      </w:r>
+      <w:r>
+        <w:t xml:space="preserve"> </w:t>
+      </w:r>
+      <w:r>
+        <w:t>1</w:t>
+      </w:r>
+      <w:r>
+        <w:t xml:space="preserve"> %}</w:t>
+      </w:r>
     </w:p>
     <w:p>
       <w:pPr>
@@ -9499,6 +6727,12 @@
         <w:rPr>
           <w:color w:val="006FC0"/>
         </w:rPr>
+        <w:t xml:space="preserve">{#p </w:t>
+      </w:r>
+      <w:r>
+        <w:rPr>
+          <w:color w:val="006FC0"/>
+        </w:rPr>
         <w:t>Hipótese</w:t>
       </w:r>
       <w:r>
@@ -9546,6 +6780,13 @@
           <w:spacing w:val="-2"/>
         </w:rPr>
         <w:t>prazo</w:t>
+      </w:r>
+      <w:r>
+        <w:rPr>
+          <w:color w:val="006FC0"/>
+          <w:spacing w:val="-2"/>
+        </w:rPr>
+        <w:t xml:space="preserve"> #}</w:t>
       </w:r>
     </w:p>
     <w:p>
@@ -9556,249 +6797,7 @@
         <w:jc w:val="both"/>
       </w:pPr>
       <w:r>
-        <w:t>A Notificação de Autuação foi postada</w:t>
-      </w:r>
-      <w:r>
-        <w:t xml:space="preserve"> em </w:t>
-      </w:r>
-      <w:r>
-        <w:rPr>
-          <w:color w:val="C00000"/>
-        </w:rPr>
-        <w:t>{{ data_postagem_auto }}</w:t>
-      </w:r>
-      <w:r>
-        <w:rPr>
-          <w:color w:val="C00000"/>
-        </w:rPr>
-        <w:t xml:space="preserve"> </w:t>
-      </w:r>
-      <w:r>
-        <w:rPr>
-          <w:color w:val="C00000"/>
-        </w:rPr>
-        <w:t xml:space="preserve">{# data </w:t>
-      </w:r>
-      <w:r>
-        <w:rPr>
-          <w:color w:val="C00000"/>
-        </w:rPr>
-        <w:t>da postagem da Notificação da Autuação</w:t>
-      </w:r>
-      <w:r>
-        <w:rPr>
-          <w:color w:val="C00000"/>
-          <w:spacing w:val="-5"/>
-        </w:rPr>
-        <w:t xml:space="preserve"> </w:t>
-      </w:r>
-      <w:r>
-        <w:rPr>
-          <w:color w:val="C00000"/>
-        </w:rPr>
-        <w:t>–</w:t>
-      </w:r>
-      <w:r>
-        <w:rPr>
-          <w:color w:val="C00000"/>
-          <w:spacing w:val="-6"/>
-        </w:rPr>
-        <w:t xml:space="preserve"> </w:t>
-      </w:r>
-      <w:r>
-        <w:rPr>
-          <w:color w:val="C00000"/>
-        </w:rPr>
-        <w:t>DETRANNET</w:t>
-      </w:r>
-      <w:r>
-        <w:rPr>
-          <w:color w:val="C00000"/>
-        </w:rPr>
-        <w:t xml:space="preserve"> #}</w:t>
-      </w:r>
-      <w:r>
-        <w:t>,</w:t>
-      </w:r>
-      <w:r>
-        <w:rPr>
-          <w:spacing w:val="-6"/>
-        </w:rPr>
-        <w:t xml:space="preserve"> </w:t>
-      </w:r>
-      <w:r>
-        <w:t>ou</w:t>
-      </w:r>
-      <w:r>
-        <w:rPr>
-          <w:spacing w:val="-6"/>
-        </w:rPr>
-        <w:t xml:space="preserve"> </w:t>
-      </w:r>
-      <w:r>
-        <w:t>seja,</w:t>
-      </w:r>
-      <w:r>
-        <w:rPr>
-          <w:spacing w:val="-7"/>
-        </w:rPr>
-        <w:t xml:space="preserve"> </w:t>
-      </w:r>
-      <w:r>
-        <w:rPr>
-          <w:spacing w:val="-7"/>
-        </w:rPr>
-        <w:t xml:space="preserve">{{ diferenca_dias }} </w:t>
-      </w:r>
-      <w:r>
-        <w:rPr>
-          <w:color w:val="C00000"/>
-        </w:rPr>
-        <w:t>{# d</w:t>
-      </w:r>
-      <w:r>
-        <w:rPr>
-          <w:color w:val="C00000"/>
-        </w:rPr>
-        <w:t>iferença</w:t>
-      </w:r>
-      <w:r>
-        <w:rPr>
-          <w:color w:val="C00000"/>
-          <w:spacing w:val="-6"/>
-        </w:rPr>
-        <w:t xml:space="preserve"> </w:t>
-      </w:r>
-      <w:r>
-        <w:rPr>
-          <w:color w:val="C00000"/>
-        </w:rPr>
-        <w:t>numérica</w:t>
-      </w:r>
-      <w:r>
-        <w:rPr>
-          <w:color w:val="C00000"/>
-          <w:spacing w:val="-6"/>
-        </w:rPr>
-        <w:t xml:space="preserve"> </w:t>
-      </w:r>
-      <w:r>
-        <w:rPr>
-          <w:color w:val="C00000"/>
-        </w:rPr>
-        <w:t>de</w:t>
-      </w:r>
-      <w:r>
-        <w:rPr>
-          <w:color w:val="C00000"/>
-          <w:spacing w:val="-7"/>
-        </w:rPr>
-        <w:t xml:space="preserve"> </w:t>
-      </w:r>
-      <w:r>
-        <w:rPr>
-          <w:color w:val="C00000"/>
-        </w:rPr>
-        <w:t>dias</w:t>
-      </w:r>
-      <w:r>
-        <w:rPr>
-          <w:color w:val="C00000"/>
-          <w:spacing w:val="-5"/>
-        </w:rPr>
-        <w:t xml:space="preserve"> </w:t>
-      </w:r>
-      <w:r>
-        <w:rPr>
-          <w:color w:val="C00000"/>
-        </w:rPr>
-        <w:t>entre</w:t>
-      </w:r>
-      <w:r>
-        <w:rPr>
-          <w:color w:val="C00000"/>
-          <w:spacing w:val="-6"/>
-        </w:rPr>
-        <w:t xml:space="preserve"> </w:t>
-      </w:r>
-      <w:r>
-        <w:rPr>
-          <w:color w:val="C00000"/>
-        </w:rPr>
-        <w:t>a</w:t>
-      </w:r>
-      <w:r>
-        <w:rPr>
-          <w:color w:val="C00000"/>
-          <w:spacing w:val="-6"/>
-        </w:rPr>
-        <w:t xml:space="preserve"> </w:t>
-      </w:r>
-      <w:r>
-        <w:rPr>
-          <w:color w:val="C00000"/>
-        </w:rPr>
-        <w:t>autuação</w:t>
-      </w:r>
-      <w:r>
-        <w:rPr>
-          <w:color w:val="C00000"/>
-          <w:spacing w:val="-6"/>
-        </w:rPr>
-        <w:t xml:space="preserve"> </w:t>
-      </w:r>
-      <w:r>
-        <w:rPr>
-          <w:color w:val="C00000"/>
-        </w:rPr>
-        <w:t>e</w:t>
-      </w:r>
-      <w:r>
-        <w:rPr>
-          <w:color w:val="C00000"/>
-          <w:spacing w:val="-6"/>
-        </w:rPr>
-        <w:t xml:space="preserve"> </w:t>
-      </w:r>
-      <w:r>
-        <w:rPr>
-          <w:color w:val="C00000"/>
-        </w:rPr>
-        <w:t>postagem</w:t>
-      </w:r>
-      <w:r>
-        <w:rPr>
-          <w:color w:val="C00000"/>
-          <w:spacing w:val="-5"/>
-        </w:rPr>
-        <w:t xml:space="preserve"> </w:t>
-      </w:r>
-      <w:r>
-        <w:rPr>
-          <w:color w:val="C00000"/>
-        </w:rPr>
-        <w:t>–</w:t>
-      </w:r>
-      <w:r>
-        <w:rPr>
-          <w:color w:val="C00000"/>
-        </w:rPr>
-        <w:t xml:space="preserve"> DETRANNET</w:t>
-      </w:r>
-      <w:r>
-        <w:rPr>
-          <w:color w:val="C00000"/>
-        </w:rPr>
-        <w:t xml:space="preserve"> #}</w:t>
-      </w:r>
-      <w:r>
-        <w:rPr>
-          <w:color w:val="C00000"/>
-        </w:rPr>
-        <w:t xml:space="preserve"> </w:t>
-      </w:r>
-      <w:r>
-        <w:t>dias após a lavratura da infração, portanto, dentro do prazo máximo de trinta dias previsto no artigo 281, parágrafo único, inciso II, do Código de Trânsito Brasileiro.</w:t>
+        <w:t>A Notificação de Autuação foi postada em {{ data_postagem_na }}, ou seja, {{ dias_autuacao_na }} dias após a lavratura da infração, portanto, dentro do prazo máximo de trinta dias previsto no artigo 281, parágrafo único, inciso II, do Código de Trânsito Brasileiro.</w:t>
       </w:r>
     </w:p>
     <w:p>
@@ -9920,6 +6919,36 @@
         <w:pStyle w:val="Corpodetexto"/>
         <w:spacing w:before="2"/>
       </w:pPr>
+      <w:r>
+        <w:t>{%</w:t>
+      </w:r>
+      <w:r>
+        <w:t>p</w:t>
+      </w:r>
+      <w:r>
+        <w:t xml:space="preserve"> endif %}</w:t>
+      </w:r>
+    </w:p>
+    <w:p>
+      <w:pPr>
+        <w:pStyle w:val="Corpodetexto"/>
+        <w:spacing w:before="2"/>
+      </w:pPr>
+      <w:r>
+        <w:t>{%</w:t>
+      </w:r>
+      <w:r>
+        <w:t>p</w:t>
+      </w:r>
+      <w:r>
+        <w:t xml:space="preserve"> if decadencia_hip == </w:t>
+      </w:r>
+      <w:r>
+        <w:t>2</w:t>
+      </w:r>
+      <w:r>
+        <w:t xml:space="preserve"> %}</w:t>
+      </w:r>
     </w:p>
     <w:p>
       <w:pPr>
@@ -9929,6 +6958,12 @@
         <w:rPr>
           <w:color w:val="006FC0"/>
         </w:rPr>
+        <w:t xml:space="preserve">{#p </w:t>
+      </w:r>
+      <w:r>
+        <w:rPr>
+          <w:color w:val="006FC0"/>
+        </w:rPr>
         <w:t>Hipótese</w:t>
       </w:r>
       <w:r>
@@ -9976,6 +7011,13 @@
           <w:spacing w:val="-2"/>
         </w:rPr>
         <w:t>prazo</w:t>
+      </w:r>
+      <w:r>
+        <w:rPr>
+          <w:color w:val="006FC0"/>
+          <w:spacing w:val="-2"/>
+        </w:rPr>
+        <w:t xml:space="preserve"> #}</w:t>
       </w:r>
     </w:p>
     <w:p>
@@ -9986,323 +7028,7 @@
         <w:jc w:val="both"/>
       </w:pPr>
       <w:r>
-        <w:t xml:space="preserve">A Notificação de Autuação foi postada em </w:t>
-      </w:r>
-      <w:r>
-        <w:rPr>
-          <w:color w:val="C00000"/>
-        </w:rPr>
-        <w:t>{{ data_postagem_auto }} {# data da postagem da Notificação da Autuação</w:t>
-      </w:r>
-      <w:r>
-        <w:rPr>
-          <w:color w:val="C00000"/>
-          <w:spacing w:val="-5"/>
-        </w:rPr>
-        <w:t xml:space="preserve"> </w:t>
-      </w:r>
-      <w:r>
-        <w:rPr>
-          <w:color w:val="C00000"/>
-        </w:rPr>
-        <w:t>–</w:t>
-      </w:r>
-      <w:r>
-        <w:rPr>
-          <w:color w:val="C00000"/>
-          <w:spacing w:val="-6"/>
-        </w:rPr>
-        <w:t xml:space="preserve"> </w:t>
-      </w:r>
-      <w:r>
-        <w:rPr>
-          <w:color w:val="C00000"/>
-        </w:rPr>
-        <w:t>DETRANNET #}</w:t>
-      </w:r>
-      <w:r>
-        <w:t>,</w:t>
-      </w:r>
-      <w:r>
-        <w:rPr>
-          <w:spacing w:val="-6"/>
-        </w:rPr>
-        <w:t xml:space="preserve"> </w:t>
-      </w:r>
-      <w:r>
-        <w:t>ou</w:t>
-      </w:r>
-      <w:r>
-        <w:rPr>
-          <w:spacing w:val="-6"/>
-        </w:rPr>
-        <w:t xml:space="preserve"> </w:t>
-      </w:r>
-      <w:r>
-        <w:t>seja,</w:t>
-      </w:r>
-      <w:r>
-        <w:rPr>
-          <w:spacing w:val="-7"/>
-        </w:rPr>
-        <w:t xml:space="preserve"> {{ diferenca_dias }} </w:t>
-      </w:r>
-      <w:r>
-        <w:rPr>
-          <w:color w:val="C00000"/>
-        </w:rPr>
-        <w:t>{# diferença</w:t>
-      </w:r>
-      <w:r>
-        <w:rPr>
-          <w:color w:val="C00000"/>
-          <w:spacing w:val="-6"/>
-        </w:rPr>
-        <w:t xml:space="preserve"> </w:t>
-      </w:r>
-      <w:r>
-        <w:rPr>
-          <w:color w:val="C00000"/>
-        </w:rPr>
-        <w:t>numérica</w:t>
-      </w:r>
-      <w:r>
-        <w:rPr>
-          <w:color w:val="C00000"/>
-          <w:spacing w:val="-6"/>
-        </w:rPr>
-        <w:t xml:space="preserve"> </w:t>
-      </w:r>
-      <w:r>
-        <w:rPr>
-          <w:color w:val="C00000"/>
-        </w:rPr>
-        <w:t>de</w:t>
-      </w:r>
-      <w:r>
-        <w:rPr>
-          <w:color w:val="C00000"/>
-          <w:spacing w:val="-7"/>
-        </w:rPr>
-        <w:t xml:space="preserve"> </w:t>
-      </w:r>
-      <w:r>
-        <w:rPr>
-          <w:color w:val="C00000"/>
-        </w:rPr>
-        <w:t>dias</w:t>
-      </w:r>
-      <w:r>
-        <w:rPr>
-          <w:color w:val="C00000"/>
-          <w:spacing w:val="-5"/>
-        </w:rPr>
-        <w:t xml:space="preserve"> </w:t>
-      </w:r>
-      <w:r>
-        <w:rPr>
-          <w:color w:val="C00000"/>
-        </w:rPr>
-        <w:t>entre</w:t>
-      </w:r>
-      <w:r>
-        <w:rPr>
-          <w:color w:val="C00000"/>
-          <w:spacing w:val="-6"/>
-        </w:rPr>
-        <w:t xml:space="preserve"> </w:t>
-      </w:r>
-      <w:r>
-        <w:rPr>
-          <w:color w:val="C00000"/>
-        </w:rPr>
-        <w:t>a</w:t>
-      </w:r>
-      <w:r>
-        <w:rPr>
-          <w:color w:val="C00000"/>
-          <w:spacing w:val="-6"/>
-        </w:rPr>
-        <w:t xml:space="preserve"> </w:t>
-      </w:r>
-      <w:r>
-        <w:rPr>
-          <w:color w:val="C00000"/>
-        </w:rPr>
-        <w:t>autuação</w:t>
-      </w:r>
-      <w:r>
-        <w:rPr>
-          <w:color w:val="C00000"/>
-          <w:spacing w:val="-6"/>
-        </w:rPr>
-        <w:t xml:space="preserve"> </w:t>
-      </w:r>
-      <w:r>
-        <w:rPr>
-          <w:color w:val="C00000"/>
-        </w:rPr>
-        <w:t>e</w:t>
-      </w:r>
-      <w:r>
-        <w:rPr>
-          <w:color w:val="C00000"/>
-          <w:spacing w:val="-6"/>
-        </w:rPr>
-        <w:t xml:space="preserve"> </w:t>
-      </w:r>
-      <w:r>
-        <w:rPr>
-          <w:color w:val="C00000"/>
-        </w:rPr>
-        <w:t>postagem</w:t>
-      </w:r>
-      <w:r>
-        <w:rPr>
-          <w:color w:val="C00000"/>
-          <w:spacing w:val="-5"/>
-        </w:rPr>
-        <w:t xml:space="preserve"> </w:t>
-      </w:r>
-      <w:r>
-        <w:rPr>
-          <w:color w:val="C00000"/>
-        </w:rPr>
-        <w:t>– DETRANNET #}</w:t>
-      </w:r>
-      <w:r>
-        <w:rPr>
-          <w:color w:val="C00000"/>
-          <w:spacing w:val="-8"/>
-        </w:rPr>
-        <w:t xml:space="preserve"> </w:t>
-      </w:r>
-      <w:r>
-        <w:rPr>
-          <w:color w:val="C00000"/>
-          <w:spacing w:val="-8"/>
-        </w:rPr>
-        <w:t xml:space="preserve"> </w:t>
-      </w:r>
-      <w:r>
-        <w:t>dias</w:t>
-      </w:r>
-      <w:r>
-        <w:rPr>
-          <w:spacing w:val="-9"/>
-        </w:rPr>
-        <w:t xml:space="preserve"> </w:t>
-      </w:r>
-      <w:r>
-        <w:t>após</w:t>
-      </w:r>
-      <w:r>
-        <w:rPr>
-          <w:spacing w:val="-8"/>
-        </w:rPr>
-        <w:t xml:space="preserve"> </w:t>
-      </w:r>
-      <w:r>
-        <w:t>a</w:t>
-      </w:r>
-      <w:r>
-        <w:rPr>
-          <w:spacing w:val="-8"/>
-        </w:rPr>
-        <w:t xml:space="preserve"> </w:t>
-      </w:r>
-      <w:r>
-        <w:t>lavratura</w:t>
-      </w:r>
-      <w:r>
-        <w:rPr>
-          <w:spacing w:val="-10"/>
-        </w:rPr>
-        <w:t xml:space="preserve"> </w:t>
-      </w:r>
-      <w:r>
-        <w:t>da</w:t>
-      </w:r>
-      <w:r>
-        <w:rPr>
-          <w:spacing w:val="-8"/>
-        </w:rPr>
-        <w:t xml:space="preserve"> </w:t>
-      </w:r>
-      <w:r>
-        <w:t>infração,</w:t>
-      </w:r>
-      <w:r>
-        <w:rPr>
-          <w:spacing w:val="-10"/>
-        </w:rPr>
-        <w:t xml:space="preserve"> </w:t>
-      </w:r>
-      <w:r>
-        <w:t>portanto,</w:t>
-      </w:r>
-      <w:r>
-        <w:rPr>
-          <w:spacing w:val="-8"/>
-        </w:rPr>
-        <w:t xml:space="preserve"> </w:t>
-      </w:r>
-      <w:r>
-        <w:t>fora</w:t>
-      </w:r>
-      <w:r>
-        <w:rPr>
-          <w:spacing w:val="-8"/>
-        </w:rPr>
-        <w:t xml:space="preserve"> </w:t>
-      </w:r>
-      <w:r>
-        <w:t>do</w:t>
-      </w:r>
-      <w:r>
-        <w:rPr>
-          <w:spacing w:val="-8"/>
-        </w:rPr>
-        <w:t xml:space="preserve"> </w:t>
-      </w:r>
-      <w:r>
-        <w:t>prazo</w:t>
-      </w:r>
-      <w:r>
-        <w:rPr>
-          <w:spacing w:val="-10"/>
-        </w:rPr>
-        <w:t xml:space="preserve"> </w:t>
-      </w:r>
-      <w:r>
-        <w:t>máximo</w:t>
-      </w:r>
-      <w:r>
-        <w:rPr>
-          <w:spacing w:val="-8"/>
-        </w:rPr>
-        <w:t xml:space="preserve"> </w:t>
-      </w:r>
-      <w:r>
-        <w:t>de</w:t>
-      </w:r>
-      <w:r>
-        <w:rPr>
-          <w:spacing w:val="-8"/>
-        </w:rPr>
-        <w:t xml:space="preserve"> </w:t>
-      </w:r>
-      <w:r>
-        <w:t>trinta</w:t>
-      </w:r>
-      <w:r>
-        <w:rPr>
-          <w:spacing w:val="-8"/>
-        </w:rPr>
-        <w:t xml:space="preserve"> </w:t>
-      </w:r>
-      <w:r>
-        <w:t>dias previsto no artigo 281, parágrafo único, inciso II, do Código de Trânsito Brasileiro.</w:t>
+        <w:t>A Notificação de Autuação foi postada em {{ data_postagem_na }}, ou seja, {{ dias_autuacao_na }} dias após a lavratura da infração, portanto, fora do prazo máximo de trinta dias previsto no artigo 281, parágrafo único, inciso II, do Código de Trânsito Brasileiro.</w:t>
       </w:r>
     </w:p>
     <w:p>
@@ -10550,6 +7276,36 @@
         <w:pStyle w:val="Corpodetexto"/>
         <w:spacing w:before="2"/>
       </w:pPr>
+      <w:r>
+        <w:t>{%</w:t>
+      </w:r>
+      <w:r>
+        <w:t>p</w:t>
+      </w:r>
+      <w:r>
+        <w:t xml:space="preserve"> endif %}</w:t>
+      </w:r>
+    </w:p>
+    <w:p>
+      <w:pPr>
+        <w:pStyle w:val="Corpodetexto"/>
+        <w:spacing w:before="2"/>
+      </w:pPr>
+      <w:r>
+        <w:t>{%</w:t>
+      </w:r>
+      <w:r>
+        <w:t>p</w:t>
+      </w:r>
+      <w:r>
+        <w:t xml:space="preserve"> if decadencia_hip == </w:t>
+      </w:r>
+      <w:r>
+        <w:t>3</w:t>
+      </w:r>
+      <w:r>
+        <w:t xml:space="preserve"> %}</w:t>
+      </w:r>
     </w:p>
     <w:p>
       <w:pPr>
@@ -10560,6 +7316,12 @@
         <w:rPr>
           <w:color w:val="006FC0"/>
         </w:rPr>
+        <w:t xml:space="preserve">{#p </w:t>
+      </w:r>
+      <w:r>
+        <w:rPr>
+          <w:color w:val="006FC0"/>
+        </w:rPr>
         <w:t>Hipótese</w:t>
       </w:r>
       <w:r>
@@ -10620,6 +7382,13 @@
           <w:spacing w:val="-2"/>
         </w:rPr>
         <w:t>autuação</w:t>
+      </w:r>
+      <w:r>
+        <w:rPr>
+          <w:color w:val="006FC0"/>
+          <w:spacing w:val="-2"/>
+        </w:rPr>
+        <w:t xml:space="preserve"> #}</w:t>
       </w:r>
     </w:p>
     <w:p>
@@ -10630,497 +7399,7 @@
         <w:jc w:val="both"/>
       </w:pPr>
       <w:r>
-        <w:t>Considerando a não apresentação de Defesa da Autuação no prazo legal, a Notificação de</w:t>
-      </w:r>
-      <w:r>
-        <w:rPr>
-          <w:spacing w:val="-15"/>
-        </w:rPr>
-        <w:t xml:space="preserve"> </w:t>
-      </w:r>
-      <w:r>
-        <w:t>Penalidade</w:t>
-      </w:r>
-      <w:r>
-        <w:rPr>
-          <w:spacing w:val="-15"/>
-        </w:rPr>
-        <w:t xml:space="preserve"> </w:t>
-      </w:r>
-      <w:r>
-        <w:t>foi</w:t>
-      </w:r>
-      <w:r>
-        <w:rPr>
-          <w:spacing w:val="-15"/>
-        </w:rPr>
-        <w:t xml:space="preserve"> </w:t>
-      </w:r>
-      <w:r>
-        <w:t>postada</w:t>
-      </w:r>
-      <w:r>
-        <w:rPr>
-          <w:spacing w:val="-15"/>
-        </w:rPr>
-        <w:t xml:space="preserve"> </w:t>
-      </w:r>
-      <w:r>
-        <w:t>em</w:t>
-      </w:r>
-      <w:r>
-        <w:rPr>
-          <w:spacing w:val="-15"/>
-        </w:rPr>
-        <w:t xml:space="preserve"> </w:t>
-      </w:r>
-      <w:r>
-        <w:rPr>
-          <w:color w:val="C00000"/>
-        </w:rPr>
-        <w:t xml:space="preserve">{{ data_postagem_pen }} {# </w:t>
-      </w:r>
-      <w:r>
-        <w:rPr>
-          <w:color w:val="C00000"/>
-        </w:rPr>
-        <w:t>data</w:t>
-      </w:r>
-      <w:r>
-        <w:rPr>
-          <w:color w:val="C00000"/>
-        </w:rPr>
-        <w:t xml:space="preserve"> </w:t>
-      </w:r>
-      <w:r>
-        <w:rPr>
-          <w:color w:val="C00000"/>
-          <w:spacing w:val="-15"/>
-        </w:rPr>
-        <w:t xml:space="preserve"> </w:t>
-      </w:r>
-      <w:r>
-        <w:rPr>
-          <w:color w:val="C00000"/>
-        </w:rPr>
-        <w:t>da</w:t>
-      </w:r>
-      <w:r>
-        <w:rPr>
-          <w:color w:val="C00000"/>
-          <w:spacing w:val="-15"/>
-        </w:rPr>
-        <w:t xml:space="preserve"> </w:t>
-      </w:r>
-      <w:r>
-        <w:rPr>
-          <w:color w:val="C00000"/>
-        </w:rPr>
-        <w:t>postagem</w:t>
-      </w:r>
-      <w:r>
-        <w:rPr>
-          <w:color w:val="C00000"/>
-          <w:spacing w:val="-15"/>
-        </w:rPr>
-        <w:t xml:space="preserve"> </w:t>
-      </w:r>
-      <w:r>
-        <w:rPr>
-          <w:color w:val="C00000"/>
-        </w:rPr>
-        <w:t>da</w:t>
-      </w:r>
-      <w:r>
-        <w:rPr>
-          <w:color w:val="C00000"/>
-          <w:spacing w:val="-15"/>
-        </w:rPr>
-        <w:t xml:space="preserve"> </w:t>
-      </w:r>
-      <w:r>
-        <w:rPr>
-          <w:color w:val="C00000"/>
-        </w:rPr>
-        <w:t>Notificação</w:t>
-      </w:r>
-      <w:r>
-        <w:rPr>
-          <w:color w:val="C00000"/>
-          <w:spacing w:val="-15"/>
-        </w:rPr>
-        <w:t xml:space="preserve"> </w:t>
-      </w:r>
-      <w:r>
-        <w:rPr>
-          <w:color w:val="C00000"/>
-        </w:rPr>
-        <w:t>da</w:t>
-      </w:r>
-      <w:r>
-        <w:rPr>
-          <w:color w:val="C00000"/>
-          <w:spacing w:val="-15"/>
-        </w:rPr>
-        <w:t xml:space="preserve"> </w:t>
-      </w:r>
-      <w:r>
-        <w:rPr>
-          <w:color w:val="C00000"/>
-        </w:rPr>
-        <w:t>Penalidade</w:t>
-      </w:r>
-      <w:r>
-        <w:rPr>
-          <w:color w:val="C00000"/>
-          <w:spacing w:val="-15"/>
-        </w:rPr>
-        <w:t xml:space="preserve"> </w:t>
-      </w:r>
-      <w:r>
-        <w:rPr>
-          <w:color w:val="C00000"/>
-        </w:rPr>
-        <w:t>–</w:t>
-      </w:r>
-      <w:r>
-        <w:rPr>
-          <w:color w:val="C00000"/>
-          <w:spacing w:val="-15"/>
-        </w:rPr>
-        <w:t xml:space="preserve"> </w:t>
-      </w:r>
-      <w:r>
-        <w:rPr>
-          <w:color w:val="C00000"/>
-        </w:rPr>
-        <w:t>DETRANNET</w:t>
-      </w:r>
-      <w:r>
-        <w:rPr>
-          <w:color w:val="C00000"/>
-        </w:rPr>
-        <w:t xml:space="preserve"> #}</w:t>
-      </w:r>
-      <w:r>
-        <w:t>, ou</w:t>
-      </w:r>
-      <w:r>
-        <w:rPr>
-          <w:spacing w:val="-2"/>
-        </w:rPr>
-        <w:t xml:space="preserve"> </w:t>
-      </w:r>
-      <w:r>
-        <w:t xml:space="preserve">seja, </w:t>
-      </w:r>
-      <w:r>
-        <w:rPr>
-          <w:spacing w:val="-7"/>
-        </w:rPr>
-        <w:t xml:space="preserve">{{ diferenca_dias }} </w:t>
-      </w:r>
-      <w:r>
-        <w:rPr>
-          <w:color w:val="C00000"/>
-        </w:rPr>
-        <w:t>{# diferença</w:t>
-      </w:r>
-      <w:r>
-        <w:rPr>
-          <w:color w:val="C00000"/>
-          <w:spacing w:val="-6"/>
-        </w:rPr>
-        <w:t xml:space="preserve"> </w:t>
-      </w:r>
-      <w:r>
-        <w:rPr>
-          <w:color w:val="C00000"/>
-        </w:rPr>
-        <w:t>numérica</w:t>
-      </w:r>
-      <w:r>
-        <w:rPr>
-          <w:color w:val="C00000"/>
-          <w:spacing w:val="-6"/>
-        </w:rPr>
-        <w:t xml:space="preserve"> </w:t>
-      </w:r>
-      <w:r>
-        <w:rPr>
-          <w:color w:val="C00000"/>
-        </w:rPr>
-        <w:t>de</w:t>
-      </w:r>
-      <w:r>
-        <w:rPr>
-          <w:color w:val="C00000"/>
-          <w:spacing w:val="-7"/>
-        </w:rPr>
-        <w:t xml:space="preserve"> </w:t>
-      </w:r>
-      <w:r>
-        <w:rPr>
-          <w:color w:val="C00000"/>
-        </w:rPr>
-        <w:t>dias</w:t>
-      </w:r>
-      <w:r>
-        <w:rPr>
-          <w:color w:val="C00000"/>
-          <w:spacing w:val="-5"/>
-        </w:rPr>
-        <w:t xml:space="preserve"> </w:t>
-      </w:r>
-      <w:r>
-        <w:rPr>
-          <w:color w:val="C00000"/>
-        </w:rPr>
-        <w:t>entre</w:t>
-      </w:r>
-      <w:r>
-        <w:rPr>
-          <w:color w:val="C00000"/>
-          <w:spacing w:val="-6"/>
-        </w:rPr>
-        <w:t xml:space="preserve"> </w:t>
-      </w:r>
-      <w:r>
-        <w:rPr>
-          <w:color w:val="C00000"/>
-        </w:rPr>
-        <w:t>a</w:t>
-      </w:r>
-      <w:r>
-        <w:rPr>
-          <w:color w:val="C00000"/>
-          <w:spacing w:val="-6"/>
-        </w:rPr>
-        <w:t xml:space="preserve"> </w:t>
-      </w:r>
-      <w:r>
-        <w:rPr>
-          <w:color w:val="C00000"/>
-        </w:rPr>
-        <w:t>autuação</w:t>
-      </w:r>
-      <w:r>
-        <w:rPr>
-          <w:color w:val="C00000"/>
-          <w:spacing w:val="-6"/>
-        </w:rPr>
-        <w:t xml:space="preserve"> </w:t>
-      </w:r>
-      <w:r>
-        <w:rPr>
-          <w:color w:val="C00000"/>
-        </w:rPr>
-        <w:t>e</w:t>
-      </w:r>
-      <w:r>
-        <w:rPr>
-          <w:color w:val="C00000"/>
-          <w:spacing w:val="-6"/>
-        </w:rPr>
-        <w:t xml:space="preserve"> </w:t>
-      </w:r>
-      <w:r>
-        <w:rPr>
-          <w:color w:val="C00000"/>
-        </w:rPr>
-        <w:t>postagem</w:t>
-      </w:r>
-      <w:r>
-        <w:rPr>
-          <w:color w:val="C00000"/>
-          <w:spacing w:val="-5"/>
-        </w:rPr>
-        <w:t xml:space="preserve"> </w:t>
-      </w:r>
-      <w:r>
-        <w:rPr>
-          <w:color w:val="C00000"/>
-        </w:rPr>
-        <w:t xml:space="preserve">– DETRANNET #} </w:t>
-      </w:r>
-      <w:r>
-        <w:t>dias</w:t>
-      </w:r>
-      <w:r>
-        <w:rPr>
-          <w:spacing w:val="-1"/>
-        </w:rPr>
-        <w:t xml:space="preserve"> </w:t>
-      </w:r>
-      <w:r>
-        <w:t>após</w:t>
-      </w:r>
-      <w:r>
-        <w:rPr>
-          <w:spacing w:val="-1"/>
-        </w:rPr>
-        <w:t xml:space="preserve"> </w:t>
-      </w:r>
-      <w:r>
-        <w:t>a lavratura</w:t>
-      </w:r>
-      <w:r>
-        <w:rPr>
-          <w:spacing w:val="-4"/>
-        </w:rPr>
-        <w:t xml:space="preserve"> </w:t>
-      </w:r>
-      <w:r>
-        <w:t>da</w:t>
-      </w:r>
-      <w:r>
-        <w:rPr>
-          <w:spacing w:val="-4"/>
-        </w:rPr>
-        <w:t xml:space="preserve"> </w:t>
-      </w:r>
-      <w:r>
-        <w:t>infração,</w:t>
-      </w:r>
-      <w:r>
-        <w:rPr>
-          <w:spacing w:val="-3"/>
-        </w:rPr>
-        <w:t xml:space="preserve"> </w:t>
-      </w:r>
-      <w:r>
-        <w:t>portanto,</w:t>
-      </w:r>
-      <w:r>
-        <w:rPr>
-          <w:spacing w:val="-5"/>
-        </w:rPr>
-        <w:t xml:space="preserve"> </w:t>
-      </w:r>
-      <w:r>
-        <w:t>dentro</w:t>
-      </w:r>
-      <w:r>
-        <w:rPr>
-          <w:spacing w:val="-5"/>
-        </w:rPr>
-        <w:t xml:space="preserve"> </w:t>
-      </w:r>
-      <w:r>
-        <w:t>do</w:t>
-      </w:r>
-      <w:r>
-        <w:rPr>
-          <w:spacing w:val="-3"/>
-        </w:rPr>
-        <w:t xml:space="preserve"> </w:t>
-      </w:r>
-      <w:r>
-        <w:t>prazo</w:t>
-      </w:r>
-      <w:r>
-        <w:rPr>
-          <w:spacing w:val="-3"/>
-        </w:rPr>
-        <w:t xml:space="preserve"> </w:t>
-      </w:r>
-      <w:r>
-        <w:t>máximo</w:t>
-      </w:r>
-      <w:r>
-        <w:rPr>
-          <w:spacing w:val="-3"/>
-        </w:rPr>
-        <w:t xml:space="preserve"> </w:t>
-      </w:r>
-      <w:r>
-        <w:t>de</w:t>
-      </w:r>
-      <w:r>
-        <w:rPr>
-          <w:spacing w:val="-3"/>
-        </w:rPr>
-        <w:t xml:space="preserve"> </w:t>
-      </w:r>
-      <w:r>
-        <w:t>cento</w:t>
-      </w:r>
-      <w:r>
-        <w:rPr>
-          <w:spacing w:val="-3"/>
-        </w:rPr>
-        <w:t xml:space="preserve"> </w:t>
-      </w:r>
-      <w:r>
-        <w:t>e</w:t>
-      </w:r>
-      <w:r>
-        <w:rPr>
-          <w:spacing w:val="-3"/>
-        </w:rPr>
-        <w:t xml:space="preserve"> </w:t>
-      </w:r>
-      <w:r>
-        <w:t>oitenta</w:t>
-      </w:r>
-      <w:r>
-        <w:rPr>
-          <w:spacing w:val="-3"/>
-        </w:rPr>
-        <w:t xml:space="preserve"> </w:t>
-      </w:r>
-      <w:r>
-        <w:t>dias</w:t>
-      </w:r>
-      <w:r>
-        <w:rPr>
-          <w:spacing w:val="-3"/>
-        </w:rPr>
-        <w:t xml:space="preserve"> </w:t>
-      </w:r>
-      <w:r>
-        <w:t>previsto</w:t>
-      </w:r>
-      <w:r>
-        <w:rPr>
-          <w:spacing w:val="-3"/>
-        </w:rPr>
-        <w:t xml:space="preserve"> </w:t>
-      </w:r>
-      <w:r>
-        <w:t>no</w:t>
-      </w:r>
-      <w:r>
-        <w:rPr>
-          <w:spacing w:val="-3"/>
-        </w:rPr>
-        <w:t xml:space="preserve"> </w:t>
-      </w:r>
-      <w:r>
-        <w:rPr>
-          <w:color w:val="000000"/>
-          <w:highlight w:val="yellow"/>
-        </w:rPr>
-        <w:t>§6º</w:t>
-      </w:r>
-      <w:r>
-        <w:rPr>
-          <w:color w:val="000000"/>
-        </w:rPr>
-        <w:t xml:space="preserve"> </w:t>
-      </w:r>
-      <w:r>
-        <w:rPr>
-          <w:color w:val="000000"/>
-          <w:highlight w:val="yellow"/>
-        </w:rPr>
-        <w:t>do artigo 282 do Código de Trânsito Brasileiro</w:t>
-      </w:r>
-      <w:r>
-        <w:rPr>
-          <w:color w:val="000000"/>
-        </w:rPr>
-        <w:t>.</w:t>
+        <w:t>Considerando a não apresentação de Defesa da Autuação no prazo legal, a Notificação de Penalidade foi postada em {{ data_postagem_np }}, ou seja, {{ dias_autuacao_np }} dias após a lavratura da infração, portanto, dentro do prazo máximo de cento e oitenta dias previsto no §6º do artigo 282 do Código de Trânsito Brasileiro.</w:t>
       </w:r>
     </w:p>
     <w:p>
@@ -11142,13 +7421,38 @@
     <w:p>
       <w:pPr>
         <w:pStyle w:val="Corpodetexto"/>
-      </w:pPr>
-    </w:p>
-    <w:p>
-      <w:pPr>
-        <w:pStyle w:val="Corpodetexto"/>
         <w:spacing w:before="2"/>
       </w:pPr>
+      <w:r>
+        <w:t>{%</w:t>
+      </w:r>
+      <w:r>
+        <w:t>p</w:t>
+      </w:r>
+      <w:r>
+        <w:t xml:space="preserve"> endif %}</w:t>
+      </w:r>
+    </w:p>
+    <w:p>
+      <w:pPr>
+        <w:pStyle w:val="Corpodetexto"/>
+        <w:spacing w:before="2"/>
+      </w:pPr>
+      <w:r>
+        <w:t>{%</w:t>
+      </w:r>
+      <w:r>
+        <w:t>p</w:t>
+      </w:r>
+      <w:r>
+        <w:t xml:space="preserve"> if decadencia_hip == </w:t>
+      </w:r>
+      <w:r>
+        <w:t>4</w:t>
+      </w:r>
+      <w:r>
+        <w:t xml:space="preserve"> %}</w:t>
+      </w:r>
     </w:p>
     <w:p>
       <w:pPr>
@@ -11158,6 +7462,12 @@
         <w:rPr>
           <w:color w:val="006FC0"/>
         </w:rPr>
+        <w:t xml:space="preserve">{#p </w:t>
+      </w:r>
+      <w:r>
+        <w:rPr>
+          <w:color w:val="006FC0"/>
+        </w:rPr>
         <w:t>Hipótese</w:t>
       </w:r>
       <w:r>
@@ -11212,6 +7522,13 @@
           <w:spacing w:val="-2"/>
         </w:rPr>
         <w:t>autuação</w:t>
+      </w:r>
+      <w:r>
+        <w:rPr>
+          <w:color w:val="006FC0"/>
+          <w:spacing w:val="-2"/>
+        </w:rPr>
+        <w:t xml:space="preserve"> #}</w:t>
       </w:r>
     </w:p>
     <w:p>
@@ -11230,298 +7547,7 @@
         <w:jc w:val="both"/>
       </w:pPr>
       <w:r>
-        <w:t xml:space="preserve">Considerando a apresentação de Defesa de Autuação no prazo legal, a Notificação de Penalidade foi postada em </w:t>
-      </w:r>
-      <w:r>
-        <w:rPr>
-          <w:color w:val="C00000"/>
-        </w:rPr>
-        <w:t xml:space="preserve">{{ data_postagem_pen }} {# data </w:t>
-      </w:r>
-      <w:r>
-        <w:rPr>
-          <w:color w:val="C00000"/>
-          <w:spacing w:val="-15"/>
-        </w:rPr>
-        <w:t xml:space="preserve"> </w:t>
-      </w:r>
-      <w:r>
-        <w:rPr>
-          <w:color w:val="C00000"/>
-        </w:rPr>
-        <w:t>da</w:t>
-      </w:r>
-      <w:r>
-        <w:rPr>
-          <w:color w:val="C00000"/>
-          <w:spacing w:val="-15"/>
-        </w:rPr>
-        <w:t xml:space="preserve"> </w:t>
-      </w:r>
-      <w:r>
-        <w:rPr>
-          <w:color w:val="C00000"/>
-        </w:rPr>
-        <w:t>postagem</w:t>
-      </w:r>
-      <w:r>
-        <w:rPr>
-          <w:color w:val="C00000"/>
-          <w:spacing w:val="-15"/>
-        </w:rPr>
-        <w:t xml:space="preserve"> </w:t>
-      </w:r>
-      <w:r>
-        <w:rPr>
-          <w:color w:val="C00000"/>
-        </w:rPr>
-        <w:t>da</w:t>
-      </w:r>
-      <w:r>
-        <w:rPr>
-          <w:color w:val="C00000"/>
-          <w:spacing w:val="-15"/>
-        </w:rPr>
-        <w:t xml:space="preserve"> </w:t>
-      </w:r>
-      <w:r>
-        <w:rPr>
-          <w:color w:val="C00000"/>
-        </w:rPr>
-        <w:t>Notificação</w:t>
-      </w:r>
-      <w:r>
-        <w:rPr>
-          <w:color w:val="C00000"/>
-          <w:spacing w:val="-15"/>
-        </w:rPr>
-        <w:t xml:space="preserve"> </w:t>
-      </w:r>
-      <w:r>
-        <w:rPr>
-          <w:color w:val="C00000"/>
-        </w:rPr>
-        <w:t>da</w:t>
-      </w:r>
-      <w:r>
-        <w:rPr>
-          <w:color w:val="C00000"/>
-          <w:spacing w:val="-15"/>
-        </w:rPr>
-        <w:t xml:space="preserve"> </w:t>
-      </w:r>
-      <w:r>
-        <w:rPr>
-          <w:color w:val="C00000"/>
-        </w:rPr>
-        <w:t>Penalidade</w:t>
-      </w:r>
-      <w:r>
-        <w:rPr>
-          <w:color w:val="C00000"/>
-          <w:spacing w:val="-15"/>
-        </w:rPr>
-        <w:t xml:space="preserve"> </w:t>
-      </w:r>
-      <w:r>
-        <w:rPr>
-          <w:color w:val="C00000"/>
-        </w:rPr>
-        <w:t>–</w:t>
-      </w:r>
-      <w:r>
-        <w:rPr>
-          <w:color w:val="C00000"/>
-          <w:spacing w:val="-15"/>
-        </w:rPr>
-        <w:t xml:space="preserve"> </w:t>
-      </w:r>
-      <w:r>
-        <w:rPr>
-          <w:color w:val="C00000"/>
-        </w:rPr>
-        <w:t>DETRANNET #}</w:t>
-      </w:r>
-      <w:r>
-        <w:t>, ou</w:t>
-      </w:r>
-      <w:r>
-        <w:rPr>
-          <w:spacing w:val="-2"/>
-        </w:rPr>
-        <w:t xml:space="preserve"> </w:t>
-      </w:r>
-      <w:r>
-        <w:t xml:space="preserve">seja, </w:t>
-      </w:r>
-      <w:r>
-        <w:rPr>
-          <w:spacing w:val="-7"/>
-        </w:rPr>
-        <w:t xml:space="preserve">{{ diferenca_dias }} </w:t>
-      </w:r>
-      <w:r>
-        <w:rPr>
-          <w:color w:val="C00000"/>
-        </w:rPr>
-        <w:t>{# diferença</w:t>
-      </w:r>
-      <w:r>
-        <w:rPr>
-          <w:color w:val="C00000"/>
-          <w:spacing w:val="-6"/>
-        </w:rPr>
-        <w:t xml:space="preserve"> </w:t>
-      </w:r>
-      <w:r>
-        <w:rPr>
-          <w:color w:val="C00000"/>
-        </w:rPr>
-        <w:t>numérica</w:t>
-      </w:r>
-      <w:r>
-        <w:rPr>
-          <w:color w:val="C00000"/>
-          <w:spacing w:val="-6"/>
-        </w:rPr>
-        <w:t xml:space="preserve"> </w:t>
-      </w:r>
-      <w:r>
-        <w:rPr>
-          <w:color w:val="C00000"/>
-        </w:rPr>
-        <w:t>de</w:t>
-      </w:r>
-      <w:r>
-        <w:rPr>
-          <w:color w:val="C00000"/>
-          <w:spacing w:val="-7"/>
-        </w:rPr>
-        <w:t xml:space="preserve"> </w:t>
-      </w:r>
-      <w:r>
-        <w:rPr>
-          <w:color w:val="C00000"/>
-        </w:rPr>
-        <w:t>dias</w:t>
-      </w:r>
-      <w:r>
-        <w:rPr>
-          <w:color w:val="C00000"/>
-          <w:spacing w:val="-5"/>
-        </w:rPr>
-        <w:t xml:space="preserve"> </w:t>
-      </w:r>
-      <w:r>
-        <w:rPr>
-          <w:color w:val="C00000"/>
-        </w:rPr>
-        <w:t>entre</w:t>
-      </w:r>
-      <w:r>
-        <w:rPr>
-          <w:color w:val="C00000"/>
-          <w:spacing w:val="-6"/>
-        </w:rPr>
-        <w:t xml:space="preserve"> </w:t>
-      </w:r>
-      <w:r>
-        <w:rPr>
-          <w:color w:val="C00000"/>
-        </w:rPr>
-        <w:t>a</w:t>
-      </w:r>
-      <w:r>
-        <w:rPr>
-          <w:color w:val="C00000"/>
-          <w:spacing w:val="-6"/>
-        </w:rPr>
-        <w:t xml:space="preserve"> </w:t>
-      </w:r>
-      <w:r>
-        <w:rPr>
-          <w:color w:val="C00000"/>
-        </w:rPr>
-        <w:t>autuação</w:t>
-      </w:r>
-      <w:r>
-        <w:rPr>
-          <w:color w:val="C00000"/>
-          <w:spacing w:val="-6"/>
-        </w:rPr>
-        <w:t xml:space="preserve"> </w:t>
-      </w:r>
-      <w:r>
-        <w:rPr>
-          <w:color w:val="C00000"/>
-        </w:rPr>
-        <w:t>e</w:t>
-      </w:r>
-      <w:r>
-        <w:rPr>
-          <w:color w:val="C00000"/>
-          <w:spacing w:val="-6"/>
-        </w:rPr>
-        <w:t xml:space="preserve"> </w:t>
-      </w:r>
-      <w:r>
-        <w:rPr>
-          <w:color w:val="C00000"/>
-        </w:rPr>
-        <w:t>postagem</w:t>
-      </w:r>
-      <w:r>
-        <w:rPr>
-          <w:color w:val="C00000"/>
-          <w:spacing w:val="-5"/>
-        </w:rPr>
-        <w:t xml:space="preserve"> </w:t>
-      </w:r>
-      <w:r>
-        <w:rPr>
-          <w:color w:val="C00000"/>
-        </w:rPr>
-        <w:t>– DETRANNET #}</w:t>
-      </w:r>
-      <w:r>
-        <w:rPr>
-          <w:color w:val="C00000"/>
-        </w:rPr>
-        <w:t xml:space="preserve"> </w:t>
-      </w:r>
-      <w:r>
-        <w:t>dias</w:t>
-      </w:r>
-      <w:r>
-        <w:rPr>
-          <w:spacing w:val="-1"/>
-        </w:rPr>
-        <w:t xml:space="preserve"> </w:t>
-      </w:r>
-      <w:r>
-        <w:t>após</w:t>
-      </w:r>
-      <w:r>
-        <w:rPr>
-          <w:spacing w:val="-1"/>
-        </w:rPr>
-        <w:t xml:space="preserve"> </w:t>
-      </w:r>
-      <w:r>
-        <w:t xml:space="preserve">a lavratura da infração, portanto, dentro do prazo máximo de trezentos e sessenta dias previsto no </w:t>
-      </w:r>
-      <w:r>
-        <w:rPr>
-          <w:color w:val="000000"/>
-          <w:highlight w:val="yellow"/>
-        </w:rPr>
-        <w:t>§6º do artigo 282 do Código de Trânsito Brasileiro</w:t>
-      </w:r>
-      <w:r>
-        <w:rPr>
-          <w:color w:val="000000"/>
-        </w:rPr>
-        <w:t>.</w:t>
+        <w:t>Considerando a apresentação de Defesa de Autuação no prazo legal, a Notificação de Penalidade foi postada em {{ data_postagem_np }}, ou seja, {{ dias_autuacao_np }} dias após a lavratura da infração, portanto, dentro do prazo máximo de trezentos e sessenta dias previsto no §6º do artigo 282 do Código de Trânsito Brasileiro.</w:t>
       </w:r>
     </w:p>
     <w:p>
@@ -11536,20 +7562,62 @@
         <w:jc w:val="both"/>
       </w:pPr>
       <w:r>
-        <w:lastRenderedPageBreak/>
         <w:t>Dessa forma, verifica-se que a Notificação da Penalidade foi regularmente expedida, não havendo que se falar em decadência.</w:t>
       </w:r>
     </w:p>
     <w:p>
       <w:pPr>
         <w:pStyle w:val="Corpodetexto"/>
-        <w:jc w:val="both"/>
-        <w:sectPr>
-          <w:pgSz w:w="11910" w:h="16840"/>
-          <w:pgMar w:top="1600" w:right="992" w:bottom="1200" w:left="1700" w:header="292" w:footer="1008" w:gutter="0"/>
-          <w:cols w:space="720"/>
-        </w:sectPr>
-      </w:pPr>
+        <w:spacing w:before="2"/>
+      </w:pPr>
+      <w:r>
+        <w:t>{%</w:t>
+      </w:r>
+      <w:r>
+        <w:t>p</w:t>
+      </w:r>
+      <w:r>
+        <w:t xml:space="preserve"> endif %}</w:t>
+      </w:r>
+    </w:p>
+    <w:p>
+      <w:pPr>
+        <w:pStyle w:val="Corpodetexto"/>
+        <w:spacing w:before="2"/>
+      </w:pPr>
+    </w:p>
+    <w:p>
+      <w:pPr>
+        <w:pStyle w:val="Corpodetexto"/>
+        <w:spacing w:before="2"/>
+      </w:pPr>
+    </w:p>
+    <w:p>
+      <w:pPr>
+        <w:pStyle w:val="Corpodetexto"/>
+        <w:spacing w:before="2"/>
+      </w:pPr>
+    </w:p>
+    <w:p>
+      <w:pPr>
+        <w:pStyle w:val="Corpodetexto"/>
+        <w:spacing w:before="2"/>
+      </w:pPr>
+      <w:r>
+        <w:t>{%</w:t>
+      </w:r>
+      <w:r>
+        <w:t>p</w:t>
+      </w:r>
+      <w:r>
+        <w:t xml:space="preserve"> if decadencia_hip == </w:t>
+      </w:r>
+      <w:r>
+        <w:t>5</w:t>
+      </w:r>
+      <w:r>
+        <w:t xml:space="preserve"> %}</w:t>
+      </w:r>
     </w:p>
     <w:p>
       <w:pPr>
@@ -11562,6 +7630,12 @@
           <w:color w:val="006FC0"/>
         </w:rPr>
         <w:lastRenderedPageBreak/>
+        <w:t xml:space="preserve">{#p </w:t>
+      </w:r>
+      <w:r>
+        <w:rPr>
+          <w:color w:val="006FC0"/>
+        </w:rPr>
         <w:t>Hipótese</w:t>
       </w:r>
       <w:r>
@@ -11635,6 +7709,13 @@
           <w:spacing w:val="-2"/>
         </w:rPr>
         <w:t>autuação</w:t>
+      </w:r>
+      <w:r>
+        <w:rPr>
+          <w:color w:val="006FC0"/>
+          <w:spacing w:val="-2"/>
+        </w:rPr>
+        <w:t xml:space="preserve"> #}</w:t>
       </w:r>
     </w:p>
     <w:p>
@@ -11645,469 +7726,13 @@
         <w:jc w:val="both"/>
       </w:pPr>
       <w:r>
-        <w:t xml:space="preserve">Considerando a apresentação de Defesa de Autuação no prazo legal, a Notificação de Penalidade foi postada em </w:t>
-      </w:r>
-      <w:r>
-        <w:rPr>
-          <w:color w:val="C00000"/>
-        </w:rPr>
-        <w:t xml:space="preserve">{{ data_postagem_pen }} {# data </w:t>
-      </w:r>
-      <w:r>
-        <w:rPr>
-          <w:color w:val="C00000"/>
-          <w:spacing w:val="-15"/>
-        </w:rPr>
-        <w:t xml:space="preserve"> </w:t>
-      </w:r>
-      <w:r>
-        <w:rPr>
-          <w:color w:val="C00000"/>
-        </w:rPr>
-        <w:t>da</w:t>
-      </w:r>
-      <w:r>
-        <w:rPr>
-          <w:color w:val="C00000"/>
-          <w:spacing w:val="-15"/>
-        </w:rPr>
-        <w:t xml:space="preserve"> </w:t>
-      </w:r>
-      <w:r>
-        <w:rPr>
-          <w:color w:val="C00000"/>
-        </w:rPr>
-        <w:t>postagem</w:t>
-      </w:r>
-      <w:r>
-        <w:rPr>
-          <w:color w:val="C00000"/>
-          <w:spacing w:val="-15"/>
-        </w:rPr>
-        <w:t xml:space="preserve"> </w:t>
-      </w:r>
-      <w:r>
-        <w:rPr>
-          <w:color w:val="C00000"/>
-        </w:rPr>
-        <w:t>da</w:t>
-      </w:r>
-      <w:r>
-        <w:rPr>
-          <w:color w:val="C00000"/>
-          <w:spacing w:val="-15"/>
-        </w:rPr>
-        <w:t xml:space="preserve"> </w:t>
-      </w:r>
-      <w:r>
-        <w:rPr>
-          <w:color w:val="C00000"/>
-        </w:rPr>
-        <w:t>Notificação</w:t>
-      </w:r>
-      <w:r>
-        <w:rPr>
-          <w:color w:val="C00000"/>
-          <w:spacing w:val="-15"/>
-        </w:rPr>
-        <w:t xml:space="preserve"> </w:t>
-      </w:r>
-      <w:r>
-        <w:rPr>
-          <w:color w:val="C00000"/>
-        </w:rPr>
-        <w:t>da</w:t>
-      </w:r>
-      <w:r>
-        <w:rPr>
-          <w:color w:val="C00000"/>
-          <w:spacing w:val="-15"/>
-        </w:rPr>
-        <w:t xml:space="preserve"> </w:t>
-      </w:r>
-      <w:r>
-        <w:rPr>
-          <w:color w:val="C00000"/>
-        </w:rPr>
-        <w:t>Penalidade</w:t>
-      </w:r>
-      <w:r>
-        <w:rPr>
-          <w:color w:val="C00000"/>
-          <w:spacing w:val="-15"/>
-        </w:rPr>
-        <w:t xml:space="preserve"> </w:t>
-      </w:r>
-      <w:r>
-        <w:rPr>
-          <w:color w:val="C00000"/>
-        </w:rPr>
-        <w:t>–</w:t>
-      </w:r>
-      <w:r>
-        <w:rPr>
-          <w:color w:val="C00000"/>
-          <w:spacing w:val="-15"/>
-        </w:rPr>
-        <w:t xml:space="preserve"> </w:t>
-      </w:r>
-      <w:r>
-        <w:rPr>
-          <w:color w:val="C00000"/>
-        </w:rPr>
-        <w:t>DETRANNET #}</w:t>
-      </w:r>
-      <w:r>
-        <w:t>, ou</w:t>
-      </w:r>
-      <w:r>
-        <w:rPr>
-          <w:spacing w:val="-2"/>
-        </w:rPr>
-        <w:t xml:space="preserve"> </w:t>
-      </w:r>
-      <w:r>
-        <w:t xml:space="preserve">seja, </w:t>
-      </w:r>
-      <w:r>
-        <w:rPr>
-          <w:spacing w:val="-7"/>
-        </w:rPr>
-        <w:t xml:space="preserve">{{ diferenca_dias }} </w:t>
-      </w:r>
-      <w:r>
-        <w:rPr>
-          <w:color w:val="C00000"/>
-        </w:rPr>
-        <w:t>{# diferença</w:t>
-      </w:r>
-      <w:r>
-        <w:rPr>
-          <w:color w:val="C00000"/>
-          <w:spacing w:val="-6"/>
-        </w:rPr>
-        <w:t xml:space="preserve"> </w:t>
-      </w:r>
-      <w:r>
-        <w:rPr>
-          <w:color w:val="C00000"/>
-        </w:rPr>
-        <w:t>numérica</w:t>
-      </w:r>
-      <w:r>
-        <w:rPr>
-          <w:color w:val="C00000"/>
-          <w:spacing w:val="-6"/>
-        </w:rPr>
-        <w:t xml:space="preserve"> </w:t>
-      </w:r>
-      <w:r>
-        <w:rPr>
-          <w:color w:val="C00000"/>
-        </w:rPr>
-        <w:t>de</w:t>
-      </w:r>
-      <w:r>
-        <w:rPr>
-          <w:color w:val="C00000"/>
-          <w:spacing w:val="-7"/>
-        </w:rPr>
-        <w:t xml:space="preserve"> </w:t>
-      </w:r>
-      <w:r>
-        <w:rPr>
-          <w:color w:val="C00000"/>
-        </w:rPr>
-        <w:t>dias</w:t>
-      </w:r>
-      <w:r>
-        <w:rPr>
-          <w:color w:val="C00000"/>
-          <w:spacing w:val="-5"/>
-        </w:rPr>
-        <w:t xml:space="preserve"> </w:t>
-      </w:r>
-      <w:r>
-        <w:rPr>
-          <w:color w:val="C00000"/>
-        </w:rPr>
-        <w:t>entre</w:t>
-      </w:r>
-      <w:r>
-        <w:rPr>
-          <w:color w:val="C00000"/>
-          <w:spacing w:val="-6"/>
-        </w:rPr>
-        <w:t xml:space="preserve"> </w:t>
-      </w:r>
-      <w:r>
-        <w:rPr>
-          <w:color w:val="C00000"/>
-        </w:rPr>
-        <w:t>a</w:t>
-      </w:r>
-      <w:r>
-        <w:rPr>
-          <w:color w:val="C00000"/>
-          <w:spacing w:val="-6"/>
-        </w:rPr>
-        <w:t xml:space="preserve"> </w:t>
-      </w:r>
-      <w:r>
-        <w:rPr>
-          <w:color w:val="C00000"/>
-        </w:rPr>
-        <w:t>autuação</w:t>
-      </w:r>
-      <w:r>
-        <w:rPr>
-          <w:color w:val="C00000"/>
-          <w:spacing w:val="-6"/>
-        </w:rPr>
-        <w:t xml:space="preserve"> </w:t>
-      </w:r>
-      <w:r>
-        <w:rPr>
-          <w:color w:val="C00000"/>
-        </w:rPr>
-        <w:t>e</w:t>
-      </w:r>
-      <w:r>
-        <w:rPr>
-          <w:color w:val="C00000"/>
-          <w:spacing w:val="-6"/>
-        </w:rPr>
-        <w:t xml:space="preserve"> </w:t>
-      </w:r>
-      <w:r>
-        <w:rPr>
-          <w:color w:val="C00000"/>
-        </w:rPr>
-        <w:t>postagem</w:t>
-      </w:r>
-      <w:r>
-        <w:rPr>
-          <w:color w:val="C00000"/>
-          <w:spacing w:val="-5"/>
-        </w:rPr>
-        <w:t xml:space="preserve"> </w:t>
-      </w:r>
-      <w:r>
-        <w:rPr>
-          <w:color w:val="C00000"/>
-        </w:rPr>
-        <w:t xml:space="preserve">– DETRANNET #} </w:t>
-      </w:r>
-      <w:r>
-        <w:rPr>
-          <w:color w:val="C00000"/>
-        </w:rPr>
-        <w:t xml:space="preserve"> </w:t>
-      </w:r>
-      <w:r>
-        <w:t>dias</w:t>
-      </w:r>
-      <w:r>
-        <w:rPr>
-          <w:spacing w:val="-1"/>
-        </w:rPr>
-        <w:t xml:space="preserve"> </w:t>
-      </w:r>
-      <w:r>
-        <w:t>após</w:t>
-      </w:r>
-      <w:r>
-        <w:rPr>
-          <w:spacing w:val="-1"/>
-        </w:rPr>
-        <w:t xml:space="preserve"> </w:t>
-      </w:r>
-      <w:r>
-        <w:t>a lavratura</w:t>
-      </w:r>
-      <w:r>
-        <w:rPr>
-          <w:spacing w:val="-8"/>
-        </w:rPr>
-        <w:t xml:space="preserve"> </w:t>
-      </w:r>
-      <w:r>
-        <w:t>da</w:t>
-      </w:r>
-      <w:r>
-        <w:rPr>
-          <w:spacing w:val="-8"/>
-        </w:rPr>
-        <w:t xml:space="preserve"> </w:t>
-      </w:r>
-      <w:r>
-        <w:t>infração,</w:t>
-      </w:r>
-      <w:r>
-        <w:rPr>
-          <w:spacing w:val="-7"/>
-        </w:rPr>
-        <w:t xml:space="preserve"> </w:t>
-      </w:r>
-      <w:r>
-        <w:t>portanto,</w:t>
-      </w:r>
-      <w:r>
-        <w:rPr>
-          <w:spacing w:val="-7"/>
-        </w:rPr>
-        <w:t xml:space="preserve"> </w:t>
-      </w:r>
-      <w:r>
-        <w:t>fora</w:t>
-      </w:r>
-      <w:r>
-        <w:rPr>
-          <w:spacing w:val="-8"/>
-        </w:rPr>
-        <w:t xml:space="preserve"> </w:t>
-      </w:r>
-      <w:r>
-        <w:t>do</w:t>
-      </w:r>
-      <w:r>
-        <w:rPr>
-          <w:spacing w:val="-7"/>
-        </w:rPr>
-        <w:t xml:space="preserve"> </w:t>
-      </w:r>
-      <w:r>
-        <w:t>prazo</w:t>
-      </w:r>
-      <w:r>
-        <w:rPr>
-          <w:spacing w:val="-7"/>
-        </w:rPr>
-        <w:t xml:space="preserve"> </w:t>
-      </w:r>
-      <w:r>
-        <w:t>máximo</w:t>
-      </w:r>
-      <w:r>
-        <w:rPr>
-          <w:spacing w:val="-7"/>
-        </w:rPr>
-        <w:t xml:space="preserve"> </w:t>
-      </w:r>
-      <w:r>
-        <w:t>de</w:t>
-      </w:r>
-      <w:r>
-        <w:rPr>
-          <w:spacing w:val="-6"/>
-        </w:rPr>
-        <w:t xml:space="preserve"> </w:t>
-      </w:r>
-      <w:r>
-        <w:t>cento</w:t>
-      </w:r>
-      <w:r>
-        <w:rPr>
-          <w:spacing w:val="-7"/>
-        </w:rPr>
-        <w:t xml:space="preserve"> </w:t>
-      </w:r>
-      <w:r>
-        <w:t>e</w:t>
-      </w:r>
-      <w:r>
-        <w:rPr>
-          <w:spacing w:val="-7"/>
-        </w:rPr>
-        <w:t xml:space="preserve"> </w:t>
-      </w:r>
-      <w:r>
-        <w:t>oitenta</w:t>
-      </w:r>
-      <w:r>
-        <w:rPr>
-          <w:spacing w:val="-7"/>
-        </w:rPr>
-        <w:t xml:space="preserve"> </w:t>
-      </w:r>
-      <w:r>
-        <w:t>dias</w:t>
-      </w:r>
-      <w:r>
-        <w:rPr>
-          <w:spacing w:val="-7"/>
-        </w:rPr>
-        <w:t xml:space="preserve"> </w:t>
-      </w:r>
-      <w:r>
-        <w:t>previsto</w:t>
-      </w:r>
-      <w:r>
-        <w:rPr>
-          <w:spacing w:val="-8"/>
-        </w:rPr>
-        <w:t xml:space="preserve"> </w:t>
-      </w:r>
-      <w:r>
-        <w:rPr>
-          <w:color w:val="000000"/>
-          <w:highlight w:val="yellow"/>
-        </w:rPr>
-        <w:t>no</w:t>
-      </w:r>
-      <w:r>
-        <w:rPr>
-          <w:color w:val="000000"/>
-          <w:spacing w:val="-7"/>
-          <w:highlight w:val="yellow"/>
-        </w:rPr>
-        <w:t xml:space="preserve"> </w:t>
-      </w:r>
-      <w:r>
-        <w:rPr>
-          <w:color w:val="000000"/>
-          <w:highlight w:val="yellow"/>
-        </w:rPr>
-        <w:t>§6º</w:t>
-      </w:r>
-      <w:r>
-        <w:rPr>
-          <w:color w:val="000000"/>
-          <w:spacing w:val="-6"/>
-          <w:highlight w:val="yellow"/>
-        </w:rPr>
-        <w:t xml:space="preserve"> </w:t>
-      </w:r>
-      <w:r>
-        <w:rPr>
-          <w:color w:val="000000"/>
-          <w:highlight w:val="yellow"/>
-        </w:rPr>
-        <w:t>do</w:t>
-      </w:r>
-      <w:r>
-        <w:rPr>
-          <w:color w:val="000000"/>
-        </w:rPr>
-        <w:t xml:space="preserve"> </w:t>
-      </w:r>
-      <w:r>
-        <w:rPr>
-          <w:color w:val="000000"/>
-          <w:highlight w:val="yellow"/>
-        </w:rPr>
-        <w:t>artigo 282 do Código de Trânsito Brasileiro</w:t>
-      </w:r>
-      <w:r>
-        <w:rPr>
-          <w:color w:val="000000"/>
-        </w:rPr>
-        <w:t>.</w:t>
-      </w:r>
-    </w:p>
-    <w:p>
-      <w:pPr>
-        <w:pStyle w:val="Corpodetexto"/>
+        <w:t>Considerando a apresentação de Defesa de Autuação no prazo legal, a Notificação de Penalidade foi postada em {{ data_postagem_np }}, ou seja, {{ dias_autuacao_np }} dias após a lavratura da infração, portanto, fora do prazo máximo de cento e oitenta dias previsto no §6º do artigo 282 do Código de Trânsito Brasileiro.</w:t>
+      </w:r>
+    </w:p>
+    <w:p>
+      <w:pPr>
+        <w:pStyle w:val="Corpodetexto"/>
+        <w:spacing w:before="1"/>
       </w:pPr>
     </w:p>
     <w:p>
@@ -12350,6 +7975,36 @@
         <w:pStyle w:val="Corpodetexto"/>
         <w:spacing w:before="2"/>
       </w:pPr>
+      <w:r>
+        <w:t>{%</w:t>
+      </w:r>
+      <w:r>
+        <w:t>p</w:t>
+      </w:r>
+      <w:r>
+        <w:t xml:space="preserve"> endif %}</w:t>
+      </w:r>
+    </w:p>
+    <w:p>
+      <w:pPr>
+        <w:pStyle w:val="Corpodetexto"/>
+        <w:spacing w:before="2"/>
+      </w:pPr>
+      <w:r>
+        <w:t>{%</w:t>
+      </w:r>
+      <w:r>
+        <w:t>p</w:t>
+      </w:r>
+      <w:r>
+        <w:t xml:space="preserve"> if decadencia_hip == </w:t>
+      </w:r>
+      <w:r>
+        <w:t>6</w:t>
+      </w:r>
+      <w:r>
+        <w:t xml:space="preserve"> %}</w:t>
+      </w:r>
     </w:p>
     <w:p>
       <w:pPr>
@@ -12360,6 +8015,12 @@
         <w:rPr>
           <w:color w:val="006FC0"/>
         </w:rPr>
+        <w:t xml:space="preserve">{#p </w:t>
+      </w:r>
+      <w:r>
+        <w:rPr>
+          <w:color w:val="006FC0"/>
+        </w:rPr>
         <w:t>Hipótese</w:t>
       </w:r>
       <w:r>
@@ -12427,6 +8088,13 @@
           <w:spacing w:val="-2"/>
         </w:rPr>
         <w:t>autuação</w:t>
+      </w:r>
+      <w:r>
+        <w:rPr>
+          <w:color w:val="006FC0"/>
+          <w:spacing w:val="-2"/>
+        </w:rPr>
+        <w:t xml:space="preserve"> #}</w:t>
       </w:r>
     </w:p>
     <w:p>
@@ -12437,414 +8105,7 @@
         <w:jc w:val="both"/>
       </w:pPr>
       <w:r>
-        <w:t xml:space="preserve">Considerando a apresentação de Defesa de Autuação no prazo legal, a Notificação de Penalidade foi postada em </w:t>
-      </w:r>
-      <w:r>
-        <w:rPr>
-          <w:color w:val="C00000"/>
-        </w:rPr>
-        <w:t xml:space="preserve">{{ data_postagem_pen }} {# data </w:t>
-      </w:r>
-      <w:r>
-        <w:rPr>
-          <w:color w:val="C00000"/>
-          <w:spacing w:val="-15"/>
-        </w:rPr>
-        <w:t xml:space="preserve"> </w:t>
-      </w:r>
-      <w:r>
-        <w:rPr>
-          <w:color w:val="C00000"/>
-        </w:rPr>
-        <w:t>da</w:t>
-      </w:r>
-      <w:r>
-        <w:rPr>
-          <w:color w:val="C00000"/>
-          <w:spacing w:val="-15"/>
-        </w:rPr>
-        <w:t xml:space="preserve"> </w:t>
-      </w:r>
-      <w:r>
-        <w:rPr>
-          <w:color w:val="C00000"/>
-        </w:rPr>
-        <w:t>postagem</w:t>
-      </w:r>
-      <w:r>
-        <w:rPr>
-          <w:color w:val="C00000"/>
-          <w:spacing w:val="-15"/>
-        </w:rPr>
-        <w:t xml:space="preserve"> </w:t>
-      </w:r>
-      <w:r>
-        <w:rPr>
-          <w:color w:val="C00000"/>
-        </w:rPr>
-        <w:t>da</w:t>
-      </w:r>
-      <w:r>
-        <w:rPr>
-          <w:color w:val="C00000"/>
-          <w:spacing w:val="-15"/>
-        </w:rPr>
-        <w:t xml:space="preserve"> </w:t>
-      </w:r>
-      <w:r>
-        <w:rPr>
-          <w:color w:val="C00000"/>
-        </w:rPr>
-        <w:t>Notificação</w:t>
-      </w:r>
-      <w:r>
-        <w:rPr>
-          <w:color w:val="C00000"/>
-          <w:spacing w:val="-15"/>
-        </w:rPr>
-        <w:t xml:space="preserve"> </w:t>
-      </w:r>
-      <w:r>
-        <w:rPr>
-          <w:color w:val="C00000"/>
-        </w:rPr>
-        <w:t>da</w:t>
-      </w:r>
-      <w:r>
-        <w:rPr>
-          <w:color w:val="C00000"/>
-          <w:spacing w:val="-15"/>
-        </w:rPr>
-        <w:t xml:space="preserve"> </w:t>
-      </w:r>
-      <w:r>
-        <w:rPr>
-          <w:color w:val="C00000"/>
-        </w:rPr>
-        <w:t>Penalidade</w:t>
-      </w:r>
-      <w:r>
-        <w:rPr>
-          <w:color w:val="C00000"/>
-          <w:spacing w:val="-15"/>
-        </w:rPr>
-        <w:t xml:space="preserve"> </w:t>
-      </w:r>
-      <w:r>
-        <w:rPr>
-          <w:color w:val="C00000"/>
-        </w:rPr>
-        <w:t>–</w:t>
-      </w:r>
-      <w:r>
-        <w:rPr>
-          <w:color w:val="C00000"/>
-          <w:spacing w:val="-15"/>
-        </w:rPr>
-        <w:t xml:space="preserve"> </w:t>
-      </w:r>
-      <w:r>
-        <w:rPr>
-          <w:color w:val="C00000"/>
-        </w:rPr>
-        <w:t>DETRANNET #}</w:t>
-      </w:r>
-      <w:r>
-        <w:t>, ou</w:t>
-      </w:r>
-      <w:r>
-        <w:rPr>
-          <w:spacing w:val="-2"/>
-        </w:rPr>
-        <w:t xml:space="preserve"> </w:t>
-      </w:r>
-      <w:r>
-        <w:t xml:space="preserve">seja, </w:t>
-      </w:r>
-      <w:r>
-        <w:rPr>
-          <w:spacing w:val="-7"/>
-        </w:rPr>
-        <w:t xml:space="preserve">{{ diferenca_dias }} </w:t>
-      </w:r>
-      <w:r>
-        <w:rPr>
-          <w:color w:val="C00000"/>
-        </w:rPr>
-        <w:t>{# diferença</w:t>
-      </w:r>
-      <w:r>
-        <w:rPr>
-          <w:color w:val="C00000"/>
-          <w:spacing w:val="-6"/>
-        </w:rPr>
-        <w:t xml:space="preserve"> </w:t>
-      </w:r>
-      <w:r>
-        <w:rPr>
-          <w:color w:val="C00000"/>
-        </w:rPr>
-        <w:t>numérica</w:t>
-      </w:r>
-      <w:r>
-        <w:rPr>
-          <w:color w:val="C00000"/>
-          <w:spacing w:val="-6"/>
-        </w:rPr>
-        <w:t xml:space="preserve"> </w:t>
-      </w:r>
-      <w:r>
-        <w:rPr>
-          <w:color w:val="C00000"/>
-        </w:rPr>
-        <w:t>de</w:t>
-      </w:r>
-      <w:r>
-        <w:rPr>
-          <w:color w:val="C00000"/>
-          <w:spacing w:val="-7"/>
-        </w:rPr>
-        <w:t xml:space="preserve"> </w:t>
-      </w:r>
-      <w:r>
-        <w:rPr>
-          <w:color w:val="C00000"/>
-        </w:rPr>
-        <w:t>dias</w:t>
-      </w:r>
-      <w:r>
-        <w:rPr>
-          <w:color w:val="C00000"/>
-          <w:spacing w:val="-5"/>
-        </w:rPr>
-        <w:t xml:space="preserve"> </w:t>
-      </w:r>
-      <w:r>
-        <w:rPr>
-          <w:color w:val="C00000"/>
-        </w:rPr>
-        <w:t>entre</w:t>
-      </w:r>
-      <w:r>
-        <w:rPr>
-          <w:color w:val="C00000"/>
-          <w:spacing w:val="-6"/>
-        </w:rPr>
-        <w:t xml:space="preserve"> </w:t>
-      </w:r>
-      <w:r>
-        <w:rPr>
-          <w:color w:val="C00000"/>
-        </w:rPr>
-        <w:t>a</w:t>
-      </w:r>
-      <w:r>
-        <w:rPr>
-          <w:color w:val="C00000"/>
-          <w:spacing w:val="-6"/>
-        </w:rPr>
-        <w:t xml:space="preserve"> </w:t>
-      </w:r>
-      <w:r>
-        <w:rPr>
-          <w:color w:val="C00000"/>
-        </w:rPr>
-        <w:t>autuação</w:t>
-      </w:r>
-      <w:r>
-        <w:rPr>
-          <w:color w:val="C00000"/>
-          <w:spacing w:val="-6"/>
-        </w:rPr>
-        <w:t xml:space="preserve"> </w:t>
-      </w:r>
-      <w:r>
-        <w:rPr>
-          <w:color w:val="C00000"/>
-        </w:rPr>
-        <w:t>e</w:t>
-      </w:r>
-      <w:r>
-        <w:rPr>
-          <w:color w:val="C00000"/>
-          <w:spacing w:val="-6"/>
-        </w:rPr>
-        <w:t xml:space="preserve"> </w:t>
-      </w:r>
-      <w:r>
-        <w:rPr>
-          <w:color w:val="C00000"/>
-        </w:rPr>
-        <w:t>postagem</w:t>
-      </w:r>
-      <w:r>
-        <w:rPr>
-          <w:color w:val="C00000"/>
-          <w:spacing w:val="-5"/>
-        </w:rPr>
-        <w:t xml:space="preserve"> </w:t>
-      </w:r>
-      <w:r>
-        <w:rPr>
-          <w:color w:val="C00000"/>
-        </w:rPr>
-        <w:t xml:space="preserve">– DETRANNET #} </w:t>
-      </w:r>
-      <w:r>
-        <w:rPr>
-          <w:color w:val="C00000"/>
-        </w:rPr>
-        <w:t xml:space="preserve"> </w:t>
-      </w:r>
-      <w:r>
-        <w:t>dias</w:t>
-      </w:r>
-      <w:r>
-        <w:rPr>
-          <w:spacing w:val="-1"/>
-        </w:rPr>
-        <w:t xml:space="preserve"> </w:t>
-      </w:r>
-      <w:r>
-        <w:t>após</w:t>
-      </w:r>
-      <w:r>
-        <w:rPr>
-          <w:spacing w:val="-1"/>
-        </w:rPr>
-        <w:t xml:space="preserve"> </w:t>
-      </w:r>
-      <w:r>
-        <w:t>a lavratura</w:t>
-      </w:r>
-      <w:r>
-        <w:rPr>
-          <w:spacing w:val="4"/>
-        </w:rPr>
-        <w:t xml:space="preserve"> </w:t>
-      </w:r>
-      <w:r>
-        <w:t>da</w:t>
-      </w:r>
-      <w:r>
-        <w:rPr>
-          <w:spacing w:val="6"/>
-        </w:rPr>
-        <w:t xml:space="preserve"> </w:t>
-      </w:r>
-      <w:r>
-        <w:t>infração,</w:t>
-      </w:r>
-      <w:r>
-        <w:rPr>
-          <w:spacing w:val="7"/>
-        </w:rPr>
-        <w:t xml:space="preserve"> </w:t>
-      </w:r>
-      <w:r>
-        <w:t>portanto,</w:t>
-      </w:r>
-      <w:r>
-        <w:rPr>
-          <w:spacing w:val="8"/>
-        </w:rPr>
-        <w:t xml:space="preserve"> </w:t>
-      </w:r>
-      <w:r>
-        <w:t>fora</w:t>
-      </w:r>
-      <w:r>
-        <w:rPr>
-          <w:spacing w:val="6"/>
-        </w:rPr>
-        <w:t xml:space="preserve"> </w:t>
-      </w:r>
-      <w:r>
-        <w:t>do</w:t>
-      </w:r>
-      <w:r>
-        <w:rPr>
-          <w:spacing w:val="7"/>
-        </w:rPr>
-        <w:t xml:space="preserve"> </w:t>
-      </w:r>
-      <w:r>
-        <w:t>prazo</w:t>
-      </w:r>
-      <w:r>
-        <w:rPr>
-          <w:spacing w:val="8"/>
-        </w:rPr>
-        <w:t xml:space="preserve"> </w:t>
-      </w:r>
-      <w:r>
-        <w:t>máximo</w:t>
-      </w:r>
-      <w:r>
-        <w:rPr>
-          <w:spacing w:val="7"/>
-        </w:rPr>
-        <w:t xml:space="preserve"> </w:t>
-      </w:r>
-      <w:r>
-        <w:t>de</w:t>
-      </w:r>
-      <w:r>
-        <w:rPr>
-          <w:spacing w:val="9"/>
-        </w:rPr>
-        <w:t xml:space="preserve"> </w:t>
-      </w:r>
-      <w:r>
-        <w:t>trezentos</w:t>
-      </w:r>
-      <w:r>
-        <w:rPr>
-          <w:spacing w:val="7"/>
-        </w:rPr>
-        <w:t xml:space="preserve"> </w:t>
-      </w:r>
-      <w:r>
-        <w:t>e</w:t>
-      </w:r>
-      <w:r>
-        <w:rPr>
-          <w:spacing w:val="7"/>
-        </w:rPr>
-        <w:t xml:space="preserve"> </w:t>
-      </w:r>
-      <w:r>
-        <w:t>sessenta</w:t>
-      </w:r>
-      <w:r>
-        <w:rPr>
-          <w:spacing w:val="9"/>
-        </w:rPr>
-        <w:t xml:space="preserve"> </w:t>
-      </w:r>
-      <w:r>
-        <w:t>dias</w:t>
-      </w:r>
-      <w:r>
-        <w:rPr>
-          <w:spacing w:val="7"/>
-        </w:rPr>
-        <w:t xml:space="preserve"> </w:t>
-      </w:r>
-      <w:r>
-        <w:t>previsto</w:t>
-      </w:r>
-      <w:r>
-        <w:rPr>
-          <w:spacing w:val="8"/>
-        </w:rPr>
-        <w:t xml:space="preserve"> </w:t>
-      </w:r>
-      <w:r>
-        <w:rPr>
-          <w:spacing w:val="-5"/>
-        </w:rPr>
-        <w:t>no</w:t>
+        <w:t>Considerando a apresentação de Defesa de Autuação no prazo legal, a Notificação de Penalidade foi postada em {{ data_postagem_np }}, ou seja, {{ dias_autuacao_np }} dias após a lavratura da infração, portanto, fora do prazo máximo de trezentos e sessenta dias previsto no</w:t>
       </w:r>
     </w:p>
     <w:p>
@@ -13137,6 +8398,21 @@
       </w:r>
       <w:r>
         <w:t>Administração Pública impor a penalidade, impondo-se o arquivamento do auto de infração.</w:t>
+      </w:r>
+    </w:p>
+    <w:p>
+      <w:pPr>
+        <w:pStyle w:val="Corpodetexto"/>
+        <w:spacing w:before="2"/>
+      </w:pPr>
+      <w:r>
+        <w:t>{%</w:t>
+      </w:r>
+      <w:r>
+        <w:t>p</w:t>
+      </w:r>
+      <w:r>
+        <w:t xml:space="preserve"> endif %}</w:t>
       </w:r>
     </w:p>
     <w:p>
@@ -14562,9 +9838,27 @@
         <w:pStyle w:val="Corpodetexto"/>
         <w:spacing w:before="2"/>
         <w:rPr>
-          <w:i/>
-        </w:rPr>
-      </w:pPr>
+          <w:iCs/>
+        </w:rPr>
+      </w:pPr>
+      <w:r>
+        <w:rPr>
+          <w:iCs/>
+        </w:rPr>
+        <w:t>{%p if prescricao</w:t>
+      </w:r>
+      <w:r>
+        <w:rPr>
+          <w:iCs/>
+        </w:rPr>
+        <w:t>_hip</w:t>
+      </w:r>
+      <w:r>
+        <w:rPr>
+          <w:iCs/>
+        </w:rPr>
+        <w:t xml:space="preserve"> == 1 %}</w:t>
+      </w:r>
     </w:p>
     <w:p>
       <w:pPr>
@@ -14574,6 +9868,12 @@
         <w:rPr>
           <w:color w:val="006FC0"/>
         </w:rPr>
+        <w:t xml:space="preserve">{#p </w:t>
+      </w:r>
+      <w:r>
+        <w:rPr>
+          <w:color w:val="006FC0"/>
+        </w:rPr>
         <w:t>Hipótese</w:t>
       </w:r>
       <w:r>
@@ -14647,6 +9947,13 @@
           <w:spacing w:val="-2"/>
         </w:rPr>
         <w:t>intercorrente</w:t>
+      </w:r>
+      <w:r>
+        <w:rPr>
+          <w:color w:val="006FC0"/>
+          <w:spacing w:val="-2"/>
+        </w:rPr>
+        <w:t xml:space="preserve"> #}</w:t>
       </w:r>
     </w:p>
     <w:p>
@@ -14657,335 +9964,125 @@
         <w:jc w:val="both"/>
       </w:pPr>
       <w:r>
-        <w:t>Verifica-se</w:t>
-      </w:r>
-      <w:r>
-        <w:rPr>
-          <w:spacing w:val="-11"/>
-        </w:rPr>
-        <w:t xml:space="preserve"> </w:t>
-      </w:r>
-      <w:r>
-        <w:t>nos</w:t>
-      </w:r>
-      <w:r>
-        <w:rPr>
-          <w:spacing w:val="-10"/>
-        </w:rPr>
-        <w:t xml:space="preserve"> </w:t>
-      </w:r>
-      <w:r>
-        <w:t>autos</w:t>
-      </w:r>
-      <w:r>
-        <w:rPr>
-          <w:spacing w:val="-12"/>
-        </w:rPr>
-        <w:t xml:space="preserve"> </w:t>
-      </w:r>
-      <w:r>
-        <w:t>que</w:t>
-      </w:r>
-      <w:r>
-        <w:rPr>
-          <w:spacing w:val="-10"/>
-        </w:rPr>
-        <w:t xml:space="preserve"> </w:t>
-      </w:r>
-      <w:r>
-        <w:t>não</w:t>
-      </w:r>
-      <w:r>
-        <w:rPr>
-          <w:spacing w:val="-12"/>
-        </w:rPr>
-        <w:t xml:space="preserve"> </w:t>
-      </w:r>
-      <w:r>
-        <w:t>houve</w:t>
-      </w:r>
-      <w:r>
-        <w:rPr>
-          <w:spacing w:val="-12"/>
-        </w:rPr>
-        <w:t xml:space="preserve"> </w:t>
-      </w:r>
-      <w:r>
-        <w:t>a</w:t>
-      </w:r>
-      <w:r>
-        <w:rPr>
-          <w:spacing w:val="-10"/>
-        </w:rPr>
-        <w:t xml:space="preserve"> </w:t>
-      </w:r>
-      <w:r>
-        <w:t>prescrição</w:t>
-      </w:r>
-      <w:r>
-        <w:rPr>
-          <w:spacing w:val="-13"/>
-        </w:rPr>
-        <w:t xml:space="preserve"> </w:t>
-      </w:r>
-      <w:r>
-        <w:t>da</w:t>
-      </w:r>
-      <w:r>
-        <w:rPr>
-          <w:spacing w:val="-10"/>
-        </w:rPr>
-        <w:t xml:space="preserve"> </w:t>
-      </w:r>
-      <w:r>
-        <w:t>pretensão</w:t>
-      </w:r>
-      <w:r>
-        <w:rPr>
-          <w:spacing w:val="-12"/>
-        </w:rPr>
-        <w:t xml:space="preserve"> </w:t>
-      </w:r>
-      <w:r>
-        <w:t>punitiva</w:t>
-      </w:r>
-      <w:r>
-        <w:rPr>
-          <w:spacing w:val="-11"/>
-        </w:rPr>
-        <w:t xml:space="preserve"> </w:t>
-      </w:r>
-      <w:r>
-        <w:t>ou</w:t>
-      </w:r>
-      <w:r>
-        <w:rPr>
-          <w:spacing w:val="-12"/>
-        </w:rPr>
-        <w:t xml:space="preserve"> </w:t>
-      </w:r>
-      <w:r>
-        <w:t xml:space="preserve">intercorrente, uma vez que a infração fora cometida em </w:t>
-      </w:r>
-      <w:r>
-        <w:rPr>
-          <w:color w:val="FF0000"/>
-        </w:rPr>
-        <w:t xml:space="preserve">{{ data_infracao }} {# </w:t>
-      </w:r>
-      <w:r>
-        <w:rPr>
-          <w:color w:val="FF0000"/>
-        </w:rPr>
-        <w:t xml:space="preserve">data da infração </w:t>
-      </w:r>
-      <w:r>
-        <w:rPr>
-          <w:color w:val="FF0000"/>
-        </w:rPr>
-        <w:t>–</w:t>
-      </w:r>
-      <w:r>
-        <w:rPr>
-          <w:color w:val="FF0000"/>
-        </w:rPr>
-        <w:t xml:space="preserve"> DETRANNET</w:t>
-      </w:r>
-      <w:r>
-        <w:rPr>
-          <w:color w:val="FF0000"/>
+        <w:t>Verifica-se nos autos que não houve a prescrição da pretensão punitiva ou intercorrente, uma vez que a infração fora cometida em {{ data_infracao }}, sendo julgado pelo(a) {{ jari_origem }} na data de {{ data_resultado_anterior }} e julgado por este Conselho na data ({{ data_decisao_jari }}X), portanto, nos prazos legais.</w:t>
+      </w:r>
+    </w:p>
+    <w:p>
+      <w:pPr>
+        <w:pStyle w:val="Corpodetexto"/>
+      </w:pPr>
+      <w:r>
+        <w:t>{%p endif %}</w:t>
+      </w:r>
+    </w:p>
+    <w:p>
+      <w:pPr>
+        <w:pStyle w:val="Corpodetexto"/>
+        <w:spacing w:before="2"/>
+        <w:rPr>
+          <w:iCs/>
+        </w:rPr>
+      </w:pPr>
+      <w:r>
+        <w:rPr>
+          <w:iCs/>
+        </w:rPr>
+        <w:t xml:space="preserve">{%p if prescricao_hip == </w:t>
+      </w:r>
+      <w:r>
+        <w:rPr>
+          <w:iCs/>
+        </w:rPr>
+        <w:t>2</w:t>
+      </w:r>
+      <w:r>
+        <w:rPr>
+          <w:iCs/>
+        </w:rPr>
+        <w:t xml:space="preserve"> %}</w:t>
+      </w:r>
+    </w:p>
+    <w:p>
+      <w:pPr>
+        <w:pStyle w:val="Ttulo2"/>
+      </w:pPr>
+      <w:r>
+        <w:rPr>
+          <w:color w:val="006FC0"/>
+        </w:rPr>
+        <w:t xml:space="preserve">{#p </w:t>
+      </w:r>
+      <w:r>
+        <w:rPr>
+          <w:color w:val="006FC0"/>
+        </w:rPr>
+        <w:t>Hipótese</w:t>
+      </w:r>
+      <w:r>
+        <w:rPr>
+          <w:color w:val="006FC0"/>
+          <w:spacing w:val="-1"/>
+        </w:rPr>
+        <w:t xml:space="preserve"> </w:t>
+      </w:r>
+      <w:r>
+        <w:rPr>
+          <w:color w:val="006FC0"/>
+        </w:rPr>
+        <w:t>2:</w:t>
+      </w:r>
+      <w:r>
+        <w:rPr>
+          <w:color w:val="006FC0"/>
+          <w:spacing w:val="-1"/>
+        </w:rPr>
+        <w:t xml:space="preserve"> </w:t>
+      </w:r>
+      <w:r>
+        <w:rPr>
+          <w:color w:val="006FC0"/>
+        </w:rPr>
+        <w:t>Ocorrência</w:t>
+      </w:r>
+      <w:r>
+        <w:rPr>
+          <w:color w:val="006FC0"/>
+          <w:spacing w:val="-2"/>
+        </w:rPr>
+        <w:t xml:space="preserve"> </w:t>
+      </w:r>
+      <w:r>
+        <w:rPr>
+          <w:color w:val="006FC0"/>
+        </w:rPr>
+        <w:t>de prescrição punitiva</w:t>
+      </w:r>
+      <w:r>
+        <w:rPr>
+          <w:color w:val="006FC0"/>
+          <w:spacing w:val="-3"/>
+        </w:rPr>
+        <w:t xml:space="preserve"> </w:t>
+      </w:r>
+      <w:r>
+        <w:rPr>
+          <w:color w:val="006FC0"/>
+        </w:rPr>
+        <w:t xml:space="preserve">de 05 </w:t>
+      </w:r>
+      <w:r>
+        <w:rPr>
+          <w:color w:val="006FC0"/>
+          <w:spacing w:val="-4"/>
+        </w:rPr>
+        <w:t>anos</w:t>
+      </w:r>
+      <w:r>
+        <w:rPr>
+          <w:color w:val="006FC0"/>
+          <w:spacing w:val="-4"/>
         </w:rPr>
         <w:t xml:space="preserve"> #}</w:t>
-      </w:r>
-      <w:r>
-        <w:t xml:space="preserve">, sendo julgado pelo(a) </w:t>
-      </w:r>
-      <w:r>
-        <w:rPr>
-          <w:color w:val="FF0000"/>
-        </w:rPr>
-        <w:t xml:space="preserve">{{ </w:t>
-      </w:r>
-      <w:r>
-        <w:rPr>
-          <w:color w:val="FF0000"/>
-        </w:rPr>
-        <w:t>jari_origem</w:t>
-      </w:r>
-      <w:r>
-        <w:rPr>
-          <w:color w:val="FF0000"/>
-        </w:rPr>
-        <w:t xml:space="preserve"> }} {# </w:t>
-      </w:r>
-      <w:r>
-        <w:rPr>
-          <w:color w:val="FF0000"/>
-        </w:rPr>
-        <w:t>colocar nome da JARI</w:t>
-      </w:r>
-      <w:r>
-        <w:rPr>
-          <w:color w:val="FF0000"/>
-        </w:rPr>
-        <w:t xml:space="preserve"> #}</w:t>
-      </w:r>
-      <w:r>
-        <w:rPr>
-          <w:color w:val="FF0000"/>
-        </w:rPr>
-        <w:t xml:space="preserve"> </w:t>
-      </w:r>
-      <w:r>
-        <w:t xml:space="preserve">na data de </w:t>
-      </w:r>
-      <w:r>
-        <w:rPr>
-          <w:color w:val="FF0000"/>
-        </w:rPr>
-        <w:t xml:space="preserve">{{ data_resultado }} {# </w:t>
-      </w:r>
-      <w:r>
-        <w:rPr>
-          <w:color w:val="FF0000"/>
-        </w:rPr>
-        <w:t>colocar data do lançamento resultado</w:t>
-      </w:r>
-      <w:r>
-        <w:rPr>
-          <w:color w:val="FF0000"/>
-          <w:spacing w:val="40"/>
-        </w:rPr>
-        <w:t xml:space="preserve"> </w:t>
-      </w:r>
-      <w:r>
-        <w:rPr>
-          <w:color w:val="C00000"/>
-        </w:rPr>
-        <w:t>–</w:t>
-      </w:r>
-      <w:r>
-        <w:rPr>
-          <w:color w:val="C00000"/>
-        </w:rPr>
-        <w:t xml:space="preserve"> DETRANNET</w:t>
-      </w:r>
-      <w:r>
-        <w:rPr>
-          <w:color w:val="C00000"/>
-        </w:rPr>
-        <w:t xml:space="preserve"> #}</w:t>
-      </w:r>
-      <w:r>
-        <w:rPr>
-          <w:color w:val="FF0000"/>
-        </w:rPr>
-        <w:t xml:space="preserve"> </w:t>
-      </w:r>
-      <w:r>
-        <w:t>e julgado por este Conselho na data</w:t>
-      </w:r>
-      <w:r>
-        <w:t xml:space="preserve"> </w:t>
-      </w:r>
-      <w:r>
-        <w:rPr>
-          <w:color w:val="FF0000"/>
-        </w:rPr>
-        <w:t>{{ data_julgamento_conselho }}</w:t>
-      </w:r>
-      <w:r>
-        <w:t>, p</w:t>
-      </w:r>
-      <w:r>
-        <w:t xml:space="preserve">ortanto, nos prazos </w:t>
-      </w:r>
-      <w:r>
-        <w:rPr>
-          <w:spacing w:val="-2"/>
-        </w:rPr>
-        <w:t>legais.</w:t>
-      </w:r>
-    </w:p>
-    <w:p>
-      <w:pPr>
-        <w:pStyle w:val="Corpodetexto"/>
-      </w:pPr>
-    </w:p>
-    <w:p>
-      <w:pPr>
-        <w:pStyle w:val="Corpodetexto"/>
-        <w:spacing w:before="3"/>
-      </w:pPr>
-    </w:p>
-    <w:p>
-      <w:pPr>
-        <w:pStyle w:val="Ttulo2"/>
-      </w:pPr>
-      <w:r>
-        <w:rPr>
-          <w:color w:val="006FC0"/>
-        </w:rPr>
-        <w:t>Hipótese</w:t>
-      </w:r>
-      <w:r>
-        <w:rPr>
-          <w:color w:val="006FC0"/>
-          <w:spacing w:val="-1"/>
-        </w:rPr>
-        <w:t xml:space="preserve"> </w:t>
-      </w:r>
-      <w:r>
-        <w:rPr>
-          <w:color w:val="006FC0"/>
-        </w:rPr>
-        <w:t>2:</w:t>
-      </w:r>
-      <w:r>
-        <w:rPr>
-          <w:color w:val="006FC0"/>
-          <w:spacing w:val="-1"/>
-        </w:rPr>
-        <w:t xml:space="preserve"> </w:t>
-      </w:r>
-      <w:r>
-        <w:rPr>
-          <w:color w:val="006FC0"/>
-        </w:rPr>
-        <w:t>Ocorrência</w:t>
-      </w:r>
-      <w:r>
-        <w:rPr>
-          <w:color w:val="006FC0"/>
-          <w:spacing w:val="-2"/>
-        </w:rPr>
-        <w:t xml:space="preserve"> </w:t>
-      </w:r>
-      <w:r>
-        <w:rPr>
-          <w:color w:val="006FC0"/>
-        </w:rPr>
-        <w:t>de prescrição punitiva</w:t>
-      </w:r>
-      <w:r>
-        <w:rPr>
-          <w:color w:val="006FC0"/>
-          <w:spacing w:val="-3"/>
-        </w:rPr>
-        <w:t xml:space="preserve"> </w:t>
-      </w:r>
-      <w:r>
-        <w:rPr>
-          <w:color w:val="006FC0"/>
-        </w:rPr>
-        <w:t xml:space="preserve">de 05 </w:t>
-      </w:r>
-      <w:r>
-        <w:rPr>
-          <w:color w:val="006FC0"/>
-          <w:spacing w:val="-4"/>
-        </w:rPr>
-        <w:t>anos</w:t>
       </w:r>
     </w:p>
     <w:p>
@@ -14996,50 +10093,43 @@
         <w:jc w:val="both"/>
       </w:pPr>
       <w:r>
-        <w:t>Verifica-se nos autos a ocorrência da prescrição da pretensão punitiva</w:t>
-      </w:r>
-      <w:r>
-        <w:rPr>
-          <w:color w:val="FF0000"/>
-        </w:rPr>
-        <w:t xml:space="preserve">, </w:t>
-      </w:r>
-      <w:r>
-        <w:t xml:space="preserve">uma vez que a infração fora cometida em </w:t>
-      </w:r>
-      <w:r>
-        <w:rPr>
-          <w:color w:val="FF0000"/>
-        </w:rPr>
-        <w:t>{{ data_infracao }} {# data da infração – DETRANNET #}</w:t>
-      </w:r>
-      <w:r>
-        <w:t xml:space="preserve">, sem julgamento até a presente </w:t>
-      </w:r>
-      <w:r>
-        <w:rPr>
-          <w:spacing w:val="-2"/>
-        </w:rPr>
-        <w:t>data</w:t>
-      </w:r>
-      <w:r>
-        <w:rPr>
-          <w:color w:val="FF0000"/>
-          <w:spacing w:val="-2"/>
-        </w:rPr>
-        <w:t>.</w:t>
-      </w:r>
-    </w:p>
-    <w:p>
-      <w:pPr>
-        <w:pStyle w:val="Corpodetexto"/>
-      </w:pPr>
+        <w:t>Verifica-se nos autos a ocorrência da prescrição da pretensão punitiva, uma vez que a infração fora cometida em {{ data_infracao }}, sem julgamento até a presente data.</w:t>
+      </w:r>
+    </w:p>
+    <w:p>
+      <w:pPr>
+        <w:pStyle w:val="Corpodetexto"/>
+      </w:pPr>
+      <w:r>
+        <w:t>{%p endif %}</w:t>
+      </w:r>
     </w:p>
     <w:p>
       <w:pPr>
         <w:pStyle w:val="Corpodetexto"/>
         <w:spacing w:before="2"/>
-      </w:pPr>
+        <w:rPr>
+          <w:iCs/>
+        </w:rPr>
+      </w:pPr>
+      <w:r>
+        <w:rPr>
+          <w:iCs/>
+        </w:rPr>
+        <w:t xml:space="preserve">{%p if prescricao_hip == </w:t>
+      </w:r>
+      <w:r>
+        <w:rPr>
+          <w:iCs/>
+        </w:rPr>
+        <w:t>3</w:t>
+      </w:r>
+      <w:r>
+        <w:rPr>
+          <w:iCs/>
+        </w:rPr>
+        <w:t xml:space="preserve"> %}</w:t>
+      </w:r>
     </w:p>
     <w:p>
       <w:pPr>
@@ -15050,6 +10140,12 @@
         <w:rPr>
           <w:color w:val="006FC0"/>
         </w:rPr>
+        <w:t xml:space="preserve">{#p </w:t>
+      </w:r>
+      <w:r>
+        <w:rPr>
+          <w:color w:val="006FC0"/>
+        </w:rPr>
         <w:t>Hipótese</w:t>
       </w:r>
       <w:r>
@@ -15227,6 +10323,13 @@
           <w:spacing w:val="-4"/>
         </w:rPr>
         <w:t>JARI</w:t>
+      </w:r>
+      <w:r>
+        <w:rPr>
+          <w:color w:val="006FC0"/>
+          <w:spacing w:val="-4"/>
+        </w:rPr>
+        <w:t xml:space="preserve"> #}</w:t>
       </w:r>
     </w:p>
     <w:p>
@@ -15237,244 +10340,71 @@
         <w:jc w:val="both"/>
       </w:pPr>
       <w:r>
-        <w:t>Verifica-se</w:t>
-      </w:r>
-      <w:r>
-        <w:rPr>
-          <w:spacing w:val="-4"/>
-        </w:rPr>
-        <w:t xml:space="preserve"> </w:t>
-      </w:r>
-      <w:r>
-        <w:t>nos</w:t>
-      </w:r>
-      <w:r>
-        <w:rPr>
-          <w:spacing w:val="-3"/>
-        </w:rPr>
-        <w:t xml:space="preserve"> </w:t>
-      </w:r>
-      <w:r>
-        <w:t>autos</w:t>
-      </w:r>
-      <w:r>
-        <w:rPr>
-          <w:spacing w:val="-4"/>
-        </w:rPr>
-        <w:t xml:space="preserve"> </w:t>
-      </w:r>
-      <w:r>
-        <w:t>a</w:t>
-      </w:r>
-      <w:r>
-        <w:rPr>
-          <w:spacing w:val="-5"/>
-        </w:rPr>
-        <w:t xml:space="preserve"> </w:t>
-      </w:r>
-      <w:r>
-        <w:t>ocorrência</w:t>
-      </w:r>
-      <w:r>
-        <w:rPr>
-          <w:spacing w:val="-3"/>
-        </w:rPr>
-        <w:t xml:space="preserve"> </w:t>
-      </w:r>
-      <w:r>
-        <w:t>da</w:t>
-      </w:r>
-      <w:r>
-        <w:rPr>
-          <w:spacing w:val="-3"/>
-        </w:rPr>
-        <w:t xml:space="preserve"> </w:t>
-      </w:r>
-      <w:r>
-        <w:t>prescrição,</w:t>
-      </w:r>
-      <w:r>
-        <w:rPr>
-          <w:spacing w:val="-4"/>
-        </w:rPr>
-        <w:t xml:space="preserve"> </w:t>
-      </w:r>
-      <w:r>
-        <w:t>prevista</w:t>
-      </w:r>
-      <w:r>
-        <w:rPr>
-          <w:spacing w:val="-3"/>
-        </w:rPr>
-        <w:t xml:space="preserve"> </w:t>
-      </w:r>
-      <w:r>
-        <w:t>no</w:t>
-      </w:r>
-      <w:r>
-        <w:rPr>
-          <w:spacing w:val="-6"/>
-        </w:rPr>
-        <w:t xml:space="preserve"> </w:t>
-      </w:r>
-      <w:r>
-        <w:t>art.</w:t>
-      </w:r>
-      <w:r>
-        <w:rPr>
-          <w:spacing w:val="-2"/>
-        </w:rPr>
-        <w:t xml:space="preserve"> </w:t>
-      </w:r>
-      <w:r>
-        <w:t>285</w:t>
-      </w:r>
-      <w:r>
-        <w:rPr>
-          <w:spacing w:val="-5"/>
-        </w:rPr>
-        <w:t xml:space="preserve"> </w:t>
-      </w:r>
-      <w:r>
-        <w:t>do</w:t>
-      </w:r>
-      <w:r>
-        <w:rPr>
-          <w:spacing w:val="-5"/>
-        </w:rPr>
-        <w:t xml:space="preserve"> </w:t>
-      </w:r>
-      <w:r>
-        <w:t>CTB,</w:t>
-      </w:r>
-      <w:r>
-        <w:rPr>
-          <w:spacing w:val="-4"/>
-        </w:rPr>
-        <w:t xml:space="preserve"> </w:t>
-      </w:r>
-      <w:r>
-        <w:t>uma</w:t>
-      </w:r>
-      <w:r>
-        <w:rPr>
-          <w:spacing w:val="-3"/>
-        </w:rPr>
-        <w:t xml:space="preserve"> </w:t>
-      </w:r>
-      <w:r>
-        <w:t xml:space="preserve">vez, o recurso fora protocolado na </w:t>
-      </w:r>
-      <w:r>
-        <w:rPr>
-          <w:color w:val="FF0000"/>
-        </w:rPr>
-        <w:t xml:space="preserve">{{ </w:t>
-      </w:r>
-      <w:r>
-        <w:rPr>
-          <w:color w:val="FF0000"/>
-        </w:rPr>
-        <w:t>jari_origem</w:t>
-      </w:r>
-      <w:r>
-        <w:rPr>
-          <w:color w:val="FF0000"/>
-        </w:rPr>
-        <w:t xml:space="preserve"> }} {# colocar nome da JARI #}</w:t>
-      </w:r>
-      <w:r>
-        <w:rPr>
-          <w:color w:val="FF0000"/>
-        </w:rPr>
-        <w:t xml:space="preserve"> </w:t>
-      </w:r>
-      <w:r>
-        <w:t xml:space="preserve">na data de </w:t>
-      </w:r>
-      <w:r>
-        <w:rPr>
-          <w:color w:val="FF0000"/>
-        </w:rPr>
-        <w:t xml:space="preserve">{{ data_recurso}} {# </w:t>
-      </w:r>
-      <w:r>
-        <w:rPr>
-          <w:color w:val="FF0000"/>
-        </w:rPr>
-        <w:t xml:space="preserve">colocar data do registro recurso na JARI </w:t>
-      </w:r>
-      <w:r>
-        <w:rPr>
-          <w:color w:val="FF0000"/>
-        </w:rPr>
-        <w:t>–</w:t>
-      </w:r>
-      <w:r>
-        <w:rPr>
-          <w:color w:val="FF0000"/>
-        </w:rPr>
-        <w:t xml:space="preserve"> SIGADOC</w:t>
-      </w:r>
-      <w:r>
-        <w:rPr>
-          <w:color w:val="FF0000"/>
-        </w:rPr>
-        <w:t xml:space="preserve"> #}</w:t>
-      </w:r>
-      <w:r>
-        <w:rPr>
-          <w:color w:val="FF0000"/>
-        </w:rPr>
-        <w:t xml:space="preserve"> </w:t>
-      </w:r>
-      <w:r>
-        <w:t xml:space="preserve">e julgado na data </w:t>
-      </w:r>
-      <w:r>
-        <w:rPr>
-          <w:color w:val="FF0000"/>
-        </w:rPr>
-        <w:t xml:space="preserve">{{ data_julgamento_conselho }} {# </w:t>
-      </w:r>
-      <w:r>
-        <w:rPr>
-          <w:color w:val="FF0000"/>
-        </w:rPr>
-        <w:t xml:space="preserve">colocar a data de julgamento do recurso na JARI </w:t>
-      </w:r>
-      <w:r>
-        <w:rPr>
-          <w:color w:val="FF0000"/>
-        </w:rPr>
-        <w:t>–</w:t>
-      </w:r>
-      <w:r>
-        <w:rPr>
-          <w:color w:val="FF0000"/>
-        </w:rPr>
-        <w:t xml:space="preserve"> DETRANNET</w:t>
-      </w:r>
-      <w:r>
-        <w:rPr>
-          <w:color w:val="FF0000"/>
-        </w:rPr>
-        <w:t xml:space="preserve"> #}</w:t>
-      </w:r>
-      <w:r>
-        <w:t>, portanto, fora dos prazos legais.</w:t>
-      </w:r>
-    </w:p>
-    <w:p>
-      <w:pPr>
-        <w:pStyle w:val="Corpodetexto"/>
-        <w:jc w:val="both"/>
-        <w:sectPr>
-          <w:pgSz w:w="11910" w:h="16840"/>
-          <w:pgMar w:top="1600" w:right="992" w:bottom="1200" w:left="1700" w:header="292" w:footer="1008" w:gutter="0"/>
-          <w:cols w:space="720"/>
-        </w:sectPr>
-      </w:pPr>
+        <w:t>Verifica-se nos autos a ocorrência da prescrição, prevista no art. 285 do CTB, uma vez, o recurso fora protocolado na {{ jari_origem }} na data de {{ data_registro_recurso_jari }} e julgado na data {{ data_julgamento_jari }}, portanto, fora dos prazos legais.</w:t>
+      </w:r>
+    </w:p>
+    <w:p>
+      <w:pPr>
+        <w:pStyle w:val="Corpodetexto"/>
+      </w:pPr>
+      <w:r>
+        <w:t>{%p endif %}</w:t>
+      </w:r>
+    </w:p>
+    <w:p>
+      <w:pPr>
+        <w:pStyle w:val="Corpodetexto"/>
+      </w:pPr>
+    </w:p>
+    <w:p>
+      <w:pPr>
+        <w:pStyle w:val="Corpodetexto"/>
+      </w:pPr>
+    </w:p>
+    <w:p>
+      <w:pPr>
+        <w:pStyle w:val="Corpodetexto"/>
+      </w:pPr>
+    </w:p>
+    <w:p>
+      <w:pPr>
+        <w:pStyle w:val="Corpodetexto"/>
+        <w:spacing w:before="2"/>
+        <w:rPr>
+          <w:iCs/>
+        </w:rPr>
+      </w:pPr>
+      <w:r>
+        <w:rPr>
+          <w:iCs/>
+        </w:rPr>
+        <w:lastRenderedPageBreak/>
+        <w:t>{%p if prescricao</w:t>
+      </w:r>
+      <w:r>
+        <w:rPr>
+          <w:iCs/>
+        </w:rPr>
+        <w:t>_hip</w:t>
+      </w:r>
+      <w:r>
+        <w:rPr>
+          <w:iCs/>
+        </w:rPr>
+        <w:t xml:space="preserve"> == </w:t>
+      </w:r>
+      <w:r>
+        <w:rPr>
+          <w:iCs/>
+        </w:rPr>
+        <w:t>4</w:t>
+      </w:r>
+      <w:r>
+        <w:rPr>
+          <w:iCs/>
+        </w:rPr>
+        <w:t xml:space="preserve"> %}</w:t>
+      </w:r>
     </w:p>
     <w:p>
       <w:pPr>
@@ -15486,7 +10416,12 @@
         <w:rPr>
           <w:color w:val="006FC0"/>
         </w:rPr>
-        <w:lastRenderedPageBreak/>
+        <w:t xml:space="preserve">{#p </w:t>
+      </w:r>
+      <w:r>
+        <w:rPr>
+          <w:color w:val="006FC0"/>
+        </w:rPr>
         <w:t>Hipótese</w:t>
       </w:r>
       <w:r>
@@ -15664,6 +10599,13 @@
           <w:spacing w:val="-2"/>
         </w:rPr>
         <w:t>CETRAN</w:t>
+      </w:r>
+      <w:r>
+        <w:rPr>
+          <w:color w:val="006FC0"/>
+          <w:spacing w:val="-2"/>
+        </w:rPr>
+        <w:t xml:space="preserve"> #}</w:t>
       </w:r>
     </w:p>
     <w:p>
@@ -15674,198 +10616,16 @@
         <w:jc w:val="both"/>
       </w:pPr>
       <w:r>
-        <w:t>Verifica-se</w:t>
-      </w:r>
-      <w:r>
-        <w:rPr>
-          <w:spacing w:val="-4"/>
-        </w:rPr>
-        <w:t xml:space="preserve"> </w:t>
-      </w:r>
-      <w:r>
-        <w:t>nos</w:t>
-      </w:r>
-      <w:r>
-        <w:rPr>
-          <w:spacing w:val="-3"/>
-        </w:rPr>
-        <w:t xml:space="preserve"> </w:t>
-      </w:r>
-      <w:r>
-        <w:t>autos</w:t>
-      </w:r>
-      <w:r>
-        <w:rPr>
-          <w:spacing w:val="-4"/>
-        </w:rPr>
-        <w:t xml:space="preserve"> </w:t>
-      </w:r>
-      <w:r>
-        <w:t>a</w:t>
-      </w:r>
-      <w:r>
-        <w:rPr>
-          <w:spacing w:val="-5"/>
-        </w:rPr>
-        <w:t xml:space="preserve"> </w:t>
-      </w:r>
-      <w:r>
-        <w:t>ocorrência</w:t>
-      </w:r>
-      <w:r>
-        <w:rPr>
-          <w:spacing w:val="-3"/>
-        </w:rPr>
-        <w:t xml:space="preserve"> </w:t>
-      </w:r>
-      <w:r>
-        <w:t>da</w:t>
-      </w:r>
-      <w:r>
-        <w:rPr>
-          <w:spacing w:val="-3"/>
-        </w:rPr>
-        <w:t xml:space="preserve"> </w:t>
-      </w:r>
-      <w:r>
-        <w:t>prescrição,</w:t>
-      </w:r>
-      <w:r>
-        <w:rPr>
-          <w:spacing w:val="-4"/>
-        </w:rPr>
-        <w:t xml:space="preserve"> </w:t>
-      </w:r>
-      <w:r>
-        <w:t>prevista</w:t>
-      </w:r>
-      <w:r>
-        <w:rPr>
-          <w:spacing w:val="-3"/>
-        </w:rPr>
-        <w:t xml:space="preserve"> </w:t>
-      </w:r>
-      <w:r>
-        <w:t>no</w:t>
-      </w:r>
-      <w:r>
-        <w:rPr>
-          <w:spacing w:val="-6"/>
-        </w:rPr>
-        <w:t xml:space="preserve"> </w:t>
-      </w:r>
-      <w:r>
-        <w:t>art.</w:t>
-      </w:r>
-      <w:r>
-        <w:rPr>
-          <w:spacing w:val="-2"/>
-        </w:rPr>
-        <w:t xml:space="preserve"> </w:t>
-      </w:r>
-      <w:r>
-        <w:t>289</w:t>
-      </w:r>
-      <w:r>
-        <w:rPr>
-          <w:spacing w:val="-5"/>
-        </w:rPr>
-        <w:t xml:space="preserve"> </w:t>
-      </w:r>
-      <w:r>
-        <w:t>do</w:t>
-      </w:r>
-      <w:r>
-        <w:rPr>
-          <w:spacing w:val="-5"/>
-        </w:rPr>
-        <w:t xml:space="preserve"> </w:t>
-      </w:r>
-      <w:r>
-        <w:t>CTB,</w:t>
-      </w:r>
-      <w:r>
-        <w:rPr>
-          <w:spacing w:val="-4"/>
-        </w:rPr>
-        <w:t xml:space="preserve"> </w:t>
-      </w:r>
-      <w:r>
-        <w:t>uma</w:t>
-      </w:r>
-      <w:r>
-        <w:rPr>
-          <w:spacing w:val="-3"/>
-        </w:rPr>
-        <w:t xml:space="preserve"> </w:t>
-      </w:r>
-      <w:r>
-        <w:t xml:space="preserve">vez, o recurso fora protocolado no CETRAN na data de </w:t>
-      </w:r>
-      <w:r>
-        <w:rPr>
-          <w:color w:val="FF0000"/>
-        </w:rPr>
-        <w:t>{{ data_recu</w:t>
-      </w:r>
-      <w:r>
-        <w:rPr>
-          <w:color w:val="FF0000"/>
-        </w:rPr>
-        <w:t>r</w:t>
-      </w:r>
-      <w:r>
-        <w:rPr>
-          <w:color w:val="FF0000"/>
-        </w:rPr>
-        <w:t>s</w:t>
-      </w:r>
-      <w:r>
-        <w:rPr>
-          <w:color w:val="FF0000"/>
-        </w:rPr>
-        <w:t>o</w:t>
-      </w:r>
-      <w:bookmarkStart w:id="0" w:name="_GoBack"/>
-      <w:bookmarkEnd w:id="0"/>
-      <w:r>
-        <w:rPr>
-          <w:color w:val="FF0000"/>
-        </w:rPr>
-        <w:t xml:space="preserve"> }} {# </w:t>
-      </w:r>
-      <w:r>
-        <w:rPr>
-          <w:color w:val="FF0000"/>
-        </w:rPr>
-        <w:t xml:space="preserve">colocar data do protocolo recuso no CETRAN </w:t>
-      </w:r>
-      <w:r>
-        <w:rPr>
-          <w:color w:val="FF0000"/>
-        </w:rPr>
-        <w:t>–</w:t>
-      </w:r>
-      <w:r>
-        <w:rPr>
-          <w:color w:val="FF0000"/>
-        </w:rPr>
-        <w:t xml:space="preserve"> SIGADOC</w:t>
-      </w:r>
-      <w:r>
-        <w:rPr>
-          <w:color w:val="FF0000"/>
-        </w:rPr>
-        <w:t xml:space="preserve"> #}</w:t>
-      </w:r>
-      <w:r>
-        <w:rPr>
-          <w:color w:val="FF0000"/>
-        </w:rPr>
-        <w:t xml:space="preserve"> </w:t>
-      </w:r>
-      <w:r>
-        <w:t>sem julgamento até a presente data.</w:t>
+        <w:t>Verifica-se nos autos a ocorrência da prescrição, prevista no art. 289 do CTB, uma vez, o recurso fora protocolado no CETRAN na data de {{ data_protocolo_cetran }} sem julgamento até a presente data.</w:t>
+      </w:r>
+    </w:p>
+    <w:p>
+      <w:pPr>
+        <w:pStyle w:val="Corpodetexto"/>
+        <w:spacing w:before="3"/>
+      </w:pPr>
+      <w:r>
+        <w:t>{%p endif %}</w:t>
       </w:r>
     </w:p>
     <w:p>
@@ -16229,30 +10989,7 @@
         <w:jc w:val="center"/>
       </w:pPr>
       <w:r>
-        <w:rPr>
-          <w:color w:val="FF0000"/>
-        </w:rPr>
-        <w:t>(Análise do</w:t>
-      </w:r>
-      <w:r>
-        <w:rPr>
-          <w:color w:val="FF0000"/>
-          <w:spacing w:val="-1"/>
-        </w:rPr>
-        <w:t xml:space="preserve"> </w:t>
-      </w:r>
-      <w:r>
-        <w:rPr>
-          <w:color w:val="FF0000"/>
-        </w:rPr>
-        <w:t xml:space="preserve">Relator - </w:t>
-      </w:r>
-      <w:r>
-        <w:rPr>
-          <w:color w:val="FF0000"/>
-          <w:spacing w:val="-2"/>
-        </w:rPr>
-        <w:t>privativo)</w:t>
+        <w:t>{{ analise_relator }}</w:t>
       </w:r>
     </w:p>
     <w:p>
@@ -16301,30 +11038,7 @@
         <w:jc w:val="center"/>
       </w:pPr>
       <w:r>
-        <w:rPr>
-          <w:color w:val="FF0000"/>
-        </w:rPr>
-        <w:t>(Análise do</w:t>
-      </w:r>
-      <w:r>
-        <w:rPr>
-          <w:color w:val="FF0000"/>
-          <w:spacing w:val="-1"/>
-        </w:rPr>
-        <w:t xml:space="preserve"> </w:t>
-      </w:r>
-      <w:r>
-        <w:rPr>
-          <w:color w:val="FF0000"/>
-        </w:rPr>
-        <w:t xml:space="preserve">Relator - </w:t>
-      </w:r>
-      <w:r>
-        <w:rPr>
-          <w:color w:val="FF0000"/>
-          <w:spacing w:val="-2"/>
-        </w:rPr>
-        <w:t>privativo)</w:t>
+        <w:t>{{ analise_relator }}</w:t>
       </w:r>
     </w:p>
     <w:p>
@@ -16342,6 +11056,9 @@
       <w:pPr>
         <w:pStyle w:val="Ttulo1"/>
         <w:spacing w:before="82"/>
+        <w:rPr>
+          <w:spacing w:val="-4"/>
+        </w:rPr>
       </w:pPr>
       <w:r>
         <w:lastRenderedPageBreak/>
@@ -16356,6 +11073,45 @@
     </w:p>
     <w:p>
       <w:pPr>
+        <w:pStyle w:val="Corpodetexto"/>
+        <w:spacing w:before="2"/>
+        <w:rPr>
+          <w:iCs/>
+        </w:rPr>
+      </w:pPr>
+      <w:r>
+        <w:rPr>
+          <w:iCs/>
+        </w:rPr>
+        <w:t xml:space="preserve">{%p if </w:t>
+      </w:r>
+      <w:r>
+        <w:rPr>
+          <w:iCs/>
+        </w:rPr>
+        <w:t>voto_hip</w:t>
+      </w:r>
+      <w:r>
+        <w:rPr>
+          <w:iCs/>
+        </w:rPr>
+        <w:t xml:space="preserve"> == </w:t>
+      </w:r>
+      <w:r>
+        <w:rPr>
+          <w:iCs/>
+        </w:rPr>
+        <w:t>1</w:t>
+      </w:r>
+      <w:r>
+        <w:rPr>
+          <w:iCs/>
+        </w:rPr>
+        <w:t xml:space="preserve"> %}</w:t>
+      </w:r>
+    </w:p>
+    <w:p>
+      <w:pPr>
         <w:pStyle w:val="Ttulo2"/>
         <w:spacing w:before="275"/>
       </w:pPr>
@@ -16363,6 +11119,12 @@
         <w:rPr>
           <w:color w:val="006FC0"/>
         </w:rPr>
+        <w:t xml:space="preserve">{#p </w:t>
+      </w:r>
+      <w:r>
+        <w:rPr>
+          <w:color w:val="006FC0"/>
+        </w:rPr>
         <w:t>Hipótese 1:</w:t>
       </w:r>
       <w:r>
@@ -16378,6 +11140,13 @@
           <w:spacing w:val="-2"/>
         </w:rPr>
         <w:t>Intempestividade.</w:t>
+      </w:r>
+      <w:r>
+        <w:rPr>
+          <w:color w:val="006FC0"/>
+          <w:spacing w:val="-2"/>
+        </w:rPr>
+        <w:t xml:space="preserve"> #}</w:t>
       </w:r>
     </w:p>
     <w:p>
@@ -16395,12 +11164,36 @@
       <w:pPr>
         <w:pStyle w:val="Corpodetexto"/>
       </w:pPr>
-    </w:p>
-    <w:p>
-      <w:pPr>
-        <w:pStyle w:val="Corpodetexto"/>
-        <w:spacing w:before="3"/>
-      </w:pPr>
+      <w:r>
+        <w:t>{%p endif %}</w:t>
+      </w:r>
+    </w:p>
+    <w:p>
+      <w:pPr>
+        <w:pStyle w:val="Corpodetexto"/>
+        <w:spacing w:before="2"/>
+        <w:rPr>
+          <w:iCs/>
+        </w:rPr>
+      </w:pPr>
+      <w:r>
+        <w:rPr>
+          <w:iCs/>
+        </w:rPr>
+        <w:t xml:space="preserve">{%p if voto_hip == </w:t>
+      </w:r>
+      <w:r>
+        <w:rPr>
+          <w:iCs/>
+        </w:rPr>
+        <w:t>2</w:t>
+      </w:r>
+      <w:r>
+        <w:rPr>
+          <w:iCs/>
+        </w:rPr>
+        <w:t xml:space="preserve"> %}</w:t>
+      </w:r>
     </w:p>
     <w:p>
       <w:pPr>
@@ -16410,6 +11203,12 @@
         <w:rPr>
           <w:color w:val="006FC0"/>
         </w:rPr>
+        <w:t xml:space="preserve">{#p </w:t>
+      </w:r>
+      <w:r>
+        <w:rPr>
+          <w:color w:val="006FC0"/>
+        </w:rPr>
         <w:t>Hipótese 2:</w:t>
       </w:r>
       <w:r>
@@ -16425,6 +11224,13 @@
           <w:spacing w:val="-2"/>
         </w:rPr>
         <w:t>Ilegitimidade.</w:t>
+      </w:r>
+      <w:r>
+        <w:rPr>
+          <w:color w:val="006FC0"/>
+          <w:spacing w:val="-2"/>
+        </w:rPr>
+        <w:t xml:space="preserve"> #}</w:t>
       </w:r>
     </w:p>
     <w:p>
@@ -16441,8 +11247,37 @@
     <w:p>
       <w:pPr>
         <w:pStyle w:val="Corpodetexto"/>
+      </w:pPr>
+      <w:r>
+        <w:t>{%p endif %}</w:t>
+      </w:r>
+    </w:p>
+    <w:p>
+      <w:pPr>
+        <w:pStyle w:val="Corpodetexto"/>
         <w:spacing w:before="2"/>
-      </w:pPr>
+        <w:rPr>
+          <w:iCs/>
+        </w:rPr>
+      </w:pPr>
+      <w:r>
+        <w:rPr>
+          <w:iCs/>
+        </w:rPr>
+        <w:t xml:space="preserve">{%p if voto_hip == </w:t>
+      </w:r>
+      <w:r>
+        <w:rPr>
+          <w:iCs/>
+        </w:rPr>
+        <w:t>3</w:t>
+      </w:r>
+      <w:r>
+        <w:rPr>
+          <w:iCs/>
+        </w:rPr>
+        <w:t xml:space="preserve"> %}</w:t>
+      </w:r>
     </w:p>
     <w:p>
       <w:pPr>
@@ -16452,6 +11287,12 @@
         <w:rPr>
           <w:color w:val="006FC0"/>
         </w:rPr>
+        <w:t xml:space="preserve">{#p </w:t>
+      </w:r>
+      <w:r>
+        <w:rPr>
+          <w:color w:val="006FC0"/>
+        </w:rPr>
         <w:t>Hipótese</w:t>
       </w:r>
       <w:r>
@@ -16486,6 +11327,13 @@
           <w:spacing w:val="-2"/>
         </w:rPr>
         <w:t>válida.</w:t>
+      </w:r>
+      <w:r>
+        <w:rPr>
+          <w:color w:val="006FC0"/>
+          <w:spacing w:val="-2"/>
+        </w:rPr>
+        <w:t xml:space="preserve"> #}</w:t>
       </w:r>
     </w:p>
     <w:p>
@@ -16502,8 +11350,37 @@
     <w:p>
       <w:pPr>
         <w:pStyle w:val="Corpodetexto"/>
+      </w:pPr>
+      <w:r>
+        <w:t>{%p endif %}</w:t>
+      </w:r>
+    </w:p>
+    <w:p>
+      <w:pPr>
+        <w:pStyle w:val="Corpodetexto"/>
         <w:spacing w:before="2"/>
-      </w:pPr>
+        <w:rPr>
+          <w:iCs/>
+        </w:rPr>
+      </w:pPr>
+      <w:r>
+        <w:rPr>
+          <w:iCs/>
+        </w:rPr>
+        <w:t xml:space="preserve">{%p if voto_hip == </w:t>
+      </w:r>
+      <w:r>
+        <w:rPr>
+          <w:iCs/>
+        </w:rPr>
+        <w:t>4</w:t>
+      </w:r>
+      <w:r>
+        <w:rPr>
+          <w:iCs/>
+        </w:rPr>
+        <w:t xml:space="preserve"> %}</w:t>
+      </w:r>
     </w:p>
     <w:p>
       <w:pPr>
@@ -16513,6 +11390,12 @@
         <w:rPr>
           <w:color w:val="006FC0"/>
         </w:rPr>
+        <w:t xml:space="preserve">{#p </w:t>
+      </w:r>
+      <w:r>
+        <w:rPr>
+          <w:color w:val="006FC0"/>
+        </w:rPr>
         <w:t>Hipótese</w:t>
       </w:r>
       <w:r>
@@ -16573,6 +11456,13 @@
           <w:spacing w:val="-2"/>
         </w:rPr>
         <w:t>fática.</w:t>
+      </w:r>
+      <w:r>
+        <w:rPr>
+          <w:color w:val="006FC0"/>
+          <w:spacing w:val="-2"/>
+        </w:rPr>
+        <w:t xml:space="preserve"> #}</w:t>
       </w:r>
     </w:p>
     <w:p>
@@ -16589,8 +11479,37 @@
     <w:p>
       <w:pPr>
         <w:pStyle w:val="Corpodetexto"/>
+      </w:pPr>
+      <w:r>
+        <w:t>{%p endif %}</w:t>
+      </w:r>
+    </w:p>
+    <w:p>
+      <w:pPr>
+        <w:pStyle w:val="Corpodetexto"/>
         <w:spacing w:before="2"/>
-      </w:pPr>
+        <w:rPr>
+          <w:iCs/>
+        </w:rPr>
+      </w:pPr>
+      <w:r>
+        <w:rPr>
+          <w:iCs/>
+        </w:rPr>
+        <w:t xml:space="preserve">{%p if voto_hip == </w:t>
+      </w:r>
+      <w:r>
+        <w:rPr>
+          <w:iCs/>
+        </w:rPr>
+        <w:t>5</w:t>
+      </w:r>
+      <w:r>
+        <w:rPr>
+          <w:iCs/>
+        </w:rPr>
+        <w:t xml:space="preserve"> %}</w:t>
+      </w:r>
     </w:p>
     <w:p>
       <w:pPr>
@@ -16602,6 +11521,12 @@
         <w:rPr>
           <w:color w:val="006FC0"/>
         </w:rPr>
+        <w:t xml:space="preserve">{#p </w:t>
+      </w:r>
+      <w:r>
+        <w:rPr>
+          <w:color w:val="006FC0"/>
+        </w:rPr>
         <w:t>Hipótese</w:t>
       </w:r>
       <w:r>
@@ -16766,6 +11691,13 @@
           <w:spacing w:val="-2"/>
         </w:rPr>
         <w:t>autuação).</w:t>
+      </w:r>
+      <w:r>
+        <w:rPr>
+          <w:color w:val="006FC0"/>
+          <w:spacing w:val="-2"/>
+        </w:rPr>
+        <w:t xml:space="preserve"> #}</w:t>
       </w:r>
     </w:p>
     <w:p>
@@ -16782,8 +11714,37 @@
     <w:p>
       <w:pPr>
         <w:pStyle w:val="Corpodetexto"/>
-        <w:spacing w:before="3"/>
-      </w:pPr>
+      </w:pPr>
+      <w:r>
+        <w:t>{%p endif %}</w:t>
+      </w:r>
+    </w:p>
+    <w:p>
+      <w:pPr>
+        <w:pStyle w:val="Corpodetexto"/>
+        <w:spacing w:before="2"/>
+        <w:rPr>
+          <w:iCs/>
+        </w:rPr>
+      </w:pPr>
+      <w:r>
+        <w:rPr>
+          <w:iCs/>
+        </w:rPr>
+        <w:t xml:space="preserve">{%p if voto_hip == </w:t>
+      </w:r>
+      <w:r>
+        <w:rPr>
+          <w:iCs/>
+        </w:rPr>
+        <w:t>6</w:t>
+      </w:r>
+      <w:r>
+        <w:rPr>
+          <w:iCs/>
+        </w:rPr>
+        <w:t xml:space="preserve"> %}</w:t>
+      </w:r>
     </w:p>
     <w:p>
       <w:pPr>
@@ -16793,6 +11754,12 @@
         <w:rPr>
           <w:color w:val="006FC0"/>
         </w:rPr>
+        <w:t xml:space="preserve">{#p </w:t>
+      </w:r>
+      <w:r>
+        <w:rPr>
+          <w:color w:val="006FC0"/>
+        </w:rPr>
         <w:t>Hipótese</w:t>
       </w:r>
       <w:r>
@@ -16944,6 +11911,13 @@
           <w:spacing w:val="-2"/>
         </w:rPr>
         <w:t>Autuação</w:t>
+      </w:r>
+      <w:r>
+        <w:rPr>
+          <w:color w:val="006FC0"/>
+          <w:spacing w:val="-2"/>
+        </w:rPr>
+        <w:t xml:space="preserve"> #}</w:t>
       </w:r>
     </w:p>
     <w:p>
@@ -16954,215 +11928,163 @@
         <w:jc w:val="both"/>
       </w:pPr>
       <w:r>
-        <w:t>Do exposto, com base na fundamentação retro, VOTO pelo cancelamento da autuação em virtude da decadência ocorrida pela expedição e postagem da Notificação da Autuação</w:t>
-      </w:r>
-      <w:r>
-        <w:rPr>
-          <w:spacing w:val="-13"/>
-        </w:rPr>
-        <w:t xml:space="preserve"> </w:t>
-      </w:r>
-      <w:r>
-        <w:t>fora</w:t>
-      </w:r>
-      <w:r>
-        <w:rPr>
-          <w:spacing w:val="-13"/>
-        </w:rPr>
-        <w:t xml:space="preserve"> </w:t>
-      </w:r>
-      <w:r>
-        <w:t>do</w:t>
-      </w:r>
-      <w:r>
-        <w:rPr>
-          <w:spacing w:val="-13"/>
-        </w:rPr>
-        <w:t xml:space="preserve"> </w:t>
-      </w:r>
-      <w:r>
-        <w:t>prazo</w:t>
-      </w:r>
-      <w:r>
-        <w:rPr>
-          <w:spacing w:val="-14"/>
-        </w:rPr>
-        <w:t xml:space="preserve"> </w:t>
-      </w:r>
-      <w:r>
-        <w:t>legal.</w:t>
-      </w:r>
-      <w:r>
-        <w:rPr>
-          <w:spacing w:val="-12"/>
-        </w:rPr>
-        <w:t xml:space="preserve"> </w:t>
-      </w:r>
-      <w:r>
-        <w:rPr>
-          <w:color w:val="FF0000"/>
-        </w:rPr>
-        <w:t>(Verificar</w:t>
-      </w:r>
-      <w:r>
-        <w:rPr>
-          <w:color w:val="FF0000"/>
-          <w:spacing w:val="-13"/>
-        </w:rPr>
-        <w:t xml:space="preserve"> </w:t>
-      </w:r>
-      <w:r>
-        <w:rPr>
-          <w:color w:val="FF0000"/>
-        </w:rPr>
-        <w:t>DETRANNET</w:t>
-      </w:r>
-      <w:r>
-        <w:rPr>
-          <w:color w:val="FF0000"/>
-          <w:spacing w:val="-13"/>
-        </w:rPr>
-        <w:t xml:space="preserve"> </w:t>
-      </w:r>
-      <w:r>
-        <w:rPr>
-          <w:color w:val="FF0000"/>
-        </w:rPr>
-        <w:t>–</w:t>
-      </w:r>
-      <w:r>
-        <w:rPr>
-          <w:color w:val="FF0000"/>
-          <w:spacing w:val="-13"/>
-        </w:rPr>
-        <w:t xml:space="preserve"> </w:t>
-      </w:r>
-      <w:r>
-        <w:rPr>
-          <w:color w:val="FF0000"/>
-        </w:rPr>
-        <w:t>data</w:t>
-      </w:r>
-      <w:r>
-        <w:rPr>
-          <w:color w:val="FF0000"/>
-          <w:spacing w:val="-13"/>
-        </w:rPr>
-        <w:t xml:space="preserve"> </w:t>
-      </w:r>
-      <w:r>
-        <w:rPr>
-          <w:color w:val="FF0000"/>
+        <w:t>Do exposto, com base na fundamentação retro, VOTO pelo cancelamento da autuação em virtude da decadência ocorrida pela expedição e postagem da Notificação da Autuação fora do prazo legal. {{ fundamento_voto }}</w:t>
+      </w:r>
+    </w:p>
+    <w:p>
+      <w:pPr>
+        <w:pStyle w:val="Corpodetexto"/>
+      </w:pPr>
+      <w:r>
+        <w:t>{%p endif %}</w:t>
+      </w:r>
+    </w:p>
+    <w:p>
+      <w:pPr>
+        <w:pStyle w:val="Corpodetexto"/>
+        <w:spacing w:before="2"/>
+        <w:rPr>
+          <w:iCs/>
+        </w:rPr>
+      </w:pPr>
+      <w:r>
+        <w:rPr>
+          <w:iCs/>
+        </w:rPr>
+        <w:t xml:space="preserve">{%p if voto_hip == </w:t>
+      </w:r>
+      <w:r>
+        <w:rPr>
+          <w:iCs/>
+        </w:rPr>
+        <w:t>7</w:t>
+      </w:r>
+      <w:r>
+        <w:rPr>
+          <w:iCs/>
+        </w:rPr>
+        <w:t xml:space="preserve"> %}</w:t>
+      </w:r>
+    </w:p>
+    <w:p>
+      <w:pPr>
+        <w:pStyle w:val="Ttulo2"/>
+      </w:pPr>
+      <w:r>
+        <w:rPr>
+          <w:color w:val="006FC0"/>
+        </w:rPr>
+        <w:t xml:space="preserve">{#p </w:t>
+      </w:r>
+      <w:r>
+        <w:rPr>
+          <w:color w:val="006FC0"/>
+        </w:rPr>
+        <w:t>Hipótese</w:t>
+      </w:r>
+      <w:r>
+        <w:rPr>
+          <w:color w:val="006FC0"/>
+          <w:spacing w:val="-3"/>
+        </w:rPr>
+        <w:t xml:space="preserve"> </w:t>
+      </w:r>
+      <w:r>
+        <w:rPr>
+          <w:color w:val="006FC0"/>
+        </w:rPr>
+        <w:t>7:</w:t>
+      </w:r>
+      <w:r>
+        <w:rPr>
+          <w:color w:val="006FC0"/>
+          <w:spacing w:val="-4"/>
+        </w:rPr>
+        <w:t xml:space="preserve"> </w:t>
+      </w:r>
+      <w:r>
+        <w:rPr>
+          <w:color w:val="006FC0"/>
+        </w:rPr>
+        <w:t>Cancelamento</w:t>
+      </w:r>
+      <w:r>
+        <w:rPr>
+          <w:color w:val="006FC0"/>
+          <w:spacing w:val="-3"/>
+        </w:rPr>
+        <w:t xml:space="preserve"> </w:t>
+      </w:r>
+      <w:r>
+        <w:rPr>
+          <w:color w:val="006FC0"/>
         </w:rPr>
         <w:t>da</w:t>
       </w:r>
       <w:r>
         <w:rPr>
-          <w:color w:val="FF0000"/>
-          <w:spacing w:val="-13"/>
-        </w:rPr>
-        <w:t xml:space="preserve"> </w:t>
-      </w:r>
-      <w:r>
-        <w:rPr>
-          <w:color w:val="FF0000"/>
-        </w:rPr>
-        <w:t>infração</w:t>
-      </w:r>
-      <w:r>
-        <w:rPr>
-          <w:color w:val="FF0000"/>
-          <w:spacing w:val="-14"/>
-        </w:rPr>
-        <w:t xml:space="preserve"> </w:t>
-      </w:r>
-      <w:r>
-        <w:rPr>
-          <w:color w:val="FF0000"/>
-        </w:rPr>
-        <w:t>e</w:t>
-      </w:r>
-      <w:r>
-        <w:rPr>
-          <w:color w:val="FF0000"/>
-          <w:spacing w:val="-13"/>
-        </w:rPr>
-        <w:t xml:space="preserve"> </w:t>
-      </w:r>
-      <w:r>
-        <w:rPr>
-          <w:color w:val="FF0000"/>
-        </w:rPr>
-        <w:t>a</w:t>
-      </w:r>
-      <w:r>
-        <w:rPr>
-          <w:color w:val="FF0000"/>
-          <w:spacing w:val="-13"/>
-        </w:rPr>
-        <w:t xml:space="preserve"> </w:t>
-      </w:r>
-      <w:r>
-        <w:rPr>
-          <w:color w:val="FF0000"/>
-        </w:rPr>
-        <w:t>data</w:t>
-      </w:r>
-      <w:r>
-        <w:rPr>
-          <w:color w:val="FF0000"/>
-          <w:spacing w:val="-14"/>
-        </w:rPr>
-        <w:t xml:space="preserve"> </w:t>
-      </w:r>
-      <w:r>
-        <w:rPr>
-          <w:color w:val="FF0000"/>
+          <w:color w:val="006FC0"/>
+          <w:spacing w:val="-3"/>
+        </w:rPr>
+        <w:t xml:space="preserve"> </w:t>
+      </w:r>
+      <w:r>
+        <w:rPr>
+          <w:color w:val="006FC0"/>
+        </w:rPr>
+        <w:t>autuação</w:t>
+      </w:r>
+      <w:r>
+        <w:rPr>
+          <w:color w:val="006FC0"/>
+          <w:spacing w:val="-3"/>
+        </w:rPr>
+        <w:t xml:space="preserve"> </w:t>
+      </w:r>
+      <w:r>
+        <w:rPr>
+          <w:color w:val="006FC0"/>
+        </w:rPr>
+        <w:t>por</w:t>
+      </w:r>
+      <w:r>
+        <w:rPr>
+          <w:color w:val="006FC0"/>
+          <w:spacing w:val="-3"/>
+        </w:rPr>
+        <w:t xml:space="preserve"> </w:t>
+      </w:r>
+      <w:r>
+        <w:rPr>
+          <w:color w:val="006FC0"/>
+        </w:rPr>
+        <w:t>decadência</w:t>
+      </w:r>
+      <w:r>
+        <w:rPr>
+          <w:color w:val="006FC0"/>
+          <w:spacing w:val="-3"/>
+        </w:rPr>
+        <w:t xml:space="preserve"> </w:t>
+      </w:r>
+      <w:r>
+        <w:rPr>
+          <w:color w:val="006FC0"/>
         </w:rPr>
         <w:t>da</w:t>
       </w:r>
       <w:r>
         <w:rPr>
-          <w:color w:val="FF0000"/>
-          <w:spacing w:val="-13"/>
-        </w:rPr>
-        <w:t xml:space="preserve"> </w:t>
-      </w:r>
-      <w:r>
-        <w:rPr>
-          <w:color w:val="FF0000"/>
-        </w:rPr>
-        <w:t>expedição e postagem da NA 30 dias)</w:t>
-      </w:r>
-    </w:p>
-    <w:p>
-      <w:pPr>
-        <w:pStyle w:val="Corpodetexto"/>
-        <w:spacing w:before="2"/>
-      </w:pPr>
-    </w:p>
-    <w:p>
-      <w:pPr>
-        <w:pStyle w:val="Ttulo2"/>
-      </w:pPr>
-      <w:r>
-        <w:rPr>
-          <w:color w:val="006FC0"/>
-        </w:rPr>
-        <w:t>Hipótese</w:t>
-      </w:r>
-      <w:r>
-        <w:rPr>
-          <w:color w:val="006FC0"/>
-          <w:spacing w:val="-3"/>
-        </w:rPr>
-        <w:t xml:space="preserve"> </w:t>
-      </w:r>
-      <w:r>
-        <w:rPr>
-          <w:color w:val="006FC0"/>
-        </w:rPr>
-        <w:t>7:</w:t>
+          <w:color w:val="006FC0"/>
+          <w:spacing w:val="-3"/>
+        </w:rPr>
+        <w:t xml:space="preserve"> </w:t>
+      </w:r>
+      <w:r>
+        <w:rPr>
+          <w:color w:val="006FC0"/>
+        </w:rPr>
+        <w:t>expedição</w:t>
       </w:r>
       <w:r>
         <w:rPr>
@@ -17175,19 +12097,6 @@
         <w:rPr>
           <w:color w:val="006FC0"/>
         </w:rPr>
-        <w:t>Cancelamento</w:t>
-      </w:r>
-      <w:r>
-        <w:rPr>
-          <w:color w:val="006FC0"/>
-          <w:spacing w:val="-3"/>
-        </w:rPr>
-        <w:t xml:space="preserve"> </w:t>
-      </w:r>
-      <w:r>
-        <w:rPr>
-          <w:color w:val="006FC0"/>
-        </w:rPr>
         <w:t>da</w:t>
       </w:r>
       <w:r>
@@ -17201,84 +12110,6 @@
         <w:rPr>
           <w:color w:val="006FC0"/>
         </w:rPr>
-        <w:t>autuação</w:t>
-      </w:r>
-      <w:r>
-        <w:rPr>
-          <w:color w:val="006FC0"/>
-          <w:spacing w:val="-3"/>
-        </w:rPr>
-        <w:t xml:space="preserve"> </w:t>
-      </w:r>
-      <w:r>
-        <w:rPr>
-          <w:color w:val="006FC0"/>
-        </w:rPr>
-        <w:t>por</w:t>
-      </w:r>
-      <w:r>
-        <w:rPr>
-          <w:color w:val="006FC0"/>
-          <w:spacing w:val="-3"/>
-        </w:rPr>
-        <w:t xml:space="preserve"> </w:t>
-      </w:r>
-      <w:r>
-        <w:rPr>
-          <w:color w:val="006FC0"/>
-        </w:rPr>
-        <w:t>decadência</w:t>
-      </w:r>
-      <w:r>
-        <w:rPr>
-          <w:color w:val="006FC0"/>
-          <w:spacing w:val="-3"/>
-        </w:rPr>
-        <w:t xml:space="preserve"> </w:t>
-      </w:r>
-      <w:r>
-        <w:rPr>
-          <w:color w:val="006FC0"/>
-        </w:rPr>
-        <w:t>da</w:t>
-      </w:r>
-      <w:r>
-        <w:rPr>
-          <w:color w:val="006FC0"/>
-          <w:spacing w:val="-3"/>
-        </w:rPr>
-        <w:t xml:space="preserve"> </w:t>
-      </w:r>
-      <w:r>
-        <w:rPr>
-          <w:color w:val="006FC0"/>
-        </w:rPr>
-        <w:t>expedição</w:t>
-      </w:r>
-      <w:r>
-        <w:rPr>
-          <w:color w:val="006FC0"/>
-          <w:spacing w:val="-4"/>
-        </w:rPr>
-        <w:t xml:space="preserve"> </w:t>
-      </w:r>
-      <w:r>
-        <w:rPr>
-          <w:color w:val="006FC0"/>
-        </w:rPr>
-        <w:t>da</w:t>
-      </w:r>
-      <w:r>
-        <w:rPr>
-          <w:color w:val="006FC0"/>
-          <w:spacing w:val="-3"/>
-        </w:rPr>
-        <w:t xml:space="preserve"> </w:t>
-      </w:r>
-      <w:r>
-        <w:rPr>
-          <w:color w:val="006FC0"/>
-        </w:rPr>
         <w:t>Notificação</w:t>
       </w:r>
       <w:r>
@@ -17300,6 +12131,13 @@
           <w:spacing w:val="-2"/>
         </w:rPr>
         <w:t>Penalidade</w:t>
+      </w:r>
+      <w:r>
+        <w:rPr>
+          <w:color w:val="006FC0"/>
+          <w:spacing w:val="-2"/>
+        </w:rPr>
+        <w:t xml:space="preserve"> #}</w:t>
       </w:r>
     </w:p>
     <w:p>
@@ -17309,13 +12147,42 @@
         <w:jc w:val="both"/>
       </w:pPr>
       <w:r>
-        <w:t xml:space="preserve">Do exposto, com base na fundamentação retro, VOTO pelo cancelamento da autuação em virtude da decadência ocorrida pela expedição e postagem da Notificação da Penalidade fora do prazo legal. </w:t>
-      </w:r>
-      <w:r>
-        <w:rPr>
-          <w:color w:val="FF0000"/>
-        </w:rPr>
-        <w:t>(Verificar DETRANNET – data da infração, se houve ou não defesa de autuação e a data da expedição e postagem da NP 180/360 dias)</w:t>
+        <w:t>Do exposto, com base na fundamentação retro, VOTO pelo cancelamento da autuação em virtude da decadência ocorrida pela expedição e postagem da Notificação da Penalidade fora do prazo legal. {{ fundamento_voto }}</w:t>
+      </w:r>
+    </w:p>
+    <w:p>
+      <w:pPr>
+        <w:pStyle w:val="Corpodetexto"/>
+      </w:pPr>
+      <w:r>
+        <w:t>{%p endif %}</w:t>
+      </w:r>
+    </w:p>
+    <w:p>
+      <w:pPr>
+        <w:pStyle w:val="Corpodetexto"/>
+        <w:spacing w:before="2"/>
+        <w:rPr>
+          <w:iCs/>
+        </w:rPr>
+      </w:pPr>
+      <w:r>
+        <w:rPr>
+          <w:iCs/>
+        </w:rPr>
+        <w:t xml:space="preserve">{%p if voto_hip == </w:t>
+      </w:r>
+      <w:r>
+        <w:rPr>
+          <w:iCs/>
+        </w:rPr>
+        <w:t>8</w:t>
+      </w:r>
+      <w:r>
+        <w:rPr>
+          <w:iCs/>
+        </w:rPr>
+        <w:t xml:space="preserve"> %}</w:t>
       </w:r>
     </w:p>
     <w:p>
@@ -17336,6 +12203,12 @@
         <w:rPr>
           <w:color w:val="006FC0"/>
         </w:rPr>
+        <w:t xml:space="preserve">{#p </w:t>
+      </w:r>
+      <w:r>
+        <w:rPr>
+          <w:color w:val="006FC0"/>
+        </w:rPr>
         <w:t>Hipótese</w:t>
       </w:r>
       <w:r>
@@ -17383,6 +12256,13 @@
           <w:spacing w:val="-2"/>
         </w:rPr>
         <w:t>reconsideração)</w:t>
+      </w:r>
+      <w:r>
+        <w:rPr>
+          <w:color w:val="006FC0"/>
+          <w:spacing w:val="-2"/>
+        </w:rPr>
+        <w:t xml:space="preserve"> #}</w:t>
       </w:r>
     </w:p>
     <w:p>
@@ -17527,222 +12407,47 @@
     <w:p>
       <w:pPr>
         <w:pStyle w:val="Corpodetexto"/>
-        <w:sectPr>
-          <w:pgSz w:w="11910" w:h="16840"/>
-          <w:pgMar w:top="1600" w:right="992" w:bottom="1200" w:left="1700" w:header="292" w:footer="1008" w:gutter="0"/>
-          <w:cols w:space="720"/>
-        </w:sectPr>
-      </w:pPr>
-    </w:p>
-    <w:p>
-      <w:pPr>
-        <w:pStyle w:val="Corpodetexto"/>
         <w:spacing w:before="80"/>
         <w:ind w:left="1"/>
       </w:pPr>
       <w:r>
-        <w:lastRenderedPageBreak/>
-        <w:t>processo</w:t>
-      </w:r>
-      <w:r>
-        <w:rPr>
-          <w:spacing w:val="-10"/>
-        </w:rPr>
-        <w:t xml:space="preserve"> </w:t>
-      </w:r>
-      <w:r>
-        <w:t>(</w:t>
-      </w:r>
-      <w:r>
-        <w:rPr>
-          <w:color w:val="FF0000"/>
-        </w:rPr>
-        <w:t>número</w:t>
-      </w:r>
-      <w:r>
-        <w:rPr>
-          <w:color w:val="FF0000"/>
-          <w:spacing w:val="-10"/>
-        </w:rPr>
-        <w:t xml:space="preserve"> </w:t>
-      </w:r>
-      <w:r>
-        <w:rPr>
-          <w:color w:val="FF0000"/>
-        </w:rPr>
-        <w:t>do</w:t>
-      </w:r>
-      <w:r>
-        <w:rPr>
-          <w:color w:val="FF0000"/>
-          <w:spacing w:val="-11"/>
-        </w:rPr>
-        <w:t xml:space="preserve"> </w:t>
-      </w:r>
-      <w:r>
-        <w:rPr>
-          <w:color w:val="FF0000"/>
-        </w:rPr>
-        <w:t>recurso</w:t>
-      </w:r>
-      <w:r>
-        <w:rPr>
-          <w:color w:val="FF0000"/>
-          <w:spacing w:val="-11"/>
-        </w:rPr>
-        <w:t xml:space="preserve"> </w:t>
-      </w:r>
-      <w:r>
-        <w:rPr>
-          <w:color w:val="FF0000"/>
-        </w:rPr>
-        <w:t>no</w:t>
-      </w:r>
-      <w:r>
-        <w:rPr>
-          <w:color w:val="FF0000"/>
-          <w:spacing w:val="-11"/>
-        </w:rPr>
-        <w:t xml:space="preserve"> </w:t>
-      </w:r>
-      <w:r>
-        <w:rPr>
-          <w:color w:val="FF0000"/>
-        </w:rPr>
-        <w:t>âmbito</w:t>
-      </w:r>
-      <w:r>
-        <w:rPr>
-          <w:color w:val="FF0000"/>
-          <w:spacing w:val="-11"/>
-        </w:rPr>
-        <w:t xml:space="preserve"> </w:t>
-      </w:r>
-      <w:r>
-        <w:rPr>
-          <w:color w:val="FF0000"/>
-        </w:rPr>
-        <w:t>do</w:t>
-      </w:r>
-      <w:r>
-        <w:rPr>
-          <w:color w:val="FF0000"/>
-          <w:spacing w:val="-11"/>
-        </w:rPr>
-        <w:t xml:space="preserve"> </w:t>
-      </w:r>
-      <w:r>
-        <w:rPr>
-          <w:color w:val="FF0000"/>
-        </w:rPr>
-        <w:t>CETRAN</w:t>
-      </w:r>
-      <w:r>
-        <w:rPr>
-          <w:color w:val="FF0000"/>
-          <w:spacing w:val="-12"/>
-        </w:rPr>
-        <w:t xml:space="preserve"> </w:t>
-      </w:r>
-      <w:r>
-        <w:rPr>
-          <w:color w:val="FF0000"/>
-        </w:rPr>
-        <w:t>no</w:t>
-      </w:r>
-      <w:r>
-        <w:rPr>
-          <w:color w:val="FF0000"/>
-          <w:spacing w:val="-11"/>
-        </w:rPr>
-        <w:t xml:space="preserve"> </w:t>
-      </w:r>
-      <w:r>
-        <w:rPr>
-          <w:color w:val="FF0000"/>
-        </w:rPr>
-        <w:t>sistema</w:t>
-      </w:r>
-      <w:r>
-        <w:rPr>
-          <w:color w:val="FF0000"/>
-          <w:spacing w:val="-10"/>
-        </w:rPr>
-        <w:t xml:space="preserve"> </w:t>
-      </w:r>
-      <w:r>
-        <w:rPr>
-          <w:color w:val="FF0000"/>
-        </w:rPr>
-        <w:t>DETRANNET</w:t>
-      </w:r>
-      <w:r>
-        <w:rPr>
-          <w:color w:val="FF0000"/>
-          <w:spacing w:val="-11"/>
-        </w:rPr>
-        <w:t xml:space="preserve"> </w:t>
-      </w:r>
-      <w:r>
-        <w:rPr>
-          <w:color w:val="FF0000"/>
-        </w:rPr>
-        <w:t>para</w:t>
-      </w:r>
-      <w:r>
-        <w:rPr>
-          <w:color w:val="FF0000"/>
-          <w:spacing w:val="-9"/>
-        </w:rPr>
-        <w:t xml:space="preserve"> </w:t>
-      </w:r>
-      <w:r>
-        <w:rPr>
-          <w:color w:val="FF0000"/>
-        </w:rPr>
-        <w:t>o</w:t>
-      </w:r>
-      <w:r>
-        <w:rPr>
-          <w:color w:val="FF0000"/>
-          <w:spacing w:val="-11"/>
-        </w:rPr>
-        <w:t xml:space="preserve"> </w:t>
-      </w:r>
-      <w:r>
-        <w:rPr>
-          <w:color w:val="FF0000"/>
-        </w:rPr>
-        <w:t>auto</w:t>
-      </w:r>
-      <w:r>
-        <w:rPr>
-          <w:color w:val="FF0000"/>
-          <w:spacing w:val="-10"/>
-        </w:rPr>
-        <w:t xml:space="preserve"> </w:t>
-      </w:r>
-      <w:r>
-        <w:rPr>
-          <w:color w:val="FF0000"/>
-        </w:rPr>
-        <w:t xml:space="preserve">em análise), </w:t>
-      </w:r>
-      <w:r>
-        <w:t xml:space="preserve">na data de </w:t>
-      </w:r>
-      <w:r>
-        <w:rPr>
-          <w:color w:val="FF0000"/>
-        </w:rPr>
-        <w:t>(data lançamento resultado DETRANNET)</w:t>
-      </w:r>
-    </w:p>
-    <w:p>
-      <w:pPr>
-        <w:pStyle w:val="Corpodetexto"/>
-        <w:spacing w:before="1"/>
-      </w:pPr>
+        <w:t>processo {{ processo_cetran_anterior }}, na data de {{ data_resultado_anterior }}</w:t>
+      </w:r>
+    </w:p>
+    <w:p>
+      <w:pPr>
+        <w:pStyle w:val="Corpodetexto"/>
+      </w:pPr>
+      <w:r>
+        <w:t>{%p endif %}</w:t>
+      </w:r>
+    </w:p>
+    <w:p>
+      <w:pPr>
+        <w:pStyle w:val="Corpodetexto"/>
+        <w:spacing w:before="2"/>
+        <w:rPr>
+          <w:iCs/>
+        </w:rPr>
+      </w:pPr>
+      <w:r>
+        <w:rPr>
+          <w:iCs/>
+        </w:rPr>
+        <w:t xml:space="preserve">{%p if voto_hip == </w:t>
+      </w:r>
+      <w:r>
+        <w:rPr>
+          <w:iCs/>
+        </w:rPr>
+        <w:t>9</w:t>
+      </w:r>
+      <w:r>
+        <w:rPr>
+          <w:iCs/>
+        </w:rPr>
+        <w:t xml:space="preserve"> %}</w:t>
+      </w:r>
     </w:p>
     <w:p>
       <w:pPr>
@@ -17752,6 +12457,12 @@
         <w:rPr>
           <w:color w:val="006FC0"/>
         </w:rPr>
+        <w:t xml:space="preserve">{#p </w:t>
+      </w:r>
+      <w:r>
+        <w:rPr>
+          <w:color w:val="006FC0"/>
+        </w:rPr>
         <w:t>Hipótese</w:t>
       </w:r>
       <w:r>
@@ -17799,6 +12510,13 @@
           <w:spacing w:val="-2"/>
         </w:rPr>
         <w:t>julgamento</w:t>
+      </w:r>
+      <w:r>
+        <w:rPr>
+          <w:color w:val="006FC0"/>
+          <w:spacing w:val="-2"/>
+        </w:rPr>
+        <w:t xml:space="preserve"> #}</w:t>
       </w:r>
     </w:p>
     <w:p>
@@ -17809,245 +12527,43 @@
         <w:jc w:val="both"/>
       </w:pPr>
       <w:r>
-        <w:t>Do</w:t>
-      </w:r>
-      <w:r>
-        <w:rPr>
-          <w:spacing w:val="-15"/>
-        </w:rPr>
-        <w:t xml:space="preserve"> </w:t>
-      </w:r>
-      <w:r>
-        <w:t>exposto,</w:t>
-      </w:r>
-      <w:r>
-        <w:rPr>
-          <w:spacing w:val="-13"/>
-        </w:rPr>
-        <w:t xml:space="preserve"> </w:t>
-      </w:r>
-      <w:r>
-        <w:t>com</w:t>
-      </w:r>
-      <w:r>
-        <w:rPr>
-          <w:spacing w:val="-15"/>
-        </w:rPr>
-        <w:t xml:space="preserve"> </w:t>
-      </w:r>
-      <w:r>
-        <w:t>base</w:t>
-      </w:r>
-      <w:r>
-        <w:rPr>
-          <w:spacing w:val="-14"/>
-        </w:rPr>
-        <w:t xml:space="preserve"> </w:t>
-      </w:r>
-      <w:r>
-        <w:t>na</w:t>
-      </w:r>
-      <w:r>
-        <w:rPr>
-          <w:spacing w:val="-13"/>
-        </w:rPr>
-        <w:t xml:space="preserve"> </w:t>
-      </w:r>
-      <w:r>
-        <w:t>fundamentação</w:t>
-      </w:r>
-      <w:r>
-        <w:rPr>
-          <w:spacing w:val="-14"/>
-        </w:rPr>
-        <w:t xml:space="preserve"> </w:t>
-      </w:r>
-      <w:r>
-        <w:t>retro,</w:t>
-      </w:r>
-      <w:r>
-        <w:rPr>
-          <w:spacing w:val="-14"/>
-        </w:rPr>
-        <w:t xml:space="preserve"> </w:t>
-      </w:r>
-      <w:r>
-        <w:t>VOTO</w:t>
-      </w:r>
-      <w:r>
-        <w:rPr>
-          <w:spacing w:val="-15"/>
-        </w:rPr>
-        <w:t xml:space="preserve"> </w:t>
-      </w:r>
-      <w:r>
-        <w:t>pelo</w:t>
-      </w:r>
-      <w:r>
-        <w:rPr>
-          <w:spacing w:val="-12"/>
-        </w:rPr>
-        <w:t xml:space="preserve"> </w:t>
-      </w:r>
-      <w:r>
-        <w:t>deferimento</w:t>
-      </w:r>
-      <w:r>
-        <w:rPr>
-          <w:spacing w:val="-14"/>
-        </w:rPr>
-        <w:t xml:space="preserve"> </w:t>
-      </w:r>
-      <w:r>
-        <w:t>do</w:t>
-      </w:r>
-      <w:r>
-        <w:rPr>
-          <w:spacing w:val="-14"/>
-        </w:rPr>
-        <w:t xml:space="preserve"> </w:t>
-      </w:r>
-      <w:r>
-        <w:t>recurso, por</w:t>
-      </w:r>
-      <w:r>
-        <w:rPr>
-          <w:spacing w:val="-7"/>
-        </w:rPr>
-        <w:t xml:space="preserve"> </w:t>
-      </w:r>
-      <w:r>
-        <w:t>restar</w:t>
-      </w:r>
-      <w:r>
-        <w:rPr>
-          <w:spacing w:val="-7"/>
-        </w:rPr>
-        <w:t xml:space="preserve"> </w:t>
-      </w:r>
-      <w:r>
-        <w:t>comprovado</w:t>
-      </w:r>
-      <w:r>
-        <w:rPr>
-          <w:spacing w:val="-7"/>
-        </w:rPr>
-        <w:t xml:space="preserve"> </w:t>
-      </w:r>
-      <w:r>
-        <w:t>que</w:t>
-      </w:r>
-      <w:r>
-        <w:rPr>
-          <w:spacing w:val="-7"/>
-        </w:rPr>
-        <w:t xml:space="preserve"> </w:t>
-      </w:r>
-      <w:r>
-        <w:t>houve</w:t>
-      </w:r>
-      <w:r>
-        <w:rPr>
-          <w:spacing w:val="-7"/>
-        </w:rPr>
-        <w:t xml:space="preserve"> </w:t>
-      </w:r>
-      <w:r>
-        <w:t>supressão</w:t>
-      </w:r>
-      <w:r>
-        <w:rPr>
-          <w:spacing w:val="-6"/>
-        </w:rPr>
-        <w:t xml:space="preserve"> </w:t>
-      </w:r>
-      <w:r>
-        <w:t>de</w:t>
-      </w:r>
-      <w:r>
-        <w:rPr>
-          <w:spacing w:val="-7"/>
-        </w:rPr>
-        <w:t xml:space="preserve"> </w:t>
-      </w:r>
-      <w:r>
-        <w:t>instância</w:t>
-      </w:r>
-      <w:r>
-        <w:rPr>
-          <w:spacing w:val="-6"/>
-        </w:rPr>
-        <w:t xml:space="preserve"> </w:t>
-      </w:r>
-      <w:r>
-        <w:t>de</w:t>
-      </w:r>
-      <w:r>
-        <w:rPr>
-          <w:spacing w:val="-7"/>
-        </w:rPr>
-        <w:t xml:space="preserve"> </w:t>
-      </w:r>
-      <w:r>
-        <w:t>julgamento,</w:t>
-      </w:r>
-      <w:r>
-        <w:rPr>
-          <w:spacing w:val="-6"/>
-        </w:rPr>
-        <w:t xml:space="preserve"> </w:t>
-      </w:r>
-      <w:r>
-        <w:t>ao</w:t>
-      </w:r>
-      <w:r>
-        <w:rPr>
-          <w:spacing w:val="-7"/>
-        </w:rPr>
-        <w:t xml:space="preserve"> </w:t>
-      </w:r>
-      <w:r>
-        <w:t>analisar</w:t>
-      </w:r>
-      <w:r>
-        <w:rPr>
-          <w:spacing w:val="-7"/>
-        </w:rPr>
-        <w:t xml:space="preserve"> </w:t>
-      </w:r>
-      <w:r>
-        <w:t>a</w:t>
-      </w:r>
-      <w:r>
-        <w:rPr>
-          <w:spacing w:val="-7"/>
-        </w:rPr>
-        <w:t xml:space="preserve"> </w:t>
-      </w:r>
-      <w:r>
-        <w:t>defesa</w:t>
-      </w:r>
-      <w:r>
-        <w:rPr>
-          <w:spacing w:val="-7"/>
-        </w:rPr>
-        <w:t xml:space="preserve"> </w:t>
-      </w:r>
-      <w:r>
-        <w:t xml:space="preserve">da autuação como recurso na JARI </w:t>
-      </w:r>
-      <w:r>
-        <w:rPr>
-          <w:color w:val="FF0000"/>
-        </w:rPr>
-        <w:t>{{ jari_origem }} {# nome da JARI #}.</w:t>
+        <w:t>Do exposto, com base na fundamentação retro, VOTO pelo deferimento do recurso, por restar comprovado que houve supressão de instância de julgamento, ao analisar a defesa da autuação como recurso na JARI {{ jari_origem }}.</w:t>
+      </w:r>
+    </w:p>
+    <w:p>
+      <w:pPr>
+        <w:pStyle w:val="Corpodetexto"/>
+      </w:pPr>
+      <w:r>
+        <w:t>{%p endif %}</w:t>
       </w:r>
     </w:p>
     <w:p>
       <w:pPr>
         <w:pStyle w:val="Corpodetexto"/>
         <w:spacing w:before="2"/>
-      </w:pPr>
+        <w:rPr>
+          <w:iCs/>
+        </w:rPr>
+      </w:pPr>
+      <w:r>
+        <w:rPr>
+          <w:iCs/>
+        </w:rPr>
+        <w:t xml:space="preserve">{%p if voto_hip == </w:t>
+      </w:r>
+      <w:r>
+        <w:rPr>
+          <w:iCs/>
+        </w:rPr>
+        <w:t>10</w:t>
+      </w:r>
+      <w:r>
+        <w:rPr>
+          <w:iCs/>
+        </w:rPr>
+        <w:t xml:space="preserve"> %}</w:t>
+      </w:r>
     </w:p>
     <w:p>
       <w:pPr>
@@ -18057,6 +12573,12 @@
         <w:rPr>
           <w:color w:val="006FC0"/>
         </w:rPr>
+        <w:t xml:space="preserve">{#p </w:t>
+      </w:r>
+      <w:r>
+        <w:rPr>
+          <w:color w:val="006FC0"/>
+        </w:rPr>
         <w:t>Hipótese</w:t>
       </w:r>
       <w:r>
@@ -18111,6 +12633,13 @@
           <w:spacing w:val="-2"/>
         </w:rPr>
         <w:t>mérito).</w:t>
+      </w:r>
+      <w:r>
+        <w:rPr>
+          <w:color w:val="006FC0"/>
+          <w:spacing w:val="-2"/>
+        </w:rPr>
+        <w:t xml:space="preserve"> #}</w:t>
       </w:r>
     </w:p>
     <w:p>
@@ -18135,8 +12664,37 @@
     <w:p>
       <w:pPr>
         <w:pStyle w:val="Corpodetexto"/>
+      </w:pPr>
+      <w:r>
+        <w:t>{%p endif %}</w:t>
+      </w:r>
+    </w:p>
+    <w:p>
+      <w:pPr>
+        <w:pStyle w:val="Corpodetexto"/>
         <w:spacing w:before="2"/>
-      </w:pPr>
+        <w:rPr>
+          <w:iCs/>
+        </w:rPr>
+      </w:pPr>
+      <w:r>
+        <w:rPr>
+          <w:iCs/>
+        </w:rPr>
+        <w:t>{%p if voto_hip == 1</w:t>
+      </w:r>
+      <w:r>
+        <w:rPr>
+          <w:iCs/>
+        </w:rPr>
+        <w:t>1</w:t>
+      </w:r>
+      <w:r>
+        <w:rPr>
+          <w:iCs/>
+        </w:rPr>
+        <w:t xml:space="preserve"> %}</w:t>
+      </w:r>
     </w:p>
     <w:p>
       <w:pPr>
@@ -18146,6 +12704,12 @@
         <w:rPr>
           <w:color w:val="006FC0"/>
         </w:rPr>
+        <w:t xml:space="preserve">{#p </w:t>
+      </w:r>
+      <w:r>
+        <w:rPr>
+          <w:color w:val="006FC0"/>
+        </w:rPr>
         <w:t>Hipótese</w:t>
       </w:r>
       <w:r>
@@ -18200,6 +12764,13 @@
           <w:spacing w:val="-2"/>
         </w:rPr>
         <w:t>mérito).</w:t>
+      </w:r>
+      <w:r>
+        <w:rPr>
+          <w:color w:val="006FC0"/>
+          <w:spacing w:val="-2"/>
+        </w:rPr>
+        <w:t xml:space="preserve"> #}</w:t>
       </w:r>
     </w:p>
     <w:p>
@@ -18306,6 +12877,14 @@
       <w:pPr>
         <w:pStyle w:val="Corpodetexto"/>
       </w:pPr>
+      <w:r>
+        <w:t>{%p endif %}</w:t>
+      </w:r>
+    </w:p>
+    <w:p>
+      <w:pPr>
+        <w:pStyle w:val="Corpodetexto"/>
+      </w:pPr>
     </w:p>
     <w:p>
       <w:pPr>
@@ -18318,50 +12897,7 @@
         <w:ind w:left="6054"/>
       </w:pPr>
       <w:r>
-        <w:t>Cuiabá-MT,</w:t>
-      </w:r>
-      <w:r>
-        <w:rPr>
-          <w:spacing w:val="-3"/>
-        </w:rPr>
-        <w:t xml:space="preserve"> </w:t>
-      </w:r>
-      <w:r>
-        <w:rPr>
-          <w:color w:val="FF0000"/>
-        </w:rPr>
-        <w:t xml:space="preserve">dia </w:t>
-      </w:r>
-      <w:r>
-        <w:t>de</w:t>
-      </w:r>
-      <w:r>
-        <w:rPr>
-          <w:spacing w:val="-1"/>
-        </w:rPr>
-        <w:t xml:space="preserve"> </w:t>
-      </w:r>
-      <w:r>
-        <w:rPr>
-          <w:color w:val="FF0000"/>
-        </w:rPr>
-        <w:t xml:space="preserve">mês </w:t>
-      </w:r>
-      <w:r>
-        <w:t xml:space="preserve">de </w:t>
-      </w:r>
-      <w:r>
-        <w:rPr>
-          <w:color w:val="FF0000"/>
-          <w:spacing w:val="-4"/>
-        </w:rPr>
-        <w:t>ano</w:t>
-      </w:r>
-      <w:r>
-        <w:rPr>
-          <w:spacing w:val="-4"/>
-        </w:rPr>
-        <w:t>.</w:t>
+        <w:t>Cuiabá-MT, {{ data_parecer }}.</w:t>
       </w:r>
     </w:p>
     <w:p>
@@ -18381,43 +12917,7 @@
         <w:jc w:val="center"/>
       </w:pPr>
       <w:r>
-        <w:rPr>
-          <w:color w:val="FF0000"/>
-        </w:rPr>
-        <w:t>ASSINATURA</w:t>
-      </w:r>
-      <w:r>
-        <w:rPr>
-          <w:color w:val="FF0000"/>
-          <w:spacing w:val="-1"/>
-        </w:rPr>
-        <w:t xml:space="preserve"> </w:t>
-      </w:r>
-      <w:r>
-        <w:rPr>
-          <w:color w:val="FF0000"/>
-        </w:rPr>
-        <w:t>DO</w:t>
-      </w:r>
-      <w:r>
-        <w:rPr>
-          <w:color w:val="FF0000"/>
-          <w:spacing w:val="-1"/>
-        </w:rPr>
-        <w:t xml:space="preserve"> </w:t>
-      </w:r>
-      <w:r>
-        <w:rPr>
-          <w:color w:val="FF0000"/>
-        </w:rPr>
-        <w:t xml:space="preserve">RELATOR </w:t>
-      </w:r>
-      <w:r>
-        <w:rPr>
-          <w:color w:val="FF0000"/>
-          <w:spacing w:val="-2"/>
-        </w:rPr>
-        <w:t>ELETRÔNICA</w:t>
+        <w:t>{{ assinatura_relator }}</w:t>
       </w:r>
     </w:p>
     <w:p>
@@ -18430,53 +12930,7 @@
         </w:rPr>
       </w:pPr>
       <w:r>
-        <w:rPr>
-          <w:b/>
-          <w:color w:val="FF0000"/>
-          <w:sz w:val="24"/>
-        </w:rPr>
-        <w:t>NOME</w:t>
-      </w:r>
-      <w:r>
-        <w:rPr>
-          <w:b/>
-          <w:color w:val="FF0000"/>
-          <w:spacing w:val="-15"/>
-          <w:sz w:val="24"/>
-        </w:rPr>
-        <w:t xml:space="preserve"> </w:t>
-      </w:r>
-      <w:r>
-        <w:rPr>
-          <w:b/>
-          <w:color w:val="FF0000"/>
-          <w:sz w:val="24"/>
-        </w:rPr>
-        <w:t>DO</w:t>
-      </w:r>
-      <w:r>
-        <w:rPr>
-          <w:b/>
-          <w:color w:val="FF0000"/>
-          <w:spacing w:val="-15"/>
-          <w:sz w:val="24"/>
-        </w:rPr>
-        <w:t xml:space="preserve"> </w:t>
-      </w:r>
-      <w:r>
-        <w:rPr>
-          <w:b/>
-          <w:color w:val="FF0000"/>
-          <w:sz w:val="24"/>
-        </w:rPr>
-        <w:t xml:space="preserve">RELATOR </w:t>
-      </w:r>
-      <w:r>
-        <w:rPr>
-          <w:spacing w:val="-2"/>
-          <w:sz w:val="24"/>
-        </w:rPr>
-        <w:t>CONSELHEIRO CETRAN/MT</w:t>
+        <w:t>{{ nome_relator }} CONSELHEIRO CETRAN/MT</w:t>
       </w:r>
     </w:p>
     <w:p>
@@ -18597,94 +13051,7 @@
         </w:rPr>
       </w:pPr>
       <w:r>
-        <w:rPr>
-          <w:color w:val="FF0000"/>
-          <w:sz w:val="24"/>
-        </w:rPr>
-        <w:t>GERAR</w:t>
-      </w:r>
-      <w:r>
-        <w:rPr>
-          <w:color w:val="FF0000"/>
-          <w:spacing w:val="-1"/>
-          <w:sz w:val="24"/>
-        </w:rPr>
-        <w:t xml:space="preserve"> </w:t>
-      </w:r>
-      <w:r>
-        <w:rPr>
-          <w:color w:val="FF0000"/>
-          <w:sz w:val="24"/>
-        </w:rPr>
-        <w:t>RESUMO</w:t>
-      </w:r>
-      <w:r>
-        <w:rPr>
-          <w:color w:val="FF0000"/>
-          <w:spacing w:val="-1"/>
-          <w:sz w:val="24"/>
-        </w:rPr>
-        <w:t xml:space="preserve"> </w:t>
-      </w:r>
-      <w:r>
-        <w:rPr>
-          <w:color w:val="FF0000"/>
-          <w:sz w:val="24"/>
-        </w:rPr>
-        <w:t>DO</w:t>
-      </w:r>
-      <w:r>
-        <w:rPr>
-          <w:color w:val="FF0000"/>
-          <w:spacing w:val="-1"/>
-          <w:sz w:val="24"/>
-        </w:rPr>
-        <w:t xml:space="preserve"> </w:t>
-      </w:r>
-      <w:r>
-        <w:rPr>
-          <w:color w:val="FF0000"/>
-          <w:sz w:val="24"/>
-        </w:rPr>
-        <w:t>VOTO</w:t>
-      </w:r>
-      <w:r>
-        <w:rPr>
-          <w:color w:val="FF0000"/>
-          <w:spacing w:val="-1"/>
-          <w:sz w:val="24"/>
-        </w:rPr>
-        <w:t xml:space="preserve"> </w:t>
-      </w:r>
-      <w:r>
-        <w:rPr>
-          <w:color w:val="FF0000"/>
-          <w:sz w:val="24"/>
-        </w:rPr>
-        <w:t>EM</w:t>
-      </w:r>
-      <w:r>
-        <w:rPr>
-          <w:color w:val="FF0000"/>
-          <w:spacing w:val="-1"/>
-          <w:sz w:val="24"/>
-        </w:rPr>
-        <w:t xml:space="preserve"> </w:t>
-      </w:r>
-      <w:r>
-        <w:rPr>
-          <w:color w:val="FF0000"/>
-          <w:sz w:val="24"/>
-        </w:rPr>
-        <w:t xml:space="preserve">ARQUIVO </w:t>
-      </w:r>
-      <w:r>
-        <w:rPr>
-          <w:color w:val="FF0000"/>
-          <w:spacing w:val="-2"/>
-          <w:sz w:val="24"/>
-        </w:rPr>
-        <w:t>ANEXO</w:t>
+        <w:t>{{ resumo_voto_anexo }}</w:t>
       </w:r>
     </w:p>
     <w:sectPr>
@@ -18697,7 +13064,7 @@
 </file>
 
 <file path=word/endnotes.xml><?xml version="1.0" encoding="utf-8"?>
-<w:endnotes xmlns:wpc="http://schemas.microsoft.com/office/word/2010/wordprocessingCanvas" xmlns:cx="http://schemas.microsoft.com/office/drawing/2014/chartex" xmlns:cx1="http://schemas.microsoft.com/office/drawing/2015/9/8/chartex" xmlns:mc="http://schemas.openxmlformats.org/markup-compatibility/2006" xmlns:o="urn:schemas-microsoft-com:office:office" xmlns:r="http://schemas.openxmlformats.org/officeDocument/2006/relationships" xmlns:m="http://schemas.openxmlformats.org/officeDocument/2006/math" xmlns:v="urn:schemas-microsoft-com:vml" xmlns:wp14="http://schemas.microsoft.com/office/word/2010/wordprocessingDrawing" xmlns:wp="http://schemas.openxmlformats.org/drawingml/2006/wordprocessingDrawing" xmlns:w10="urn:schemas-microsoft-com:office:word" xmlns:w="http://schemas.openxmlformats.org/wordprocessingml/2006/main" xmlns:w14="http://schemas.microsoft.com/office/word/2010/wordml" xmlns:w15="http://schemas.microsoft.com/office/word/2012/wordml" xmlns:w16se="http://schemas.microsoft.com/office/word/2015/wordml/symex" xmlns:wpg="http://schemas.microsoft.com/office/word/2010/wordprocessingGroup" xmlns:wpi="http://schemas.microsoft.com/office/word/2010/wordprocessingInk" xmlns:wne="http://schemas.microsoft.com/office/word/2006/wordml" xmlns:wps="http://schemas.microsoft.com/office/word/2010/wordprocessingShape" mc:Ignorable="w14 w15 w16se wp14">
+<w:endnotes xmlns:wpc="http://schemas.microsoft.com/office/word/2010/wordprocessingCanvas" xmlns:cx="http://schemas.microsoft.com/office/drawing/2014/chartex" xmlns:cx1="http://schemas.microsoft.com/office/drawing/2015/9/8/chartex" xmlns:cx2="http://schemas.microsoft.com/office/drawing/2015/10/21/chartex" xmlns:cx3="http://schemas.microsoft.com/office/drawing/2016/5/9/chartex" xmlns:cx4="http://schemas.microsoft.com/office/drawing/2016/5/10/chartex" xmlns:cx5="http://schemas.microsoft.com/office/drawing/2016/5/11/chartex" xmlns:cx6="http://schemas.microsoft.com/office/drawing/2016/5/12/chartex" xmlns:cx7="http://schemas.microsoft.com/office/drawing/2016/5/13/chartex" xmlns:cx8="http://schemas.microsoft.com/office/drawing/2016/5/14/chartex" xmlns:mc="http://schemas.openxmlformats.org/markup-compatibility/2006" xmlns:aink="http://schemas.microsoft.com/office/drawing/2016/ink" xmlns:am3d="http://schemas.microsoft.com/office/drawing/2017/model3d" xmlns:o="urn:schemas-microsoft-com:office:office" xmlns:oel="http://schemas.microsoft.com/office/2019/extlst" xmlns:r="http://schemas.openxmlformats.org/officeDocument/2006/relationships" xmlns:m="http://schemas.openxmlformats.org/officeDocument/2006/math" xmlns:v="urn:schemas-microsoft-com:vml" xmlns:wp14="http://schemas.microsoft.com/office/word/2010/wordprocessingDrawing" xmlns:wp="http://schemas.openxmlformats.org/drawingml/2006/wordprocessingDrawing" xmlns:w10="urn:schemas-microsoft-com:office:word" xmlns:w="http://schemas.openxmlformats.org/wordprocessingml/2006/main" xmlns:w14="http://schemas.microsoft.com/office/word/2010/wordml" xmlns:w15="http://schemas.microsoft.com/office/word/2012/wordml" xmlns:w16cex="http://schemas.microsoft.com/office/word/2018/wordml/cex" xmlns:w16cid="http://schemas.microsoft.com/office/word/2016/wordml/cid" xmlns:w16="http://schemas.microsoft.com/office/word/2018/wordml" xmlns:w16du="http://schemas.microsoft.com/office/word/2023/wordml/word16du" xmlns:w16sdtdh="http://schemas.microsoft.com/office/word/2020/wordml/sdtdatahash" xmlns:w16sdtfl="http://schemas.microsoft.com/office/word/2024/wordml/sdtformatlock" xmlns:w16se="http://schemas.microsoft.com/office/word/2015/wordml/symex" xmlns:wpg="http://schemas.microsoft.com/office/word/2010/wordprocessingGroup" xmlns:wpi="http://schemas.microsoft.com/office/word/2010/wordprocessingInk" xmlns:wne="http://schemas.microsoft.com/office/word/2006/wordml" xmlns:wps="http://schemas.microsoft.com/office/word/2010/wordprocessingShape" mc:Ignorable="w14 w15 w16se w16cid w16 w16cex w16sdtdh w16sdtfl w16du wp14">
   <w:endnote w:type="separator" w:id="-1">
     <w:p>
       <w:r>
@@ -18716,7 +13083,7 @@
 </file>
 
 <file path=word/footer1.xml><?xml version="1.0" encoding="utf-8"?>
-<w:ftr xmlns:wpc="http://schemas.microsoft.com/office/word/2010/wordprocessingCanvas" xmlns:cx="http://schemas.microsoft.com/office/drawing/2014/chartex" xmlns:cx1="http://schemas.microsoft.com/office/drawing/2015/9/8/chartex" xmlns:mc="http://schemas.openxmlformats.org/markup-compatibility/2006" xmlns:o="urn:schemas-microsoft-com:office:office" xmlns:r="http://schemas.openxmlformats.org/officeDocument/2006/relationships" xmlns:m="http://schemas.openxmlformats.org/officeDocument/2006/math" xmlns:v="urn:schemas-microsoft-com:vml" xmlns:wp14="http://schemas.microsoft.com/office/word/2010/wordprocessingDrawing" xmlns:wp="http://schemas.openxmlformats.org/drawingml/2006/wordprocessingDrawing" xmlns:w10="urn:schemas-microsoft-com:office:word" xmlns:w="http://schemas.openxmlformats.org/wordprocessingml/2006/main" xmlns:w14="http://schemas.microsoft.com/office/word/2010/wordml" xmlns:w15="http://schemas.microsoft.com/office/word/2012/wordml" xmlns:w16se="http://schemas.microsoft.com/office/word/2015/wordml/symex" xmlns:wpg="http://schemas.microsoft.com/office/word/2010/wordprocessingGroup" xmlns:wpi="http://schemas.microsoft.com/office/word/2010/wordprocessingInk" xmlns:wne="http://schemas.microsoft.com/office/word/2006/wordml" xmlns:wps="http://schemas.microsoft.com/office/word/2010/wordprocessingShape" mc:Ignorable="w14 w15 w16se wp14">
+<w:ftr xmlns:wpc="http://schemas.microsoft.com/office/word/2010/wordprocessingCanvas" xmlns:cx="http://schemas.microsoft.com/office/drawing/2014/chartex" xmlns:cx1="http://schemas.microsoft.com/office/drawing/2015/9/8/chartex" xmlns:cx2="http://schemas.microsoft.com/office/drawing/2015/10/21/chartex" xmlns:cx3="http://schemas.microsoft.com/office/drawing/2016/5/9/chartex" xmlns:cx4="http://schemas.microsoft.com/office/drawing/2016/5/10/chartex" xmlns:cx5="http://schemas.microsoft.com/office/drawing/2016/5/11/chartex" xmlns:cx6="http://schemas.microsoft.com/office/drawing/2016/5/12/chartex" xmlns:cx7="http://schemas.microsoft.com/office/drawing/2016/5/13/chartex" xmlns:cx8="http://schemas.microsoft.com/office/drawing/2016/5/14/chartex" xmlns:mc="http://schemas.openxmlformats.org/markup-compatibility/2006" xmlns:aink="http://schemas.microsoft.com/office/drawing/2016/ink" xmlns:am3d="http://schemas.microsoft.com/office/drawing/2017/model3d" xmlns:o="urn:schemas-microsoft-com:office:office" xmlns:oel="http://schemas.microsoft.com/office/2019/extlst" xmlns:r="http://schemas.openxmlformats.org/officeDocument/2006/relationships" xmlns:m="http://schemas.openxmlformats.org/officeDocument/2006/math" xmlns:v="urn:schemas-microsoft-com:vml" xmlns:wp14="http://schemas.microsoft.com/office/word/2010/wordprocessingDrawing" xmlns:wp="http://schemas.openxmlformats.org/drawingml/2006/wordprocessingDrawing" xmlns:w10="urn:schemas-microsoft-com:office:word" xmlns:w="http://schemas.openxmlformats.org/wordprocessingml/2006/main" xmlns:w14="http://schemas.microsoft.com/office/word/2010/wordml" xmlns:w15="http://schemas.microsoft.com/office/word/2012/wordml" xmlns:w16cex="http://schemas.microsoft.com/office/word/2018/wordml/cex" xmlns:w16cid="http://schemas.microsoft.com/office/word/2016/wordml/cid" xmlns:w16="http://schemas.microsoft.com/office/word/2018/wordml" xmlns:w16du="http://schemas.microsoft.com/office/word/2023/wordml/word16du" xmlns:w16sdtdh="http://schemas.microsoft.com/office/word/2020/wordml/sdtdatahash" xmlns:w16sdtfl="http://schemas.microsoft.com/office/word/2024/wordml/sdtformatlock" xmlns:w16se="http://schemas.microsoft.com/office/word/2015/wordml/symex" xmlns:wpg="http://schemas.microsoft.com/office/word/2010/wordprocessingGroup" xmlns:wpi="http://schemas.microsoft.com/office/word/2010/wordprocessingInk" xmlns:wne="http://schemas.microsoft.com/office/word/2006/wordml" xmlns:wps="http://schemas.microsoft.com/office/word/2010/wordprocessingShape" mc:Ignorable="w14 w15 w16se w16cid w16 w16cex w16sdtdh w16sdtfl w16du wp14">
   <w:p>
     <w:pPr>
       <w:pStyle w:val="Corpodetexto"/>
@@ -18729,7 +13096,6 @@
       <w:rPr>
         <w:noProof/>
         <w:sz w:val="20"/>
-        <w:lang w:val="pt-BR" w:eastAsia="pt-BR"/>
       </w:rPr>
       <mc:AlternateContent>
         <mc:Choice Requires="wps">
@@ -18821,7 +13187,7 @@
             </wp:anchor>
           </w:drawing>
         </mc:Choice>
-        <mc:Fallback xmlns:w16sdtfl="http://schemas.microsoft.com/office/word/2024/wordml/sdtformatlock" xmlns:w16sdtdh="http://schemas.microsoft.com/office/word/2020/wordml/sdtdatahash" xmlns:w16du="http://schemas.microsoft.com/office/word/2023/wordml/word16du" xmlns:w16="http://schemas.microsoft.com/office/word/2018/wordml" xmlns:w16cid="http://schemas.microsoft.com/office/word/2016/wordml/cid" xmlns:w16cex="http://schemas.microsoft.com/office/word/2018/wordml/cex" xmlns:oel="http://schemas.microsoft.com/office/2019/extlst" xmlns:am3d="http://schemas.microsoft.com/office/drawing/2017/model3d" xmlns:aink="http://schemas.microsoft.com/office/drawing/2016/ink" xmlns:cx8="http://schemas.microsoft.com/office/drawing/2016/5/14/chartex" xmlns:cx7="http://schemas.microsoft.com/office/drawing/2016/5/13/chartex" xmlns:cx6="http://schemas.microsoft.com/office/drawing/2016/5/12/chartex" xmlns:cx5="http://schemas.microsoft.com/office/drawing/2016/5/11/chartex" xmlns:cx4="http://schemas.microsoft.com/office/drawing/2016/5/10/chartex" xmlns:cx3="http://schemas.microsoft.com/office/drawing/2016/5/9/chartex" xmlns:cx2="http://schemas.microsoft.com/office/drawing/2015/10/21/chartex">
+        <mc:Fallback>
           <w:pict>
             <v:shape w14:anchorId="5E5DE034" id="Graphic 2" o:spid="_x0000_s1026" style="position:absolute;margin-left:83.6pt;margin-top:777.5pt;width:456.6pt;height:4.45pt;z-index:-15899648;visibility:visible;mso-wrap-style:square;mso-wrap-distance-left:0;mso-wrap-distance-top:0;mso-wrap-distance-right:0;mso-wrap-distance-bottom:0;mso-position-horizontal:absolute;mso-position-horizontal-relative:page;mso-position-vertical:absolute;mso-position-vertical-relative:page;v-text-anchor:top" coordsize="5798820,56515" o:gfxdata="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" path="m5798820,47256l,47256r,9132l5798820,56388r,-9132xem5798820,l,,,38100r5798820,l5798820,xe" fillcolor="#612322" stroked="f">
               <v:path arrowok="t"/>
@@ -18835,7 +13201,6 @@
       <w:rPr>
         <w:noProof/>
         <w:sz w:val="20"/>
-        <w:lang w:val="pt-BR" w:eastAsia="pt-BR"/>
       </w:rPr>
       <mc:AlternateContent>
         <mc:Choice Requires="wps">
@@ -19027,8 +13392,7 @@
               <v:stroke joinstyle="miter"/>
               <v:path gradientshapeok="t" o:connecttype="rect"/>
             </v:shapetype>
-            <v:shape id="Textbox 3" o:spid="_x0000_s1026" type="#_x0000_t202" style="position:absolute;margin-left:84.1pt;margin-top:782pt;width:265.15pt;height:13.75pt;z-index:-15899136;visibility:visible;mso-wrap-style:square;mso-wrap-distance-left:0;mso-wrap-distance-top:0;mso-wrap-distance-right:0;mso-wrap-distance-bottom:0;mso-position-horizontal:absolute;mso-position-horizontal-relative:page;mso-position-vertical:absolute;mso-position-vertical-relative:page;v-text-anchor:top" o:gfxdata="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" filled="f" stroked="f">
-              <v:path arrowok="t"/>
+            <v:shape id="Textbox 3" o:spid="_x0000_s1026" type="#_x0000_t202" style="position:absolute;margin-left:84.1pt;margin-top:782pt;width:265.15pt;height:13.75pt;z-index:-15899136;visibility:visible;mso-wrap-style:square;mso-wrap-distance-left:0;mso-wrap-distance-top:0;mso-wrap-distance-right:0;mso-wrap-distance-bottom:0;mso-position-horizontal:absolute;mso-position-horizontal-relative:page;mso-position-vertical:absolute;mso-position-vertical-relative:page;v-text-anchor:top" o:gfxdata="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" filled="f" stroked="f">
               <v:textbox inset="0,0,0,0">
                 <w:txbxContent>
                   <w:p>
@@ -19181,7 +13545,6 @@
       <w:rPr>
         <w:noProof/>
         <w:sz w:val="20"/>
-        <w:lang w:val="pt-BR" w:eastAsia="pt-BR"/>
       </w:rPr>
       <mc:AlternateContent>
         <mc:Choice Requires="wps">
@@ -19269,7 +13632,6 @@
                           <w:r>
                             <w:rPr>
                               <w:rFonts w:ascii="Cambria" w:hAnsi="Cambria"/>
-                              <w:noProof/>
                               <w:spacing w:val="-5"/>
                               <w:sz w:val="20"/>
                             </w:rPr>
@@ -19297,8 +13659,7 @@
         </mc:Choice>
         <mc:Fallback>
           <w:pict>
-            <v:shape w14:anchorId="4D828D61" id="Textbox 4" o:spid="_x0000_s1027" type="#_x0000_t202" style="position:absolute;margin-left:467.35pt;margin-top:782pt;width:47pt;height:13.75pt;z-index:-15898624;visibility:visible;mso-wrap-style:square;mso-wrap-distance-left:0;mso-wrap-distance-top:0;mso-wrap-distance-right:0;mso-wrap-distance-bottom:0;mso-position-horizontal:absolute;mso-position-horizontal-relative:page;mso-position-vertical:absolute;mso-position-vertical-relative:page;v-text-anchor:top" o:gfxdata="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" filled="f" stroked="f">
-              <v:path arrowok="t"/>
+            <v:shape w14:anchorId="4D828D61" id="Textbox 4" o:spid="_x0000_s1027" type="#_x0000_t202" style="position:absolute;margin-left:467.35pt;margin-top:782pt;width:47pt;height:13.75pt;z-index:-15898624;visibility:visible;mso-wrap-style:square;mso-wrap-distance-left:0;mso-wrap-distance-top:0;mso-wrap-distance-right:0;mso-wrap-distance-bottom:0;mso-position-horizontal:absolute;mso-position-horizontal-relative:page;mso-position-vertical:absolute;mso-position-vertical-relative:page;v-text-anchor:top" o:gfxdata="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" filled="f" stroked="f">
               <v:textbox inset="0,0,0,0">
                 <w:txbxContent>
                   <w:p>
@@ -19352,7 +13713,6 @@
                     <w:r>
                       <w:rPr>
                         <w:rFonts w:ascii="Cambria" w:hAnsi="Cambria"/>
-                        <w:noProof/>
                         <w:spacing w:val="-5"/>
                         <w:sz w:val="20"/>
                       </w:rPr>
@@ -19380,7 +13740,7 @@
 </file>
 
 <file path=word/footnotes.xml><?xml version="1.0" encoding="utf-8"?>
-<w:footnotes xmlns:wpc="http://schemas.microsoft.com/office/word/2010/wordprocessingCanvas" xmlns:cx="http://schemas.microsoft.com/office/drawing/2014/chartex" xmlns:cx1="http://schemas.microsoft.com/office/drawing/2015/9/8/chartex" xmlns:mc="http://schemas.openxmlformats.org/markup-compatibility/2006" xmlns:o="urn:schemas-microsoft-com:office:office" xmlns:r="http://schemas.openxmlformats.org/officeDocument/2006/relationships" xmlns:m="http://schemas.openxmlformats.org/officeDocument/2006/math" xmlns:v="urn:schemas-microsoft-com:vml" xmlns:wp14="http://schemas.microsoft.com/office/word/2010/wordprocessingDrawing" xmlns:wp="http://schemas.openxmlformats.org/drawingml/2006/wordprocessingDrawing" xmlns:w10="urn:schemas-microsoft-com:office:word" xmlns:w="http://schemas.openxmlformats.org/wordprocessingml/2006/main" xmlns:w14="http://schemas.microsoft.com/office/word/2010/wordml" xmlns:w15="http://schemas.microsoft.com/office/word/2012/wordml" xmlns:w16se="http://schemas.microsoft.com/office/word/2015/wordml/symex" xmlns:wpg="http://schemas.microsoft.com/office/word/2010/wordprocessingGroup" xmlns:wpi="http://schemas.microsoft.com/office/word/2010/wordprocessingInk" xmlns:wne="http://schemas.microsoft.com/office/word/2006/wordml" xmlns:wps="http://schemas.microsoft.com/office/word/2010/wordprocessingShape" mc:Ignorable="w14 w15 w16se wp14">
+<w:footnotes xmlns:wpc="http://schemas.microsoft.com/office/word/2010/wordprocessingCanvas" xmlns:cx="http://schemas.microsoft.com/office/drawing/2014/chartex" xmlns:cx1="http://schemas.microsoft.com/office/drawing/2015/9/8/chartex" xmlns:cx2="http://schemas.microsoft.com/office/drawing/2015/10/21/chartex" xmlns:cx3="http://schemas.microsoft.com/office/drawing/2016/5/9/chartex" xmlns:cx4="http://schemas.microsoft.com/office/drawing/2016/5/10/chartex" xmlns:cx5="http://schemas.microsoft.com/office/drawing/2016/5/11/chartex" xmlns:cx6="http://schemas.microsoft.com/office/drawing/2016/5/12/chartex" xmlns:cx7="http://schemas.microsoft.com/office/drawing/2016/5/13/chartex" xmlns:cx8="http://schemas.microsoft.com/office/drawing/2016/5/14/chartex" xmlns:mc="http://schemas.openxmlformats.org/markup-compatibility/2006" xmlns:aink="http://schemas.microsoft.com/office/drawing/2016/ink" xmlns:am3d="http://schemas.microsoft.com/office/drawing/2017/model3d" xmlns:o="urn:schemas-microsoft-com:office:office" xmlns:oel="http://schemas.microsoft.com/office/2019/extlst" xmlns:r="http://schemas.openxmlformats.org/officeDocument/2006/relationships" xmlns:m="http://schemas.openxmlformats.org/officeDocument/2006/math" xmlns:v="urn:schemas-microsoft-com:vml" xmlns:wp14="http://schemas.microsoft.com/office/word/2010/wordprocessingDrawing" xmlns:wp="http://schemas.openxmlformats.org/drawingml/2006/wordprocessingDrawing" xmlns:w10="urn:schemas-microsoft-com:office:word" xmlns:w="http://schemas.openxmlformats.org/wordprocessingml/2006/main" xmlns:w14="http://schemas.microsoft.com/office/word/2010/wordml" xmlns:w15="http://schemas.microsoft.com/office/word/2012/wordml" xmlns:w16cex="http://schemas.microsoft.com/office/word/2018/wordml/cex" xmlns:w16cid="http://schemas.microsoft.com/office/word/2016/wordml/cid" xmlns:w16="http://schemas.microsoft.com/office/word/2018/wordml" xmlns:w16du="http://schemas.microsoft.com/office/word/2023/wordml/word16du" xmlns:w16sdtdh="http://schemas.microsoft.com/office/word/2020/wordml/sdtdatahash" xmlns:w16sdtfl="http://schemas.microsoft.com/office/word/2024/wordml/sdtformatlock" xmlns:w16se="http://schemas.microsoft.com/office/word/2015/wordml/symex" xmlns:wpg="http://schemas.microsoft.com/office/word/2010/wordprocessingGroup" xmlns:wpi="http://schemas.microsoft.com/office/word/2010/wordprocessingInk" xmlns:wne="http://schemas.microsoft.com/office/word/2006/wordml" xmlns:wps="http://schemas.microsoft.com/office/word/2010/wordprocessingShape" mc:Ignorable="w14 w15 w16se w16cid w16 w16cex w16sdtdh w16sdtfl w16du wp14">
   <w:footnote w:type="separator" w:id="-1">
     <w:p>
       <w:r>
@@ -19399,7 +13759,7 @@
 </file>
 
 <file path=word/header1.xml><?xml version="1.0" encoding="utf-8"?>
-<w:hdr xmlns:wpc="http://schemas.microsoft.com/office/word/2010/wordprocessingCanvas" xmlns:cx="http://schemas.microsoft.com/office/drawing/2014/chartex" xmlns:cx1="http://schemas.microsoft.com/office/drawing/2015/9/8/chartex" xmlns:mc="http://schemas.openxmlformats.org/markup-compatibility/2006" xmlns:o="urn:schemas-microsoft-com:office:office" xmlns:r="http://schemas.openxmlformats.org/officeDocument/2006/relationships" xmlns:m="http://schemas.openxmlformats.org/officeDocument/2006/math" xmlns:v="urn:schemas-microsoft-com:vml" xmlns:wp14="http://schemas.microsoft.com/office/word/2010/wordprocessingDrawing" xmlns:wp="http://schemas.openxmlformats.org/drawingml/2006/wordprocessingDrawing" xmlns:w10="urn:schemas-microsoft-com:office:word" xmlns:w="http://schemas.openxmlformats.org/wordprocessingml/2006/main" xmlns:w14="http://schemas.microsoft.com/office/word/2010/wordml" xmlns:w15="http://schemas.microsoft.com/office/word/2012/wordml" xmlns:w16se="http://schemas.microsoft.com/office/word/2015/wordml/symex" xmlns:wpg="http://schemas.microsoft.com/office/word/2010/wordprocessingGroup" xmlns:wpi="http://schemas.microsoft.com/office/word/2010/wordprocessingInk" xmlns:wne="http://schemas.microsoft.com/office/word/2006/wordml" xmlns:wps="http://schemas.microsoft.com/office/word/2010/wordprocessingShape" mc:Ignorable="w14 w15 w16se wp14">
+<w:hdr xmlns:wpc="http://schemas.microsoft.com/office/word/2010/wordprocessingCanvas" xmlns:cx="http://schemas.microsoft.com/office/drawing/2014/chartex" xmlns:cx1="http://schemas.microsoft.com/office/drawing/2015/9/8/chartex" xmlns:cx2="http://schemas.microsoft.com/office/drawing/2015/10/21/chartex" xmlns:cx3="http://schemas.microsoft.com/office/drawing/2016/5/9/chartex" xmlns:cx4="http://schemas.microsoft.com/office/drawing/2016/5/10/chartex" xmlns:cx5="http://schemas.microsoft.com/office/drawing/2016/5/11/chartex" xmlns:cx6="http://schemas.microsoft.com/office/drawing/2016/5/12/chartex" xmlns:cx7="http://schemas.microsoft.com/office/drawing/2016/5/13/chartex" xmlns:cx8="http://schemas.microsoft.com/office/drawing/2016/5/14/chartex" xmlns:mc="http://schemas.openxmlformats.org/markup-compatibility/2006" xmlns:aink="http://schemas.microsoft.com/office/drawing/2016/ink" xmlns:am3d="http://schemas.microsoft.com/office/drawing/2017/model3d" xmlns:o="urn:schemas-microsoft-com:office:office" xmlns:oel="http://schemas.microsoft.com/office/2019/extlst" xmlns:r="http://schemas.openxmlformats.org/officeDocument/2006/relationships" xmlns:m="http://schemas.openxmlformats.org/officeDocument/2006/math" xmlns:v="urn:schemas-microsoft-com:vml" xmlns:wp14="http://schemas.microsoft.com/office/word/2010/wordprocessingDrawing" xmlns:wp="http://schemas.openxmlformats.org/drawingml/2006/wordprocessingDrawing" xmlns:w10="urn:schemas-microsoft-com:office:word" xmlns:w="http://schemas.openxmlformats.org/wordprocessingml/2006/main" xmlns:w14="http://schemas.microsoft.com/office/word/2010/wordml" xmlns:w15="http://schemas.microsoft.com/office/word/2012/wordml" xmlns:w16cex="http://schemas.microsoft.com/office/word/2018/wordml/cex" xmlns:w16cid="http://schemas.microsoft.com/office/word/2016/wordml/cid" xmlns:w16="http://schemas.microsoft.com/office/word/2018/wordml" xmlns:w16du="http://schemas.microsoft.com/office/word/2023/wordml/word16du" xmlns:w16sdtdh="http://schemas.microsoft.com/office/word/2020/wordml/sdtdatahash" xmlns:w16sdtfl="http://schemas.microsoft.com/office/word/2024/wordml/sdtformatlock" xmlns:w16se="http://schemas.microsoft.com/office/word/2015/wordml/symex" xmlns:wpg="http://schemas.microsoft.com/office/word/2010/wordprocessingGroup" xmlns:wpi="http://schemas.microsoft.com/office/word/2010/wordprocessingInk" xmlns:wne="http://schemas.microsoft.com/office/word/2006/wordml" xmlns:wps="http://schemas.microsoft.com/office/word/2010/wordprocessingShape" mc:Ignorable="w14 w15 w16se w16cid w16 w16cex w16sdtdh w16sdtfl w16du wp14">
   <w:p>
     <w:pPr>
       <w:pStyle w:val="Corpodetexto"/>
@@ -19412,7 +13772,6 @@
       <w:rPr>
         <w:noProof/>
         <w:sz w:val="20"/>
-        <w:lang w:val="pt-BR" w:eastAsia="pt-BR"/>
       </w:rPr>
       <w:drawing>
         <wp:anchor distT="0" distB="0" distL="0" distR="0" simplePos="0" relativeHeight="487416320" behindDoc="1" locked="0" layoutInCell="1" allowOverlap="1" wp14:anchorId="698E2650" wp14:editId="0D60C486">
@@ -19463,7 +13822,7 @@
 </file>
 
 <file path=word/numbering.xml><?xml version="1.0" encoding="utf-8"?>
-<w:numbering xmlns:wpc="http://schemas.microsoft.com/office/word/2010/wordprocessingCanvas" xmlns:cx="http://schemas.microsoft.com/office/drawing/2014/chartex" xmlns:cx1="http://schemas.microsoft.com/office/drawing/2015/9/8/chartex" xmlns:mc="http://schemas.openxmlformats.org/markup-compatibility/2006" xmlns:o="urn:schemas-microsoft-com:office:office" xmlns:r="http://schemas.openxmlformats.org/officeDocument/2006/relationships" xmlns:m="http://schemas.openxmlformats.org/officeDocument/2006/math" xmlns:v="urn:schemas-microsoft-com:vml" xmlns:wp14="http://schemas.microsoft.com/office/word/2010/wordprocessingDrawing" xmlns:wp="http://schemas.openxmlformats.org/drawingml/2006/wordprocessingDrawing" xmlns:w10="urn:schemas-microsoft-com:office:word" xmlns:w="http://schemas.openxmlformats.org/wordprocessingml/2006/main" xmlns:w14="http://schemas.microsoft.com/office/word/2010/wordml" xmlns:w15="http://schemas.microsoft.com/office/word/2012/wordml" xmlns:w16se="http://schemas.microsoft.com/office/word/2015/wordml/symex" xmlns:wpg="http://schemas.microsoft.com/office/word/2010/wordprocessingGroup" xmlns:wpi="http://schemas.microsoft.com/office/word/2010/wordprocessingInk" xmlns:wne="http://schemas.microsoft.com/office/word/2006/wordml" xmlns:wps="http://schemas.microsoft.com/office/word/2010/wordprocessingShape" mc:Ignorable="w14 w15 w16se wp14">
+<w:numbering xmlns:wpc="http://schemas.microsoft.com/office/word/2010/wordprocessingCanvas" xmlns:cx="http://schemas.microsoft.com/office/drawing/2014/chartex" xmlns:cx1="http://schemas.microsoft.com/office/drawing/2015/9/8/chartex" xmlns:cx2="http://schemas.microsoft.com/office/drawing/2015/10/21/chartex" xmlns:cx3="http://schemas.microsoft.com/office/drawing/2016/5/9/chartex" xmlns:cx4="http://schemas.microsoft.com/office/drawing/2016/5/10/chartex" xmlns:cx5="http://schemas.microsoft.com/office/drawing/2016/5/11/chartex" xmlns:cx6="http://schemas.microsoft.com/office/drawing/2016/5/12/chartex" xmlns:cx7="http://schemas.microsoft.com/office/drawing/2016/5/13/chartex" xmlns:cx8="http://schemas.microsoft.com/office/drawing/2016/5/14/chartex" xmlns:mc="http://schemas.openxmlformats.org/markup-compatibility/2006" xmlns:aink="http://schemas.microsoft.com/office/drawing/2016/ink" xmlns:am3d="http://schemas.microsoft.com/office/drawing/2017/model3d" xmlns:o="urn:schemas-microsoft-com:office:office" xmlns:oel="http://schemas.microsoft.com/office/2019/extlst" xmlns:r="http://schemas.openxmlformats.org/officeDocument/2006/relationships" xmlns:m="http://schemas.openxmlformats.org/officeDocument/2006/math" xmlns:v="urn:schemas-microsoft-com:vml" xmlns:wp14="http://schemas.microsoft.com/office/word/2010/wordprocessingDrawing" xmlns:wp="http://schemas.openxmlformats.org/drawingml/2006/wordprocessingDrawing" xmlns:w10="urn:schemas-microsoft-com:office:word" xmlns:w="http://schemas.openxmlformats.org/wordprocessingml/2006/main" xmlns:w14="http://schemas.microsoft.com/office/word/2010/wordml" xmlns:w15="http://schemas.microsoft.com/office/word/2012/wordml" xmlns:w16cex="http://schemas.microsoft.com/office/word/2018/wordml/cex" xmlns:w16cid="http://schemas.microsoft.com/office/word/2016/wordml/cid" xmlns:w16="http://schemas.microsoft.com/office/word/2018/wordml" xmlns:w16du="http://schemas.microsoft.com/office/word/2023/wordml/word16du" xmlns:w16sdtdh="http://schemas.microsoft.com/office/word/2020/wordml/sdtdatahash" xmlns:w16sdtfl="http://schemas.microsoft.com/office/word/2024/wordml/sdtformatlock" xmlns:w16se="http://schemas.microsoft.com/office/word/2015/wordml/symex" xmlns:wpg="http://schemas.microsoft.com/office/word/2010/wordprocessingGroup" xmlns:wpi="http://schemas.microsoft.com/office/word/2010/wordprocessingInk" xmlns:wne="http://schemas.microsoft.com/office/word/2006/wordml" xmlns:wps="http://schemas.microsoft.com/office/word/2010/wordprocessingShape" mc:Ignorable="w14 w15 w16se w16cid w16 w16cex w16sdtdh w16sdtfl w16du wp14">
   <w:abstractNum w:abstractNumId="0" w15:restartNumberingAfterBreak="0">
     <w:nsid w:val="0480428D"/>
     <w:multiLevelType w:val="hybridMultilevel"/>
@@ -20328,32 +14687,32 @@
       </w:rPr>
     </w:lvl>
   </w:abstractNum>
-  <w:num w:numId="1">
+  <w:num w:numId="1" w16cid:durableId="1845439597">
     <w:abstractNumId w:val="5"/>
   </w:num>
-  <w:num w:numId="2">
+  <w:num w:numId="2" w16cid:durableId="1351026295">
     <w:abstractNumId w:val="4"/>
   </w:num>
-  <w:num w:numId="3">
+  <w:num w:numId="3" w16cid:durableId="1288851668">
     <w:abstractNumId w:val="1"/>
   </w:num>
-  <w:num w:numId="4">
+  <w:num w:numId="4" w16cid:durableId="2121101719">
     <w:abstractNumId w:val="2"/>
   </w:num>
-  <w:num w:numId="5">
+  <w:num w:numId="5" w16cid:durableId="751894614">
     <w:abstractNumId w:val="0"/>
   </w:num>
-  <w:num w:numId="6">
+  <w:num w:numId="6" w16cid:durableId="2107844172">
     <w:abstractNumId w:val="3"/>
   </w:num>
-  <w:num w:numId="7">
+  <w:num w:numId="7" w16cid:durableId="971714551">
     <w:abstractNumId w:val="6"/>
   </w:num>
 </w:numbering>
 </file>
 
 <file path=word/styles.xml><?xml version="1.0" encoding="utf-8"?>
-<w:styles xmlns:mc="http://schemas.openxmlformats.org/markup-compatibility/2006" xmlns:r="http://schemas.openxmlformats.org/officeDocument/2006/relationships" xmlns:w="http://schemas.openxmlformats.org/wordprocessingml/2006/main" xmlns:w14="http://schemas.microsoft.com/office/word/2010/wordml" xmlns:w15="http://schemas.microsoft.com/office/word/2012/wordml" xmlns:w16se="http://schemas.microsoft.com/office/word/2015/wordml/symex" mc:Ignorable="w14 w15 w16se">
+<w:styles xmlns:mc="http://schemas.openxmlformats.org/markup-compatibility/2006" xmlns:r="http://schemas.openxmlformats.org/officeDocument/2006/relationships" xmlns:w="http://schemas.openxmlformats.org/wordprocessingml/2006/main" xmlns:w14="http://schemas.microsoft.com/office/word/2010/wordml" xmlns:w15="http://schemas.microsoft.com/office/word/2012/wordml" xmlns:w16cex="http://schemas.microsoft.com/office/word/2018/wordml/cex" xmlns:w16cid="http://schemas.microsoft.com/office/word/2016/wordml/cid" xmlns:w16="http://schemas.microsoft.com/office/word/2018/wordml" xmlns:w16du="http://schemas.microsoft.com/office/word/2023/wordml/word16du" xmlns:w16sdtdh="http://schemas.microsoft.com/office/word/2020/wordml/sdtdatahash" xmlns:w16sdtfl="http://schemas.microsoft.com/office/word/2024/wordml/sdtformatlock" xmlns:w16se="http://schemas.microsoft.com/office/word/2015/wordml/symex" mc:Ignorable="w14 w15 w16se w16cid w16 w16cex w16sdtdh w16sdtfl w16du">
   <w:docDefaults>
     <w:rPrDefault>
       <w:rPr>
@@ -20371,7 +14730,7 @@
       </w:pPr>
     </w:pPrDefault>
   </w:docDefaults>
-  <w:latentStyles w:defLockedState="0" w:defUIPriority="99" w:defSemiHidden="0" w:defUnhideWhenUsed="0" w:defQFormat="0" w:count="371">
+  <w:latentStyles w:defLockedState="0" w:defUIPriority="99" w:defSemiHidden="0" w:defUnhideWhenUsed="0" w:defQFormat="0" w:count="376">
     <w:lsdException w:name="Normal" w:uiPriority="0" w:qFormat="1"/>
     <w:lsdException w:name="heading 1" w:uiPriority="9" w:qFormat="1"/>
     <w:lsdException w:name="heading 2" w:semiHidden="1" w:uiPriority="9" w:unhideWhenUsed="1" w:qFormat="1"/>
@@ -20743,6 +15102,11 @@
     <w:lsdException w:name="List Table 5 Dark Accent 6" w:uiPriority="50"/>
     <w:lsdException w:name="List Table 6 Colorful Accent 6" w:uiPriority="51"/>
     <w:lsdException w:name="List Table 7 Colorful Accent 6" w:uiPriority="52"/>
+    <w:lsdException w:name="Mention" w:semiHidden="1" w:unhideWhenUsed="1"/>
+    <w:lsdException w:name="Smart Hyperlink" w:semiHidden="1" w:unhideWhenUsed="1"/>
+    <w:lsdException w:name="Hashtag" w:semiHidden="1" w:unhideWhenUsed="1"/>
+    <w:lsdException w:name="Unresolved Mention" w:semiHidden="1" w:unhideWhenUsed="1"/>
+    <w:lsdException w:name="Smart Link" w:semiHidden="1" w:unhideWhenUsed="1"/>
   </w:latentStyles>
   <w:style w:type="paragraph" w:default="1" w:styleId="Normal">
     <w:name w:val="Normal"/>
@@ -20831,6 +15195,7 @@
   <w:style w:type="paragraph" w:styleId="Corpodetexto">
     <w:name w:val="Body Text"/>
     <w:basedOn w:val="Normal"/>
+    <w:link w:val="CorpodetextoChar"/>
     <w:uiPriority w:val="1"/>
     <w:qFormat/>
     <w:rPr>
@@ -20852,6 +15217,19 @@
     <w:basedOn w:val="Normal"/>
     <w:uiPriority w:val="1"/>
     <w:qFormat/>
+  </w:style>
+  <w:style w:type="character" w:customStyle="1" w:styleId="CorpodetextoChar">
+    <w:name w:val="Corpo de texto Char"/>
+    <w:basedOn w:val="Fontepargpadro"/>
+    <w:link w:val="Corpodetexto"/>
+    <w:uiPriority w:val="1"/>
+    <w:rsid w:val="00527EC8"/>
+    <w:rPr>
+      <w:rFonts w:ascii="Times New Roman" w:eastAsia="Times New Roman" w:hAnsi="Times New Roman" w:cs="Times New Roman"/>
+      <w:sz w:val="24"/>
+      <w:szCs w:val="24"/>
+      <w:lang w:val="pt-PT"/>
+    </w:rPr>
   </w:style>
 </w:styles>
 </file>
